--- a/交付物-doc-pdf-ppt/AI内容课_VerA_教学版_工作手册.docx
+++ b/交付物-doc-pdf-ppt/AI内容课_VerA_教学版_工作手册.docx
@@ -1059,7 +1059,7 @@
             <w:pPr>
               <w:spacing w:after="40"/>
             </w:pPr>
-            <w:hyperlink w:history="1" r:id="rId5jf4wyejujwnzat27jihq">
+            <w:hyperlink w:history="1" r:id="rIdy9awtgaacftovijrkc0vc">
               <w:r>
                 <w:rPr>
                   <w:rFonts w:ascii="Courier New" w:eastAsia="PingFang SC" w:hAnsi="Courier New"/>
@@ -1090,7 +1090,7 @@
             <w:pPr>
               <w:spacing w:after="0"/>
             </w:pPr>
-            <w:hyperlink w:history="1" r:id="rIdwokb1yyx_e4m8zebaxitk">
+            <w:hyperlink w:history="1" r:id="rIdekvkbsug_kigcwwrkhoxj">
               <w:r>
                 <w:rPr>
                   <w:rFonts w:ascii="Courier New" w:eastAsia="PingFang SC" w:hAnsi="Courier New"/>
@@ -1312,7 +1312,7 @@
             <w:pPr>
               <w:spacing w:after="0" w:line="252"/>
             </w:pPr>
-            <w:hyperlink w:history="1" r:id="rId3one5qgbqnyj-lwxcgi9u">
+            <w:hyperlink w:history="1" r:id="rIdg-vaeu2vafeixzc7jj_h5">
               <w:r>
                 <w:rPr>
                   <w:rFonts w:ascii="Arial" w:eastAsia="PingFang SC" w:hAnsi="Arial"/>
@@ -1414,7 +1414,7 @@
             <w:pPr>
               <w:spacing w:after="0" w:line="252"/>
             </w:pPr>
-            <w:hyperlink w:history="1" r:id="rIduos16wlqkpfq8aumya20n">
+            <w:hyperlink w:history="1" r:id="rIdysukyymkv56qykwmjuytd">
               <w:r>
                 <w:rPr>
                   <w:rFonts w:ascii="Arial" w:eastAsia="PingFang SC" w:hAnsi="Arial"/>
@@ -1516,7 +1516,7 @@
             <w:pPr>
               <w:spacing w:after="0" w:line="252"/>
             </w:pPr>
-            <w:hyperlink w:history="1" r:id="rIdr5o3kbobxzceiaecm2okm">
+            <w:hyperlink w:history="1" r:id="rIdozns88mpqr-jy9eqqtpvg">
               <w:r>
                 <w:rPr>
                   <w:rFonts w:ascii="Arial" w:eastAsia="PingFang SC" w:hAnsi="Arial"/>
@@ -1618,7 +1618,7 @@
             <w:pPr>
               <w:spacing w:after="0" w:line="252"/>
             </w:pPr>
-            <w:hyperlink w:history="1" r:id="rId9pdvngufqfblnaro-sgwc">
+            <w:hyperlink w:history="1" r:id="rIdayfxyvnjkk2gcyhua4bt_">
               <w:r>
                 <w:rPr>
                   <w:rFonts w:ascii="Arial" w:eastAsia="PingFang SC" w:hAnsi="Arial"/>
@@ -1720,7 +1720,7 @@
             <w:pPr>
               <w:spacing w:after="0" w:line="252"/>
             </w:pPr>
-            <w:hyperlink w:history="1" r:id="rIdmrc_ttvbppt8u9-snplud">
+            <w:hyperlink w:history="1" r:id="rIdoz5bsqa8dd9ipuwvfhibd">
               <w:r>
                 <w:rPr>
                   <w:rFonts w:ascii="Arial" w:eastAsia="PingFang SC" w:hAnsi="Arial"/>
@@ -1822,7 +1822,7 @@
             <w:pPr>
               <w:spacing w:after="0" w:line="252"/>
             </w:pPr>
-            <w:hyperlink w:history="1" r:id="rIdx5xvbjimlzeihlnigntag">
+            <w:hyperlink w:history="1" r:id="rIdbvblkipjat9bknl1bvjrw">
               <w:r>
                 <w:rPr>
                   <w:rFonts w:ascii="Arial" w:eastAsia="PingFang SC" w:hAnsi="Arial"/>
@@ -1924,7 +1924,7 @@
             <w:pPr>
               <w:spacing w:after="0" w:line="252"/>
             </w:pPr>
-            <w:hyperlink w:history="1" r:id="rIduzvstuvaclwtojintgzul">
+            <w:hyperlink w:history="1" r:id="rId3pxkswvu88a-uwcmb-ty5">
               <w:r>
                 <w:rPr>
                   <w:rFonts w:ascii="Arial" w:eastAsia="PingFang SC" w:hAnsi="Arial"/>
@@ -2026,7 +2026,7 @@
             <w:pPr>
               <w:spacing w:after="0" w:line="252"/>
             </w:pPr>
-            <w:hyperlink w:history="1" r:id="rIdf3ukpne2qlxkzk5w89kx5">
+            <w:hyperlink w:history="1" r:id="rIdmjy9xhqnt4s8oo94dqsul">
               <w:r>
                 <w:rPr>
                   <w:rFonts w:ascii="Arial" w:eastAsia="PingFang SC" w:hAnsi="Arial"/>
@@ -2128,7 +2128,7 @@
             <w:pPr>
               <w:spacing w:after="0" w:line="252"/>
             </w:pPr>
-            <w:hyperlink w:history="1" r:id="rIditcbkctzwtldlyw1-d8vs">
+            <w:hyperlink w:history="1" r:id="rIdkqee1dd4dsjeenyd-fvaa">
               <w:r>
                 <w:rPr>
                   <w:rFonts w:ascii="Arial" w:eastAsia="PingFang SC" w:hAnsi="Arial"/>
@@ -2230,7 +2230,7 @@
             <w:pPr>
               <w:spacing w:after="0" w:line="252"/>
             </w:pPr>
-            <w:hyperlink w:history="1" r:id="rIdfqnlv8iixde1lf8sfupsh">
+            <w:hyperlink w:history="1" r:id="rIdsb5ga4bl_qyow31-y2ohj">
               <w:r>
                 <w:rPr>
                   <w:rFonts w:ascii="Arial" w:eastAsia="PingFang SC" w:hAnsi="Arial"/>
@@ -2378,7 +2378,7 @@
             <w:pPr>
               <w:spacing w:after="0" w:line="252"/>
             </w:pPr>
-            <w:hyperlink w:history="1" r:id="rIdtbzrmoft0f72yol_33pue">
+            <w:hyperlink w:history="1" r:id="rId89wzad2kfi27goshqpqol">
               <w:r>
                 <w:rPr>
                   <w:rFonts w:ascii="Arial" w:eastAsia="PingFang SC" w:hAnsi="Arial"/>
@@ -2480,7 +2480,7 @@
             <w:pPr>
               <w:spacing w:after="0" w:line="252"/>
             </w:pPr>
-            <w:hyperlink w:history="1" r:id="rId0-cx6_amo36po3dg1nx4y">
+            <w:hyperlink w:history="1" r:id="rIdwp3pwuc1fgmtfjz0dllrz">
               <w:r>
                 <w:rPr>
                   <w:rFonts w:ascii="Arial" w:eastAsia="PingFang SC" w:hAnsi="Arial"/>
@@ -2582,7 +2582,7 @@
             <w:pPr>
               <w:spacing w:after="0" w:line="252"/>
             </w:pPr>
-            <w:hyperlink w:history="1" r:id="rIdtkd-c2g50kdcakbebjads">
+            <w:hyperlink w:history="1" r:id="rIdr20wxnblw7yhlsfkyooel">
               <w:r>
                 <w:rPr>
                   <w:rFonts w:ascii="Arial" w:eastAsia="PingFang SC" w:hAnsi="Arial"/>
@@ -2684,7 +2684,7 @@
             <w:pPr>
               <w:spacing w:after="0" w:line="252"/>
             </w:pPr>
-            <w:hyperlink w:history="1" r:id="rIdsmyxxooibhufrd9nazurr">
+            <w:hyperlink w:history="1" r:id="rId77h7mo-la3ldjwdfbwntt">
               <w:r>
                 <w:rPr>
                   <w:rFonts w:ascii="Arial" w:eastAsia="PingFang SC" w:hAnsi="Arial"/>
@@ -2786,7 +2786,7 @@
             <w:pPr>
               <w:spacing w:after="0" w:line="252"/>
             </w:pPr>
-            <w:hyperlink w:history="1" r:id="rIdl0awas2zud_zdpgjpole0">
+            <w:hyperlink w:history="1" r:id="rIdvxjr1-5j_wl7xzws9i8dc">
               <w:r>
                 <w:rPr>
                   <w:rFonts w:ascii="Arial" w:eastAsia="PingFang SC" w:hAnsi="Arial"/>
@@ -2888,7 +2888,7 @@
             <w:pPr>
               <w:spacing w:after="0" w:line="252"/>
             </w:pPr>
-            <w:hyperlink w:history="1" r:id="rId86jmkt8fxlglsvwod47hh">
+            <w:hyperlink w:history="1" r:id="rIdtmbwcpdlmeli05wkuchnx">
               <w:r>
                 <w:rPr>
                   <w:rFonts w:ascii="Arial" w:eastAsia="PingFang SC" w:hAnsi="Arial"/>
@@ -6778,7 +6778,7 @@
           <w:sz w:val="21"/>
           <w:szCs w:val="21"/>
         </w:rPr>
-        <w:t xml:space="preserve">看它锁脸出的数字人口播</w:t>
+        <w:t xml:space="preserve">看它锁脸出的数字人口播——照片级真人，不要卡通 / 3D avatar</w:t>
       </w:r>
     </w:p>
     <w:p>

--- a/交付物-doc-pdf-ppt/AI内容课_VerA_教学版_工作手册.docx
+++ b/交付物-doc-pdf-ppt/AI内容课_VerA_教学版_工作手册.docx
@@ -1059,7 +1059,7 @@
             <w:pPr>
               <w:spacing w:after="40"/>
             </w:pPr>
-            <w:hyperlink w:history="1" r:id="rIdy9awtgaacftovijrkc0vc">
+            <w:hyperlink w:history="1" r:id="rIdrtlm5nihbli5m9vavi1ko">
               <w:r>
                 <w:rPr>
                   <w:rFonts w:ascii="Courier New" w:eastAsia="PingFang SC" w:hAnsi="Courier New"/>
@@ -1090,7 +1090,7 @@
             <w:pPr>
               <w:spacing w:after="0"/>
             </w:pPr>
-            <w:hyperlink w:history="1" r:id="rIdekvkbsug_kigcwwrkhoxj">
+            <w:hyperlink w:history="1" r:id="rIdlj63yot1ze52_ci0krpi3">
               <w:r>
                 <w:rPr>
                   <w:rFonts w:ascii="Courier New" w:eastAsia="PingFang SC" w:hAnsi="Courier New"/>
@@ -1312,7 +1312,7 @@
             <w:pPr>
               <w:spacing w:after="0" w:line="252"/>
             </w:pPr>
-            <w:hyperlink w:history="1" r:id="rIdg-vaeu2vafeixzc7jj_h5">
+            <w:hyperlink w:history="1" r:id="rId_akjupugv6iibusucatix">
               <w:r>
                 <w:rPr>
                   <w:rFonts w:ascii="Arial" w:eastAsia="PingFang SC" w:hAnsi="Arial"/>
@@ -1414,7 +1414,7 @@
             <w:pPr>
               <w:spacing w:after="0" w:line="252"/>
             </w:pPr>
-            <w:hyperlink w:history="1" r:id="rIdysukyymkv56qykwmjuytd">
+            <w:hyperlink w:history="1" r:id="rId4_vcxsiyjwkyijnxb61af">
               <w:r>
                 <w:rPr>
                   <w:rFonts w:ascii="Arial" w:eastAsia="PingFang SC" w:hAnsi="Arial"/>
@@ -1516,7 +1516,7 @@
             <w:pPr>
               <w:spacing w:after="0" w:line="252"/>
             </w:pPr>
-            <w:hyperlink w:history="1" r:id="rIdozns88mpqr-jy9eqqtpvg">
+            <w:hyperlink w:history="1" r:id="rIdbge9xardnjntjbmnjhvnr">
               <w:r>
                 <w:rPr>
                   <w:rFonts w:ascii="Arial" w:eastAsia="PingFang SC" w:hAnsi="Arial"/>
@@ -1618,7 +1618,7 @@
             <w:pPr>
               <w:spacing w:after="0" w:line="252"/>
             </w:pPr>
-            <w:hyperlink w:history="1" r:id="rIdayfxyvnjkk2gcyhua4bt_">
+            <w:hyperlink w:history="1" r:id="rIdgsrdfu0o7lfxubgraq7pj">
               <w:r>
                 <w:rPr>
                   <w:rFonts w:ascii="Arial" w:eastAsia="PingFang SC" w:hAnsi="Arial"/>
@@ -1720,7 +1720,7 @@
             <w:pPr>
               <w:spacing w:after="0" w:line="252"/>
             </w:pPr>
-            <w:hyperlink w:history="1" r:id="rIdoz5bsqa8dd9ipuwvfhibd">
+            <w:hyperlink w:history="1" r:id="rIdy9e7fje02wec-7cwdfhcr">
               <w:r>
                 <w:rPr>
                   <w:rFonts w:ascii="Arial" w:eastAsia="PingFang SC" w:hAnsi="Arial"/>
@@ -1822,7 +1822,7 @@
             <w:pPr>
               <w:spacing w:after="0" w:line="252"/>
             </w:pPr>
-            <w:hyperlink w:history="1" r:id="rIdbvblkipjat9bknl1bvjrw">
+            <w:hyperlink w:history="1" r:id="rIdmcwdjvpeyxyt_ff6_wcda">
               <w:r>
                 <w:rPr>
                   <w:rFonts w:ascii="Arial" w:eastAsia="PingFang SC" w:hAnsi="Arial"/>
@@ -1924,7 +1924,7 @@
             <w:pPr>
               <w:spacing w:after="0" w:line="252"/>
             </w:pPr>
-            <w:hyperlink w:history="1" r:id="rId3pxkswvu88a-uwcmb-ty5">
+            <w:hyperlink w:history="1" r:id="rIdv3zbb2l83hkconzmj-q_v">
               <w:r>
                 <w:rPr>
                   <w:rFonts w:ascii="Arial" w:eastAsia="PingFang SC" w:hAnsi="Arial"/>
@@ -2026,7 +2026,7 @@
             <w:pPr>
               <w:spacing w:after="0" w:line="252"/>
             </w:pPr>
-            <w:hyperlink w:history="1" r:id="rIdmjy9xhqnt4s8oo94dqsul">
+            <w:hyperlink w:history="1" r:id="rIdw4dh6tlmkfscighftkyat">
               <w:r>
                 <w:rPr>
                   <w:rFonts w:ascii="Arial" w:eastAsia="PingFang SC" w:hAnsi="Arial"/>
@@ -2128,7 +2128,7 @@
             <w:pPr>
               <w:spacing w:after="0" w:line="252"/>
             </w:pPr>
-            <w:hyperlink w:history="1" r:id="rIdkqee1dd4dsjeenyd-fvaa">
+            <w:hyperlink w:history="1" r:id="rId-m5juksknpcb7gituq9pw">
               <w:r>
                 <w:rPr>
                   <w:rFonts w:ascii="Arial" w:eastAsia="PingFang SC" w:hAnsi="Arial"/>
@@ -2230,7 +2230,7 @@
             <w:pPr>
               <w:spacing w:after="0" w:line="252"/>
             </w:pPr>
-            <w:hyperlink w:history="1" r:id="rIdsb5ga4bl_qyow31-y2ohj">
+            <w:hyperlink w:history="1" r:id="rIdxyidybezkvecph_2yr0my">
               <w:r>
                 <w:rPr>
                   <w:rFonts w:ascii="Arial" w:eastAsia="PingFang SC" w:hAnsi="Arial"/>
@@ -2378,7 +2378,7 @@
             <w:pPr>
               <w:spacing w:after="0" w:line="252"/>
             </w:pPr>
-            <w:hyperlink w:history="1" r:id="rId89wzad2kfi27goshqpqol">
+            <w:hyperlink w:history="1" r:id="rIdma2_57_2kkavrkhkqlqkz">
               <w:r>
                 <w:rPr>
                   <w:rFonts w:ascii="Arial" w:eastAsia="PingFang SC" w:hAnsi="Arial"/>
@@ -2480,7 +2480,7 @@
             <w:pPr>
               <w:spacing w:after="0" w:line="252"/>
             </w:pPr>
-            <w:hyperlink w:history="1" r:id="rIdwp3pwuc1fgmtfjz0dllrz">
+            <w:hyperlink w:history="1" r:id="rIdcz6gghvqbd5mwiv7uwy4a">
               <w:r>
                 <w:rPr>
                   <w:rFonts w:ascii="Arial" w:eastAsia="PingFang SC" w:hAnsi="Arial"/>
@@ -2582,7 +2582,7 @@
             <w:pPr>
               <w:spacing w:after="0" w:line="252"/>
             </w:pPr>
-            <w:hyperlink w:history="1" r:id="rIdr20wxnblw7yhlsfkyooel">
+            <w:hyperlink w:history="1" r:id="rIda02gil156ifhxyzlmoak8">
               <w:r>
                 <w:rPr>
                   <w:rFonts w:ascii="Arial" w:eastAsia="PingFang SC" w:hAnsi="Arial"/>
@@ -2684,7 +2684,7 @@
             <w:pPr>
               <w:spacing w:after="0" w:line="252"/>
             </w:pPr>
-            <w:hyperlink w:history="1" r:id="rId77h7mo-la3ldjwdfbwntt">
+            <w:hyperlink w:history="1" r:id="rId6aln_qbedpot_miykj_c4">
               <w:r>
                 <w:rPr>
                   <w:rFonts w:ascii="Arial" w:eastAsia="PingFang SC" w:hAnsi="Arial"/>
@@ -2786,7 +2786,7 @@
             <w:pPr>
               <w:spacing w:after="0" w:line="252"/>
             </w:pPr>
-            <w:hyperlink w:history="1" r:id="rIdvxjr1-5j_wl7xzws9i8dc">
+            <w:hyperlink w:history="1" r:id="rId5m6m4ikhyayfyxq6lopjj">
               <w:r>
                 <w:rPr>
                   <w:rFonts w:ascii="Arial" w:eastAsia="PingFang SC" w:hAnsi="Arial"/>
@@ -2888,7 +2888,7 @@
             <w:pPr>
               <w:spacing w:after="0" w:line="252"/>
             </w:pPr>
-            <w:hyperlink w:history="1" r:id="rIdtmbwcpdlmeli05wkuchnx">
+            <w:hyperlink w:history="1" r:id="rIds3-esaii7smvik-e7tupk">
               <w:r>
                 <w:rPr>
                   <w:rFonts w:ascii="Arial" w:eastAsia="PingFang SC" w:hAnsi="Arial"/>
@@ -4500,6 +4500,25 @@
     </w:p>
     <w:p>
       <w:pPr>
+        <w:pStyle w:val="ListParagraph"/>
+        <w:numPr>
+          <w:ilvl w:val="0"/>
+          <w:numId w:val="2"/>
+        </w:numPr>
+        <w:spacing w:after="70" w:line="264"/>
+      </w:pPr>
+      <w:r>
+        <w:rPr>
+          <w:rFonts w:ascii="Arial" w:eastAsia="PingFang SC" w:hAnsi="Arial"/>
+          <w:color w:val="142233"/>
+          <w:sz w:val="21"/>
+          <w:szCs w:val="21"/>
+        </w:rPr>
+        <w:t xml:space="preserve">选一个命名格式（Claude 给 4 种例子：编号式/日期式/平台式/极简式，之后成品全用它）</w:t>
+      </w:r>
+    </w:p>
+    <w:p>
+      <w:pPr>
         <w:spacing w:after="80" w:before="160"/>
       </w:pPr>
       <w:r>
@@ -5965,6 +5984,25 @@
           <w:szCs w:val="22"/>
         </w:rPr>
         <w:t xml:space="preserve">🛠️ 当场动手</w:t>
+      </w:r>
+    </w:p>
+    <w:p>
+      <w:pPr>
+        <w:pStyle w:val="ListParagraph"/>
+        <w:numPr>
+          <w:ilvl w:val="0"/>
+          <w:numId w:val="2"/>
+        </w:numPr>
+        <w:spacing w:after="70" w:line="264"/>
+      </w:pPr>
+      <w:r>
+        <w:rPr>
+          <w:rFonts w:ascii="Arial" w:eastAsia="PingFang SC" w:hAnsi="Arial"/>
+          <w:color w:val="142233"/>
+          <w:sz w:val="21"/>
+          <w:szCs w:val="21"/>
+        </w:rPr>
+        <w:t xml:space="preserve">先挑一种海报风格（5 选 1：战报证明 / 悬浮UI / 导师权威 / 游戏化 / 扁平色块，同批别全用一种）</w:t>
       </w:r>
     </w:p>
     <w:p>

--- a/交付物-doc-pdf-ppt/AI内容课_VerA_教学版_工作手册.docx
+++ b/交付物-doc-pdf-ppt/AI内容课_VerA_教学版_工作手册.docx
@@ -293,6 +293,56 @@
     </w:p>
     <w:p>
       <w:pPr>
+        <w:spacing w:after="120" w:before="0" w:line="276"/>
+      </w:pPr>
+      <w:r>
+        <w:rPr>
+          <w:rFonts w:ascii="Arial" w:eastAsia="PingFang SC" w:hAnsi="Arial"/>
+          <w:b/>
+          <w:bCs/>
+          <w:color w:val="FCB040"/>
+          <w:sz w:val="22"/>
+          <w:szCs w:val="22"/>
+        </w:rPr>
+        <w:t xml:space="preserve">🎯 八二法则：</w:t>
+      </w:r>
+      <w:r>
+        <w:rPr>
+          <w:rFonts w:ascii="Arial" w:eastAsia="PingFang SC" w:hAnsi="Arial"/>
+          <w:color w:val="142233"/>
+          <w:sz w:val="22"/>
+          <w:szCs w:val="22"/>
+        </w:rPr>
+        <w:t xml:space="preserve">80% 结果由最初 20%（方向/地基）决定，方向先对。</w:t>
+      </w:r>
+    </w:p>
+    <w:p>
+      <w:pPr>
+        <w:spacing w:after="120" w:before="0" w:line="276"/>
+      </w:pPr>
+      <w:r>
+        <w:rPr>
+          <w:rFonts w:ascii="Arial" w:eastAsia="PingFang SC" w:hAnsi="Arial"/>
+          <w:b/>
+          <w:bCs/>
+          <w:color w:val="0F75BC"/>
+          <w:sz w:val="22"/>
+          <w:szCs w:val="22"/>
+        </w:rPr>
+        <w:t xml:space="preserve">🔴 两条内容路线：</w:t>
+      </w:r>
+      <w:r>
+        <w:rPr>
+          <w:rFonts w:ascii="Arial" w:eastAsia="PingFang SC" w:hAnsi="Arial"/>
+          <w:color w:val="142233"/>
+          <w:sz w:val="22"/>
+          <w:szCs w:val="22"/>
+        </w:rPr>
+        <w:t xml:space="preserve">每个工具先分「个人 IP 内容」还是「卖产品/服务」，角度不同。营销心法：持续&gt;爆款（每周 3 次）· 带你自己的独特观点。</w:t>
+      </w:r>
+    </w:p>
+    <w:p>
+      <w:pPr>
         <w:spacing w:after="80" w:before="160"/>
       </w:pPr>
       <w:r>
@@ -1059,7 +1109,7 @@
             <w:pPr>
               <w:spacing w:after="40"/>
             </w:pPr>
-            <w:hyperlink w:history="1" r:id="rIdrtlm5nihbli5m9vavi1ko">
+            <w:hyperlink w:history="1" r:id="rId6yoehb1hrmpdf6i23tvkc">
               <w:r>
                 <w:rPr>
                   <w:rFonts w:ascii="Courier New" w:eastAsia="PingFang SC" w:hAnsi="Courier New"/>
@@ -1090,7 +1140,7 @@
             <w:pPr>
               <w:spacing w:after="0"/>
             </w:pPr>
-            <w:hyperlink w:history="1" r:id="rIdlj63yot1ze52_ci0krpi3">
+            <w:hyperlink w:history="1" r:id="rId7qttweow9mmadm5ozgm3e">
               <w:r>
                 <w:rPr>
                   <w:rFonts w:ascii="Courier New" w:eastAsia="PingFang SC" w:hAnsi="Courier New"/>
@@ -1312,7 +1362,7 @@
             <w:pPr>
               <w:spacing w:after="0" w:line="252"/>
             </w:pPr>
-            <w:hyperlink w:history="1" r:id="rId_akjupugv6iibusucatix">
+            <w:hyperlink w:history="1" r:id="rIdshwn0p4xofrevc_jxcc_k">
               <w:r>
                 <w:rPr>
                   <w:rFonts w:ascii="Arial" w:eastAsia="PingFang SC" w:hAnsi="Arial"/>
@@ -1414,7 +1464,7 @@
             <w:pPr>
               <w:spacing w:after="0" w:line="252"/>
             </w:pPr>
-            <w:hyperlink w:history="1" r:id="rId4_vcxsiyjwkyijnxb61af">
+            <w:hyperlink w:history="1" r:id="rIdhsmby-i7s0yffliwo1xga">
               <w:r>
                 <w:rPr>
                   <w:rFonts w:ascii="Arial" w:eastAsia="PingFang SC" w:hAnsi="Arial"/>
@@ -1516,7 +1566,7 @@
             <w:pPr>
               <w:spacing w:after="0" w:line="252"/>
             </w:pPr>
-            <w:hyperlink w:history="1" r:id="rIdbge9xardnjntjbmnjhvnr">
+            <w:hyperlink w:history="1" r:id="rIdngum3wvggzfw0lsbpd64a">
               <w:r>
                 <w:rPr>
                   <w:rFonts w:ascii="Arial" w:eastAsia="PingFang SC" w:hAnsi="Arial"/>
@@ -1618,7 +1668,7 @@
             <w:pPr>
               <w:spacing w:after="0" w:line="252"/>
             </w:pPr>
-            <w:hyperlink w:history="1" r:id="rIdgsrdfu0o7lfxubgraq7pj">
+            <w:hyperlink w:history="1" r:id="rIdy4hr1nskrf_xbxkqjlr6k">
               <w:r>
                 <w:rPr>
                   <w:rFonts w:ascii="Arial" w:eastAsia="PingFang SC" w:hAnsi="Arial"/>
@@ -1720,7 +1770,7 @@
             <w:pPr>
               <w:spacing w:after="0" w:line="252"/>
             </w:pPr>
-            <w:hyperlink w:history="1" r:id="rIdy9e7fje02wec-7cwdfhcr">
+            <w:hyperlink w:history="1" r:id="rIdyudgi35oyb-dai80ieenq">
               <w:r>
                 <w:rPr>
                   <w:rFonts w:ascii="Arial" w:eastAsia="PingFang SC" w:hAnsi="Arial"/>
@@ -1822,7 +1872,7 @@
             <w:pPr>
               <w:spacing w:after="0" w:line="252"/>
             </w:pPr>
-            <w:hyperlink w:history="1" r:id="rIdmcwdjvpeyxyt_ff6_wcda">
+            <w:hyperlink w:history="1" r:id="rIdjvafvz6ujq_kcebl5d7gy">
               <w:r>
                 <w:rPr>
                   <w:rFonts w:ascii="Arial" w:eastAsia="PingFang SC" w:hAnsi="Arial"/>
@@ -1924,7 +1974,7 @@
             <w:pPr>
               <w:spacing w:after="0" w:line="252"/>
             </w:pPr>
-            <w:hyperlink w:history="1" r:id="rIdv3zbb2l83hkconzmj-q_v">
+            <w:hyperlink w:history="1" r:id="rId5opymkuzei5_eo2i7ljqt">
               <w:r>
                 <w:rPr>
                   <w:rFonts w:ascii="Arial" w:eastAsia="PingFang SC" w:hAnsi="Arial"/>
@@ -2026,7 +2076,7 @@
             <w:pPr>
               <w:spacing w:after="0" w:line="252"/>
             </w:pPr>
-            <w:hyperlink w:history="1" r:id="rIdw4dh6tlmkfscighftkyat">
+            <w:hyperlink w:history="1" r:id="rIdevq_nal5s2q3p2dj91mnd">
               <w:r>
                 <w:rPr>
                   <w:rFonts w:ascii="Arial" w:eastAsia="PingFang SC" w:hAnsi="Arial"/>
@@ -2128,7 +2178,7 @@
             <w:pPr>
               <w:spacing w:after="0" w:line="252"/>
             </w:pPr>
-            <w:hyperlink w:history="1" r:id="rId-m5juksknpcb7gituq9pw">
+            <w:hyperlink w:history="1" r:id="rIdhotsj8dolsvomoozwyjw3">
               <w:r>
                 <w:rPr>
                   <w:rFonts w:ascii="Arial" w:eastAsia="PingFang SC" w:hAnsi="Arial"/>
@@ -2230,7 +2280,7 @@
             <w:pPr>
               <w:spacing w:after="0" w:line="252"/>
             </w:pPr>
-            <w:hyperlink w:history="1" r:id="rIdxyidybezkvecph_2yr0my">
+            <w:hyperlink w:history="1" r:id="rIdgtselaix5eavbltkoxe1p">
               <w:r>
                 <w:rPr>
                   <w:rFonts w:ascii="Arial" w:eastAsia="PingFang SC" w:hAnsi="Arial"/>
@@ -2378,7 +2428,7 @@
             <w:pPr>
               <w:spacing w:after="0" w:line="252"/>
             </w:pPr>
-            <w:hyperlink w:history="1" r:id="rIdma2_57_2kkavrkhkqlqkz">
+            <w:hyperlink w:history="1" r:id="rIdnde0f2ufp-rtdpe65ppyt">
               <w:r>
                 <w:rPr>
                   <w:rFonts w:ascii="Arial" w:eastAsia="PingFang SC" w:hAnsi="Arial"/>
@@ -2480,7 +2530,7 @@
             <w:pPr>
               <w:spacing w:after="0" w:line="252"/>
             </w:pPr>
-            <w:hyperlink w:history="1" r:id="rIdcz6gghvqbd5mwiv7uwy4a">
+            <w:hyperlink w:history="1" r:id="rId-g6ew43nugbnwlzw56gbk">
               <w:r>
                 <w:rPr>
                   <w:rFonts w:ascii="Arial" w:eastAsia="PingFang SC" w:hAnsi="Arial"/>
@@ -2582,7 +2632,7 @@
             <w:pPr>
               <w:spacing w:after="0" w:line="252"/>
             </w:pPr>
-            <w:hyperlink w:history="1" r:id="rIda02gil156ifhxyzlmoak8">
+            <w:hyperlink w:history="1" r:id="rIdwiylsfsjfmxwwpnrbqlsi">
               <w:r>
                 <w:rPr>
                   <w:rFonts w:ascii="Arial" w:eastAsia="PingFang SC" w:hAnsi="Arial"/>
@@ -2684,7 +2734,7 @@
             <w:pPr>
               <w:spacing w:after="0" w:line="252"/>
             </w:pPr>
-            <w:hyperlink w:history="1" r:id="rId6aln_qbedpot_miykj_c4">
+            <w:hyperlink w:history="1" r:id="rIdksjztywlqsz2gokhww6zp">
               <w:r>
                 <w:rPr>
                   <w:rFonts w:ascii="Arial" w:eastAsia="PingFang SC" w:hAnsi="Arial"/>
@@ -2786,7 +2836,7 @@
             <w:pPr>
               <w:spacing w:after="0" w:line="252"/>
             </w:pPr>
-            <w:hyperlink w:history="1" r:id="rId5m6m4ikhyayfyxq6lopjj">
+            <w:hyperlink w:history="1" r:id="rIdxiduw3o-mjl9o5g4d-e3j">
               <w:r>
                 <w:rPr>
                   <w:rFonts w:ascii="Arial" w:eastAsia="PingFang SC" w:hAnsi="Arial"/>
@@ -2888,7 +2938,7 @@
             <w:pPr>
               <w:spacing w:after="0" w:line="252"/>
             </w:pPr>
-            <w:hyperlink w:history="1" r:id="rIds3-esaii7smvik-e7tupk">
+            <w:hyperlink w:history="1" r:id="rIdy01awah-tqk4d0leojdi-">
               <w:r>
                 <w:rPr>
                   <w:rFonts w:ascii="Arial" w:eastAsia="PingFang SC" w:hAnsi="Arial"/>

--- a/交付物-doc-pdf-ppt/AI内容课_VerA_教学版_工作手册.docx
+++ b/交付物-doc-pdf-ppt/AI内容课_VerA_教学版_工作手册.docx
@@ -1109,7 +1109,7 @@
             <w:pPr>
               <w:spacing w:after="40"/>
             </w:pPr>
-            <w:hyperlink w:history="1" r:id="rId6yoehb1hrmpdf6i23tvkc">
+            <w:hyperlink w:history="1" r:id="rIdfoehatbdhy4vg_vx_b5uz">
               <w:r>
                 <w:rPr>
                   <w:rFonts w:ascii="Courier New" w:eastAsia="PingFang SC" w:hAnsi="Courier New"/>
@@ -1140,7 +1140,7 @@
             <w:pPr>
               <w:spacing w:after="0"/>
             </w:pPr>
-            <w:hyperlink w:history="1" r:id="rId7qttweow9mmadm5ozgm3e">
+            <w:hyperlink w:history="1" r:id="rId1o1_gwjrwiv-mo3hb4h3t">
               <w:r>
                 <w:rPr>
                   <w:rFonts w:ascii="Courier New" w:eastAsia="PingFang SC" w:hAnsi="Courier New"/>
@@ -1362,7 +1362,7 @@
             <w:pPr>
               <w:spacing w:after="0" w:line="252"/>
             </w:pPr>
-            <w:hyperlink w:history="1" r:id="rIdshwn0p4xofrevc_jxcc_k">
+            <w:hyperlink w:history="1" r:id="rIdlhvjier1to-grqfozix2b">
               <w:r>
                 <w:rPr>
                   <w:rFonts w:ascii="Arial" w:eastAsia="PingFang SC" w:hAnsi="Arial"/>
@@ -1464,7 +1464,7 @@
             <w:pPr>
               <w:spacing w:after="0" w:line="252"/>
             </w:pPr>
-            <w:hyperlink w:history="1" r:id="rIdhsmby-i7s0yffliwo1xga">
+            <w:hyperlink w:history="1" r:id="rIdwqqgg9ssujsab2yg7oisv">
               <w:r>
                 <w:rPr>
                   <w:rFonts w:ascii="Arial" w:eastAsia="PingFang SC" w:hAnsi="Arial"/>
@@ -1566,7 +1566,7 @@
             <w:pPr>
               <w:spacing w:after="0" w:line="252"/>
             </w:pPr>
-            <w:hyperlink w:history="1" r:id="rIdngum3wvggzfw0lsbpd64a">
+            <w:hyperlink w:history="1" r:id="rId8hyf1ssmts7wzzaypwxy1">
               <w:r>
                 <w:rPr>
                   <w:rFonts w:ascii="Arial" w:eastAsia="PingFang SC" w:hAnsi="Arial"/>
@@ -1668,7 +1668,7 @@
             <w:pPr>
               <w:spacing w:after="0" w:line="252"/>
             </w:pPr>
-            <w:hyperlink w:history="1" r:id="rIdy4hr1nskrf_xbxkqjlr6k">
+            <w:hyperlink w:history="1" r:id="rId0he3ijdlw6cobkxx6qibc">
               <w:r>
                 <w:rPr>
                   <w:rFonts w:ascii="Arial" w:eastAsia="PingFang SC" w:hAnsi="Arial"/>
@@ -1770,7 +1770,7 @@
             <w:pPr>
               <w:spacing w:after="0" w:line="252"/>
             </w:pPr>
-            <w:hyperlink w:history="1" r:id="rIdyudgi35oyb-dai80ieenq">
+            <w:hyperlink w:history="1" r:id="rIdro95ks9htltlfsjpfmc2b">
               <w:r>
                 <w:rPr>
                   <w:rFonts w:ascii="Arial" w:eastAsia="PingFang SC" w:hAnsi="Arial"/>
@@ -1872,7 +1872,7 @@
             <w:pPr>
               <w:spacing w:after="0" w:line="252"/>
             </w:pPr>
-            <w:hyperlink w:history="1" r:id="rIdjvafvz6ujq_kcebl5d7gy">
+            <w:hyperlink w:history="1" r:id="rIdq8---6hoelzkiouz7gp4x">
               <w:r>
                 <w:rPr>
                   <w:rFonts w:ascii="Arial" w:eastAsia="PingFang SC" w:hAnsi="Arial"/>
@@ -1974,7 +1974,7 @@
             <w:pPr>
               <w:spacing w:after="0" w:line="252"/>
             </w:pPr>
-            <w:hyperlink w:history="1" r:id="rId5opymkuzei5_eo2i7ljqt">
+            <w:hyperlink w:history="1" r:id="rIdcnoxwfior4z5vo-muirqu">
               <w:r>
                 <w:rPr>
                   <w:rFonts w:ascii="Arial" w:eastAsia="PingFang SC" w:hAnsi="Arial"/>
@@ -2076,7 +2076,7 @@
             <w:pPr>
               <w:spacing w:after="0" w:line="252"/>
             </w:pPr>
-            <w:hyperlink w:history="1" r:id="rIdevq_nal5s2q3p2dj91mnd">
+            <w:hyperlink w:history="1" r:id="rIdridmg5rvstpsf0wda0tag">
               <w:r>
                 <w:rPr>
                   <w:rFonts w:ascii="Arial" w:eastAsia="PingFang SC" w:hAnsi="Arial"/>
@@ -2178,7 +2178,7 @@
             <w:pPr>
               <w:spacing w:after="0" w:line="252"/>
             </w:pPr>
-            <w:hyperlink w:history="1" r:id="rIdhotsj8dolsvomoozwyjw3">
+            <w:hyperlink w:history="1" r:id="rIdjvsojhyzlkvvdhpolnjuz">
               <w:r>
                 <w:rPr>
                   <w:rFonts w:ascii="Arial" w:eastAsia="PingFang SC" w:hAnsi="Arial"/>
@@ -2280,7 +2280,7 @@
             <w:pPr>
               <w:spacing w:after="0" w:line="252"/>
             </w:pPr>
-            <w:hyperlink w:history="1" r:id="rIdgtselaix5eavbltkoxe1p">
+            <w:hyperlink w:history="1" r:id="rIdck7kp17l5k4d8g0k4mtac">
               <w:r>
                 <w:rPr>
                   <w:rFonts w:ascii="Arial" w:eastAsia="PingFang SC" w:hAnsi="Arial"/>
@@ -2428,7 +2428,7 @@
             <w:pPr>
               <w:spacing w:after="0" w:line="252"/>
             </w:pPr>
-            <w:hyperlink w:history="1" r:id="rIdnde0f2ufp-rtdpe65ppyt">
+            <w:hyperlink w:history="1" r:id="rIdx3nkkmdofo7jymfuyphkk">
               <w:r>
                 <w:rPr>
                   <w:rFonts w:ascii="Arial" w:eastAsia="PingFang SC" w:hAnsi="Arial"/>
@@ -2530,7 +2530,7 @@
             <w:pPr>
               <w:spacing w:after="0" w:line="252"/>
             </w:pPr>
-            <w:hyperlink w:history="1" r:id="rId-g6ew43nugbnwlzw56gbk">
+            <w:hyperlink w:history="1" r:id="rIdbaiqqdcmalqllmtszgww0">
               <w:r>
                 <w:rPr>
                   <w:rFonts w:ascii="Arial" w:eastAsia="PingFang SC" w:hAnsi="Arial"/>
@@ -2632,7 +2632,7 @@
             <w:pPr>
               <w:spacing w:after="0" w:line="252"/>
             </w:pPr>
-            <w:hyperlink w:history="1" r:id="rIdwiylsfsjfmxwwpnrbqlsi">
+            <w:hyperlink w:history="1" r:id="rIdakiux06howshb0kq-wjjs">
               <w:r>
                 <w:rPr>
                   <w:rFonts w:ascii="Arial" w:eastAsia="PingFang SC" w:hAnsi="Arial"/>
@@ -2734,7 +2734,7 @@
             <w:pPr>
               <w:spacing w:after="0" w:line="252"/>
             </w:pPr>
-            <w:hyperlink w:history="1" r:id="rIdksjztywlqsz2gokhww6zp">
+            <w:hyperlink w:history="1" r:id="rIdqmvf2pqvgrcxbuczaquhk">
               <w:r>
                 <w:rPr>
                   <w:rFonts w:ascii="Arial" w:eastAsia="PingFang SC" w:hAnsi="Arial"/>
@@ -2836,7 +2836,7 @@
             <w:pPr>
               <w:spacing w:after="0" w:line="252"/>
             </w:pPr>
-            <w:hyperlink w:history="1" r:id="rIdxiduw3o-mjl9o5g4d-e3j">
+            <w:hyperlink w:history="1" r:id="rIdzzppkpza7q_cuyldae6gk">
               <w:r>
                 <w:rPr>
                   <w:rFonts w:ascii="Arial" w:eastAsia="PingFang SC" w:hAnsi="Arial"/>
@@ -2938,7 +2938,7 @@
             <w:pPr>
               <w:spacing w:after="0" w:line="252"/>
             </w:pPr>
-            <w:hyperlink w:history="1" r:id="rIdy01awah-tqk4d0leojdi-">
+            <w:hyperlink w:history="1" r:id="rIdm5gzveixurzc_9ocgufne">
               <w:r>
                 <w:rPr>
                   <w:rFonts w:ascii="Arial" w:eastAsia="PingFang SC" w:hAnsi="Arial"/>

--- a/交付物-doc-pdf-ppt/AI内容课_VerA_教学版_工作手册.docx
+++ b/交付物-doc-pdf-ppt/AI内容课_VerA_教学版_工作手册.docx
@@ -1109,7 +1109,7 @@
             <w:pPr>
               <w:spacing w:after="40"/>
             </w:pPr>
-            <w:hyperlink w:history="1" r:id="rIdfoehatbdhy4vg_vx_b5uz">
+            <w:hyperlink w:history="1" r:id="rIdsk3-m7esejzenaw1hgwzl">
               <w:r>
                 <w:rPr>
                   <w:rFonts w:ascii="Courier New" w:eastAsia="PingFang SC" w:hAnsi="Courier New"/>
@@ -1140,7 +1140,7 @@
             <w:pPr>
               <w:spacing w:after="0"/>
             </w:pPr>
-            <w:hyperlink w:history="1" r:id="rId1o1_gwjrwiv-mo3hb4h3t">
+            <w:hyperlink w:history="1" r:id="rIdc1rke5a0ikj5okqio6s-9">
               <w:r>
                 <w:rPr>
                   <w:rFonts w:ascii="Courier New" w:eastAsia="PingFang SC" w:hAnsi="Courier New"/>
@@ -1362,7 +1362,7 @@
             <w:pPr>
               <w:spacing w:after="0" w:line="252"/>
             </w:pPr>
-            <w:hyperlink w:history="1" r:id="rIdlhvjier1to-grqfozix2b">
+            <w:hyperlink w:history="1" r:id="rId-tu1q-rqsq_l4e-6cqgb3">
               <w:r>
                 <w:rPr>
                   <w:rFonts w:ascii="Arial" w:eastAsia="PingFang SC" w:hAnsi="Arial"/>
@@ -1464,7 +1464,7 @@
             <w:pPr>
               <w:spacing w:after="0" w:line="252"/>
             </w:pPr>
-            <w:hyperlink w:history="1" r:id="rIdwqqgg9ssujsab2yg7oisv">
+            <w:hyperlink w:history="1" r:id="rIdsprpcpyay3emlgkhw81yb">
               <w:r>
                 <w:rPr>
                   <w:rFonts w:ascii="Arial" w:eastAsia="PingFang SC" w:hAnsi="Arial"/>
@@ -1566,7 +1566,7 @@
             <w:pPr>
               <w:spacing w:after="0" w:line="252"/>
             </w:pPr>
-            <w:hyperlink w:history="1" r:id="rId8hyf1ssmts7wzzaypwxy1">
+            <w:hyperlink w:history="1" r:id="rId6cydkprdb8icrt84glvbz">
               <w:r>
                 <w:rPr>
                   <w:rFonts w:ascii="Arial" w:eastAsia="PingFang SC" w:hAnsi="Arial"/>
@@ -1668,7 +1668,7 @@
             <w:pPr>
               <w:spacing w:after="0" w:line="252"/>
             </w:pPr>
-            <w:hyperlink w:history="1" r:id="rId0he3ijdlw6cobkxx6qibc">
+            <w:hyperlink w:history="1" r:id="rIdkops9_o9qupdcqgurczax">
               <w:r>
                 <w:rPr>
                   <w:rFonts w:ascii="Arial" w:eastAsia="PingFang SC" w:hAnsi="Arial"/>
@@ -1770,7 +1770,7 @@
             <w:pPr>
               <w:spacing w:after="0" w:line="252"/>
             </w:pPr>
-            <w:hyperlink w:history="1" r:id="rIdro95ks9htltlfsjpfmc2b">
+            <w:hyperlink w:history="1" r:id="rIdxb1jamo53dyferg0pti6e">
               <w:r>
                 <w:rPr>
                   <w:rFonts w:ascii="Arial" w:eastAsia="PingFang SC" w:hAnsi="Arial"/>
@@ -1872,7 +1872,7 @@
             <w:pPr>
               <w:spacing w:after="0" w:line="252"/>
             </w:pPr>
-            <w:hyperlink w:history="1" r:id="rIdq8---6hoelzkiouz7gp4x">
+            <w:hyperlink w:history="1" r:id="rIdjrby_2pe_2yywbmcvylnf">
               <w:r>
                 <w:rPr>
                   <w:rFonts w:ascii="Arial" w:eastAsia="PingFang SC" w:hAnsi="Arial"/>
@@ -1974,7 +1974,7 @@
             <w:pPr>
               <w:spacing w:after="0" w:line="252"/>
             </w:pPr>
-            <w:hyperlink w:history="1" r:id="rIdcnoxwfior4z5vo-muirqu">
+            <w:hyperlink w:history="1" r:id="rIdmxsj-r1bs4fcgtdekizqx">
               <w:r>
                 <w:rPr>
                   <w:rFonts w:ascii="Arial" w:eastAsia="PingFang SC" w:hAnsi="Arial"/>
@@ -2076,7 +2076,7 @@
             <w:pPr>
               <w:spacing w:after="0" w:line="252"/>
             </w:pPr>
-            <w:hyperlink w:history="1" r:id="rIdridmg5rvstpsf0wda0tag">
+            <w:hyperlink w:history="1" r:id="rIdyqsiavq7prnsjx1cprw0j">
               <w:r>
                 <w:rPr>
                   <w:rFonts w:ascii="Arial" w:eastAsia="PingFang SC" w:hAnsi="Arial"/>
@@ -2178,7 +2178,7 @@
             <w:pPr>
               <w:spacing w:after="0" w:line="252"/>
             </w:pPr>
-            <w:hyperlink w:history="1" r:id="rIdjvsojhyzlkvvdhpolnjuz">
+            <w:hyperlink w:history="1" r:id="rIdp0aqmjffj_awqmaajewh7">
               <w:r>
                 <w:rPr>
                   <w:rFonts w:ascii="Arial" w:eastAsia="PingFang SC" w:hAnsi="Arial"/>
@@ -2280,7 +2280,7 @@
             <w:pPr>
               <w:spacing w:after="0" w:line="252"/>
             </w:pPr>
-            <w:hyperlink w:history="1" r:id="rIdck7kp17l5k4d8g0k4mtac">
+            <w:hyperlink w:history="1" r:id="rId7aimwdwzq3mci7zaa3ceo">
               <w:r>
                 <w:rPr>
                   <w:rFonts w:ascii="Arial" w:eastAsia="PingFang SC" w:hAnsi="Arial"/>
@@ -2428,7 +2428,7 @@
             <w:pPr>
               <w:spacing w:after="0" w:line="252"/>
             </w:pPr>
-            <w:hyperlink w:history="1" r:id="rIdx3nkkmdofo7jymfuyphkk">
+            <w:hyperlink w:history="1" r:id="rId0jy14szitnvnzrp98kvvm">
               <w:r>
                 <w:rPr>
                   <w:rFonts w:ascii="Arial" w:eastAsia="PingFang SC" w:hAnsi="Arial"/>
@@ -2530,7 +2530,7 @@
             <w:pPr>
               <w:spacing w:after="0" w:line="252"/>
             </w:pPr>
-            <w:hyperlink w:history="1" r:id="rIdbaiqqdcmalqllmtszgww0">
+            <w:hyperlink w:history="1" r:id="rId1nhrsuasudrovc9svzsk-">
               <w:r>
                 <w:rPr>
                   <w:rFonts w:ascii="Arial" w:eastAsia="PingFang SC" w:hAnsi="Arial"/>
@@ -2632,7 +2632,7 @@
             <w:pPr>
               <w:spacing w:after="0" w:line="252"/>
             </w:pPr>
-            <w:hyperlink w:history="1" r:id="rIdakiux06howshb0kq-wjjs">
+            <w:hyperlink w:history="1" r:id="rIduw6zaqzfhr9z2i3kthx_x">
               <w:r>
                 <w:rPr>
                   <w:rFonts w:ascii="Arial" w:eastAsia="PingFang SC" w:hAnsi="Arial"/>
@@ -2734,7 +2734,7 @@
             <w:pPr>
               <w:spacing w:after="0" w:line="252"/>
             </w:pPr>
-            <w:hyperlink w:history="1" r:id="rIdqmvf2pqvgrcxbuczaquhk">
+            <w:hyperlink w:history="1" r:id="rIdv4_nlptyikuoicxyumbzm">
               <w:r>
                 <w:rPr>
                   <w:rFonts w:ascii="Arial" w:eastAsia="PingFang SC" w:hAnsi="Arial"/>
@@ -2836,7 +2836,7 @@
             <w:pPr>
               <w:spacing w:after="0" w:line="252"/>
             </w:pPr>
-            <w:hyperlink w:history="1" r:id="rIdzzppkpza7q_cuyldae6gk">
+            <w:hyperlink w:history="1" r:id="rIdfrrkq0thp85wv4rsef72m">
               <w:r>
                 <w:rPr>
                   <w:rFonts w:ascii="Arial" w:eastAsia="PingFang SC" w:hAnsi="Arial"/>
@@ -2938,7 +2938,7 @@
             <w:pPr>
               <w:spacing w:after="0" w:line="252"/>
             </w:pPr>
-            <w:hyperlink w:history="1" r:id="rIdm5gzveixurzc_9ocgufne">
+            <w:hyperlink w:history="1" r:id="rIdyh79evhe75kuj2hog76mh">
               <w:r>
                 <w:rPr>
                   <w:rFonts w:ascii="Arial" w:eastAsia="PingFang SC" w:hAnsi="Arial"/>

--- a/交付物-doc-pdf-ppt/AI内容课_VerA_教学版_工作手册.docx
+++ b/交付物-doc-pdf-ppt/AI内容课_VerA_教学版_工作手册.docx
@@ -1109,7 +1109,7 @@
             <w:pPr>
               <w:spacing w:after="40"/>
             </w:pPr>
-            <w:hyperlink w:history="1" r:id="rIdsk3-m7esejzenaw1hgwzl">
+            <w:hyperlink w:history="1" r:id="rIdfolsddve-fswjypzkgwlq">
               <w:r>
                 <w:rPr>
                   <w:rFonts w:ascii="Courier New" w:eastAsia="PingFang SC" w:hAnsi="Courier New"/>
@@ -1140,7 +1140,7 @@
             <w:pPr>
               <w:spacing w:after="0"/>
             </w:pPr>
-            <w:hyperlink w:history="1" r:id="rIdc1rke5a0ikj5okqio6s-9">
+            <w:hyperlink w:history="1" r:id="rIdpmybooj1qmdnvmapggnhl">
               <w:r>
                 <w:rPr>
                   <w:rFonts w:ascii="Courier New" w:eastAsia="PingFang SC" w:hAnsi="Courier New"/>
@@ -1362,7 +1362,7 @@
             <w:pPr>
               <w:spacing w:after="0" w:line="252"/>
             </w:pPr>
-            <w:hyperlink w:history="1" r:id="rId-tu1q-rqsq_l4e-6cqgb3">
+            <w:hyperlink w:history="1" r:id="rIdft5iiw4x8k3vr1xt8krhc">
               <w:r>
                 <w:rPr>
                   <w:rFonts w:ascii="Arial" w:eastAsia="PingFang SC" w:hAnsi="Arial"/>
@@ -1464,7 +1464,7 @@
             <w:pPr>
               <w:spacing w:after="0" w:line="252"/>
             </w:pPr>
-            <w:hyperlink w:history="1" r:id="rIdsprpcpyay3emlgkhw81yb">
+            <w:hyperlink w:history="1" r:id="rId_0ktbfawl3in3hxht-ild">
               <w:r>
                 <w:rPr>
                   <w:rFonts w:ascii="Arial" w:eastAsia="PingFang SC" w:hAnsi="Arial"/>
@@ -1566,7 +1566,7 @@
             <w:pPr>
               <w:spacing w:after="0" w:line="252"/>
             </w:pPr>
-            <w:hyperlink w:history="1" r:id="rId6cydkprdb8icrt84glvbz">
+            <w:hyperlink w:history="1" r:id="rIdnuznbtfcmfeu4lk8w6kyb">
               <w:r>
                 <w:rPr>
                   <w:rFonts w:ascii="Arial" w:eastAsia="PingFang SC" w:hAnsi="Arial"/>
@@ -1668,7 +1668,7 @@
             <w:pPr>
               <w:spacing w:after="0" w:line="252"/>
             </w:pPr>
-            <w:hyperlink w:history="1" r:id="rIdkops9_o9qupdcqgurczax">
+            <w:hyperlink w:history="1" r:id="rIdl_6wobzunafpv6fy0efkt">
               <w:r>
                 <w:rPr>
                   <w:rFonts w:ascii="Arial" w:eastAsia="PingFang SC" w:hAnsi="Arial"/>
@@ -1770,7 +1770,7 @@
             <w:pPr>
               <w:spacing w:after="0" w:line="252"/>
             </w:pPr>
-            <w:hyperlink w:history="1" r:id="rIdxb1jamo53dyferg0pti6e">
+            <w:hyperlink w:history="1" r:id="rIdwb4saadpv8rdrr95oauox">
               <w:r>
                 <w:rPr>
                   <w:rFonts w:ascii="Arial" w:eastAsia="PingFang SC" w:hAnsi="Arial"/>
@@ -1872,7 +1872,7 @@
             <w:pPr>
               <w:spacing w:after="0" w:line="252"/>
             </w:pPr>
-            <w:hyperlink w:history="1" r:id="rIdjrby_2pe_2yywbmcvylnf">
+            <w:hyperlink w:history="1" r:id="rIdwkapsm35rtrfnctivxeyc">
               <w:r>
                 <w:rPr>
                   <w:rFonts w:ascii="Arial" w:eastAsia="PingFang SC" w:hAnsi="Arial"/>
@@ -1974,7 +1974,7 @@
             <w:pPr>
               <w:spacing w:after="0" w:line="252"/>
             </w:pPr>
-            <w:hyperlink w:history="1" r:id="rIdmxsj-r1bs4fcgtdekizqx">
+            <w:hyperlink w:history="1" r:id="rIdwh0j1f1da2733vqs_kshj">
               <w:r>
                 <w:rPr>
                   <w:rFonts w:ascii="Arial" w:eastAsia="PingFang SC" w:hAnsi="Arial"/>
@@ -2076,7 +2076,7 @@
             <w:pPr>
               <w:spacing w:after="0" w:line="252"/>
             </w:pPr>
-            <w:hyperlink w:history="1" r:id="rIdyqsiavq7prnsjx1cprw0j">
+            <w:hyperlink w:history="1" r:id="rIdotarx-xionjllg6-9si_b">
               <w:r>
                 <w:rPr>
                   <w:rFonts w:ascii="Arial" w:eastAsia="PingFang SC" w:hAnsi="Arial"/>
@@ -2178,7 +2178,7 @@
             <w:pPr>
               <w:spacing w:after="0" w:line="252"/>
             </w:pPr>
-            <w:hyperlink w:history="1" r:id="rIdp0aqmjffj_awqmaajewh7">
+            <w:hyperlink w:history="1" r:id="rIdrvcas3baniaqvixl9p_-a">
               <w:r>
                 <w:rPr>
                   <w:rFonts w:ascii="Arial" w:eastAsia="PingFang SC" w:hAnsi="Arial"/>
@@ -2280,7 +2280,7 @@
             <w:pPr>
               <w:spacing w:after="0" w:line="252"/>
             </w:pPr>
-            <w:hyperlink w:history="1" r:id="rId7aimwdwzq3mci7zaa3ceo">
+            <w:hyperlink w:history="1" r:id="rIdzb6yg2gb-xill6paw7eju">
               <w:r>
                 <w:rPr>
                   <w:rFonts w:ascii="Arial" w:eastAsia="PingFang SC" w:hAnsi="Arial"/>
@@ -2428,7 +2428,7 @@
             <w:pPr>
               <w:spacing w:after="0" w:line="252"/>
             </w:pPr>
-            <w:hyperlink w:history="1" r:id="rId0jy14szitnvnzrp98kvvm">
+            <w:hyperlink w:history="1" r:id="rIdulhqxrw-htplxlg9cyynr">
               <w:r>
                 <w:rPr>
                   <w:rFonts w:ascii="Arial" w:eastAsia="PingFang SC" w:hAnsi="Arial"/>
@@ -2530,7 +2530,7 @@
             <w:pPr>
               <w:spacing w:after="0" w:line="252"/>
             </w:pPr>
-            <w:hyperlink w:history="1" r:id="rId1nhrsuasudrovc9svzsk-">
+            <w:hyperlink w:history="1" r:id="rIdgzrt2faukpx2o8c_xt-nh">
               <w:r>
                 <w:rPr>
                   <w:rFonts w:ascii="Arial" w:eastAsia="PingFang SC" w:hAnsi="Arial"/>
@@ -2632,7 +2632,7 @@
             <w:pPr>
               <w:spacing w:after="0" w:line="252"/>
             </w:pPr>
-            <w:hyperlink w:history="1" r:id="rIduw6zaqzfhr9z2i3kthx_x">
+            <w:hyperlink w:history="1" r:id="rId_c2rdatfn17ux6zr8mavz">
               <w:r>
                 <w:rPr>
                   <w:rFonts w:ascii="Arial" w:eastAsia="PingFang SC" w:hAnsi="Arial"/>
@@ -2734,7 +2734,7 @@
             <w:pPr>
               <w:spacing w:after="0" w:line="252"/>
             </w:pPr>
-            <w:hyperlink w:history="1" r:id="rIdv4_nlptyikuoicxyumbzm">
+            <w:hyperlink w:history="1" r:id="rIdk_mb9na1mk85lduyfgwxd">
               <w:r>
                 <w:rPr>
                   <w:rFonts w:ascii="Arial" w:eastAsia="PingFang SC" w:hAnsi="Arial"/>
@@ -2836,7 +2836,7 @@
             <w:pPr>
               <w:spacing w:after="0" w:line="252"/>
             </w:pPr>
-            <w:hyperlink w:history="1" r:id="rIdfrrkq0thp85wv4rsef72m">
+            <w:hyperlink w:history="1" r:id="rIdigiy-1dkc4mvxn2qaaotw">
               <w:r>
                 <w:rPr>
                   <w:rFonts w:ascii="Arial" w:eastAsia="PingFang SC" w:hAnsi="Arial"/>
@@ -2938,7 +2938,7 @@
             <w:pPr>
               <w:spacing w:after="0" w:line="252"/>
             </w:pPr>
-            <w:hyperlink w:history="1" r:id="rIdyh79evhe75kuj2hog76mh">
+            <w:hyperlink w:history="1" r:id="rIduc_mjyk1_pt04u6ffsgzs">
               <w:r>
                 <w:rPr>
                   <w:rFonts w:ascii="Arial" w:eastAsia="PingFang SC" w:hAnsi="Arial"/>

--- a/交付物-doc-pdf-ppt/AI内容课_VerA_教学版_工作手册.docx
+++ b/交付物-doc-pdf-ppt/AI内容课_VerA_教学版_工作手册.docx
@@ -1109,7 +1109,7 @@
             <w:pPr>
               <w:spacing w:after="40"/>
             </w:pPr>
-            <w:hyperlink w:history="1" r:id="rIdfolsddve-fswjypzkgwlq">
+            <w:hyperlink w:history="1" r:id="rId5gw4rckg8u244xsaawhbv">
               <w:r>
                 <w:rPr>
                   <w:rFonts w:ascii="Courier New" w:eastAsia="PingFang SC" w:hAnsi="Courier New"/>
@@ -1140,7 +1140,7 @@
             <w:pPr>
               <w:spacing w:after="0"/>
             </w:pPr>
-            <w:hyperlink w:history="1" r:id="rIdpmybooj1qmdnvmapggnhl">
+            <w:hyperlink w:history="1" r:id="rId3jtezuwfhdcfedmzpmcxz">
               <w:r>
                 <w:rPr>
                   <w:rFonts w:ascii="Courier New" w:eastAsia="PingFang SC" w:hAnsi="Courier New"/>
@@ -1362,7 +1362,7 @@
             <w:pPr>
               <w:spacing w:after="0" w:line="252"/>
             </w:pPr>
-            <w:hyperlink w:history="1" r:id="rIdft5iiw4x8k3vr1xt8krhc">
+            <w:hyperlink w:history="1" r:id="rId4lp2m9nigf-cl5lkkal_2">
               <w:r>
                 <w:rPr>
                   <w:rFonts w:ascii="Arial" w:eastAsia="PingFang SC" w:hAnsi="Arial"/>
@@ -1464,7 +1464,7 @@
             <w:pPr>
               <w:spacing w:after="0" w:line="252"/>
             </w:pPr>
-            <w:hyperlink w:history="1" r:id="rId_0ktbfawl3in3hxht-ild">
+            <w:hyperlink w:history="1" r:id="rId_61o9emx4btwyzu8d9mn8">
               <w:r>
                 <w:rPr>
                   <w:rFonts w:ascii="Arial" w:eastAsia="PingFang SC" w:hAnsi="Arial"/>
@@ -1566,7 +1566,7 @@
             <w:pPr>
               <w:spacing w:after="0" w:line="252"/>
             </w:pPr>
-            <w:hyperlink w:history="1" r:id="rIdnuznbtfcmfeu4lk8w6kyb">
+            <w:hyperlink w:history="1" r:id="rId16rollab1rhzls48-io_m">
               <w:r>
                 <w:rPr>
                   <w:rFonts w:ascii="Arial" w:eastAsia="PingFang SC" w:hAnsi="Arial"/>
@@ -1668,7 +1668,7 @@
             <w:pPr>
               <w:spacing w:after="0" w:line="252"/>
             </w:pPr>
-            <w:hyperlink w:history="1" r:id="rIdl_6wobzunafpv6fy0efkt">
+            <w:hyperlink w:history="1" r:id="rIdkc3uqk59yoxjpfw98bfu5">
               <w:r>
                 <w:rPr>
                   <w:rFonts w:ascii="Arial" w:eastAsia="PingFang SC" w:hAnsi="Arial"/>
@@ -1770,7 +1770,7 @@
             <w:pPr>
               <w:spacing w:after="0" w:line="252"/>
             </w:pPr>
-            <w:hyperlink w:history="1" r:id="rIdwb4saadpv8rdrr95oauox">
+            <w:hyperlink w:history="1" r:id="rIdm1kaj_nu0z4nbv3ccrxui">
               <w:r>
                 <w:rPr>
                   <w:rFonts w:ascii="Arial" w:eastAsia="PingFang SC" w:hAnsi="Arial"/>
@@ -1872,7 +1872,7 @@
             <w:pPr>
               <w:spacing w:after="0" w:line="252"/>
             </w:pPr>
-            <w:hyperlink w:history="1" r:id="rIdwkapsm35rtrfnctivxeyc">
+            <w:hyperlink w:history="1" r:id="rIdkfidjkxaiehnmteikhm3t">
               <w:r>
                 <w:rPr>
                   <w:rFonts w:ascii="Arial" w:eastAsia="PingFang SC" w:hAnsi="Arial"/>
@@ -1974,7 +1974,7 @@
             <w:pPr>
               <w:spacing w:after="0" w:line="252"/>
             </w:pPr>
-            <w:hyperlink w:history="1" r:id="rIdwh0j1f1da2733vqs_kshj">
+            <w:hyperlink w:history="1" r:id="rId1mpt8tiqrun8lsm4haooc">
               <w:r>
                 <w:rPr>
                   <w:rFonts w:ascii="Arial" w:eastAsia="PingFang SC" w:hAnsi="Arial"/>
@@ -2076,7 +2076,7 @@
             <w:pPr>
               <w:spacing w:after="0" w:line="252"/>
             </w:pPr>
-            <w:hyperlink w:history="1" r:id="rIdotarx-xionjllg6-9si_b">
+            <w:hyperlink w:history="1" r:id="rId_p9ayhfdvyrtb3do7n30t">
               <w:r>
                 <w:rPr>
                   <w:rFonts w:ascii="Arial" w:eastAsia="PingFang SC" w:hAnsi="Arial"/>
@@ -2178,7 +2178,7 @@
             <w:pPr>
               <w:spacing w:after="0" w:line="252"/>
             </w:pPr>
-            <w:hyperlink w:history="1" r:id="rIdrvcas3baniaqvixl9p_-a">
+            <w:hyperlink w:history="1" r:id="rIdaoorz4fygm_gheqwlsxto">
               <w:r>
                 <w:rPr>
                   <w:rFonts w:ascii="Arial" w:eastAsia="PingFang SC" w:hAnsi="Arial"/>
@@ -2280,7 +2280,7 @@
             <w:pPr>
               <w:spacing w:after="0" w:line="252"/>
             </w:pPr>
-            <w:hyperlink w:history="1" r:id="rIdzb6yg2gb-xill6paw7eju">
+            <w:hyperlink w:history="1" r:id="rId87cfn9w1isqgdm9w82sy1">
               <w:r>
                 <w:rPr>
                   <w:rFonts w:ascii="Arial" w:eastAsia="PingFang SC" w:hAnsi="Arial"/>
@@ -2428,7 +2428,7 @@
             <w:pPr>
               <w:spacing w:after="0" w:line="252"/>
             </w:pPr>
-            <w:hyperlink w:history="1" r:id="rIdulhqxrw-htplxlg9cyynr">
+            <w:hyperlink w:history="1" r:id="rIdllyomerwagrpxgurrqiv6">
               <w:r>
                 <w:rPr>
                   <w:rFonts w:ascii="Arial" w:eastAsia="PingFang SC" w:hAnsi="Arial"/>
@@ -2530,7 +2530,7 @@
             <w:pPr>
               <w:spacing w:after="0" w:line="252"/>
             </w:pPr>
-            <w:hyperlink w:history="1" r:id="rIdgzrt2faukpx2o8c_xt-nh">
+            <w:hyperlink w:history="1" r:id="rId97ybyj14g4jsoon55sbnd">
               <w:r>
                 <w:rPr>
                   <w:rFonts w:ascii="Arial" w:eastAsia="PingFang SC" w:hAnsi="Arial"/>
@@ -2632,7 +2632,7 @@
             <w:pPr>
               <w:spacing w:after="0" w:line="252"/>
             </w:pPr>
-            <w:hyperlink w:history="1" r:id="rId_c2rdatfn17ux6zr8mavz">
+            <w:hyperlink w:history="1" r:id="rIdqmbqghqpl2eyoojrzuc7u">
               <w:r>
                 <w:rPr>
                   <w:rFonts w:ascii="Arial" w:eastAsia="PingFang SC" w:hAnsi="Arial"/>
@@ -2734,7 +2734,7 @@
             <w:pPr>
               <w:spacing w:after="0" w:line="252"/>
             </w:pPr>
-            <w:hyperlink w:history="1" r:id="rIdk_mb9na1mk85lduyfgwxd">
+            <w:hyperlink w:history="1" r:id="rIddkeemyfo0wulmkpcgyyua">
               <w:r>
                 <w:rPr>
                   <w:rFonts w:ascii="Arial" w:eastAsia="PingFang SC" w:hAnsi="Arial"/>
@@ -2836,7 +2836,7 @@
             <w:pPr>
               <w:spacing w:after="0" w:line="252"/>
             </w:pPr>
-            <w:hyperlink w:history="1" r:id="rIdigiy-1dkc4mvxn2qaaotw">
+            <w:hyperlink w:history="1" r:id="rIdfnb3ffzwbgdpijppbxepg">
               <w:r>
                 <w:rPr>
                   <w:rFonts w:ascii="Arial" w:eastAsia="PingFang SC" w:hAnsi="Arial"/>
@@ -2938,7 +2938,7 @@
             <w:pPr>
               <w:spacing w:after="0" w:line="252"/>
             </w:pPr>
-            <w:hyperlink w:history="1" r:id="rIduc_mjyk1_pt04u6ffsgzs">
+            <w:hyperlink w:history="1" r:id="rIdn739tcq8kk1ac9gz-rma8">
               <w:r>
                 <w:rPr>
                   <w:rFonts w:ascii="Arial" w:eastAsia="PingFang SC" w:hAnsi="Arial"/>
@@ -8705,7 +8705,7 @@
                 <w:sz w:val="20"/>
                 <w:szCs w:val="20"/>
               </w:rPr>
-              <w:t xml:space="preserve">会写 8 分镜脚本（进 Notion 表）→ 锁人物 → 先跑 1 镜（480p）验证给你看。</w:t>
+              <w:t xml:space="preserve">会写 8 分镜脚本（进 Notion 表）→ 没真人先九宫格选人（挑号码→定妆照锁脸）→ 锁人物 → 先跑 1 镜（480p）验证给你看。</w:t>
             </w:r>
           </w:p>
         </w:tc>

--- a/交付物-doc-pdf-ppt/AI内容课_VerA_教学版_工作手册.docx
+++ b/交付物-doc-pdf-ppt/AI内容课_VerA_教学版_工作手册.docx
@@ -1109,7 +1109,7 @@
             <w:pPr>
               <w:spacing w:after="40"/>
             </w:pPr>
-            <w:hyperlink w:history="1" r:id="rId5gw4rckg8u244xsaawhbv">
+            <w:hyperlink w:history="1" r:id="rId3wh3com-sfw_hkkz96ta_">
               <w:r>
                 <w:rPr>
                   <w:rFonts w:ascii="Courier New" w:eastAsia="PingFang SC" w:hAnsi="Courier New"/>
@@ -1140,7 +1140,7 @@
             <w:pPr>
               <w:spacing w:after="0"/>
             </w:pPr>
-            <w:hyperlink w:history="1" r:id="rId3jtezuwfhdcfedmzpmcxz">
+            <w:hyperlink w:history="1" r:id="rIdwo9ml4aquqmzcaydjhqol">
               <w:r>
                 <w:rPr>
                   <w:rFonts w:ascii="Courier New" w:eastAsia="PingFang SC" w:hAnsi="Courier New"/>
@@ -1362,7 +1362,7 @@
             <w:pPr>
               <w:spacing w:after="0" w:line="252"/>
             </w:pPr>
-            <w:hyperlink w:history="1" r:id="rId4lp2m9nigf-cl5lkkal_2">
+            <w:hyperlink w:history="1" r:id="rIdmdtqrvyaqsy-otdadqwqf">
               <w:r>
                 <w:rPr>
                   <w:rFonts w:ascii="Arial" w:eastAsia="PingFang SC" w:hAnsi="Arial"/>
@@ -1440,7 +1440,7 @@
                 <w:sz w:val="20"/>
                 <w:szCs w:val="20"/>
               </w:rPr>
-              <w:t xml:space="preserve">01</w:t>
+              <w:t xml:space="preserve">入口</w:t>
             </w:r>
           </w:p>
         </w:tc>
@@ -1464,7 +1464,7 @@
             <w:pPr>
               <w:spacing w:after="0" w:line="252"/>
             </w:pPr>
-            <w:hyperlink w:history="1" r:id="rId_61o9emx4btwyzu8d9mn8">
+            <w:hyperlink w:history="1" r:id="rIddwv93augg50qjt1ykqu-v">
               <w:r>
                 <w:rPr>
                   <w:rFonts w:ascii="Arial" w:eastAsia="PingFang SC" w:hAnsi="Arial"/>
@@ -1473,7 +1473,7 @@
                   <w:szCs w:val="19"/>
                   <w:u w:val="single"/>
                 </w:rPr>
-                <w:t xml:space="preserve">01-课程架构-线下实操课-Session制.md</w:t>
+                <w:t xml:space="preserve">SKILL.md</w:t>
               </w:r>
             </w:hyperlink>
           </w:p>
@@ -1505,7 +1505,7 @@
                 <w:sz w:val="19"/>
                 <w:szCs w:val="19"/>
               </w:rPr>
-              <w:t xml:space="preserve">Session 0–10 课程地图</w:t>
+              <w:t xml:space="preserve">系统总览 + 交互教练（复制 repo 链接叫 Claude 安装）</w:t>
             </w:r>
           </w:p>
         </w:tc>
@@ -1542,7 +1542,7 @@
                 <w:sz w:val="20"/>
                 <w:szCs w:val="20"/>
               </w:rPr>
-              <w:t xml:space="preserve">02</w:t>
+              <w:t xml:space="preserve">🎁</w:t>
             </w:r>
           </w:p>
         </w:tc>
@@ -1566,7 +1566,7 @@
             <w:pPr>
               <w:spacing w:after="0" w:line="252"/>
             </w:pPr>
-            <w:hyperlink w:history="1" r:id="rId16rollab1rhzls48-io_m">
+            <w:hyperlink w:history="1" r:id="rIdoehoashxmfvx1erkih3ws">
               <w:r>
                 <w:rPr>
                   <w:rFonts w:ascii="Arial" w:eastAsia="PingFang SC" w:hAnsi="Arial"/>
@@ -1575,7 +1575,7 @@
                   <w:szCs w:val="19"/>
                   <w:u w:val="single"/>
                 </w:rPr>
-                <w:t xml:space="preserve">02-从零搭建-步骤与安装.md</w:t>
+                <w:t xml:space="preserve">7大AI启动包/01-《AI品牌定位》启动包/README.md</w:t>
               </w:r>
             </w:hyperlink>
           </w:p>
@@ -1607,7 +1607,7 @@
                 <w:sz w:val="19"/>
                 <w:szCs w:val="19"/>
               </w:rPr>
-              <w:t xml:space="preserve">6 阶段搭建路线</w:t>
+              <w:t xml:space="preserve">地基：品牌 7 题 · 受众 · 路线 · 红线 · 命名（先做这个）</w:t>
             </w:r>
           </w:p>
         </w:tc>
@@ -1644,7 +1644,7 @@
                 <w:sz w:val="20"/>
                 <w:szCs w:val="20"/>
               </w:rPr>
-              <w:t xml:space="preserve">03</w:t>
+              <w:t xml:space="preserve">🎁</w:t>
             </w:r>
           </w:p>
         </w:tc>
@@ -1668,7 +1668,7 @@
             <w:pPr>
               <w:spacing w:after="0" w:line="252"/>
             </w:pPr>
-            <w:hyperlink w:history="1" r:id="rIdkc3uqk59yoxjpfw98bfu5">
+            <w:hyperlink w:history="1" r:id="rIdnhq-b9p4zkac6exaxkgfr">
               <w:r>
                 <w:rPr>
                   <w:rFonts w:ascii="Arial" w:eastAsia="PingFang SC" w:hAnsi="Arial"/>
@@ -1677,7 +1677,7 @@
                   <w:szCs w:val="19"/>
                   <w:u w:val="single"/>
                 </w:rPr>
-                <w:t xml:space="preserve">03-SETUP-详细清单-装连喂.md</w:t>
+                <w:t xml:space="preserve">7大AI启动包/02-《AI产品图》启动包/README.md</w:t>
               </w:r>
             </w:hyperlink>
           </w:p>
@@ -1709,7 +1709,7 @@
                 <w:sz w:val="19"/>
                 <w:szCs w:val="19"/>
               </w:rPr>
-              <w:t xml:space="preserve">装什么 skill / 连什么账号 / 喂什么</w:t>
+              <w:t xml:space="preserve">海报 / 卖点图 · 5 风格库 · logo 自适应合成</w:t>
             </w:r>
           </w:p>
         </w:tc>
@@ -1746,7 +1746,7 @@
                 <w:sz w:val="20"/>
                 <w:szCs w:val="20"/>
               </w:rPr>
-              <w:t xml:space="preserve">04</w:t>
+              <w:t xml:space="preserve">🎁</w:t>
             </w:r>
           </w:p>
         </w:tc>
@@ -1770,7 +1770,7 @@
             <w:pPr>
               <w:spacing w:after="0" w:line="252"/>
             </w:pPr>
-            <w:hyperlink w:history="1" r:id="rIdm1kaj_nu0z4nbv3ccrxui">
+            <w:hyperlink w:history="1" r:id="rIdddn7uzhr9otcik7srdvs9">
               <w:r>
                 <w:rPr>
                   <w:rFonts w:ascii="Arial" w:eastAsia="PingFang SC" w:hAnsi="Arial"/>
@@ -1779,7 +1779,7 @@
                   <w:szCs w:val="19"/>
                   <w:u w:val="single"/>
                 </w:rPr>
-                <w:t xml:space="preserve">04-文案框架-验证版-可直接喂Claude.md</w:t>
+                <w:t xml:space="preserve">7大AI启动包/03-《AI口播短视频》启动包/README.md</w:t>
               </w:r>
             </w:hyperlink>
           </w:p>
@@ -1811,7 +1811,7 @@
                 <w:sz w:val="19"/>
                 <w:szCs w:val="19"/>
               </w:rPr>
-              <w:t xml:space="preserve">验证过的文案框架（直接喂 Claude）</w:t>
+              <w:t xml:space="preserve">8 分镜短视频 · 选人锁脸 · B-roll · AI 剪辑</w:t>
             </w:r>
           </w:p>
         </w:tc>
@@ -1848,7 +1848,7 @@
                 <w:sz w:val="20"/>
                 <w:szCs w:val="20"/>
               </w:rPr>
-              <w:t xml:space="preserve">05</w:t>
+              <w:t xml:space="preserve">🎁</w:t>
             </w:r>
           </w:p>
         </w:tc>
@@ -1872,7 +1872,7 @@
             <w:pPr>
               <w:spacing w:after="0" w:line="252"/>
             </w:pPr>
-            <w:hyperlink w:history="1" r:id="rIdkfidjkxaiehnmteikhm3t">
+            <w:hyperlink w:history="1" r:id="rIdxscmirt0uce94vspdf2ia">
               <w:r>
                 <w:rPr>
                   <w:rFonts w:ascii="Arial" w:eastAsia="PingFang SC" w:hAnsi="Arial"/>
@@ -1881,7 +1881,7 @@
                   <w:szCs w:val="19"/>
                   <w:u w:val="single"/>
                 </w:rPr>
-                <w:t xml:space="preserve">05-对话会怎么走-Claude带你搭.md</w:t>
+                <w:t xml:space="preserve">7大AI启动包/04-《AI爆款文案》启动包/README.md</w:t>
               </w:r>
             </w:hyperlink>
           </w:p>
@@ -1913,7 +1913,7 @@
                 <w:sz w:val="19"/>
                 <w:szCs w:val="19"/>
               </w:rPr>
-              <w:t xml:space="preserve">对话会怎么走：Claude 会问什么、你怎么答 / 挑刺</w:t>
+              <w:t xml:space="preserve">钩子 + 正文成套 · 分层框架 · NLP 技巧</w:t>
             </w:r>
           </w:p>
         </w:tc>
@@ -1950,7 +1950,7 @@
                 <w:sz w:val="20"/>
                 <w:szCs w:val="20"/>
               </w:rPr>
-              <w:t xml:space="preserve">06</w:t>
+              <w:t xml:space="preserve">🎁</w:t>
             </w:r>
           </w:p>
         </w:tc>
@@ -1974,7 +1974,7 @@
             <w:pPr>
               <w:spacing w:after="0" w:line="252"/>
             </w:pPr>
-            <w:hyperlink w:history="1" r:id="rId1mpt8tiqrun8lsm4haooc">
+            <w:hyperlink w:history="1" r:id="rIdj5bedxd1vmqr6avhrelri">
               <w:r>
                 <w:rPr>
                   <w:rFonts w:ascii="Arial" w:eastAsia="PingFang SC" w:hAnsi="Arial"/>
@@ -1983,7 +1983,7 @@
                   <w:szCs w:val="19"/>
                   <w:u w:val="single"/>
                 </w:rPr>
-                <w:t xml:space="preserve">06-FRAMEWORK-如何指挥AI搭系统.md</w:t>
+                <w:t xml:space="preserve">7大AI启动包/05-《AI数字分身》启动包/README.md</w:t>
               </w:r>
             </w:hyperlink>
           </w:p>
@@ -2015,7 +2015,7 @@
                 <w:sz w:val="19"/>
                 <w:szCs w:val="19"/>
               </w:rPr>
-              <w:t xml:space="preserve">指挥 AI 的协作方法论</w:t>
+              <w:t xml:space="preserve">照片级真人主播 · 跨分镜锁脸</w:t>
             </w:r>
           </w:p>
         </w:tc>
@@ -2052,7 +2052,7 @@
                 <w:sz w:val="20"/>
                 <w:szCs w:val="20"/>
               </w:rPr>
-              <w:t xml:space="preserve">07</w:t>
+              <w:t xml:space="preserve">🎁</w:t>
             </w:r>
           </w:p>
         </w:tc>
@@ -2076,7 +2076,7 @@
             <w:pPr>
               <w:spacing w:after="0" w:line="252"/>
             </w:pPr>
-            <w:hyperlink w:history="1" r:id="rId_p9ayhfdvyrtb3do7n30t">
+            <w:hyperlink w:history="1" r:id="rIdel2zretcflm5ke-ydgyvw">
               <w:r>
                 <w:rPr>
                   <w:rFonts w:ascii="Arial" w:eastAsia="PingFang SC" w:hAnsi="Arial"/>
@@ -2085,7 +2085,7 @@
                   <w:szCs w:val="19"/>
                   <w:u w:val="single"/>
                 </w:rPr>
-                <w:t xml:space="preserve">07-TEMPLATE.md</w:t>
+                <w:t xml:space="preserve">7大AI启动包/06-《AI销售PPT》启动包/README.md</w:t>
               </w:r>
             </w:hyperlink>
           </w:p>
@@ -2117,7 +2117,7 @@
                 <w:sz w:val="19"/>
                 <w:szCs w:val="19"/>
               </w:rPr>
-              <w:t xml:space="preserve">填空定制你自己的系统</w:t>
+              <w:t xml:space="preserve">销售 / 教学 / 汇报三场景 · 演示大师框架</w:t>
             </w:r>
           </w:p>
         </w:tc>
@@ -2154,7 +2154,7 @@
                 <w:sz w:val="20"/>
                 <w:szCs w:val="20"/>
               </w:rPr>
-              <w:t xml:space="preserve">08</w:t>
+              <w:t xml:space="preserve">🎁</w:t>
             </w:r>
           </w:p>
         </w:tc>
@@ -2178,7 +2178,7 @@
             <w:pPr>
               <w:spacing w:after="0" w:line="252"/>
             </w:pPr>
-            <w:hyperlink w:history="1" r:id="rIdaoorz4fygm_gheqwlsxto">
+            <w:hyperlink w:history="1" r:id="rIdyp86y6jekpcpnno9dfolj">
               <w:r>
                 <w:rPr>
                   <w:rFonts w:ascii="Arial" w:eastAsia="PingFang SC" w:hAnsi="Arial"/>
@@ -2187,7 +2187,7 @@
                   <w:szCs w:val="19"/>
                   <w:u w:val="single"/>
                 </w:rPr>
-                <w:t xml:space="preserve">08-NLP营销技巧-让文案更有说服力.md</w:t>
+                <w:t xml:space="preserve">7大AI启动包/07-《AI品牌配乐》启动包/README.md</w:t>
               </w:r>
             </w:hyperlink>
           </w:p>
@@ -2219,109 +2219,7 @@
                 <w:sz w:val="19"/>
                 <w:szCs w:val="19"/>
               </w:rPr>
-              <w:t xml:space="preserve">12 个 NLP 说服技巧（写文案时叠上去）</w:t>
-            </w:r>
-          </w:p>
-        </w:tc>
-      </w:tr>
-      <w:tr>
-        <w:tc>
-          <w:tcPr>
-            <w:tcW w:type="dxa" w:w="900"/>
-            <w:tcBorders>
-              <w:top w:val="single" w:color="CCD9E3" w:sz="1"/>
-              <w:left w:val="single" w:color="CCD9E3" w:sz="1"/>
-              <w:bottom w:val="single" w:color="CCD9E3" w:sz="1"/>
-              <w:right w:val="single" w:color="CCD9E3" w:sz="1"/>
-            </w:tcBorders>
-            <w:shd w:fill="F4F8FB" w:val="clear"/>
-            <w:tcMar>
-              <w:top w:type="dxa" w:w="70"/>
-              <w:left w:type="dxa" w:w="110"/>
-              <w:bottom w:type="dxa" w:w="70"/>
-              <w:right w:type="dxa" w:w="110"/>
-            </w:tcMar>
-          </w:tcPr>
-          <w:p>
-            <w:pPr>
-              <w:spacing w:after="0" w:line="252"/>
-              <w:jc w:val="center"/>
-            </w:pPr>
-            <w:r>
-              <w:rPr>
-                <w:rFonts w:ascii="Arial" w:eastAsia="PingFang SC" w:hAnsi="Arial"/>
-                <w:b/>
-                <w:bCs/>
-                <w:color w:val="28C2E7"/>
-                <w:sz w:val="20"/>
-                <w:szCs w:val="20"/>
-              </w:rPr>
-              <w:t xml:space="preserve">09</w:t>
-            </w:r>
-          </w:p>
-        </w:tc>
-        <w:tc>
-          <w:tcPr>
-            <w:tcW w:type="dxa" w:w="4900"/>
-            <w:tcBorders>
-              <w:top w:val="single" w:color="CCD9E3" w:sz="1"/>
-              <w:left w:val="single" w:color="CCD9E3" w:sz="1"/>
-              <w:bottom w:val="single" w:color="CCD9E3" w:sz="1"/>
-              <w:right w:val="single" w:color="CCD9E3" w:sz="1"/>
-            </w:tcBorders>
-            <w:tcMar>
-              <w:top w:type="dxa" w:w="70"/>
-              <w:left w:type="dxa" w:w="110"/>
-              <w:bottom w:type="dxa" w:w="70"/>
-              <w:right w:type="dxa" w:w="110"/>
-            </w:tcMar>
-          </w:tcPr>
-          <w:p>
-            <w:pPr>
-              <w:spacing w:after="0" w:line="252"/>
-            </w:pPr>
-            <w:hyperlink w:history="1" r:id="rId87cfn9w1isqgdm9w82sy1">
-              <w:r>
-                <w:rPr>
-                  <w:rFonts w:ascii="Arial" w:eastAsia="PingFang SC" w:hAnsi="Arial"/>
-                  <w:color w:val="0F75BC"/>
-                  <w:sz w:val="19"/>
-                  <w:szCs w:val="19"/>
-                  <w:u w:val="single"/>
-                </w:rPr>
-                <w:t xml:space="preserve">09-6大人性需求-内容角度更有方向.md</w:t>
-              </w:r>
-            </w:hyperlink>
-          </w:p>
-        </w:tc>
-        <w:tc>
-          <w:tcPr>
-            <w:tcW w:type="dxa" w:w="3560"/>
-            <w:tcBorders>
-              <w:top w:val="single" w:color="CCD9E3" w:sz="1"/>
-              <w:left w:val="single" w:color="CCD9E3" w:sz="1"/>
-              <w:bottom w:val="single" w:color="CCD9E3" w:sz="1"/>
-              <w:right w:val="single" w:color="CCD9E3" w:sz="1"/>
-            </w:tcBorders>
-            <w:tcMar>
-              <w:top w:type="dxa" w:w="70"/>
-              <w:left w:type="dxa" w:w="110"/>
-              <w:bottom w:type="dxa" w:w="70"/>
-              <w:right w:type="dxa" w:w="110"/>
-            </w:tcMar>
-          </w:tcPr>
-          <w:p>
-            <w:pPr>
-              <w:spacing w:after="0" w:line="252"/>
-            </w:pPr>
-            <w:r>
-              <w:rPr>
-                <w:rFonts w:ascii="Arial" w:eastAsia="PingFang SC" w:hAnsi="Arial"/>
-                <w:color w:val="5B6B7A"/>
-                <w:sz w:val="19"/>
-                <w:szCs w:val="19"/>
-              </w:rPr>
-              <w:t xml:space="preserve">6 大人性需求：内容角度没方向时用它切</w:t>
+              <w:t xml:space="preserve">专属 BGM / 音效</w:t>
             </w:r>
           </w:p>
         </w:tc>
@@ -2352,7 +2250,7 @@
           <w:sz w:val="22"/>
           <w:szCs w:val="22"/>
         </w:rPr>
-        <w:t xml:space="preserve">🛠️ tools/ · 六个 AI 技能</w:t>
+        <w:t xml:space="preserve">⚙️ 系统文件 · 课程地图 / 搭建路线 / 方法论</w:t>
       </w:r>
     </w:p>
     <w:tbl>
@@ -2404,7 +2302,7 @@
                 <w:sz w:val="20"/>
                 <w:szCs w:val="20"/>
               </w:rPr>
-              <w:t xml:space="preserve">t1</w:t>
+              <w:t xml:space="preserve">⚙️</w:t>
             </w:r>
           </w:p>
         </w:tc>
@@ -2428,7 +2326,7 @@
             <w:pPr>
               <w:spacing w:after="0" w:line="252"/>
             </w:pPr>
-            <w:hyperlink w:history="1" r:id="rIdllyomerwagrpxgurrqiv6">
+            <w:hyperlink w:history="1" r:id="rIdl2ezezmegxq1hxfnqsbcf">
               <w:r>
                 <w:rPr>
                   <w:rFonts w:ascii="Arial" w:eastAsia="PingFang SC" w:hAnsi="Arial"/>
@@ -2437,7 +2335,7 @@
                   <w:szCs w:val="19"/>
                   <w:u w:val="single"/>
                 </w:rPr>
-                <w:t xml:space="preserve">tools/01-ai-copywriting.md</w:t>
+                <w:t xml:space="preserve">系统/01-课程架构-线下实操课-Session制.md</w:t>
               </w:r>
             </w:hyperlink>
           </w:p>
@@ -2469,7 +2367,7 @@
                 <w:sz w:val="19"/>
                 <w:szCs w:val="19"/>
               </w:rPr>
-              <w:t xml:space="preserve">AI 文案 · Claude</w:t>
+              <w:t xml:space="preserve">Session 0–10 课程地图</w:t>
             </w:r>
           </w:p>
         </w:tc>
@@ -2506,7 +2404,7 @@
                 <w:sz w:val="20"/>
                 <w:szCs w:val="20"/>
               </w:rPr>
-              <w:t xml:space="preserve">t2</w:t>
+              <w:t xml:space="preserve">⚙️</w:t>
             </w:r>
           </w:p>
         </w:tc>
@@ -2530,7 +2428,7 @@
             <w:pPr>
               <w:spacing w:after="0" w:line="252"/>
             </w:pPr>
-            <w:hyperlink w:history="1" r:id="rId97ybyj14g4jsoon55sbnd">
+            <w:hyperlink w:history="1" r:id="rId1z9dhffq1o2c8eeckmd0s">
               <w:r>
                 <w:rPr>
                   <w:rFonts w:ascii="Arial" w:eastAsia="PingFang SC" w:hAnsi="Arial"/>
@@ -2539,7 +2437,7 @@
                   <w:szCs w:val="19"/>
                   <w:u w:val="single"/>
                 </w:rPr>
-                <w:t xml:space="preserve">tools/02-ai-image.md</w:t>
+                <w:t xml:space="preserve">系统/02-从零搭建-步骤与安装.md</w:t>
               </w:r>
             </w:hyperlink>
           </w:p>
@@ -2571,7 +2469,7 @@
                 <w:sz w:val="19"/>
                 <w:szCs w:val="19"/>
               </w:rPr>
-              <w:t xml:space="preserve">AI 图像 · Higgsfield</w:t>
+              <w:t xml:space="preserve">6 阶段搭建路线</w:t>
             </w:r>
           </w:p>
         </w:tc>
@@ -2608,7 +2506,7 @@
                 <w:sz w:val="20"/>
                 <w:szCs w:val="20"/>
               </w:rPr>
-              <w:t xml:space="preserve">t3</w:t>
+              <w:t xml:space="preserve">⚙️</w:t>
             </w:r>
           </w:p>
         </w:tc>
@@ -2632,7 +2530,7 @@
             <w:pPr>
               <w:spacing w:after="0" w:line="252"/>
             </w:pPr>
-            <w:hyperlink w:history="1" r:id="rIdqmbqghqpl2eyoojrzuc7u">
+            <w:hyperlink w:history="1" r:id="rIdri2zpfdjfmcqdiyajhq5e">
               <w:r>
                 <w:rPr>
                   <w:rFonts w:ascii="Arial" w:eastAsia="PingFang SC" w:hAnsi="Arial"/>
@@ -2641,7 +2539,7 @@
                   <w:szCs w:val="19"/>
                   <w:u w:val="single"/>
                 </w:rPr>
-                <w:t xml:space="preserve">tools/03-ai-avatar.md</w:t>
+                <w:t xml:space="preserve">系统/05-对话会怎么走-Claude带你搭.md</w:t>
               </w:r>
             </w:hyperlink>
           </w:p>
@@ -2673,7 +2571,7 @@
                 <w:sz w:val="19"/>
                 <w:szCs w:val="19"/>
               </w:rPr>
-              <w:t xml:space="preserve">AI 数字人 · Seedance</w:t>
+              <w:t xml:space="preserve">对话会怎么走：Claude 问什么、你怎么答 / 挑刺</w:t>
             </w:r>
           </w:p>
         </w:tc>
@@ -2710,7 +2608,7 @@
                 <w:sz w:val="20"/>
                 <w:szCs w:val="20"/>
               </w:rPr>
-              <w:t xml:space="preserve">t4</w:t>
+              <w:t xml:space="preserve">⚙️</w:t>
             </w:r>
           </w:p>
         </w:tc>
@@ -2734,7 +2632,7 @@
             <w:pPr>
               <w:spacing w:after="0" w:line="252"/>
             </w:pPr>
-            <w:hyperlink w:history="1" r:id="rIddkeemyfo0wulmkpcgyyua">
+            <w:hyperlink w:history="1" r:id="rId5di1c3jihjbpqtw94lfn1">
               <w:r>
                 <w:rPr>
                   <w:rFonts w:ascii="Arial" w:eastAsia="PingFang SC" w:hAnsi="Arial"/>
@@ -2743,7 +2641,7 @@
                   <w:szCs w:val="19"/>
                   <w:u w:val="single"/>
                 </w:rPr>
-                <w:t xml:space="preserve">tools/04-ai-ppt.md</w:t>
+                <w:t xml:space="preserve">系统/06-FRAMEWORK-如何指挥AI搭系统.md</w:t>
               </w:r>
             </w:hyperlink>
           </w:p>
@@ -2775,7 +2673,7 @@
                 <w:sz w:val="19"/>
                 <w:szCs w:val="19"/>
               </w:rPr>
-              <w:t xml:space="preserve">AI PPT</w:t>
+              <w:t xml:space="preserve">指挥 AI 的协作方法论</w:t>
             </w:r>
           </w:p>
         </w:tc>
@@ -2812,7 +2710,7 @@
                 <w:sz w:val="20"/>
                 <w:szCs w:val="20"/>
               </w:rPr>
-              <w:t xml:space="preserve">t5</w:t>
+              <w:t xml:space="preserve">📎</w:t>
             </w:r>
           </w:p>
         </w:tc>
@@ -2836,7 +2734,7 @@
             <w:pPr>
               <w:spacing w:after="0" w:line="252"/>
             </w:pPr>
-            <w:hyperlink w:history="1" r:id="rIdfnb3ffzwbgdpijppbxepg">
+            <w:hyperlink w:history="1" r:id="rIdmamb0hxc5irjjmswdu-bn">
               <w:r>
                 <w:rPr>
                   <w:rFonts w:ascii="Arial" w:eastAsia="PingFang SC" w:hAnsi="Arial"/>
@@ -2845,7 +2743,7 @@
                   <w:szCs w:val="19"/>
                   <w:u w:val="single"/>
                 </w:rPr>
-                <w:t xml:space="preserve">tools/05-ai-music.md</w:t>
+                <w:t xml:space="preserve">7大AI启动包/01-《AI品牌定位》启动包/03-SETUP-详细清单-装连喂.md</w:t>
               </w:r>
             </w:hyperlink>
           </w:p>
@@ -2877,7 +2775,7 @@
                 <w:sz w:val="19"/>
                 <w:szCs w:val="19"/>
               </w:rPr>
-              <w:t xml:space="preserve">AI 音乐 · Suno</w:t>
+              <w:t xml:space="preserve">装什么 / 连什么 / 喂什么</w:t>
             </w:r>
           </w:p>
         </w:tc>
@@ -2914,7 +2812,7 @@
                 <w:sz w:val="20"/>
                 <w:szCs w:val="20"/>
               </w:rPr>
-              <w:t xml:space="preserve">t6</w:t>
+              <w:t xml:space="preserve">📎</w:t>
             </w:r>
           </w:p>
         </w:tc>
@@ -2938,7 +2836,7 @@
             <w:pPr>
               <w:spacing w:after="0" w:line="252"/>
             </w:pPr>
-            <w:hyperlink w:history="1" r:id="rIdn739tcq8kk1ac9gz-rma8">
+            <w:hyperlink w:history="1" r:id="rId9rfupj_t1it4y6tyod5mx">
               <w:r>
                 <w:rPr>
                   <w:rFonts w:ascii="Arial" w:eastAsia="PingFang SC" w:hAnsi="Arial"/>
@@ -2947,7 +2845,7 @@
                   <w:szCs w:val="19"/>
                   <w:u w:val="single"/>
                 </w:rPr>
-                <w:t xml:space="preserve">tools/06-ai-video.md</w:t>
+                <w:t xml:space="preserve">7大AI启动包/01-《AI品牌定位》启动包/07-TEMPLATE.md</w:t>
               </w:r>
             </w:hyperlink>
           </w:p>
@@ -2979,7 +2877,313 @@
                 <w:sz w:val="19"/>
                 <w:szCs w:val="19"/>
               </w:rPr>
-              <w:t xml:space="preserve">AI 影片 · Seedance</w:t>
+              <w:t xml:space="preserve">填空定制你自己的系统</w:t>
+            </w:r>
+          </w:p>
+        </w:tc>
+      </w:tr>
+      <w:tr>
+        <w:tc>
+          <w:tcPr>
+            <w:tcW w:type="dxa" w:w="900"/>
+            <w:tcBorders>
+              <w:top w:val="single" w:color="CCD9E3" w:sz="1"/>
+              <w:left w:val="single" w:color="CCD9E3" w:sz="1"/>
+              <w:bottom w:val="single" w:color="CCD9E3" w:sz="1"/>
+              <w:right w:val="single" w:color="CCD9E3" w:sz="1"/>
+            </w:tcBorders>
+            <w:shd w:fill="F4F8FB" w:val="clear"/>
+            <w:tcMar>
+              <w:top w:type="dxa" w:w="70"/>
+              <w:left w:type="dxa" w:w="110"/>
+              <w:bottom w:type="dxa" w:w="70"/>
+              <w:right w:type="dxa" w:w="110"/>
+            </w:tcMar>
+          </w:tcPr>
+          <w:p>
+            <w:pPr>
+              <w:spacing w:after="0" w:line="252"/>
+              <w:jc w:val="center"/>
+            </w:pPr>
+            <w:r>
+              <w:rPr>
+                <w:rFonts w:ascii="Arial" w:eastAsia="PingFang SC" w:hAnsi="Arial"/>
+                <w:b/>
+                <w:bCs/>
+                <w:color w:val="28C2E7"/>
+                <w:sz w:val="20"/>
+                <w:szCs w:val="20"/>
+              </w:rPr>
+              <w:t xml:space="preserve">📎</w:t>
+            </w:r>
+          </w:p>
+        </w:tc>
+        <w:tc>
+          <w:tcPr>
+            <w:tcW w:type="dxa" w:w="4900"/>
+            <w:tcBorders>
+              <w:top w:val="single" w:color="CCD9E3" w:sz="1"/>
+              <w:left w:val="single" w:color="CCD9E3" w:sz="1"/>
+              <w:bottom w:val="single" w:color="CCD9E3" w:sz="1"/>
+              <w:right w:val="single" w:color="CCD9E3" w:sz="1"/>
+            </w:tcBorders>
+            <w:tcMar>
+              <w:top w:type="dxa" w:w="70"/>
+              <w:left w:type="dxa" w:w="110"/>
+              <w:bottom w:type="dxa" w:w="70"/>
+              <w:right w:type="dxa" w:w="110"/>
+            </w:tcMar>
+          </w:tcPr>
+          <w:p>
+            <w:pPr>
+              <w:spacing w:after="0" w:line="252"/>
+            </w:pPr>
+            <w:hyperlink w:history="1" r:id="rId5-3efajzwfigebqn3vhx4">
+              <w:r>
+                <w:rPr>
+                  <w:rFonts w:ascii="Arial" w:eastAsia="PingFang SC" w:hAnsi="Arial"/>
+                  <w:color w:val="0F75BC"/>
+                  <w:sz w:val="19"/>
+                  <w:szCs w:val="19"/>
+                  <w:u w:val="single"/>
+                </w:rPr>
+                <w:t xml:space="preserve">7大AI启动包/01-《AI品牌定位》启动包/09-6大人性需求-内容角度更有方向.md</w:t>
+              </w:r>
+            </w:hyperlink>
+          </w:p>
+        </w:tc>
+        <w:tc>
+          <w:tcPr>
+            <w:tcW w:type="dxa" w:w="3560"/>
+            <w:tcBorders>
+              <w:top w:val="single" w:color="CCD9E3" w:sz="1"/>
+              <w:left w:val="single" w:color="CCD9E3" w:sz="1"/>
+              <w:bottom w:val="single" w:color="CCD9E3" w:sz="1"/>
+              <w:right w:val="single" w:color="CCD9E3" w:sz="1"/>
+            </w:tcBorders>
+            <w:tcMar>
+              <w:top w:type="dxa" w:w="70"/>
+              <w:left w:type="dxa" w:w="110"/>
+              <w:bottom w:type="dxa" w:w="70"/>
+              <w:right w:type="dxa" w:w="110"/>
+            </w:tcMar>
+          </w:tcPr>
+          <w:p>
+            <w:pPr>
+              <w:spacing w:after="0" w:line="252"/>
+            </w:pPr>
+            <w:r>
+              <w:rPr>
+                <w:rFonts w:ascii="Arial" w:eastAsia="PingFang SC" w:hAnsi="Arial"/>
+                <w:color w:val="5B6B7A"/>
+                <w:sz w:val="19"/>
+                <w:szCs w:val="19"/>
+              </w:rPr>
+              <w:t xml:space="preserve">6 大人性需求：内容角度没方向时用它切</w:t>
+            </w:r>
+          </w:p>
+        </w:tc>
+      </w:tr>
+      <w:tr>
+        <w:tc>
+          <w:tcPr>
+            <w:tcW w:type="dxa" w:w="900"/>
+            <w:tcBorders>
+              <w:top w:val="single" w:color="CCD9E3" w:sz="1"/>
+              <w:left w:val="single" w:color="CCD9E3" w:sz="1"/>
+              <w:bottom w:val="single" w:color="CCD9E3" w:sz="1"/>
+              <w:right w:val="single" w:color="CCD9E3" w:sz="1"/>
+            </w:tcBorders>
+            <w:shd w:fill="F4F8FB" w:val="clear"/>
+            <w:tcMar>
+              <w:top w:type="dxa" w:w="70"/>
+              <w:left w:type="dxa" w:w="110"/>
+              <w:bottom w:type="dxa" w:w="70"/>
+              <w:right w:type="dxa" w:w="110"/>
+            </w:tcMar>
+          </w:tcPr>
+          <w:p>
+            <w:pPr>
+              <w:spacing w:after="0" w:line="252"/>
+              <w:jc w:val="center"/>
+            </w:pPr>
+            <w:r>
+              <w:rPr>
+                <w:rFonts w:ascii="Arial" w:eastAsia="PingFang SC" w:hAnsi="Arial"/>
+                <w:b/>
+                <w:bCs/>
+                <w:color w:val="28C2E7"/>
+                <w:sz w:val="20"/>
+                <w:szCs w:val="20"/>
+              </w:rPr>
+              <w:t xml:space="preserve">📎</w:t>
+            </w:r>
+          </w:p>
+        </w:tc>
+        <w:tc>
+          <w:tcPr>
+            <w:tcW w:type="dxa" w:w="4900"/>
+            <w:tcBorders>
+              <w:top w:val="single" w:color="CCD9E3" w:sz="1"/>
+              <w:left w:val="single" w:color="CCD9E3" w:sz="1"/>
+              <w:bottom w:val="single" w:color="CCD9E3" w:sz="1"/>
+              <w:right w:val="single" w:color="CCD9E3" w:sz="1"/>
+            </w:tcBorders>
+            <w:tcMar>
+              <w:top w:type="dxa" w:w="70"/>
+              <w:left w:type="dxa" w:w="110"/>
+              <w:bottom w:type="dxa" w:w="70"/>
+              <w:right w:type="dxa" w:w="110"/>
+            </w:tcMar>
+          </w:tcPr>
+          <w:p>
+            <w:pPr>
+              <w:spacing w:after="0" w:line="252"/>
+            </w:pPr>
+            <w:hyperlink w:history="1" r:id="rIdawoe37ubms6bclwsollp8">
+              <w:r>
+                <w:rPr>
+                  <w:rFonts w:ascii="Arial" w:eastAsia="PingFang SC" w:hAnsi="Arial"/>
+                  <w:color w:val="0F75BC"/>
+                  <w:sz w:val="19"/>
+                  <w:szCs w:val="19"/>
+                  <w:u w:val="single"/>
+                </w:rPr>
+                <w:t xml:space="preserve">7大AI启动包/04-《AI爆款文案》启动包/04-文案框架-验证版-可直接喂Claude.md</w:t>
+              </w:r>
+            </w:hyperlink>
+          </w:p>
+        </w:tc>
+        <w:tc>
+          <w:tcPr>
+            <w:tcW w:type="dxa" w:w="3560"/>
+            <w:tcBorders>
+              <w:top w:val="single" w:color="CCD9E3" w:sz="1"/>
+              <w:left w:val="single" w:color="CCD9E3" w:sz="1"/>
+              <w:bottom w:val="single" w:color="CCD9E3" w:sz="1"/>
+              <w:right w:val="single" w:color="CCD9E3" w:sz="1"/>
+            </w:tcBorders>
+            <w:tcMar>
+              <w:top w:type="dxa" w:w="70"/>
+              <w:left w:type="dxa" w:w="110"/>
+              <w:bottom w:type="dxa" w:w="70"/>
+              <w:right w:type="dxa" w:w="110"/>
+            </w:tcMar>
+          </w:tcPr>
+          <w:p>
+            <w:pPr>
+              <w:spacing w:after="0" w:line="252"/>
+            </w:pPr>
+            <w:r>
+              <w:rPr>
+                <w:rFonts w:ascii="Arial" w:eastAsia="PingFang SC" w:hAnsi="Arial"/>
+                <w:color w:val="5B6B7A"/>
+                <w:sz w:val="19"/>
+                <w:szCs w:val="19"/>
+              </w:rPr>
+              <w:t xml:space="preserve">验证过的文案框架（直接喂 Claude）</w:t>
+            </w:r>
+          </w:p>
+        </w:tc>
+      </w:tr>
+      <w:tr>
+        <w:tc>
+          <w:tcPr>
+            <w:tcW w:type="dxa" w:w="900"/>
+            <w:tcBorders>
+              <w:top w:val="single" w:color="CCD9E3" w:sz="1"/>
+              <w:left w:val="single" w:color="CCD9E3" w:sz="1"/>
+              <w:bottom w:val="single" w:color="CCD9E3" w:sz="1"/>
+              <w:right w:val="single" w:color="CCD9E3" w:sz="1"/>
+            </w:tcBorders>
+            <w:shd w:fill="F4F8FB" w:val="clear"/>
+            <w:tcMar>
+              <w:top w:type="dxa" w:w="70"/>
+              <w:left w:type="dxa" w:w="110"/>
+              <w:bottom w:type="dxa" w:w="70"/>
+              <w:right w:type="dxa" w:w="110"/>
+            </w:tcMar>
+          </w:tcPr>
+          <w:p>
+            <w:pPr>
+              <w:spacing w:after="0" w:line="252"/>
+              <w:jc w:val="center"/>
+            </w:pPr>
+            <w:r>
+              <w:rPr>
+                <w:rFonts w:ascii="Arial" w:eastAsia="PingFang SC" w:hAnsi="Arial"/>
+                <w:b/>
+                <w:bCs/>
+                <w:color w:val="28C2E7"/>
+                <w:sz w:val="20"/>
+                <w:szCs w:val="20"/>
+              </w:rPr>
+              <w:t xml:space="preserve">📎</w:t>
+            </w:r>
+          </w:p>
+        </w:tc>
+        <w:tc>
+          <w:tcPr>
+            <w:tcW w:type="dxa" w:w="4900"/>
+            <w:tcBorders>
+              <w:top w:val="single" w:color="CCD9E3" w:sz="1"/>
+              <w:left w:val="single" w:color="CCD9E3" w:sz="1"/>
+              <w:bottom w:val="single" w:color="CCD9E3" w:sz="1"/>
+              <w:right w:val="single" w:color="CCD9E3" w:sz="1"/>
+            </w:tcBorders>
+            <w:tcMar>
+              <w:top w:type="dxa" w:w="70"/>
+              <w:left w:type="dxa" w:w="110"/>
+              <w:bottom w:type="dxa" w:w="70"/>
+              <w:right w:type="dxa" w:w="110"/>
+            </w:tcMar>
+          </w:tcPr>
+          <w:p>
+            <w:pPr>
+              <w:spacing w:after="0" w:line="252"/>
+            </w:pPr>
+            <w:hyperlink w:history="1" r:id="rIdebbgef5nlclkbfaavgayr">
+              <w:r>
+                <w:rPr>
+                  <w:rFonts w:ascii="Arial" w:eastAsia="PingFang SC" w:hAnsi="Arial"/>
+                  <w:color w:val="0F75BC"/>
+                  <w:sz w:val="19"/>
+                  <w:szCs w:val="19"/>
+                  <w:u w:val="single"/>
+                </w:rPr>
+                <w:t xml:space="preserve">7大AI启动包/04-《AI爆款文案》启动包/08-NLP营销技巧-让文案更有说服力.md</w:t>
+              </w:r>
+            </w:hyperlink>
+          </w:p>
+        </w:tc>
+        <w:tc>
+          <w:tcPr>
+            <w:tcW w:type="dxa" w:w="3560"/>
+            <w:tcBorders>
+              <w:top w:val="single" w:color="CCD9E3" w:sz="1"/>
+              <w:left w:val="single" w:color="CCD9E3" w:sz="1"/>
+              <w:bottom w:val="single" w:color="CCD9E3" w:sz="1"/>
+              <w:right w:val="single" w:color="CCD9E3" w:sz="1"/>
+            </w:tcBorders>
+            <w:tcMar>
+              <w:top w:type="dxa" w:w="70"/>
+              <w:left w:type="dxa" w:w="110"/>
+              <w:bottom w:type="dxa" w:w="70"/>
+              <w:right w:type="dxa" w:w="110"/>
+            </w:tcMar>
+          </w:tcPr>
+          <w:p>
+            <w:pPr>
+              <w:spacing w:after="0" w:line="252"/>
+            </w:pPr>
+            <w:r>
+              <w:rPr>
+                <w:rFonts w:ascii="Arial" w:eastAsia="PingFang SC" w:hAnsi="Arial"/>
+                <w:color w:val="5B6B7A"/>
+                <w:sz w:val="19"/>
+                <w:szCs w:val="19"/>
+              </w:rPr>
+              <w:t xml:space="preserve">12 个 NLP 说服技巧（写文案时叠上去）</w:t>
             </w:r>
           </w:p>
         </w:tc>
@@ -4402,7 +4606,7 @@
                 <w:sz w:val="20"/>
                 <w:szCs w:val="20"/>
               </w:rPr>
-              <w:t xml:space="preserve">记忆系统（auto-memory）· ai-content-factory（总览）</w:t>
+              <w:t xml:space="preserve">记忆系统（auto-memory）· ai-marketing-agent-system（总览）</w:t>
             </w:r>
           </w:p>
         </w:tc>
@@ -4469,7 +4673,7 @@
                 <w:sz w:val="20"/>
                 <w:szCs w:val="20"/>
               </w:rPr>
-              <w:t xml:space="preserve">02-从零搭建 · 03-SETUP-装连喂 · 07-TEMPLATE</w:t>
+              <w:t xml:space="preserve">系统/02-从零搭建 · 7大AI启动包/01-《AI品牌定位》启动包（SETUP + TEMPLATE）</w:t>
             </w:r>
           </w:p>
         </w:tc>
@@ -5238,7 +5442,7 @@
                 <w:sz w:val="20"/>
                 <w:szCs w:val="20"/>
               </w:rPr>
-              <w:t xml:space="preserve">04-文案框架-验证版 · tools/01-ai-copywriting</w:t>
+              <w:t xml:space="preserve">7大AI启动包/04-《AI爆款文案》启动包</w:t>
             </w:r>
           </w:p>
         </w:tc>
@@ -6014,7 +6218,7 @@
                 <w:sz w:val="20"/>
                 <w:szCs w:val="20"/>
               </w:rPr>
-              <w:t xml:space="preserve">tools/02-ai-image</w:t>
+              <w:t xml:space="preserve">7大AI启动包/02-《AI产品图》启动包</w:t>
             </w:r>
           </w:p>
         </w:tc>
@@ -6809,7 +7013,7 @@
                 <w:sz w:val="20"/>
                 <w:szCs w:val="20"/>
               </w:rPr>
-              <w:t xml:space="preserve">tools/03-ai-avatar</w:t>
+              <w:t xml:space="preserve">7大AI启动包/05-《AI数字分身》启动包</w:t>
             </w:r>
           </w:p>
         </w:tc>
@@ -7392,7 +7596,7 @@
                 <w:sz w:val="20"/>
                 <w:szCs w:val="20"/>
               </w:rPr>
-              <w:t xml:space="preserve">tools/04-ai-ppt</w:t>
+              <w:t xml:space="preserve">7大AI启动包/06-《AI销售PPT》启动包</w:t>
             </w:r>
           </w:p>
         </w:tc>
@@ -7975,7 +8179,7 @@
                 <w:sz w:val="20"/>
                 <w:szCs w:val="20"/>
               </w:rPr>
-              <w:t xml:space="preserve">tools/05-ai-music</w:t>
+              <w:t xml:space="preserve">7大AI启动包/07-《AI品牌配乐》启动包</w:t>
             </w:r>
           </w:p>
         </w:tc>
@@ -8558,7 +8762,7 @@
                 <w:sz w:val="20"/>
                 <w:szCs w:val="20"/>
               </w:rPr>
-              <w:t xml:space="preserve">tools/06-ai-video</w:t>
+              <w:t xml:space="preserve">7大AI启动包/03-《AI口播短视频》启动包</w:t>
             </w:r>
           </w:p>
         </w:tc>
@@ -9913,7 +10117,7 @@
                 <w:sz w:val="20"/>
                 <w:szCs w:val="20"/>
               </w:rPr>
-              <w:t xml:space="preserve">tools/01 + tools/02 + SKILL.md</w:t>
+              <w:t xml:space="preserve">启动包 04《AI爆款文案》+ 02《AI产品图》+ SKILL.md</w:t>
             </w:r>
           </w:p>
         </w:tc>
@@ -10496,7 +10700,7 @@
                 <w:sz w:val="20"/>
                 <w:szCs w:val="20"/>
               </w:rPr>
-              <w:t xml:space="preserve">tools/03 / 05 / 06 + SKILL.md</w:t>
+              <w:t xml:space="preserve">启动包 05《AI数字分身》/ 07《AI品牌配乐》/ 03《AI口播短视频》+ SKILL.md</w:t>
             </w:r>
           </w:p>
         </w:tc>
@@ -12734,7 +12938,7 @@
           <w:sz w:val="19"/>
           <w:szCs w:val="19"/>
         </w:rPr>
-        <w:t xml:space="preserve">配套教材（本 skill 包）：SKILL.md（总览+交互教练）· SETUP（装连喂）· 05-对话会怎么走· 文案框架-验证版 · tools/（6 技能）· FRAMEWORK（方法论）· TEMPLATE（填空）。</w:t>
+        <w:t xml:space="preserve">配套教材（本 skill 包）：SKILL.md（总览+交互教练）· 7大AI启动包/（7 个启动包）· 系统/（课程架构 · 从零搭建 · 对话会怎么走 · FRAMEWORK 方法论）· 01-《AI品牌定位》启动包 里的 SETUP（装连喂）+ TEMPLATE（填空）。</w:t>
       </w:r>
     </w:p>
     <w:sectPr>

--- a/交付物-doc-pdf-ppt/AI内容课_VerA_教学版_工作手册.docx
+++ b/交付物-doc-pdf-ppt/AI内容课_VerA_教学版_工作手册.docx
@@ -1109,7 +1109,7 @@
             <w:pPr>
               <w:spacing w:after="40"/>
             </w:pPr>
-            <w:hyperlink w:history="1" r:id="rId3wh3com-sfw_hkkz96ta_">
+            <w:hyperlink w:history="1" r:id="rIdpqfpcaewwlrxubnkpuoki">
               <w:r>
                 <w:rPr>
                   <w:rFonts w:ascii="Courier New" w:eastAsia="PingFang SC" w:hAnsi="Courier New"/>
@@ -1140,7 +1140,7 @@
             <w:pPr>
               <w:spacing w:after="0"/>
             </w:pPr>
-            <w:hyperlink w:history="1" r:id="rIdwo9ml4aquqmzcaydjhqol">
+            <w:hyperlink w:history="1" r:id="rIdd7mfwcmtxeilgpjuunc06">
               <w:r>
                 <w:rPr>
                   <w:rFonts w:ascii="Courier New" w:eastAsia="PingFang SC" w:hAnsi="Courier New"/>
@@ -1362,7 +1362,7 @@
             <w:pPr>
               <w:spacing w:after="0" w:line="252"/>
             </w:pPr>
-            <w:hyperlink w:history="1" r:id="rIdmdtqrvyaqsy-otdadqwqf">
+            <w:hyperlink w:history="1" r:id="rIdddslld1xaxbxkp045ayo0">
               <w:r>
                 <w:rPr>
                   <w:rFonts w:ascii="Arial" w:eastAsia="PingFang SC" w:hAnsi="Arial"/>
@@ -1464,7 +1464,7 @@
             <w:pPr>
               <w:spacing w:after="0" w:line="252"/>
             </w:pPr>
-            <w:hyperlink w:history="1" r:id="rIddwv93augg50qjt1ykqu-v">
+            <w:hyperlink w:history="1" r:id="rIdga21ptcwqoqaa--zxefzc">
               <w:r>
                 <w:rPr>
                   <w:rFonts w:ascii="Arial" w:eastAsia="PingFang SC" w:hAnsi="Arial"/>
@@ -1566,7 +1566,7 @@
             <w:pPr>
               <w:spacing w:after="0" w:line="252"/>
             </w:pPr>
-            <w:hyperlink w:history="1" r:id="rIdoehoashxmfvx1erkih3ws">
+            <w:hyperlink w:history="1" r:id="rIdk5x3hbd7cpq8doe-ryq9j">
               <w:r>
                 <w:rPr>
                   <w:rFonts w:ascii="Arial" w:eastAsia="PingFang SC" w:hAnsi="Arial"/>
@@ -1668,7 +1668,7 @@
             <w:pPr>
               <w:spacing w:after="0" w:line="252"/>
             </w:pPr>
-            <w:hyperlink w:history="1" r:id="rIdnhq-b9p4zkac6exaxkgfr">
+            <w:hyperlink w:history="1" r:id="rIdokym7-69dfzxjtzawwie4">
               <w:r>
                 <w:rPr>
                   <w:rFonts w:ascii="Arial" w:eastAsia="PingFang SC" w:hAnsi="Arial"/>
@@ -1677,7 +1677,7 @@
                   <w:szCs w:val="19"/>
                   <w:u w:val="single"/>
                 </w:rPr>
-                <w:t xml:space="preserve">7大AI启动包/02-《AI产品图》启动包/README.md</w:t>
+                <w:t xml:space="preserve">7大AI启动包/03-《AI产品图》启动包/README.md</w:t>
               </w:r>
             </w:hyperlink>
           </w:p>
@@ -1770,7 +1770,7 @@
             <w:pPr>
               <w:spacing w:after="0" w:line="252"/>
             </w:pPr>
-            <w:hyperlink w:history="1" r:id="rIdddn7uzhr9otcik7srdvs9">
+            <w:hyperlink w:history="1" r:id="rIdlhqrz4eirzqlrdpyvw9cq">
               <w:r>
                 <w:rPr>
                   <w:rFonts w:ascii="Arial" w:eastAsia="PingFang SC" w:hAnsi="Arial"/>
@@ -1779,7 +1779,7 @@
                   <w:szCs w:val="19"/>
                   <w:u w:val="single"/>
                 </w:rPr>
-                <w:t xml:space="preserve">7大AI启动包/03-《AI口播短视频》启动包/README.md</w:t>
+                <w:t xml:space="preserve">7大AI启动包/04-《AI口播短视频》启动包/README.md</w:t>
               </w:r>
             </w:hyperlink>
           </w:p>
@@ -1872,7 +1872,7 @@
             <w:pPr>
               <w:spacing w:after="0" w:line="252"/>
             </w:pPr>
-            <w:hyperlink w:history="1" r:id="rIdxscmirt0uce94vspdf2ia">
+            <w:hyperlink w:history="1" r:id="rIdysihmgqj0dlpsuvfp0bkw">
               <w:r>
                 <w:rPr>
                   <w:rFonts w:ascii="Arial" w:eastAsia="PingFang SC" w:hAnsi="Arial"/>
@@ -1881,7 +1881,7 @@
                   <w:szCs w:val="19"/>
                   <w:u w:val="single"/>
                 </w:rPr>
-                <w:t xml:space="preserve">7大AI启动包/04-《AI爆款文案》启动包/README.md</w:t>
+                <w:t xml:space="preserve">7大AI启动包/02-《AI爆款文案》启动包/README.md</w:t>
               </w:r>
             </w:hyperlink>
           </w:p>
@@ -1974,7 +1974,7 @@
             <w:pPr>
               <w:spacing w:after="0" w:line="252"/>
             </w:pPr>
-            <w:hyperlink w:history="1" r:id="rIdj5bedxd1vmqr6avhrelri">
+            <w:hyperlink w:history="1" r:id="rId_7koon4gao_l6lpirmipn">
               <w:r>
                 <w:rPr>
                   <w:rFonts w:ascii="Arial" w:eastAsia="PingFang SC" w:hAnsi="Arial"/>
@@ -2076,7 +2076,7 @@
             <w:pPr>
               <w:spacing w:after="0" w:line="252"/>
             </w:pPr>
-            <w:hyperlink w:history="1" r:id="rIdel2zretcflm5ke-ydgyvw">
+            <w:hyperlink w:history="1" r:id="rIdyhjltiermorpxbdpzmrqp">
               <w:r>
                 <w:rPr>
                   <w:rFonts w:ascii="Arial" w:eastAsia="PingFang SC" w:hAnsi="Arial"/>
@@ -2178,7 +2178,7 @@
             <w:pPr>
               <w:spacing w:after="0" w:line="252"/>
             </w:pPr>
-            <w:hyperlink w:history="1" r:id="rIdyp86y6jekpcpnno9dfolj">
+            <w:hyperlink w:history="1" r:id="rIdncog-8ksfoz7ffflkneh2">
               <w:r>
                 <w:rPr>
                   <w:rFonts w:ascii="Arial" w:eastAsia="PingFang SC" w:hAnsi="Arial"/>
@@ -2326,7 +2326,7 @@
             <w:pPr>
               <w:spacing w:after="0" w:line="252"/>
             </w:pPr>
-            <w:hyperlink w:history="1" r:id="rIdl2ezezmegxq1hxfnqsbcf">
+            <w:hyperlink w:history="1" r:id="rIdv82edtx90hnzt24ff4iqk">
               <w:r>
                 <w:rPr>
                   <w:rFonts w:ascii="Arial" w:eastAsia="PingFang SC" w:hAnsi="Arial"/>
@@ -2428,7 +2428,7 @@
             <w:pPr>
               <w:spacing w:after="0" w:line="252"/>
             </w:pPr>
-            <w:hyperlink w:history="1" r:id="rId1z9dhffq1o2c8eeckmd0s">
+            <w:hyperlink w:history="1" r:id="rId5yqgwiww9wm4v8p9b7spt">
               <w:r>
                 <w:rPr>
                   <w:rFonts w:ascii="Arial" w:eastAsia="PingFang SC" w:hAnsi="Arial"/>
@@ -2530,7 +2530,7 @@
             <w:pPr>
               <w:spacing w:after="0" w:line="252"/>
             </w:pPr>
-            <w:hyperlink w:history="1" r:id="rIdri2zpfdjfmcqdiyajhq5e">
+            <w:hyperlink w:history="1" r:id="rIdj7fhc3e9ezunrfk1wixub">
               <w:r>
                 <w:rPr>
                   <w:rFonts w:ascii="Arial" w:eastAsia="PingFang SC" w:hAnsi="Arial"/>
@@ -2632,7 +2632,7 @@
             <w:pPr>
               <w:spacing w:after="0" w:line="252"/>
             </w:pPr>
-            <w:hyperlink w:history="1" r:id="rId5di1c3jihjbpqtw94lfn1">
+            <w:hyperlink w:history="1" r:id="rIdvppqilb9i_83i33vs6c-4">
               <w:r>
                 <w:rPr>
                   <w:rFonts w:ascii="Arial" w:eastAsia="PingFang SC" w:hAnsi="Arial"/>
@@ -2734,7 +2734,7 @@
             <w:pPr>
               <w:spacing w:after="0" w:line="252"/>
             </w:pPr>
-            <w:hyperlink w:history="1" r:id="rIdmamb0hxc5irjjmswdu-bn">
+            <w:hyperlink w:history="1" r:id="rId7bdqufmubx7z6pxyxylgn">
               <w:r>
                 <w:rPr>
                   <w:rFonts w:ascii="Arial" w:eastAsia="PingFang SC" w:hAnsi="Arial"/>
@@ -2836,7 +2836,7 @@
             <w:pPr>
               <w:spacing w:after="0" w:line="252"/>
             </w:pPr>
-            <w:hyperlink w:history="1" r:id="rId9rfupj_t1it4y6tyod5mx">
+            <w:hyperlink w:history="1" r:id="rIdw4qhpsc3tdh_zvdniqoso">
               <w:r>
                 <w:rPr>
                   <w:rFonts w:ascii="Arial" w:eastAsia="PingFang SC" w:hAnsi="Arial"/>
@@ -2938,7 +2938,7 @@
             <w:pPr>
               <w:spacing w:after="0" w:line="252"/>
             </w:pPr>
-            <w:hyperlink w:history="1" r:id="rId5-3efajzwfigebqn3vhx4">
+            <w:hyperlink w:history="1" r:id="rIdvnw7co3wvl6gtn6-qlap_">
               <w:r>
                 <w:rPr>
                   <w:rFonts w:ascii="Arial" w:eastAsia="PingFang SC" w:hAnsi="Arial"/>
@@ -3040,7 +3040,7 @@
             <w:pPr>
               <w:spacing w:after="0" w:line="252"/>
             </w:pPr>
-            <w:hyperlink w:history="1" r:id="rIdawoe37ubms6bclwsollp8">
+            <w:hyperlink w:history="1" r:id="rIdpnupmkznha0zyf5yp7af6">
               <w:r>
                 <w:rPr>
                   <w:rFonts w:ascii="Arial" w:eastAsia="PingFang SC" w:hAnsi="Arial"/>
@@ -3049,7 +3049,7 @@
                   <w:szCs w:val="19"/>
                   <w:u w:val="single"/>
                 </w:rPr>
-                <w:t xml:space="preserve">7大AI启动包/04-《AI爆款文案》启动包/04-文案框架-验证版-可直接喂Claude.md</w:t>
+                <w:t xml:space="preserve">7大AI启动包/02-《AI爆款文案》启动包/04-文案框架-验证版-可直接喂Claude.md</w:t>
               </w:r>
             </w:hyperlink>
           </w:p>
@@ -3142,7 +3142,7 @@
             <w:pPr>
               <w:spacing w:after="0" w:line="252"/>
             </w:pPr>
-            <w:hyperlink w:history="1" r:id="rIdebbgef5nlclkbfaavgayr">
+            <w:hyperlink w:history="1" r:id="rId8rtrdmhyhmmmnfnryvwkr">
               <w:r>
                 <w:rPr>
                   <w:rFonts w:ascii="Arial" w:eastAsia="PingFang SC" w:hAnsi="Arial"/>
@@ -3151,7 +3151,7 @@
                   <w:szCs w:val="19"/>
                   <w:u w:val="single"/>
                 </w:rPr>
-                <w:t xml:space="preserve">7大AI启动包/04-《AI爆款文案》启动包/08-NLP营销技巧-让文案更有说服力.md</w:t>
+                <w:t xml:space="preserve">7大AI启动包/02-《AI爆款文案》启动包/08-NLP营销技巧-让文案更有说服力.md</w:t>
               </w:r>
             </w:hyperlink>
           </w:p>
@@ -5442,7 +5442,7 @@
                 <w:sz w:val="20"/>
                 <w:szCs w:val="20"/>
               </w:rPr>
-              <w:t xml:space="preserve">7大AI启动包/04-《AI爆款文案》启动包</w:t>
+              <w:t xml:space="preserve">7大AI启动包/02-《AI爆款文案》启动包</w:t>
             </w:r>
           </w:p>
         </w:tc>
@@ -6218,7 +6218,7 @@
                 <w:sz w:val="20"/>
                 <w:szCs w:val="20"/>
               </w:rPr>
-              <w:t xml:space="preserve">7大AI启动包/02-《AI产品图》启动包</w:t>
+              <w:t xml:space="preserve">7大AI启动包/03-《AI产品图》启动包</w:t>
             </w:r>
           </w:p>
         </w:tc>
@@ -8045,7 +8045,7 @@
                 <w:sz w:val="20"/>
                 <w:szCs w:val="20"/>
               </w:rPr>
-              <w:t xml:space="preserve">给视频配有质感的背景乐。</w:t>
+              <w:t xml:space="preserve">给视频配背景乐 —— 垫在口播底下，不抢戏。</w:t>
             </w:r>
           </w:p>
         </w:tc>
@@ -8112,7 +8112,7 @@
                 <w:sz w:val="20"/>
                 <w:szCs w:val="20"/>
               </w:rPr>
-              <w:t xml:space="preserve">Suno</w:t>
+              <w:t xml:space="preserve">Suno + Claude</w:t>
             </w:r>
           </w:p>
         </w:tc>
@@ -8217,7 +8217,7 @@
           <w:sz w:val="21"/>
           <w:szCs w:val="21"/>
         </w:rPr>
-        <w:t xml:space="preserve">给 Claude 一个情绪</w:t>
+        <w:t xml:space="preserve">逛 Suno Discover 找「我要这个感觉」</w:t>
       </w:r>
     </w:p>
     <w:p>
@@ -8236,7 +8236,45 @@
           <w:sz w:val="21"/>
           <w:szCs w:val="21"/>
         </w:rPr>
-        <w:t xml:space="preserve">听它用 Suno 出的无人声背景乐</w:t>
+        <w:t xml:space="preserve">🔴 点开「+ Show full styles」看作者的完整 prompt（抄写法，不抄歌）</w:t>
+      </w:r>
+    </w:p>
+    <w:p>
+      <w:pPr>
+        <w:pStyle w:val="ListParagraph"/>
+        <w:numPr>
+          <w:ilvl w:val="0"/>
+          <w:numId w:val="2"/>
+        </w:numPr>
+        <w:spacing w:after="70" w:line="264"/>
+      </w:pPr>
+      <w:r>
+        <w:rPr>
+          <w:rFonts w:ascii="Arial" w:eastAsia="PingFang SC" w:hAnsi="Arial"/>
+          <w:color w:val="142233"/>
+          <w:sz w:val="21"/>
+          <w:szCs w:val="21"/>
+        </w:rPr>
+        <w:t xml:space="preserve">跟 Claude 说你要的感觉 → 它写 prompt → 你去 Suno 生成</w:t>
+      </w:r>
+    </w:p>
+    <w:p>
+      <w:pPr>
+        <w:pStyle w:val="ListParagraph"/>
+        <w:numPr>
+          <w:ilvl w:val="0"/>
+          <w:numId w:val="2"/>
+        </w:numPr>
+        <w:spacing w:after="70" w:line="264"/>
+      </w:pPr>
+      <w:r>
+        <w:rPr>
+          <w:rFonts w:ascii="Arial" w:eastAsia="PingFang SC" w:hAnsi="Arial"/>
+          <w:color w:val="142233"/>
+          <w:sz w:val="21"/>
+          <w:szCs w:val="21"/>
+        </w:rPr>
+        <w:t xml:space="preserve">🔴 你试听（AI 没耳朵）→ 说哪里不对 → 它改 prompt</w:t>
       </w:r>
     </w:p>
     <w:p>
@@ -8307,7 +8345,7 @@
                 <w:sz w:val="20"/>
                 <w:szCs w:val="20"/>
               </w:rPr>
-              <w:t xml:space="preserve">会按你给的情绪，用 Suno 出一段无人声背景乐。</w:t>
+              <w:t xml:space="preserve">会先问你要什么感觉、有没有参考的歌，然后写出带五个成分的 prompt：①用途+格式 ②具体乐器 ③调性(含「不要什么」) ④给人声让路 ⑤BPM+时长。</w:t>
             </w:r>
           </w:p>
         </w:tc>
@@ -8365,24 +8403,12 @@
                 <w:sz w:val="20"/>
                 <w:szCs w:val="20"/>
               </w:rPr>
-              <w:t xml:space="preserve">情绪：上进 / 温暖 / 都市感；压低垫口播、可循环、约 60 秒。</w:t>
+              <w:t xml:space="preserve">我要 Discover 上那首的感觉（cinematic、有力量），但要垫在口播底下不抢戏。</w:t>
             </w:r>
           </w:p>
         </w:tc>
       </w:tr>
     </w:tbl>
-    <w:p>
-      <w:pPr>
-        <w:spacing w:after="40"/>
-      </w:pPr>
-      <w:r>
-        <w:rPr>
-          <w:sz w:val="8"/>
-          <w:szCs w:val="8"/>
-        </w:rPr>
-        <w:t xml:space="preserve"/>
-      </w:r>
-    </w:p>
     <w:tbl>
       <w:tblPr>
         <w:tblW w:type="dxa" w:w="9360"/>
@@ -8404,11 +8430,11 @@
             <w:tcW w:type="dxa" w:w="9360"/>
             <w:tcBorders>
               <w:top w:val="none"/>
-              <w:left w:val="single" w:color="28C2E7" w:sz="24" w:space="6"/>
+              <w:left w:val="single" w:color="FCB040" w:sz="24" w:space="6"/>
               <w:bottom w:val="none"/>
               <w:right w:val="none"/>
             </w:tcBorders>
-            <w:shd w:fill="28C2E7" w:val="clear"/>
+            <w:shd w:fill="FFF8EC" w:val="clear"/>
             <w:tcMar>
               <w:top w:type="dxa" w:w="120"/>
               <w:left w:type="dxa" w:w="160"/>
@@ -8422,6 +8448,308 @@
                 <w:rFonts w:ascii="Arial" w:eastAsia="PingFang SC" w:hAnsi="Arial"/>
                 <w:b/>
                 <w:bCs/>
+                <w:color w:val="B8791A"/>
+                <w:sz w:val="20"/>
+                <w:szCs w:val="20"/>
+              </w:rPr>
+              <w:t xml:space="preserve">✏️ 想改就挑刺：</w:t>
+            </w:r>
+            <w:r>
+              <w:rPr>
+                <w:rFonts w:ascii="Arial" w:eastAsia="PingFang SC" w:hAnsi="Arial"/>
+                <w:color w:val="6A5427"/>
+                <w:sz w:val="20"/>
+                <w:szCs w:val="20"/>
+              </w:rPr>
+              <w:t xml:space="preserve">太吵了 / 开头就炸 / 中间那段抢戏 —— 你只要说哪里不对，prompt 它来改。</w:t>
+            </w:r>
+          </w:p>
+        </w:tc>
+      </w:tr>
+    </w:tbl>
+    <w:tbl>
+      <w:tblPr>
+        <w:tblW w:type="dxa" w:w="9360"/>
+        <w:tblBorders>
+          <w:top w:val="single" w:color="auto" w:sz="4"/>
+          <w:left w:val="single" w:color="auto" w:sz="4"/>
+          <w:bottom w:val="single" w:color="auto" w:sz="4"/>
+          <w:right w:val="single" w:color="auto" w:sz="4"/>
+          <w:insideH w:val="single" w:color="auto" w:sz="4"/>
+          <w:insideV w:val="single" w:color="auto" w:sz="4"/>
+        </w:tblBorders>
+      </w:tblPr>
+      <w:tblGrid>
+        <w:gridCol w:w="9360"/>
+      </w:tblGrid>
+      <w:tr>
+        <w:tc>
+          <w:tcPr>
+            <w:tcW w:type="dxa" w:w="9360"/>
+            <w:tcBorders>
+              <w:top w:val="none"/>
+              <w:left w:val="single" w:color="0F75BC" w:sz="24" w:space="6"/>
+              <w:bottom w:val="none"/>
+              <w:right w:val="none"/>
+            </w:tcBorders>
+            <w:shd w:fill="E3F2F9" w:val="clear"/>
+            <w:tcMar>
+              <w:top w:type="dxa" w:w="120"/>
+              <w:left w:type="dxa" w:w="160"/>
+              <w:bottom w:type="dxa" w:w="120"/>
+              <w:right w:type="dxa" w:w="160"/>
+            </w:tcMar>
+          </w:tcPr>
+          <w:p>
+            <w:r>
+              <w:rPr>
+                <w:rFonts w:ascii="Arial" w:eastAsia="PingFang SC" w:hAnsi="Arial"/>
+                <w:b/>
+                <w:bCs/>
+                <w:color w:val="0F75BC"/>
+                <w:sz w:val="20"/>
+                <w:szCs w:val="20"/>
+              </w:rPr>
+              <w:t xml:space="preserve">🗣️ Claude 会问 / 做：</w:t>
+            </w:r>
+            <w:r>
+              <w:rPr>
+                <w:rFonts w:ascii="Arial" w:eastAsia="PingFang SC" w:hAnsi="Arial"/>
+                <w:color w:val="142233"/>
+                <w:sz w:val="20"/>
+                <w:szCs w:val="20"/>
+              </w:rPr>
+              <w:t xml:space="preserve">🔴 会写死「给人声让路」：low-mid frequencies scooped for voice clarity —— BGM 盖过人声是频率打架，不是音量问题。</w:t>
+            </w:r>
+          </w:p>
+        </w:tc>
+      </w:tr>
+    </w:tbl>
+    <w:tbl>
+      <w:tblPr>
+        <w:tblW w:type="dxa" w:w="9360"/>
+        <w:tblBorders>
+          <w:top w:val="single" w:color="auto" w:sz="4"/>
+          <w:left w:val="single" w:color="auto" w:sz="4"/>
+          <w:bottom w:val="single" w:color="auto" w:sz="4"/>
+          <w:right w:val="single" w:color="auto" w:sz="4"/>
+          <w:insideH w:val="single" w:color="auto" w:sz="4"/>
+          <w:insideV w:val="single" w:color="auto" w:sz="4"/>
+        </w:tblBorders>
+      </w:tblPr>
+      <w:tblGrid>
+        <w:gridCol w:w="9360"/>
+      </w:tblGrid>
+      <w:tr>
+        <w:tc>
+          <w:tcPr>
+            <w:tcW w:type="dxa" w:w="9360"/>
+            <w:tcBorders>
+              <w:top w:val="none"/>
+              <w:left w:val="single" w:color="28C2E7" w:sz="24" w:space="6"/>
+              <w:bottom w:val="none"/>
+              <w:right w:val="none"/>
+            </w:tcBorders>
+            <w:shd w:fill="F4F8FB" w:val="clear"/>
+            <w:tcMar>
+              <w:top w:type="dxa" w:w="120"/>
+              <w:left w:type="dxa" w:w="160"/>
+              <w:bottom w:type="dxa" w:w="120"/>
+              <w:right w:type="dxa" w:w="160"/>
+            </w:tcMar>
+          </w:tcPr>
+          <w:p>
+            <w:r>
+              <w:rPr>
+                <w:rFonts w:ascii="Arial" w:eastAsia="PingFang SC" w:hAnsi="Arial"/>
+                <w:b/>
+                <w:bCs/>
+                <w:color w:val="0F75BC"/>
+                <w:sz w:val="20"/>
+                <w:szCs w:val="20"/>
+              </w:rPr>
+              <w:t xml:space="preserve">🙋 你答（SUMA 例子）：</w:t>
+            </w:r>
+            <w:r>
+              <w:rPr>
+                <w:rFonts w:ascii="Arial" w:eastAsia="PingFang SC" w:hAnsi="Arial"/>
+                <w:color w:val="142233"/>
+                <w:sz w:val="20"/>
+                <w:szCs w:val="20"/>
+              </w:rPr>
+              <w:t xml:space="preserve">（这条最容易漏，漏了怎么压都糊）</w:t>
+            </w:r>
+          </w:p>
+        </w:tc>
+      </w:tr>
+    </w:tbl>
+    <w:tbl>
+      <w:tblPr>
+        <w:tblW w:type="dxa" w:w="9360"/>
+        <w:tblBorders>
+          <w:top w:val="single" w:color="auto" w:sz="4"/>
+          <w:left w:val="single" w:color="auto" w:sz="4"/>
+          <w:bottom w:val="single" w:color="auto" w:sz="4"/>
+          <w:right w:val="single" w:color="auto" w:sz="4"/>
+          <w:insideH w:val="single" w:color="auto" w:sz="4"/>
+          <w:insideV w:val="single" w:color="auto" w:sz="4"/>
+        </w:tblBorders>
+      </w:tblPr>
+      <w:tblGrid>
+        <w:gridCol w:w="9360"/>
+      </w:tblGrid>
+      <w:tr>
+        <w:tc>
+          <w:tcPr>
+            <w:tcW w:type="dxa" w:w="9360"/>
+            <w:tcBorders>
+              <w:top w:val="none"/>
+              <w:left w:val="single" w:color="0F75BC" w:sz="24" w:space="6"/>
+              <w:bottom w:val="none"/>
+              <w:right w:val="none"/>
+            </w:tcBorders>
+            <w:shd w:fill="E3F2F9" w:val="clear"/>
+            <w:tcMar>
+              <w:top w:type="dxa" w:w="120"/>
+              <w:left w:type="dxa" w:w="160"/>
+              <w:bottom w:type="dxa" w:w="120"/>
+              <w:right w:type="dxa" w:w="160"/>
+            </w:tcMar>
+          </w:tcPr>
+          <w:p>
+            <w:r>
+              <w:rPr>
+                <w:rFonts w:ascii="Arial" w:eastAsia="PingFang SC" w:hAnsi="Arial"/>
+                <w:b/>
+                <w:bCs/>
+                <w:color w:val="0F75BC"/>
+                <w:sz w:val="20"/>
+                <w:szCs w:val="20"/>
+              </w:rPr>
+              <w:t xml:space="preserve">🗣️ Claude 会问 / 做：</w:t>
+            </w:r>
+            <w:r>
+              <w:rPr>
+                <w:rFonts w:ascii="Arial" w:eastAsia="PingFang SC" w:hAnsi="Arial"/>
+                <w:color w:val="142233"/>
+                <w:sz w:val="20"/>
+                <w:szCs w:val="20"/>
+              </w:rPr>
+              <w:t xml:space="preserve">垫进视频用自动闪避：人声轨 anchor / BGM 轨 follower（实测 duck -19dB、BGM -1.4dB），不要 ffmpeg 硬压。</w:t>
+            </w:r>
+          </w:p>
+        </w:tc>
+      </w:tr>
+    </w:tbl>
+    <w:tbl>
+      <w:tblPr>
+        <w:tblW w:type="dxa" w:w="9360"/>
+        <w:tblBorders>
+          <w:top w:val="single" w:color="auto" w:sz="4"/>
+          <w:left w:val="single" w:color="auto" w:sz="4"/>
+          <w:bottom w:val="single" w:color="auto" w:sz="4"/>
+          <w:right w:val="single" w:color="auto" w:sz="4"/>
+          <w:insideH w:val="single" w:color="auto" w:sz="4"/>
+          <w:insideV w:val="single" w:color="auto" w:sz="4"/>
+        </w:tblBorders>
+      </w:tblPr>
+      <w:tblGrid>
+        <w:gridCol w:w="9360"/>
+      </w:tblGrid>
+      <w:tr>
+        <w:tc>
+          <w:tcPr>
+            <w:tcW w:type="dxa" w:w="9360"/>
+            <w:tcBorders>
+              <w:top w:val="none"/>
+              <w:left w:val="single" w:color="28C2E7" w:sz="24" w:space="6"/>
+              <w:bottom w:val="none"/>
+              <w:right w:val="none"/>
+            </w:tcBorders>
+            <w:shd w:fill="F4F8FB" w:val="clear"/>
+            <w:tcMar>
+              <w:top w:type="dxa" w:w="120"/>
+              <w:left w:type="dxa" w:w="160"/>
+              <w:bottom w:type="dxa" w:w="120"/>
+              <w:right w:type="dxa" w:w="160"/>
+            </w:tcMar>
+          </w:tcPr>
+          <w:p>
+            <w:r>
+              <w:rPr>
+                <w:rFonts w:ascii="Arial" w:eastAsia="PingFang SC" w:hAnsi="Arial"/>
+                <w:b/>
+                <w:bCs/>
+                <w:color w:val="0F75BC"/>
+                <w:sz w:val="20"/>
+                <w:szCs w:val="20"/>
+              </w:rPr>
+              <w:t xml:space="preserve">🙋 你答（SUMA 例子）：</w:t>
+            </w:r>
+            <w:r>
+              <w:rPr>
+                <w:rFonts w:ascii="Arial" w:eastAsia="PingFang SC" w:hAnsi="Arial"/>
+                <w:color w:val="142233"/>
+                <w:sz w:val="20"/>
+                <w:szCs w:val="20"/>
+              </w:rPr>
+              <w:t xml:space="preserve">🔴 开了闪避就别再手动压 —— 压两次音乐直接没了。</w:t>
+            </w:r>
+          </w:p>
+        </w:tc>
+      </w:tr>
+    </w:tbl>
+    <w:p>
+      <w:pPr>
+        <w:spacing w:after="40"/>
+      </w:pPr>
+      <w:r>
+        <w:rPr>
+          <w:sz w:val="8"/>
+          <w:szCs w:val="8"/>
+        </w:rPr>
+        <w:t xml:space="preserve"/>
+      </w:r>
+    </w:p>
+    <w:tbl>
+      <w:tblPr>
+        <w:tblW w:type="dxa" w:w="9360"/>
+        <w:tblBorders>
+          <w:top w:val="single" w:color="auto" w:sz="4"/>
+          <w:left w:val="single" w:color="auto" w:sz="4"/>
+          <w:bottom w:val="single" w:color="auto" w:sz="4"/>
+          <w:right w:val="single" w:color="auto" w:sz="4"/>
+          <w:insideH w:val="single" w:color="auto" w:sz="4"/>
+          <w:insideV w:val="single" w:color="auto" w:sz="4"/>
+        </w:tblBorders>
+      </w:tblPr>
+      <w:tblGrid>
+        <w:gridCol w:w="9360"/>
+      </w:tblGrid>
+      <w:tr>
+        <w:tc>
+          <w:tcPr>
+            <w:tcW w:type="dxa" w:w="9360"/>
+            <w:tcBorders>
+              <w:top w:val="none"/>
+              <w:left w:val="single" w:color="28C2E7" w:sz="24" w:space="6"/>
+              <w:bottom w:val="none"/>
+              <w:right w:val="none"/>
+            </w:tcBorders>
+            <w:shd w:fill="28C2E7" w:val="clear"/>
+            <w:tcMar>
+              <w:top w:type="dxa" w:w="120"/>
+              <w:left w:type="dxa" w:w="160"/>
+              <w:bottom w:type="dxa" w:w="120"/>
+              <w:right w:type="dxa" w:w="160"/>
+            </w:tcMar>
+          </w:tcPr>
+          <w:p>
+            <w:r>
+              <w:rPr>
+                <w:rFonts w:ascii="Arial" w:eastAsia="PingFang SC" w:hAnsi="Arial"/>
+                <w:b/>
+                <w:bCs/>
                 <w:color w:val="FFFFFF"/>
                 <w:sz w:val="22"/>
                 <w:szCs w:val="22"/>
@@ -8437,7 +8765,7 @@
                 <w:sz w:val="22"/>
                 <w:szCs w:val="22"/>
               </w:rPr>
-              <w:t xml:space="preserve">1 段可商用背景乐</w:t>
+              <w:t xml:space="preserve">1 段可商用、垫得住口播的背景乐</w:t>
             </w:r>
           </w:p>
         </w:tc>
@@ -8472,7 +8800,7 @@
           <w:sz w:val="20"/>
           <w:szCs w:val="20"/>
         </w:rPr>
-        <w:t xml:space="preserve">情绪关键词：</w:t>
+        <w:t xml:space="preserve">参考的那首 + 它的完整 styles：</w:t>
       </w:r>
     </w:p>
     <w:p>
@@ -8504,7 +8832,7 @@
           <w:sz w:val="20"/>
           <w:szCs w:val="20"/>
         </w:rPr>
-        <w:t xml:space="preserve">用在哪支视频：</w:t>
+        <w:t xml:space="preserve">留什么 / 扔什么 / 加什么：</w:t>
       </w:r>
     </w:p>
     <w:p>
@@ -8762,7 +9090,7 @@
                 <w:sz w:val="20"/>
                 <w:szCs w:val="20"/>
               </w:rPr>
-              <w:t xml:space="preserve">7大AI启动包/03-《AI口播短视频》启动包</w:t>
+              <w:t xml:space="preserve">7大AI启动包/04-《AI口播短视频》启动包</w:t>
             </w:r>
           </w:p>
         </w:tc>

--- a/交付物-doc-pdf-ppt/AI内容课_VerA_教学版_工作手册.docx
+++ b/交付物-doc-pdf-ppt/AI内容课_VerA_教学版_工作手册.docx
@@ -1109,7 +1109,7 @@
             <w:pPr>
               <w:spacing w:after="40"/>
             </w:pPr>
-            <w:hyperlink w:history="1" r:id="rIdpqfpcaewwlrxubnkpuoki">
+            <w:hyperlink w:history="1" r:id="rId9-edsnlwnkm_zwcudycy_">
               <w:r>
                 <w:rPr>
                   <w:rFonts w:ascii="Courier New" w:eastAsia="PingFang SC" w:hAnsi="Courier New"/>
@@ -1140,7 +1140,7 @@
             <w:pPr>
               <w:spacing w:after="0"/>
             </w:pPr>
-            <w:hyperlink w:history="1" r:id="rIdd7mfwcmtxeilgpjuunc06">
+            <w:hyperlink w:history="1" r:id="rIdojtp1irfrv3_0yx9zthu9">
               <w:r>
                 <w:rPr>
                   <w:rFonts w:ascii="Courier New" w:eastAsia="PingFang SC" w:hAnsi="Courier New"/>
@@ -1362,7 +1362,7 @@
             <w:pPr>
               <w:spacing w:after="0" w:line="252"/>
             </w:pPr>
-            <w:hyperlink w:history="1" r:id="rIdddslld1xaxbxkp045ayo0">
+            <w:hyperlink w:history="1" r:id="rId-yhoryacbcjjqtfxksg69">
               <w:r>
                 <w:rPr>
                   <w:rFonts w:ascii="Arial" w:eastAsia="PingFang SC" w:hAnsi="Arial"/>
@@ -1464,7 +1464,7 @@
             <w:pPr>
               <w:spacing w:after="0" w:line="252"/>
             </w:pPr>
-            <w:hyperlink w:history="1" r:id="rIdga21ptcwqoqaa--zxefzc">
+            <w:hyperlink w:history="1" r:id="rIdskoqclkwwl4ikwmft7py1">
               <w:r>
                 <w:rPr>
                   <w:rFonts w:ascii="Arial" w:eastAsia="PingFang SC" w:hAnsi="Arial"/>
@@ -1566,7 +1566,7 @@
             <w:pPr>
               <w:spacing w:after="0" w:line="252"/>
             </w:pPr>
-            <w:hyperlink w:history="1" r:id="rIdk5x3hbd7cpq8doe-ryq9j">
+            <w:hyperlink w:history="1" r:id="rIdwk05nsu_6hr8lbvcknwic">
               <w:r>
                 <w:rPr>
                   <w:rFonts w:ascii="Arial" w:eastAsia="PingFang SC" w:hAnsi="Arial"/>
@@ -1668,7 +1668,7 @@
             <w:pPr>
               <w:spacing w:after="0" w:line="252"/>
             </w:pPr>
-            <w:hyperlink w:history="1" r:id="rIdokym7-69dfzxjtzawwie4">
+            <w:hyperlink w:history="1" r:id="rIdlwmbfzh4xqpimrzzndypy">
               <w:r>
                 <w:rPr>
                   <w:rFonts w:ascii="Arial" w:eastAsia="PingFang SC" w:hAnsi="Arial"/>
@@ -1770,7 +1770,7 @@
             <w:pPr>
               <w:spacing w:after="0" w:line="252"/>
             </w:pPr>
-            <w:hyperlink w:history="1" r:id="rIdlhqrz4eirzqlrdpyvw9cq">
+            <w:hyperlink w:history="1" r:id="rIdg2g9hiqoqx_vt6rj8capb">
               <w:r>
                 <w:rPr>
                   <w:rFonts w:ascii="Arial" w:eastAsia="PingFang SC" w:hAnsi="Arial"/>
@@ -1872,7 +1872,7 @@
             <w:pPr>
               <w:spacing w:after="0" w:line="252"/>
             </w:pPr>
-            <w:hyperlink w:history="1" r:id="rIdysihmgqj0dlpsuvfp0bkw">
+            <w:hyperlink w:history="1" r:id="rIdtztd718ysgmnm1mencr5c">
               <w:r>
                 <w:rPr>
                   <w:rFonts w:ascii="Arial" w:eastAsia="PingFang SC" w:hAnsi="Arial"/>
@@ -1974,7 +1974,7 @@
             <w:pPr>
               <w:spacing w:after="0" w:line="252"/>
             </w:pPr>
-            <w:hyperlink w:history="1" r:id="rId_7koon4gao_l6lpirmipn">
+            <w:hyperlink w:history="1" r:id="rIddvxghibjtbputimjwoa96">
               <w:r>
                 <w:rPr>
                   <w:rFonts w:ascii="Arial" w:eastAsia="PingFang SC" w:hAnsi="Arial"/>
@@ -2076,7 +2076,7 @@
             <w:pPr>
               <w:spacing w:after="0" w:line="252"/>
             </w:pPr>
-            <w:hyperlink w:history="1" r:id="rIdyhjltiermorpxbdpzmrqp">
+            <w:hyperlink w:history="1" r:id="rIdhfkxixvl_ntnfwmecxrvp">
               <w:r>
                 <w:rPr>
                   <w:rFonts w:ascii="Arial" w:eastAsia="PingFang SC" w:hAnsi="Arial"/>
@@ -2178,7 +2178,7 @@
             <w:pPr>
               <w:spacing w:after="0" w:line="252"/>
             </w:pPr>
-            <w:hyperlink w:history="1" r:id="rIdncog-8ksfoz7ffflkneh2">
+            <w:hyperlink w:history="1" r:id="rIddwi0pliwzpe8kenguc3kg">
               <w:r>
                 <w:rPr>
                   <w:rFonts w:ascii="Arial" w:eastAsia="PingFang SC" w:hAnsi="Arial"/>
@@ -2326,7 +2326,7 @@
             <w:pPr>
               <w:spacing w:after="0" w:line="252"/>
             </w:pPr>
-            <w:hyperlink w:history="1" r:id="rIdv82edtx90hnzt24ff4iqk">
+            <w:hyperlink w:history="1" r:id="rIdlcdqf47fklbysgjjqoxmt">
               <w:r>
                 <w:rPr>
                   <w:rFonts w:ascii="Arial" w:eastAsia="PingFang SC" w:hAnsi="Arial"/>
@@ -2428,7 +2428,7 @@
             <w:pPr>
               <w:spacing w:after="0" w:line="252"/>
             </w:pPr>
-            <w:hyperlink w:history="1" r:id="rId5yqgwiww9wm4v8p9b7spt">
+            <w:hyperlink w:history="1" r:id="rIdpbqo4clt6deixwroxwrgu">
               <w:r>
                 <w:rPr>
                   <w:rFonts w:ascii="Arial" w:eastAsia="PingFang SC" w:hAnsi="Arial"/>
@@ -2530,7 +2530,7 @@
             <w:pPr>
               <w:spacing w:after="0" w:line="252"/>
             </w:pPr>
-            <w:hyperlink w:history="1" r:id="rIdj7fhc3e9ezunrfk1wixub">
+            <w:hyperlink w:history="1" r:id="rId8p4oh5den5v7k6jli496a">
               <w:r>
                 <w:rPr>
                   <w:rFonts w:ascii="Arial" w:eastAsia="PingFang SC" w:hAnsi="Arial"/>
@@ -2632,7 +2632,7 @@
             <w:pPr>
               <w:spacing w:after="0" w:line="252"/>
             </w:pPr>
-            <w:hyperlink w:history="1" r:id="rIdvppqilb9i_83i33vs6c-4">
+            <w:hyperlink w:history="1" r:id="rIdlutnjrav3eyrqt44ac_p2">
               <w:r>
                 <w:rPr>
                   <w:rFonts w:ascii="Arial" w:eastAsia="PingFang SC" w:hAnsi="Arial"/>
@@ -2734,7 +2734,7 @@
             <w:pPr>
               <w:spacing w:after="0" w:line="252"/>
             </w:pPr>
-            <w:hyperlink w:history="1" r:id="rId7bdqufmubx7z6pxyxylgn">
+            <w:hyperlink w:history="1" r:id="rIdlp1nrt1zrliyj8m6mljr6">
               <w:r>
                 <w:rPr>
                   <w:rFonts w:ascii="Arial" w:eastAsia="PingFang SC" w:hAnsi="Arial"/>
@@ -2836,7 +2836,7 @@
             <w:pPr>
               <w:spacing w:after="0" w:line="252"/>
             </w:pPr>
-            <w:hyperlink w:history="1" r:id="rIdw4qhpsc3tdh_zvdniqoso">
+            <w:hyperlink w:history="1" r:id="rIdsnoyw29gsqfbaaxm8yff2">
               <w:r>
                 <w:rPr>
                   <w:rFonts w:ascii="Arial" w:eastAsia="PingFang SC" w:hAnsi="Arial"/>
@@ -2938,7 +2938,7 @@
             <w:pPr>
               <w:spacing w:after="0" w:line="252"/>
             </w:pPr>
-            <w:hyperlink w:history="1" r:id="rIdvnw7co3wvl6gtn6-qlap_">
+            <w:hyperlink w:history="1" r:id="rIdbvrrewwmigybgzoq8ae6w">
               <w:r>
                 <w:rPr>
                   <w:rFonts w:ascii="Arial" w:eastAsia="PingFang SC" w:hAnsi="Arial"/>
@@ -3040,7 +3040,7 @@
             <w:pPr>
               <w:spacing w:after="0" w:line="252"/>
             </w:pPr>
-            <w:hyperlink w:history="1" r:id="rIdpnupmkznha0zyf5yp7af6">
+            <w:hyperlink w:history="1" r:id="rIdp0txlzyncu56zt_f563c0">
               <w:r>
                 <w:rPr>
                   <w:rFonts w:ascii="Arial" w:eastAsia="PingFang SC" w:hAnsi="Arial"/>
@@ -3142,7 +3142,7 @@
             <w:pPr>
               <w:spacing w:after="0" w:line="252"/>
             </w:pPr>
-            <w:hyperlink w:history="1" r:id="rId8rtrdmhyhmmmnfnryvwkr">
+            <w:hyperlink w:history="1" r:id="rIdnni_y07c-gkjhfz94gxjb">
               <w:r>
                 <w:rPr>
                   <w:rFonts w:ascii="Arial" w:eastAsia="PingFang SC" w:hAnsi="Arial"/>
@@ -8279,6 +8279,25 @@
     </w:p>
     <w:p>
       <w:pPr>
+        <w:pStyle w:val="ListParagraph"/>
+        <w:numPr>
+          <w:ilvl w:val="0"/>
+          <w:numId w:val="2"/>
+        </w:numPr>
+        <w:spacing w:after="70" w:line="264"/>
+      </w:pPr>
+      <w:r>
+        <w:rPr>
+          <w:rFonts w:ascii="Arial" w:eastAsia="PingFang SC" w:hAnsi="Arial"/>
+          <w:color w:val="142233"/>
+          <w:sz w:val="21"/>
+          <w:szCs w:val="21"/>
+        </w:rPr>
+        <w:t xml:space="preserve">🔴 存进 Notion 音乐库（每首一行，版本+时长进标题）</w:t>
+      </w:r>
+    </w:p>
+    <w:p>
+      <w:pPr>
         <w:spacing w:after="80" w:before="160"/>
       </w:pPr>
       <w:r>
@@ -8699,18 +8718,6 @@
         </w:tc>
       </w:tr>
     </w:tbl>
-    <w:p>
-      <w:pPr>
-        <w:spacing w:after="40"/>
-      </w:pPr>
-      <w:r>
-        <w:rPr>
-          <w:sz w:val="8"/>
-          <w:szCs w:val="8"/>
-        </w:rPr>
-        <w:t xml:space="preserve"/>
-      </w:r>
-    </w:p>
     <w:tbl>
       <w:tblPr>
         <w:tblW w:type="dxa" w:w="9360"/>
@@ -8732,11 +8739,11 @@
             <w:tcW w:type="dxa" w:w="9360"/>
             <w:tcBorders>
               <w:top w:val="none"/>
-              <w:left w:val="single" w:color="28C2E7" w:sz="24" w:space="6"/>
+              <w:left w:val="single" w:color="0F75BC" w:sz="24" w:space="6"/>
               <w:bottom w:val="none"/>
               <w:right w:val="none"/>
             </w:tcBorders>
-            <w:shd w:fill="28C2E7" w:val="clear"/>
+            <w:shd w:fill="E3F2F9" w:val="clear"/>
             <w:tcMar>
               <w:top w:type="dxa" w:w="120"/>
               <w:left w:type="dxa" w:w="160"/>
@@ -8750,6 +8757,134 @@
                 <w:rFonts w:ascii="Arial" w:eastAsia="PingFang SC" w:hAnsi="Arial"/>
                 <w:b/>
                 <w:bCs/>
+                <w:color w:val="0F75BC"/>
+                <w:sz w:val="20"/>
+                <w:szCs w:val="20"/>
+              </w:rPr>
+              <w:t xml:space="preserve">🗣️ Claude 会问 / 做：</w:t>
+            </w:r>
+            <w:r>
+              <w:rPr>
+                <w:rFonts w:ascii="Arial" w:eastAsia="PingFang SC" w:hAnsi="Arial"/>
+                <w:color w:val="142233"/>
+                <w:sz w:val="20"/>
+                <w:szCs w:val="20"/>
+              </w:rPr>
+              <w:t xml:space="preserve">🔴 生成完存进 Notion 音乐库：Suno 一次给好几首（2 版完整 + v5.5 预览片段），不记下来就找不到、又重生、又花额度。每首一行，版本+时长写进标题，标清哪首能用。</w:t>
+            </w:r>
+          </w:p>
+        </w:tc>
+      </w:tr>
+    </w:tbl>
+    <w:tbl>
+      <w:tblPr>
+        <w:tblW w:type="dxa" w:w="9360"/>
+        <w:tblBorders>
+          <w:top w:val="single" w:color="auto" w:sz="4"/>
+          <w:left w:val="single" w:color="auto" w:sz="4"/>
+          <w:bottom w:val="single" w:color="auto" w:sz="4"/>
+          <w:right w:val="single" w:color="auto" w:sz="4"/>
+          <w:insideH w:val="single" w:color="auto" w:sz="4"/>
+          <w:insideV w:val="single" w:color="auto" w:sz="4"/>
+        </w:tblBorders>
+      </w:tblPr>
+      <w:tblGrid>
+        <w:gridCol w:w="9360"/>
+      </w:tblGrid>
+      <w:tr>
+        <w:tc>
+          <w:tcPr>
+            <w:tcW w:type="dxa" w:w="9360"/>
+            <w:tcBorders>
+              <w:top w:val="none"/>
+              <w:left w:val="single" w:color="28C2E7" w:sz="24" w:space="6"/>
+              <w:bottom w:val="none"/>
+              <w:right w:val="none"/>
+            </w:tcBorders>
+            <w:shd w:fill="F4F8FB" w:val="clear"/>
+            <w:tcMar>
+              <w:top w:type="dxa" w:w="120"/>
+              <w:left w:type="dxa" w:w="160"/>
+              <w:bottom w:type="dxa" w:w="120"/>
+              <w:right w:type="dxa" w:w="160"/>
+            </w:tcMar>
+          </w:tcPr>
+          <w:p>
+            <w:r>
+              <w:rPr>
+                <w:rFonts w:ascii="Arial" w:eastAsia="PingFang SC" w:hAnsi="Arial"/>
+                <w:b/>
+                <w:bCs/>
+                <w:color w:val="0F75BC"/>
+                <w:sz w:val="20"/>
+                <w:szCs w:val="20"/>
+              </w:rPr>
+              <w:t xml:space="preserve">🙋 你答（SUMA 例子）：</w:t>
+            </w:r>
+            <w:r>
+              <w:rPr>
+                <w:rFonts w:ascii="Arial" w:eastAsia="PingFang SC" w:hAnsi="Arial"/>
+                <w:color w:val="142233"/>
+                <w:sz w:val="20"/>
+                <w:szCs w:val="20"/>
+              </w:rPr>
+              <w:t xml:space="preserve">v5.5 预览只有 1 分钟片段、要 Pro 才完整 → 标「待改」，别误当成品发。</w:t>
+            </w:r>
+          </w:p>
+        </w:tc>
+      </w:tr>
+    </w:tbl>
+    <w:p>
+      <w:pPr>
+        <w:spacing w:after="40"/>
+      </w:pPr>
+      <w:r>
+        <w:rPr>
+          <w:sz w:val="8"/>
+          <w:szCs w:val="8"/>
+        </w:rPr>
+        <w:t xml:space="preserve"/>
+      </w:r>
+    </w:p>
+    <w:tbl>
+      <w:tblPr>
+        <w:tblW w:type="dxa" w:w="9360"/>
+        <w:tblBorders>
+          <w:top w:val="single" w:color="auto" w:sz="4"/>
+          <w:left w:val="single" w:color="auto" w:sz="4"/>
+          <w:bottom w:val="single" w:color="auto" w:sz="4"/>
+          <w:right w:val="single" w:color="auto" w:sz="4"/>
+          <w:insideH w:val="single" w:color="auto" w:sz="4"/>
+          <w:insideV w:val="single" w:color="auto" w:sz="4"/>
+        </w:tblBorders>
+      </w:tblPr>
+      <w:tblGrid>
+        <w:gridCol w:w="9360"/>
+      </w:tblGrid>
+      <w:tr>
+        <w:tc>
+          <w:tcPr>
+            <w:tcW w:type="dxa" w:w="9360"/>
+            <w:tcBorders>
+              <w:top w:val="none"/>
+              <w:left w:val="single" w:color="28C2E7" w:sz="24" w:space="6"/>
+              <w:bottom w:val="none"/>
+              <w:right w:val="none"/>
+            </w:tcBorders>
+            <w:shd w:fill="28C2E7" w:val="clear"/>
+            <w:tcMar>
+              <w:top w:type="dxa" w:w="120"/>
+              <w:left w:type="dxa" w:w="160"/>
+              <w:bottom w:type="dxa" w:w="120"/>
+              <w:right w:type="dxa" w:w="160"/>
+            </w:tcMar>
+          </w:tcPr>
+          <w:p>
+            <w:r>
+              <w:rPr>
+                <w:rFonts w:ascii="Arial" w:eastAsia="PingFang SC" w:hAnsi="Arial"/>
+                <w:b/>
+                <w:bCs/>
                 <w:color w:val="FFFFFF"/>
                 <w:sz w:val="22"/>
                 <w:szCs w:val="22"/>
@@ -8765,7 +8900,7 @@
                 <w:sz w:val="22"/>
                 <w:szCs w:val="22"/>
               </w:rPr>
-              <w:t xml:space="preserve">1 段可商用、垫得住口播的背景乐</w:t>
+              <w:t xml:space="preserve">1 段可商用、垫得住口播的背景乐 + 一个存好的音乐库</w:t>
             </w:r>
           </w:p>
         </w:tc>
@@ -8833,6 +8968,38 @@
           <w:szCs w:val="20"/>
         </w:rPr>
         <w:t xml:space="preserve">留什么 / 扔什么 / 加什么：</w:t>
+      </w:r>
+    </w:p>
+    <w:p>
+      <w:pPr>
+        <w:pBdr>
+          <w:bottom w:val="single" w:color="CCD9E3" w:sz="4" w:space="6"/>
+        </w:pBdr>
+        <w:spacing w:after="140"/>
+      </w:pPr>
+      <w:r>
+        <w:rPr>
+          <w:rFonts w:ascii="Arial" w:eastAsia="PingFang SC" w:hAnsi="Arial"/>
+          <w:sz w:val="20"/>
+          <w:szCs w:val="20"/>
+        </w:rPr>
+        <w:t xml:space="preserve"/>
+      </w:r>
+    </w:p>
+    <w:p>
+      <w:pPr>
+        <w:spacing w:after="0" w:before="60"/>
+      </w:pPr>
+      <w:r>
+        <w:rPr>
+          <w:rFonts w:ascii="Arial" w:eastAsia="PingFang SC" w:hAnsi="Arial"/>
+          <w:b/>
+          <w:bCs/>
+          <w:color w:val="5B6B7A"/>
+          <w:sz w:val="20"/>
+          <w:szCs w:val="20"/>
+        </w:rPr>
+        <w:t xml:space="preserve">音乐库里标「可用」的是哪首：</w:t>
       </w:r>
     </w:p>
     <w:p>

--- a/交付物-doc-pdf-ppt/AI内容课_VerA_教学版_工作手册.docx
+++ b/交付物-doc-pdf-ppt/AI内容课_VerA_教学版_工作手册.docx
@@ -1109,7 +1109,7 @@
             <w:pPr>
               <w:spacing w:after="40"/>
             </w:pPr>
-            <w:hyperlink w:history="1" r:id="rId9-edsnlwnkm_zwcudycy_">
+            <w:hyperlink w:history="1" r:id="rId504ttsqo-vmjbnhlmvkv9">
               <w:r>
                 <w:rPr>
                   <w:rFonts w:ascii="Courier New" w:eastAsia="PingFang SC" w:hAnsi="Courier New"/>
@@ -1140,7 +1140,7 @@
             <w:pPr>
               <w:spacing w:after="0"/>
             </w:pPr>
-            <w:hyperlink w:history="1" r:id="rIdojtp1irfrv3_0yx9zthu9">
+            <w:hyperlink w:history="1" r:id="rIdq6sefr3cjrizgt41_jgsk">
               <w:r>
                 <w:rPr>
                   <w:rFonts w:ascii="Courier New" w:eastAsia="PingFang SC" w:hAnsi="Courier New"/>
@@ -1362,7 +1362,7 @@
             <w:pPr>
               <w:spacing w:after="0" w:line="252"/>
             </w:pPr>
-            <w:hyperlink w:history="1" r:id="rId-yhoryacbcjjqtfxksg69">
+            <w:hyperlink w:history="1" r:id="rIdaqm9tl21ndzy-gzp08cwl">
               <w:r>
                 <w:rPr>
                   <w:rFonts w:ascii="Arial" w:eastAsia="PingFang SC" w:hAnsi="Arial"/>
@@ -1464,7 +1464,7 @@
             <w:pPr>
               <w:spacing w:after="0" w:line="252"/>
             </w:pPr>
-            <w:hyperlink w:history="1" r:id="rIdskoqclkwwl4ikwmft7py1">
+            <w:hyperlink w:history="1" r:id="rIdmmixr-ii2qerjm-fqz9ua">
               <w:r>
                 <w:rPr>
                   <w:rFonts w:ascii="Arial" w:eastAsia="PingFang SC" w:hAnsi="Arial"/>
@@ -1566,7 +1566,7 @@
             <w:pPr>
               <w:spacing w:after="0" w:line="252"/>
             </w:pPr>
-            <w:hyperlink w:history="1" r:id="rIdwk05nsu_6hr8lbvcknwic">
+            <w:hyperlink w:history="1" r:id="rIdqwzwpwkl3ut4gc8syfrqm">
               <w:r>
                 <w:rPr>
                   <w:rFonts w:ascii="Arial" w:eastAsia="PingFang SC" w:hAnsi="Arial"/>
@@ -1668,7 +1668,7 @@
             <w:pPr>
               <w:spacing w:after="0" w:line="252"/>
             </w:pPr>
-            <w:hyperlink w:history="1" r:id="rIdlwmbfzh4xqpimrzzndypy">
+            <w:hyperlink w:history="1" r:id="rIdulz-zfvi49km6dtqulogs">
               <w:r>
                 <w:rPr>
                   <w:rFonts w:ascii="Arial" w:eastAsia="PingFang SC" w:hAnsi="Arial"/>
@@ -1770,7 +1770,7 @@
             <w:pPr>
               <w:spacing w:after="0" w:line="252"/>
             </w:pPr>
-            <w:hyperlink w:history="1" r:id="rIdg2g9hiqoqx_vt6rj8capb">
+            <w:hyperlink w:history="1" r:id="rIdqxl1ythn_q0nigyakjntl">
               <w:r>
                 <w:rPr>
                   <w:rFonts w:ascii="Arial" w:eastAsia="PingFang SC" w:hAnsi="Arial"/>
@@ -1872,7 +1872,7 @@
             <w:pPr>
               <w:spacing w:after="0" w:line="252"/>
             </w:pPr>
-            <w:hyperlink w:history="1" r:id="rIdtztd718ysgmnm1mencr5c">
+            <w:hyperlink w:history="1" r:id="rIdx-y7gvwhdkbzikxzejaev">
               <w:r>
                 <w:rPr>
                   <w:rFonts w:ascii="Arial" w:eastAsia="PingFang SC" w:hAnsi="Arial"/>
@@ -1974,7 +1974,7 @@
             <w:pPr>
               <w:spacing w:after="0" w:line="252"/>
             </w:pPr>
-            <w:hyperlink w:history="1" r:id="rIddvxghibjtbputimjwoa96">
+            <w:hyperlink w:history="1" r:id="rIdbajmrejayzwv2up_fuh0j">
               <w:r>
                 <w:rPr>
                   <w:rFonts w:ascii="Arial" w:eastAsia="PingFang SC" w:hAnsi="Arial"/>
@@ -2076,7 +2076,7 @@
             <w:pPr>
               <w:spacing w:after="0" w:line="252"/>
             </w:pPr>
-            <w:hyperlink w:history="1" r:id="rIdhfkxixvl_ntnfwmecxrvp">
+            <w:hyperlink w:history="1" r:id="rIdusioivmg5g6pqn1ub7ako">
               <w:r>
                 <w:rPr>
                   <w:rFonts w:ascii="Arial" w:eastAsia="PingFang SC" w:hAnsi="Arial"/>
@@ -2178,7 +2178,7 @@
             <w:pPr>
               <w:spacing w:after="0" w:line="252"/>
             </w:pPr>
-            <w:hyperlink w:history="1" r:id="rIddwi0pliwzpe8kenguc3kg">
+            <w:hyperlink w:history="1" r:id="rIdb-v7ti88awfdolldgtege">
               <w:r>
                 <w:rPr>
                   <w:rFonts w:ascii="Arial" w:eastAsia="PingFang SC" w:hAnsi="Arial"/>
@@ -2326,7 +2326,7 @@
             <w:pPr>
               <w:spacing w:after="0" w:line="252"/>
             </w:pPr>
-            <w:hyperlink w:history="1" r:id="rIdlcdqf47fklbysgjjqoxmt">
+            <w:hyperlink w:history="1" r:id="rIdfsenwk8javx4agvnvmomr">
               <w:r>
                 <w:rPr>
                   <w:rFonts w:ascii="Arial" w:eastAsia="PingFang SC" w:hAnsi="Arial"/>
@@ -2428,7 +2428,7 @@
             <w:pPr>
               <w:spacing w:after="0" w:line="252"/>
             </w:pPr>
-            <w:hyperlink w:history="1" r:id="rIdpbqo4clt6deixwroxwrgu">
+            <w:hyperlink w:history="1" r:id="rIdqexgjsjjzzjzzrwgmbtav">
               <w:r>
                 <w:rPr>
                   <w:rFonts w:ascii="Arial" w:eastAsia="PingFang SC" w:hAnsi="Arial"/>
@@ -2530,7 +2530,7 @@
             <w:pPr>
               <w:spacing w:after="0" w:line="252"/>
             </w:pPr>
-            <w:hyperlink w:history="1" r:id="rId8p4oh5den5v7k6jli496a">
+            <w:hyperlink w:history="1" r:id="rIdu9fblm1qa1gpnk2fa2dea">
               <w:r>
                 <w:rPr>
                   <w:rFonts w:ascii="Arial" w:eastAsia="PingFang SC" w:hAnsi="Arial"/>
@@ -2632,7 +2632,7 @@
             <w:pPr>
               <w:spacing w:after="0" w:line="252"/>
             </w:pPr>
-            <w:hyperlink w:history="1" r:id="rIdlutnjrav3eyrqt44ac_p2">
+            <w:hyperlink w:history="1" r:id="rIdbmrurpv4iedonm4la1ztf">
               <w:r>
                 <w:rPr>
                   <w:rFonts w:ascii="Arial" w:eastAsia="PingFang SC" w:hAnsi="Arial"/>
@@ -2734,7 +2734,7 @@
             <w:pPr>
               <w:spacing w:after="0" w:line="252"/>
             </w:pPr>
-            <w:hyperlink w:history="1" r:id="rIdlp1nrt1zrliyj8m6mljr6">
+            <w:hyperlink w:history="1" r:id="rIdlqjgsywj_rsv3gjvs3ul-">
               <w:r>
                 <w:rPr>
                   <w:rFonts w:ascii="Arial" w:eastAsia="PingFang SC" w:hAnsi="Arial"/>
@@ -2836,7 +2836,7 @@
             <w:pPr>
               <w:spacing w:after="0" w:line="252"/>
             </w:pPr>
-            <w:hyperlink w:history="1" r:id="rIdsnoyw29gsqfbaaxm8yff2">
+            <w:hyperlink w:history="1" r:id="rIdqbivl-y9pawnazyzlyymn">
               <w:r>
                 <w:rPr>
                   <w:rFonts w:ascii="Arial" w:eastAsia="PingFang SC" w:hAnsi="Arial"/>
@@ -2938,7 +2938,7 @@
             <w:pPr>
               <w:spacing w:after="0" w:line="252"/>
             </w:pPr>
-            <w:hyperlink w:history="1" r:id="rIdbvrrewwmigybgzoq8ae6w">
+            <w:hyperlink w:history="1" r:id="rIdm9w2sodowb-sqqsxj2l9h">
               <w:r>
                 <w:rPr>
                   <w:rFonts w:ascii="Arial" w:eastAsia="PingFang SC" w:hAnsi="Arial"/>
@@ -3040,7 +3040,7 @@
             <w:pPr>
               <w:spacing w:after="0" w:line="252"/>
             </w:pPr>
-            <w:hyperlink w:history="1" r:id="rIdp0txlzyncu56zt_f563c0">
+            <w:hyperlink w:history="1" r:id="rIddgxzrvlwdqv4jvqokjev-">
               <w:r>
                 <w:rPr>
                   <w:rFonts w:ascii="Arial" w:eastAsia="PingFang SC" w:hAnsi="Arial"/>
@@ -3142,7 +3142,7 @@
             <w:pPr>
               <w:spacing w:after="0" w:line="252"/>
             </w:pPr>
-            <w:hyperlink w:history="1" r:id="rIdnni_y07c-gkjhfz94gxjb">
+            <w:hyperlink w:history="1" r:id="rIdp3-gjosoqru_p9w-ao0kk">
               <w:r>
                 <w:rPr>
                   <w:rFonts w:ascii="Arial" w:eastAsia="PingFang SC" w:hAnsi="Arial"/>

--- a/交付物-doc-pdf-ppt/AI内容课_VerA_教学版_工作手册.docx
+++ b/交付物-doc-pdf-ppt/AI内容课_VerA_教学版_工作手册.docx
@@ -1109,7 +1109,7 @@
             <w:pPr>
               <w:spacing w:after="40"/>
             </w:pPr>
-            <w:hyperlink w:history="1" r:id="rId504ttsqo-vmjbnhlmvkv9">
+            <w:hyperlink w:history="1" r:id="rIdrrjq4q1egqc0x_bkejiy8">
               <w:r>
                 <w:rPr>
                   <w:rFonts w:ascii="Courier New" w:eastAsia="PingFang SC" w:hAnsi="Courier New"/>
@@ -1140,7 +1140,7 @@
             <w:pPr>
               <w:spacing w:after="0"/>
             </w:pPr>
-            <w:hyperlink w:history="1" r:id="rIdq6sefr3cjrizgt41_jgsk">
+            <w:hyperlink w:history="1" r:id="rIda9bq8xcv6o7k8aunb6nzu">
               <w:r>
                 <w:rPr>
                   <w:rFonts w:ascii="Courier New" w:eastAsia="PingFang SC" w:hAnsi="Courier New"/>
@@ -1362,7 +1362,7 @@
             <w:pPr>
               <w:spacing w:after="0" w:line="252"/>
             </w:pPr>
-            <w:hyperlink w:history="1" r:id="rIdaqm9tl21ndzy-gzp08cwl">
+            <w:hyperlink w:history="1" r:id="rIdgmux_nfxpbpbaghnujsmi">
               <w:r>
                 <w:rPr>
                   <w:rFonts w:ascii="Arial" w:eastAsia="PingFang SC" w:hAnsi="Arial"/>
@@ -1464,7 +1464,7 @@
             <w:pPr>
               <w:spacing w:after="0" w:line="252"/>
             </w:pPr>
-            <w:hyperlink w:history="1" r:id="rIdmmixr-ii2qerjm-fqz9ua">
+            <w:hyperlink w:history="1" r:id="rIdse36vfylkqjdceqwvmicc">
               <w:r>
                 <w:rPr>
                   <w:rFonts w:ascii="Arial" w:eastAsia="PingFang SC" w:hAnsi="Arial"/>
@@ -1566,7 +1566,7 @@
             <w:pPr>
               <w:spacing w:after="0" w:line="252"/>
             </w:pPr>
-            <w:hyperlink w:history="1" r:id="rIdqwzwpwkl3ut4gc8syfrqm">
+            <w:hyperlink w:history="1" r:id="rIdhn3jrpn_jkdqbf-zfcem0">
               <w:r>
                 <w:rPr>
                   <w:rFonts w:ascii="Arial" w:eastAsia="PingFang SC" w:hAnsi="Arial"/>
@@ -1668,7 +1668,7 @@
             <w:pPr>
               <w:spacing w:after="0" w:line="252"/>
             </w:pPr>
-            <w:hyperlink w:history="1" r:id="rIdulz-zfvi49km6dtqulogs">
+            <w:hyperlink w:history="1" r:id="rIdbgkb-z11iczm2p3albz9u">
               <w:r>
                 <w:rPr>
                   <w:rFonts w:ascii="Arial" w:eastAsia="PingFang SC" w:hAnsi="Arial"/>
@@ -1770,7 +1770,7 @@
             <w:pPr>
               <w:spacing w:after="0" w:line="252"/>
             </w:pPr>
-            <w:hyperlink w:history="1" r:id="rIdqxl1ythn_q0nigyakjntl">
+            <w:hyperlink w:history="1" r:id="rIdixkgqlrpxngp_bjpxhfpc">
               <w:r>
                 <w:rPr>
                   <w:rFonts w:ascii="Arial" w:eastAsia="PingFang SC" w:hAnsi="Arial"/>
@@ -1872,7 +1872,7 @@
             <w:pPr>
               <w:spacing w:after="0" w:line="252"/>
             </w:pPr>
-            <w:hyperlink w:history="1" r:id="rIdx-y7gvwhdkbzikxzejaev">
+            <w:hyperlink w:history="1" r:id="rIdveexnb0aozu56rv_thiqd">
               <w:r>
                 <w:rPr>
                   <w:rFonts w:ascii="Arial" w:eastAsia="PingFang SC" w:hAnsi="Arial"/>
@@ -1974,7 +1974,7 @@
             <w:pPr>
               <w:spacing w:after="0" w:line="252"/>
             </w:pPr>
-            <w:hyperlink w:history="1" r:id="rIdbajmrejayzwv2up_fuh0j">
+            <w:hyperlink w:history="1" r:id="rIdjojxh84j32eaxrsmfploe">
               <w:r>
                 <w:rPr>
                   <w:rFonts w:ascii="Arial" w:eastAsia="PingFang SC" w:hAnsi="Arial"/>
@@ -2076,7 +2076,7 @@
             <w:pPr>
               <w:spacing w:after="0" w:line="252"/>
             </w:pPr>
-            <w:hyperlink w:history="1" r:id="rIdusioivmg5g6pqn1ub7ako">
+            <w:hyperlink w:history="1" r:id="rIdrcz4regsjvxltjf1vbimb">
               <w:r>
                 <w:rPr>
                   <w:rFonts w:ascii="Arial" w:eastAsia="PingFang SC" w:hAnsi="Arial"/>
@@ -2178,7 +2178,7 @@
             <w:pPr>
               <w:spacing w:after="0" w:line="252"/>
             </w:pPr>
-            <w:hyperlink w:history="1" r:id="rIdb-v7ti88awfdolldgtege">
+            <w:hyperlink w:history="1" r:id="rIdp2ecfuygyjii-barebeec">
               <w:r>
                 <w:rPr>
                   <w:rFonts w:ascii="Arial" w:eastAsia="PingFang SC" w:hAnsi="Arial"/>
@@ -2326,7 +2326,7 @@
             <w:pPr>
               <w:spacing w:after="0" w:line="252"/>
             </w:pPr>
-            <w:hyperlink w:history="1" r:id="rIdfsenwk8javx4agvnvmomr">
+            <w:hyperlink w:history="1" r:id="rIdjatzkgdbaasxcdtud6j3o">
               <w:r>
                 <w:rPr>
                   <w:rFonts w:ascii="Arial" w:eastAsia="PingFang SC" w:hAnsi="Arial"/>
@@ -2428,7 +2428,7 @@
             <w:pPr>
               <w:spacing w:after="0" w:line="252"/>
             </w:pPr>
-            <w:hyperlink w:history="1" r:id="rIdqexgjsjjzzjzzrwgmbtav">
+            <w:hyperlink w:history="1" r:id="rIdmi1z2rxucryegh99q-uor">
               <w:r>
                 <w:rPr>
                   <w:rFonts w:ascii="Arial" w:eastAsia="PingFang SC" w:hAnsi="Arial"/>
@@ -2530,7 +2530,7 @@
             <w:pPr>
               <w:spacing w:after="0" w:line="252"/>
             </w:pPr>
-            <w:hyperlink w:history="1" r:id="rIdu9fblm1qa1gpnk2fa2dea">
+            <w:hyperlink w:history="1" r:id="rId8yfderqaji3y6ttteq-gr">
               <w:r>
                 <w:rPr>
                   <w:rFonts w:ascii="Arial" w:eastAsia="PingFang SC" w:hAnsi="Arial"/>
@@ -2632,7 +2632,7 @@
             <w:pPr>
               <w:spacing w:after="0" w:line="252"/>
             </w:pPr>
-            <w:hyperlink w:history="1" r:id="rIdbmrurpv4iedonm4la1ztf">
+            <w:hyperlink w:history="1" r:id="rIdbzcitcmuml_tbdhavzzan">
               <w:r>
                 <w:rPr>
                   <w:rFonts w:ascii="Arial" w:eastAsia="PingFang SC" w:hAnsi="Arial"/>
@@ -2734,7 +2734,7 @@
             <w:pPr>
               <w:spacing w:after="0" w:line="252"/>
             </w:pPr>
-            <w:hyperlink w:history="1" r:id="rIdlqjgsywj_rsv3gjvs3ul-">
+            <w:hyperlink w:history="1" r:id="rIdfoavcc7gijysvl0ppwap4">
               <w:r>
                 <w:rPr>
                   <w:rFonts w:ascii="Arial" w:eastAsia="PingFang SC" w:hAnsi="Arial"/>
@@ -2836,7 +2836,7 @@
             <w:pPr>
               <w:spacing w:after="0" w:line="252"/>
             </w:pPr>
-            <w:hyperlink w:history="1" r:id="rIdqbivl-y9pawnazyzlyymn">
+            <w:hyperlink w:history="1" r:id="rId72o51xwyqkg3msby5owxb">
               <w:r>
                 <w:rPr>
                   <w:rFonts w:ascii="Arial" w:eastAsia="PingFang SC" w:hAnsi="Arial"/>
@@ -2938,7 +2938,7 @@
             <w:pPr>
               <w:spacing w:after="0" w:line="252"/>
             </w:pPr>
-            <w:hyperlink w:history="1" r:id="rIdm9w2sodowb-sqqsxj2l9h">
+            <w:hyperlink w:history="1" r:id="rIdse3nqj0l8ugcrfcprm2oy">
               <w:r>
                 <w:rPr>
                   <w:rFonts w:ascii="Arial" w:eastAsia="PingFang SC" w:hAnsi="Arial"/>
@@ -3040,7 +3040,7 @@
             <w:pPr>
               <w:spacing w:after="0" w:line="252"/>
             </w:pPr>
-            <w:hyperlink w:history="1" r:id="rIddgxzrvlwdqv4jvqokjev-">
+            <w:hyperlink w:history="1" r:id="rIdo0cvdz_sq0oc5do5d1ze_">
               <w:r>
                 <w:rPr>
                   <w:rFonts w:ascii="Arial" w:eastAsia="PingFang SC" w:hAnsi="Arial"/>
@@ -3142,7 +3142,7 @@
             <w:pPr>
               <w:spacing w:after="0" w:line="252"/>
             </w:pPr>
-            <w:hyperlink w:history="1" r:id="rIdp3-gjosoqru_p9w-ao0kk">
+            <w:hyperlink w:history="1" r:id="rIdt8cavo5x8govkjp2f_lge">
               <w:r>
                 <w:rPr>
                   <w:rFonts w:ascii="Arial" w:eastAsia="PingFang SC" w:hAnsi="Arial"/>
@@ -5308,7 +5308,7 @@
                 <w:sz w:val="20"/>
                 <w:szCs w:val="20"/>
               </w:rPr>
-              <w:t xml:space="preserve">会用分层框架写你行业的广告文案。</w:t>
+              <w:t xml:space="preserve">用分层框架 + 文案大师写你行业的广告文案（不是只套骨架）。</w:t>
             </w:r>
           </w:p>
         </w:tc>
@@ -5480,7 +5480,7 @@
           <w:sz w:val="21"/>
           <w:szCs w:val="21"/>
         </w:rPr>
-        <w:t xml:space="preserve">看 Claude 按分层框架写的第一条</w:t>
+        <w:t xml:space="preserve">看 Claude 按分层框架 + 大师层写的第一条</w:t>
       </w:r>
     </w:p>
     <w:p>
@@ -5499,7 +5499,7 @@
           <w:sz w:val="21"/>
           <w:szCs w:val="21"/>
         </w:rPr>
-        <w:t xml:space="preserve">不满意就挑刺纠正</w:t>
+        <w:t xml:space="preserve">🔴 让它说出「用了哪几个大师」</w:t>
       </w:r>
     </w:p>
     <w:p>
@@ -5518,7 +5518,7 @@
           <w:sz w:val="21"/>
           <w:szCs w:val="21"/>
         </w:rPr>
-        <w:t xml:space="preserve">满意 → 标 Proceed to Generate</w:t>
+        <w:t xml:space="preserve">不满意就挑刺 → 满意标 Proceed to Generate</w:t>
       </w:r>
     </w:p>
     <w:p>
@@ -5589,7 +5589,7 @@
                 <w:sz w:val="20"/>
                 <w:szCs w:val="20"/>
               </w:rPr>
-              <w:t xml:space="preserve">会挑一格（服装店老板娘 × ToFu × 痛点直击），按分层框架写出 标题 + 文案 + 图片 prompt 给你看。</w:t>
+              <w:t xml:space="preserve">会挑一格（服装店老板娘 × ToFu × 痛点直击），按分层框架叠上文案大师写出 标题 + 文案 + 图片 prompt 给你看。</w:t>
             </w:r>
           </w:p>
         </w:tc>
@@ -5763,7 +5763,7 @@
                 <w:sz w:val="20"/>
                 <w:szCs w:val="20"/>
               </w:rPr>
-              <w:t xml:space="preserve">改好后问你要不要放行。</w:t>
+              <w:t xml:space="preserve">🔴 会说清这条用了哪几个大师（如 Blair Warren 为处境正名『不是你不会，是没人教对方法』+ 自我说服『你是不是也…』+ LF8 戳本能），不是只套骨架——套不上大师就是泛泛，重写。</w:t>
             </w:r>
           </w:p>
         </w:tc>
@@ -5821,570 +5821,7 @@
                 <w:sz w:val="20"/>
                 <w:szCs w:val="20"/>
               </w:rPr>
-              <w:t xml:space="preserve">可以了，标 Proceed to Generate；以后服装类都照这版口径。</w:t>
-            </w:r>
-          </w:p>
-        </w:tc>
-      </w:tr>
-    </w:tbl>
-    <w:p>
-      <w:pPr>
-        <w:spacing w:after="40"/>
-      </w:pPr>
-      <w:r>
-        <w:rPr>
-          <w:sz w:val="8"/>
-          <w:szCs w:val="8"/>
-        </w:rPr>
-        <w:t xml:space="preserve"/>
-      </w:r>
-    </w:p>
-    <w:tbl>
-      <w:tblPr>
-        <w:tblW w:type="dxa" w:w="9360"/>
-        <w:tblBorders>
-          <w:top w:val="single" w:color="auto" w:sz="4"/>
-          <w:left w:val="single" w:color="auto" w:sz="4"/>
-          <w:bottom w:val="single" w:color="auto" w:sz="4"/>
-          <w:right w:val="single" w:color="auto" w:sz="4"/>
-          <w:insideH w:val="single" w:color="auto" w:sz="4"/>
-          <w:insideV w:val="single" w:color="auto" w:sz="4"/>
-        </w:tblBorders>
-      </w:tblPr>
-      <w:tblGrid>
-        <w:gridCol w:w="9360"/>
-      </w:tblGrid>
-      <w:tr>
-        <w:tc>
-          <w:tcPr>
-            <w:tcW w:type="dxa" w:w="9360"/>
-            <w:tcBorders>
-              <w:top w:val="none"/>
-              <w:left w:val="single" w:color="28C2E7" w:sz="24" w:space="6"/>
-              <w:bottom w:val="none"/>
-              <w:right w:val="none"/>
-            </w:tcBorders>
-            <w:shd w:fill="28C2E7" w:val="clear"/>
-            <w:tcMar>
-              <w:top w:type="dxa" w:w="120"/>
-              <w:left w:type="dxa" w:w="160"/>
-              <w:bottom w:type="dxa" w:w="120"/>
-              <w:right w:type="dxa" w:w="160"/>
-            </w:tcMar>
-          </w:tcPr>
-          <w:p>
-            <w:r>
-              <w:rPr>
-                <w:rFonts w:ascii="Arial" w:eastAsia="PingFang SC" w:hAnsi="Arial"/>
-                <w:b/>
-                <w:bCs/>
-                <w:color w:val="FFFFFF"/>
-                <w:sz w:val="22"/>
-                <w:szCs w:val="22"/>
-              </w:rPr>
-              <w:t xml:space="preserve">🎁 走出教室的交付物：</w:t>
-            </w:r>
-            <w:r>
-              <w:rPr>
-                <w:rFonts w:ascii="Arial" w:eastAsia="PingFang SC" w:hAnsi="Arial"/>
-                <w:b/>
-                <w:bCs/>
-                <w:color w:val="FFFFFF"/>
-                <w:sz w:val="22"/>
-                <w:szCs w:val="22"/>
-              </w:rPr>
-              <w:t xml:space="preserve">3 条广告文案</w:t>
-            </w:r>
-          </w:p>
-        </w:tc>
-      </w:tr>
-    </w:tbl>
-    <w:p>
-      <w:pPr>
-        <w:spacing w:after="80" w:before="160"/>
-      </w:pPr>
-      <w:r>
-        <w:rPr>
-          <w:rFonts w:ascii="Arial" w:eastAsia="PingFang SC" w:hAnsi="Arial"/>
-          <w:b/>
-          <w:bCs/>
-          <w:color w:val="0F75BC"/>
-          <w:sz w:val="22"/>
-          <w:szCs w:val="22"/>
-        </w:rPr>
-        <w:t xml:space="preserve">✍️ 我的记录（现场填）</w:t>
-      </w:r>
-    </w:p>
-    <w:p>
-      <w:pPr>
-        <w:spacing w:after="0" w:before="60"/>
-      </w:pPr>
-      <w:r>
-        <w:rPr>
-          <w:rFonts w:ascii="Arial" w:eastAsia="PingFang SC" w:hAnsi="Arial"/>
-          <w:b/>
-          <w:bCs/>
-          <w:color w:val="5B6B7A"/>
-          <w:sz w:val="20"/>
-          <w:szCs w:val="20"/>
-        </w:rPr>
-        <w:t xml:space="preserve">我写出的 3 条：</w:t>
-      </w:r>
-    </w:p>
-    <w:p>
-      <w:pPr>
-        <w:pBdr>
-          <w:bottom w:val="single" w:color="CCD9E3" w:sz="4" w:space="6"/>
-        </w:pBdr>
-        <w:spacing w:after="140"/>
-      </w:pPr>
-      <w:r>
-        <w:rPr>
-          <w:rFonts w:ascii="Arial" w:eastAsia="PingFang SC" w:hAnsi="Arial"/>
-          <w:sz w:val="20"/>
-          <w:szCs w:val="20"/>
-        </w:rPr>
-        <w:t xml:space="preserve"/>
-      </w:r>
-    </w:p>
-    <w:p>
-      <w:pPr>
-        <w:spacing w:after="0" w:before="60"/>
-      </w:pPr>
-      <w:r>
-        <w:rPr>
-          <w:rFonts w:ascii="Arial" w:eastAsia="PingFang SC" w:hAnsi="Arial"/>
-          <w:b/>
-          <w:bCs/>
-          <w:color w:val="5B6B7A"/>
-          <w:sz w:val="20"/>
-          <w:szCs w:val="20"/>
-        </w:rPr>
-        <w:t xml:space="preserve">被 Claude 改掉的问题：</w:t>
-      </w:r>
-    </w:p>
-    <w:p>
-      <w:pPr>
-        <w:pBdr>
-          <w:bottom w:val="single" w:color="CCD9E3" w:sz="4" w:space="6"/>
-        </w:pBdr>
-        <w:spacing w:after="140"/>
-      </w:pPr>
-      <w:r>
-        <w:rPr>
-          <w:rFonts w:ascii="Arial" w:eastAsia="PingFang SC" w:hAnsi="Arial"/>
-          <w:sz w:val="20"/>
-          <w:szCs w:val="20"/>
-        </w:rPr>
-        <w:t xml:space="preserve"/>
-      </w:r>
-    </w:p>
-    <w:p>
-      <w:r>
-        <w:br w:type="page"/>
-      </w:r>
-    </w:p>
-    <w:p>
-      <w:pPr>
-        <w:pStyle w:val="Heading1"/>
-        <w:pBdr>
-          <w:bottom w:val="single" w:color="0F75BC" w:sz="12" w:space="4"/>
-        </w:pBdr>
-        <w:spacing w:after="160" w:before="280"/>
-      </w:pPr>
-      <w:r>
-        <w:rPr>
-          <w:rFonts w:ascii="Arial" w:eastAsia="PingFang SC" w:hAnsi="Arial"/>
-          <w:b/>
-          <w:bCs/>
-          <w:color w:val="0F75BC"/>
-          <w:sz w:val="30"/>
-          <w:szCs w:val="30"/>
-        </w:rPr>
-        <w:t xml:space="preserve">Session 2 · AI 图像</w:t>
-      </w:r>
-    </w:p>
-    <w:tbl>
-      <w:tblPr>
-        <w:tblW w:type="dxa" w:w="9360"/>
-        <w:tblBorders>
-          <w:top w:val="single" w:color="auto" w:sz="4"/>
-          <w:left w:val="single" w:color="auto" w:sz="4"/>
-          <w:bottom w:val="single" w:color="auto" w:sz="4"/>
-          <w:right w:val="single" w:color="auto" w:sz="4"/>
-          <w:insideH w:val="single" w:color="auto" w:sz="4"/>
-          <w:insideV w:val="single" w:color="auto" w:sz="4"/>
-        </w:tblBorders>
-      </w:tblPr>
-      <w:tblGrid>
-        <w:gridCol w:w="1700"/>
-        <w:gridCol w:w="7660"/>
-      </w:tblGrid>
-      <w:tr>
-        <w:tc>
-          <w:tcPr>
-            <w:tcW w:type="dxa" w:w="1700"/>
-            <w:tcBorders>
-              <w:top w:val="single" w:color="CCD9E3" w:sz="1"/>
-              <w:left w:val="single" w:color="CCD9E3" w:sz="1"/>
-              <w:bottom w:val="single" w:color="CCD9E3" w:sz="1"/>
-              <w:right w:val="single" w:color="CCD9E3" w:sz="1"/>
-            </w:tcBorders>
-            <w:shd w:fill="28C2E7" w:val="clear"/>
-            <w:tcMar>
-              <w:top w:type="dxa" w:w="70"/>
-              <w:left w:type="dxa" w:w="110"/>
-              <w:bottom w:type="dxa" w:w="70"/>
-              <w:right w:type="dxa" w:w="110"/>
-            </w:tcMar>
-            <w:vAlign w:val="center"/>
-          </w:tcPr>
-          <w:p>
-            <w:pPr>
-              <w:spacing w:after="0" w:line="252"/>
-            </w:pPr>
-            <w:r>
-              <w:rPr>
-                <w:rFonts w:ascii="Arial" w:eastAsia="PingFang SC" w:hAnsi="Arial"/>
-                <w:b/>
-                <w:bCs/>
-                <w:color w:val="FFFFFF"/>
-                <w:sz w:val="20"/>
-                <w:szCs w:val="20"/>
-              </w:rPr>
-              <w:t xml:space="preserve">🎯 目标</w:t>
-            </w:r>
-          </w:p>
-        </w:tc>
-        <w:tc>
-          <w:tcPr>
-            <w:tcW w:type="dxa" w:w="7660"/>
-            <w:tcBorders>
-              <w:top w:val="single" w:color="CCD9E3" w:sz="1"/>
-              <w:left w:val="single" w:color="CCD9E3" w:sz="1"/>
-              <w:bottom w:val="single" w:color="CCD9E3" w:sz="1"/>
-              <w:right w:val="single" w:color="CCD9E3" w:sz="1"/>
-            </w:tcBorders>
-            <w:tcMar>
-              <w:top w:type="dxa" w:w="70"/>
-              <w:left w:type="dxa" w:w="110"/>
-              <w:bottom w:type="dxa" w:w="70"/>
-              <w:right w:type="dxa" w:w="110"/>
-            </w:tcMar>
-            <w:vAlign w:val="center"/>
-          </w:tcPr>
-          <w:p>
-            <w:pPr>
-              <w:spacing w:after="0" w:line="252"/>
-            </w:pPr>
-            <w:r>
-              <w:rPr>
-                <w:rFonts w:ascii="Arial" w:eastAsia="PingFang SC" w:hAnsi="Arial"/>
-                <w:color w:val="142233"/>
-                <w:sz w:val="20"/>
-                <w:szCs w:val="20"/>
-              </w:rPr>
-              <w:t xml:space="preserve">出一张场景化海报 + 合上你的 logo。</w:t>
-            </w:r>
-          </w:p>
-        </w:tc>
-      </w:tr>
-      <w:tr>
-        <w:tc>
-          <w:tcPr>
-            <w:tcW w:type="dxa" w:w="1700"/>
-            <w:tcBorders>
-              <w:top w:val="single" w:color="CCD9E3" w:sz="1"/>
-              <w:left w:val="single" w:color="CCD9E3" w:sz="1"/>
-              <w:bottom w:val="single" w:color="CCD9E3" w:sz="1"/>
-              <w:right w:val="single" w:color="CCD9E3" w:sz="1"/>
-            </w:tcBorders>
-            <w:shd w:fill="E3F2F9" w:val="clear"/>
-            <w:tcMar>
-              <w:top w:type="dxa" w:w="70"/>
-              <w:left w:type="dxa" w:w="110"/>
-              <w:bottom w:type="dxa" w:w="70"/>
-              <w:right w:type="dxa" w:w="110"/>
-            </w:tcMar>
-          </w:tcPr>
-          <w:p>
-            <w:pPr>
-              <w:spacing w:after="0" w:line="252"/>
-            </w:pPr>
-            <w:r>
-              <w:rPr>
-                <w:rFonts w:ascii="Arial" w:eastAsia="PingFang SC" w:hAnsi="Arial"/>
-                <w:b/>
-                <w:bCs/>
-                <w:color w:val="142233"/>
-                <w:sz w:val="20"/>
-                <w:szCs w:val="20"/>
-              </w:rPr>
-              <w:t xml:space="preserve">📦 学 skill</w:t>
-            </w:r>
-          </w:p>
-        </w:tc>
-        <w:tc>
-          <w:tcPr>
-            <w:tcW w:type="dxa" w:w="7660"/>
-            <w:tcBorders>
-              <w:top w:val="single" w:color="CCD9E3" w:sz="1"/>
-              <w:left w:val="single" w:color="CCD9E3" w:sz="1"/>
-              <w:bottom w:val="single" w:color="CCD9E3" w:sz="1"/>
-              <w:right w:val="single" w:color="CCD9E3" w:sz="1"/>
-            </w:tcBorders>
-            <w:tcMar>
-              <w:top w:type="dxa" w:w="70"/>
-              <w:left w:type="dxa" w:w="110"/>
-              <w:bottom w:type="dxa" w:w="70"/>
-              <w:right w:type="dxa" w:w="110"/>
-            </w:tcMar>
-          </w:tcPr>
-          <w:p>
-            <w:pPr>
-              <w:spacing w:after="0" w:line="252"/>
-            </w:pPr>
-            <w:r>
-              <w:rPr>
-                <w:rFonts w:ascii="Arial" w:eastAsia="PingFang SC" w:hAnsi="Arial"/>
-                <w:color w:val="142233"/>
-                <w:sz w:val="20"/>
-                <w:szCs w:val="20"/>
-              </w:rPr>
-              <w:t xml:space="preserve">Higgsfield（图像）</w:t>
-            </w:r>
-          </w:p>
-        </w:tc>
-      </w:tr>
-      <w:tr>
-        <w:tc>
-          <w:tcPr>
-            <w:tcW w:type="dxa" w:w="1700"/>
-            <w:tcBorders>
-              <w:top w:val="single" w:color="CCD9E3" w:sz="1"/>
-              <w:left w:val="single" w:color="CCD9E3" w:sz="1"/>
-              <w:bottom w:val="single" w:color="CCD9E3" w:sz="1"/>
-              <w:right w:val="single" w:color="CCD9E3" w:sz="1"/>
-            </w:tcBorders>
-            <w:shd w:fill="E3F2F9" w:val="clear"/>
-            <w:tcMar>
-              <w:top w:type="dxa" w:w="70"/>
-              <w:left w:type="dxa" w:w="110"/>
-              <w:bottom w:type="dxa" w:w="70"/>
-              <w:right w:type="dxa" w:w="110"/>
-            </w:tcMar>
-          </w:tcPr>
-          <w:p>
-            <w:pPr>
-              <w:spacing w:after="0" w:line="252"/>
-            </w:pPr>
-            <w:r>
-              <w:rPr>
-                <w:rFonts w:ascii="Arial" w:eastAsia="PingFang SC" w:hAnsi="Arial"/>
-                <w:b/>
-                <w:bCs/>
-                <w:color w:val="142233"/>
-                <w:sz w:val="20"/>
-                <w:szCs w:val="20"/>
-              </w:rPr>
-              <w:t xml:space="preserve">📖 读 md</w:t>
-            </w:r>
-          </w:p>
-        </w:tc>
-        <w:tc>
-          <w:tcPr>
-            <w:tcW w:type="dxa" w:w="7660"/>
-            <w:tcBorders>
-              <w:top w:val="single" w:color="CCD9E3" w:sz="1"/>
-              <w:left w:val="single" w:color="CCD9E3" w:sz="1"/>
-              <w:bottom w:val="single" w:color="CCD9E3" w:sz="1"/>
-              <w:right w:val="single" w:color="CCD9E3" w:sz="1"/>
-            </w:tcBorders>
-            <w:tcMar>
-              <w:top w:type="dxa" w:w="70"/>
-              <w:left w:type="dxa" w:w="110"/>
-              <w:bottom w:type="dxa" w:w="70"/>
-              <w:right w:type="dxa" w:w="110"/>
-            </w:tcMar>
-          </w:tcPr>
-          <w:p>
-            <w:pPr>
-              <w:spacing w:after="0" w:line="252"/>
-            </w:pPr>
-            <w:r>
-              <w:rPr>
-                <w:rFonts w:ascii="Arial" w:eastAsia="PingFang SC" w:hAnsi="Arial"/>
-                <w:color w:val="142233"/>
-                <w:sz w:val="20"/>
-                <w:szCs w:val="20"/>
-              </w:rPr>
-              <w:t xml:space="preserve">7大AI启动包/03-《AI产品图》启动包</w:t>
-            </w:r>
-          </w:p>
-        </w:tc>
-      </w:tr>
-    </w:tbl>
-    <w:p>
-      <w:pPr>
-        <w:spacing w:after="80" w:before="160"/>
-      </w:pPr>
-      <w:r>
-        <w:rPr>
-          <w:rFonts w:ascii="Arial" w:eastAsia="PingFang SC" w:hAnsi="Arial"/>
-          <w:b/>
-          <w:bCs/>
-          <w:color w:val="0F75BC"/>
-          <w:sz w:val="22"/>
-          <w:szCs w:val="22"/>
-        </w:rPr>
-        <w:t xml:space="preserve">🛠️ 当场动手</w:t>
-      </w:r>
-    </w:p>
-    <w:p>
-      <w:pPr>
-        <w:pStyle w:val="ListParagraph"/>
-        <w:numPr>
-          <w:ilvl w:val="0"/>
-          <w:numId w:val="2"/>
-        </w:numPr>
-        <w:spacing w:after="70" w:line="264"/>
-      </w:pPr>
-      <w:r>
-        <w:rPr>
-          <w:rFonts w:ascii="Arial" w:eastAsia="PingFang SC" w:hAnsi="Arial"/>
-          <w:color w:val="142233"/>
-          <w:sz w:val="21"/>
-          <w:szCs w:val="21"/>
-        </w:rPr>
-        <w:t xml:space="preserve">先挑一种海报风格（5 选 1：战报证明 / 悬浮UI / 导师权威 / 游戏化 / 扁平色块，同批别全用一种）</w:t>
-      </w:r>
-    </w:p>
-    <w:p>
-      <w:pPr>
-        <w:pStyle w:val="ListParagraph"/>
-        <w:numPr>
-          <w:ilvl w:val="0"/>
-          <w:numId w:val="2"/>
-        </w:numPr>
-        <w:spacing w:after="70" w:line="264"/>
-      </w:pPr>
-      <w:r>
-        <w:rPr>
-          <w:rFonts w:ascii="Arial" w:eastAsia="PingFang SC" w:hAnsi="Arial"/>
-          <w:color w:val="142233"/>
-          <w:sz w:val="21"/>
-          <w:szCs w:val="21"/>
-        </w:rPr>
-        <w:t xml:space="preserve">看 Claude 出的图（它自审后给你看）</w:t>
-      </w:r>
-    </w:p>
-    <w:p>
-      <w:pPr>
-        <w:pStyle w:val="ListParagraph"/>
-        <w:numPr>
-          <w:ilvl w:val="0"/>
-          <w:numId w:val="2"/>
-        </w:numPr>
-        <w:spacing w:after="70" w:line="264"/>
-      </w:pPr>
-      <w:r>
-        <w:rPr>
-          <w:rFonts w:ascii="Arial" w:eastAsia="PingFang SC" w:hAnsi="Arial"/>
-          <w:color w:val="142233"/>
-          <w:sz w:val="21"/>
-          <w:szCs w:val="21"/>
-        </w:rPr>
-        <w:t xml:space="preserve">挑刺（外国脸 / 撞 logo / 色号印进图）</w:t>
-      </w:r>
-    </w:p>
-    <w:p>
-      <w:pPr>
-        <w:pStyle w:val="ListParagraph"/>
-        <w:numPr>
-          <w:ilvl w:val="0"/>
-          <w:numId w:val="2"/>
-        </w:numPr>
-        <w:spacing w:after="70" w:line="264"/>
-      </w:pPr>
-      <w:r>
-        <w:rPr>
-          <w:rFonts w:ascii="Arial" w:eastAsia="PingFang SC" w:hAnsi="Arial"/>
-          <w:color w:val="142233"/>
-          <w:sz w:val="21"/>
-          <w:szCs w:val="21"/>
-        </w:rPr>
-        <w:t xml:space="preserve">OK → 合 logo → 上传 → 归档</w:t>
-      </w:r>
-    </w:p>
-    <w:p>
-      <w:pPr>
-        <w:spacing w:after="80" w:before="160"/>
-      </w:pPr>
-      <w:r>
-        <w:rPr>
-          <w:rFonts w:ascii="Arial" w:eastAsia="PingFang SC" w:hAnsi="Arial"/>
-          <w:b/>
-          <w:bCs/>
-          <w:color w:val="0F75BC"/>
-          <w:sz w:val="22"/>
-          <w:szCs w:val="22"/>
-        </w:rPr>
-        <w:t xml:space="preserve">💬 这一步对话会怎么走（你只答题 / 挑刺，不用打 prompt）</w:t>
-      </w:r>
-    </w:p>
-    <w:tbl>
-      <w:tblPr>
-        <w:tblW w:type="dxa" w:w="9360"/>
-        <w:tblBorders>
-          <w:top w:val="single" w:color="auto" w:sz="4"/>
-          <w:left w:val="single" w:color="auto" w:sz="4"/>
-          <w:bottom w:val="single" w:color="auto" w:sz="4"/>
-          <w:right w:val="single" w:color="auto" w:sz="4"/>
-          <w:insideH w:val="single" w:color="auto" w:sz="4"/>
-          <w:insideV w:val="single" w:color="auto" w:sz="4"/>
-        </w:tblBorders>
-      </w:tblPr>
-      <w:tblGrid>
-        <w:gridCol w:w="9360"/>
-      </w:tblGrid>
-      <w:tr>
-        <w:tc>
-          <w:tcPr>
-            <w:tcW w:type="dxa" w:w="9360"/>
-            <w:tcBorders>
-              <w:top w:val="none"/>
-              <w:left w:val="single" w:color="0F75BC" w:sz="24" w:space="6"/>
-              <w:bottom w:val="none"/>
-              <w:right w:val="none"/>
-            </w:tcBorders>
-            <w:shd w:fill="E3F2F9" w:val="clear"/>
-            <w:tcMar>
-              <w:top w:type="dxa" w:w="120"/>
-              <w:left w:type="dxa" w:w="160"/>
-              <w:bottom w:type="dxa" w:w="120"/>
-              <w:right w:type="dxa" w:w="160"/>
-            </w:tcMar>
-          </w:tcPr>
-          <w:p>
-            <w:r>
-              <w:rPr>
-                <w:rFonts w:ascii="Arial" w:eastAsia="PingFang SC" w:hAnsi="Arial"/>
-                <w:b/>
-                <w:bCs/>
-                <w:color w:val="0F75BC"/>
-                <w:sz w:val="20"/>
-                <w:szCs w:val="20"/>
-              </w:rPr>
-              <w:t xml:space="preserve">🗣️ Claude 会问 / 做：</w:t>
-            </w:r>
-            <w:r>
-              <w:rPr>
-                <w:rFonts w:ascii="Arial" w:eastAsia="PingFang SC" w:hAnsi="Arial"/>
-                <w:color w:val="142233"/>
-                <w:sz w:val="20"/>
-                <w:szCs w:val="20"/>
-              </w:rPr>
-              <w:t xml:space="preserve">会用你确认的方向出图 → 自己先审一遍 → 给你看（不急着上传）。</w:t>
+              <w:t xml:space="preserve">对，我要那种『说到心坎里』的，不要泛泛喊口号。</w:t>
             </w:r>
           </w:p>
         </w:tc>
@@ -6411,11 +5848,11 @@
             <w:tcW w:type="dxa" w:w="9360"/>
             <w:tcBorders>
               <w:top w:val="none"/>
-              <w:left w:val="single" w:color="28C2E7" w:sz="24" w:space="6"/>
+              <w:left w:val="single" w:color="0F75BC" w:sz="24" w:space="6"/>
               <w:bottom w:val="none"/>
               <w:right w:val="none"/>
             </w:tcBorders>
-            <w:shd w:fill="F4F8FB" w:val="clear"/>
+            <w:shd w:fill="E3F2F9" w:val="clear"/>
             <w:tcMar>
               <w:top w:type="dxa" w:w="120"/>
               <w:left w:type="dxa" w:w="160"/>
@@ -6433,16 +5870,16 @@
                 <w:sz w:val="20"/>
                 <w:szCs w:val="20"/>
               </w:rPr>
-              <w:t xml:space="preserve">🙋 你答（SUMA 例子）：</w:t>
-            </w:r>
-            <w:r>
-              <w:rPr>
-                <w:rFonts w:ascii="Arial" w:eastAsia="PingFang SC" w:hAnsi="Arial"/>
-                <w:color w:val="142233"/>
-                <w:sz w:val="20"/>
-                <w:szCs w:val="20"/>
-              </w:rPr>
-              <w:t xml:space="preserve">（看图，挑刺）</w:t>
+              <w:t xml:space="preserve">🗣️ Claude 会问 / 做：</w:t>
+            </w:r>
+            <w:r>
+              <w:rPr>
+                <w:rFonts w:ascii="Arial" w:eastAsia="PingFang SC" w:hAnsi="Arial"/>
+                <w:color w:val="142233"/>
+                <w:sz w:val="20"/>
+                <w:szCs w:val="20"/>
+              </w:rPr>
+              <w:t xml:space="preserve">改好后问你要不要放行。</w:t>
             </w:r>
           </w:p>
         </w:tc>
@@ -6469,11 +5906,11 @@
             <w:tcW w:type="dxa" w:w="9360"/>
             <w:tcBorders>
               <w:top w:val="none"/>
-              <w:left w:val="single" w:color="FCB040" w:sz="24" w:space="6"/>
+              <w:left w:val="single" w:color="28C2E7" w:sz="24" w:space="6"/>
               <w:bottom w:val="none"/>
               <w:right w:val="none"/>
             </w:tcBorders>
-            <w:shd w:fill="FFF8EC" w:val="clear"/>
+            <w:shd w:fill="F4F8FB" w:val="clear"/>
             <w:tcMar>
               <w:top w:type="dxa" w:w="120"/>
               <w:left w:type="dxa" w:w="160"/>
@@ -6487,20 +5924,615 @@
                 <w:rFonts w:ascii="Arial" w:eastAsia="PingFang SC" w:hAnsi="Arial"/>
                 <w:b/>
                 <w:bCs/>
-                <w:color w:val="B8791A"/>
-                <w:sz w:val="20"/>
-                <w:szCs w:val="20"/>
-              </w:rPr>
-              <w:t xml:space="preserve">✏️ 想改就挑刺：</w:t>
-            </w:r>
-            <w:r>
-              <w:rPr>
-                <w:rFonts w:ascii="Arial" w:eastAsia="PingFang SC" w:hAnsi="Arial"/>
-                <w:color w:val="6A5427"/>
-                <w:sz w:val="20"/>
-                <w:szCs w:val="20"/>
-              </w:rPr>
-              <w:t xml:space="preserve">模特是外国脸换本地人；标题撞 logo 加顶部留白带；#28c2e7 被印进图里改用文字描述（青色）。</w:t>
+                <w:color w:val="0F75BC"/>
+                <w:sz w:val="20"/>
+                <w:szCs w:val="20"/>
+              </w:rPr>
+              <w:t xml:space="preserve">🙋 你答（SUMA 例子）：</w:t>
+            </w:r>
+            <w:r>
+              <w:rPr>
+                <w:rFonts w:ascii="Arial" w:eastAsia="PingFang SC" w:hAnsi="Arial"/>
+                <w:color w:val="142233"/>
+                <w:sz w:val="20"/>
+                <w:szCs w:val="20"/>
+              </w:rPr>
+              <w:t xml:space="preserve">可以了，标 Proceed to Generate；以后服装类都照这版口径。</w:t>
+            </w:r>
+          </w:p>
+        </w:tc>
+      </w:tr>
+    </w:tbl>
+    <w:p>
+      <w:pPr>
+        <w:spacing w:after="40"/>
+      </w:pPr>
+      <w:r>
+        <w:rPr>
+          <w:sz w:val="8"/>
+          <w:szCs w:val="8"/>
+        </w:rPr>
+        <w:t xml:space="preserve"/>
+      </w:r>
+    </w:p>
+    <w:tbl>
+      <w:tblPr>
+        <w:tblW w:type="dxa" w:w="9360"/>
+        <w:tblBorders>
+          <w:top w:val="single" w:color="auto" w:sz="4"/>
+          <w:left w:val="single" w:color="auto" w:sz="4"/>
+          <w:bottom w:val="single" w:color="auto" w:sz="4"/>
+          <w:right w:val="single" w:color="auto" w:sz="4"/>
+          <w:insideH w:val="single" w:color="auto" w:sz="4"/>
+          <w:insideV w:val="single" w:color="auto" w:sz="4"/>
+        </w:tblBorders>
+      </w:tblPr>
+      <w:tblGrid>
+        <w:gridCol w:w="9360"/>
+      </w:tblGrid>
+      <w:tr>
+        <w:tc>
+          <w:tcPr>
+            <w:tcW w:type="dxa" w:w="9360"/>
+            <w:tcBorders>
+              <w:top w:val="none"/>
+              <w:left w:val="single" w:color="28C2E7" w:sz="24" w:space="6"/>
+              <w:bottom w:val="none"/>
+              <w:right w:val="none"/>
+            </w:tcBorders>
+            <w:shd w:fill="28C2E7" w:val="clear"/>
+            <w:tcMar>
+              <w:top w:type="dxa" w:w="120"/>
+              <w:left w:type="dxa" w:w="160"/>
+              <w:bottom w:type="dxa" w:w="120"/>
+              <w:right w:type="dxa" w:w="160"/>
+            </w:tcMar>
+          </w:tcPr>
+          <w:p>
+            <w:r>
+              <w:rPr>
+                <w:rFonts w:ascii="Arial" w:eastAsia="PingFang SC" w:hAnsi="Arial"/>
+                <w:b/>
+                <w:bCs/>
+                <w:color w:val="FFFFFF"/>
+                <w:sz w:val="22"/>
+                <w:szCs w:val="22"/>
+              </w:rPr>
+              <w:t xml:space="preserve">🎁 走出教室的交付物：</w:t>
+            </w:r>
+            <w:r>
+              <w:rPr>
+                <w:rFonts w:ascii="Arial" w:eastAsia="PingFang SC" w:hAnsi="Arial"/>
+                <w:b/>
+                <w:bCs/>
+                <w:color w:val="FFFFFF"/>
+                <w:sz w:val="22"/>
+                <w:szCs w:val="22"/>
+              </w:rPr>
+              <w:t xml:space="preserve">3 条广告文案</w:t>
+            </w:r>
+          </w:p>
+        </w:tc>
+      </w:tr>
+    </w:tbl>
+    <w:p>
+      <w:pPr>
+        <w:spacing w:after="80" w:before="160"/>
+      </w:pPr>
+      <w:r>
+        <w:rPr>
+          <w:rFonts w:ascii="Arial" w:eastAsia="PingFang SC" w:hAnsi="Arial"/>
+          <w:b/>
+          <w:bCs/>
+          <w:color w:val="0F75BC"/>
+          <w:sz w:val="22"/>
+          <w:szCs w:val="22"/>
+        </w:rPr>
+        <w:t xml:space="preserve">✍️ 我的记录（现场填）</w:t>
+      </w:r>
+    </w:p>
+    <w:p>
+      <w:pPr>
+        <w:spacing w:after="0" w:before="60"/>
+      </w:pPr>
+      <w:r>
+        <w:rPr>
+          <w:rFonts w:ascii="Arial" w:eastAsia="PingFang SC" w:hAnsi="Arial"/>
+          <w:b/>
+          <w:bCs/>
+          <w:color w:val="5B6B7A"/>
+          <w:sz w:val="20"/>
+          <w:szCs w:val="20"/>
+        </w:rPr>
+        <w:t xml:space="preserve">我写出的 3 条：</w:t>
+      </w:r>
+    </w:p>
+    <w:p>
+      <w:pPr>
+        <w:pBdr>
+          <w:bottom w:val="single" w:color="CCD9E3" w:sz="4" w:space="6"/>
+        </w:pBdr>
+        <w:spacing w:after="140"/>
+      </w:pPr>
+      <w:r>
+        <w:rPr>
+          <w:rFonts w:ascii="Arial" w:eastAsia="PingFang SC" w:hAnsi="Arial"/>
+          <w:sz w:val="20"/>
+          <w:szCs w:val="20"/>
+        </w:rPr>
+        <w:t xml:space="preserve"/>
+      </w:r>
+    </w:p>
+    <w:p>
+      <w:pPr>
+        <w:spacing w:after="0" w:before="60"/>
+      </w:pPr>
+      <w:r>
+        <w:rPr>
+          <w:rFonts w:ascii="Arial" w:eastAsia="PingFang SC" w:hAnsi="Arial"/>
+          <w:b/>
+          <w:bCs/>
+          <w:color w:val="5B6B7A"/>
+          <w:sz w:val="20"/>
+          <w:szCs w:val="20"/>
+        </w:rPr>
+        <w:t xml:space="preserve">用了哪几个大师：</w:t>
+      </w:r>
+    </w:p>
+    <w:p>
+      <w:pPr>
+        <w:pBdr>
+          <w:bottom w:val="single" w:color="CCD9E3" w:sz="4" w:space="6"/>
+        </w:pBdr>
+        <w:spacing w:after="140"/>
+      </w:pPr>
+      <w:r>
+        <w:rPr>
+          <w:rFonts w:ascii="Arial" w:eastAsia="PingFang SC" w:hAnsi="Arial"/>
+          <w:sz w:val="20"/>
+          <w:szCs w:val="20"/>
+        </w:rPr>
+        <w:t xml:space="preserve"/>
+      </w:r>
+    </w:p>
+    <w:p>
+      <w:pPr>
+        <w:spacing w:after="0" w:before="60"/>
+      </w:pPr>
+      <w:r>
+        <w:rPr>
+          <w:rFonts w:ascii="Arial" w:eastAsia="PingFang SC" w:hAnsi="Arial"/>
+          <w:b/>
+          <w:bCs/>
+          <w:color w:val="5B6B7A"/>
+          <w:sz w:val="20"/>
+          <w:szCs w:val="20"/>
+        </w:rPr>
+        <w:t xml:space="preserve">被 Claude 改掉的问题：</w:t>
+      </w:r>
+    </w:p>
+    <w:p>
+      <w:pPr>
+        <w:pBdr>
+          <w:bottom w:val="single" w:color="CCD9E3" w:sz="4" w:space="6"/>
+        </w:pBdr>
+        <w:spacing w:after="140"/>
+      </w:pPr>
+      <w:r>
+        <w:rPr>
+          <w:rFonts w:ascii="Arial" w:eastAsia="PingFang SC" w:hAnsi="Arial"/>
+          <w:sz w:val="20"/>
+          <w:szCs w:val="20"/>
+        </w:rPr>
+        <w:t xml:space="preserve"/>
+      </w:r>
+    </w:p>
+    <w:p>
+      <w:r>
+        <w:br w:type="page"/>
+      </w:r>
+    </w:p>
+    <w:p>
+      <w:pPr>
+        <w:pStyle w:val="Heading1"/>
+        <w:pBdr>
+          <w:bottom w:val="single" w:color="0F75BC" w:sz="12" w:space="4"/>
+        </w:pBdr>
+        <w:spacing w:after="160" w:before="280"/>
+      </w:pPr>
+      <w:r>
+        <w:rPr>
+          <w:rFonts w:ascii="Arial" w:eastAsia="PingFang SC" w:hAnsi="Arial"/>
+          <w:b/>
+          <w:bCs/>
+          <w:color w:val="0F75BC"/>
+          <w:sz w:val="30"/>
+          <w:szCs w:val="30"/>
+        </w:rPr>
+        <w:t xml:space="preserve">Session 2 · AI 图像</w:t>
+      </w:r>
+    </w:p>
+    <w:tbl>
+      <w:tblPr>
+        <w:tblW w:type="dxa" w:w="9360"/>
+        <w:tblBorders>
+          <w:top w:val="single" w:color="auto" w:sz="4"/>
+          <w:left w:val="single" w:color="auto" w:sz="4"/>
+          <w:bottom w:val="single" w:color="auto" w:sz="4"/>
+          <w:right w:val="single" w:color="auto" w:sz="4"/>
+          <w:insideH w:val="single" w:color="auto" w:sz="4"/>
+          <w:insideV w:val="single" w:color="auto" w:sz="4"/>
+        </w:tblBorders>
+      </w:tblPr>
+      <w:tblGrid>
+        <w:gridCol w:w="1700"/>
+        <w:gridCol w:w="7660"/>
+      </w:tblGrid>
+      <w:tr>
+        <w:tc>
+          <w:tcPr>
+            <w:tcW w:type="dxa" w:w="1700"/>
+            <w:tcBorders>
+              <w:top w:val="single" w:color="CCD9E3" w:sz="1"/>
+              <w:left w:val="single" w:color="CCD9E3" w:sz="1"/>
+              <w:bottom w:val="single" w:color="CCD9E3" w:sz="1"/>
+              <w:right w:val="single" w:color="CCD9E3" w:sz="1"/>
+            </w:tcBorders>
+            <w:shd w:fill="28C2E7" w:val="clear"/>
+            <w:tcMar>
+              <w:top w:type="dxa" w:w="70"/>
+              <w:left w:type="dxa" w:w="110"/>
+              <w:bottom w:type="dxa" w:w="70"/>
+              <w:right w:type="dxa" w:w="110"/>
+            </w:tcMar>
+            <w:vAlign w:val="center"/>
+          </w:tcPr>
+          <w:p>
+            <w:pPr>
+              <w:spacing w:after="0" w:line="252"/>
+            </w:pPr>
+            <w:r>
+              <w:rPr>
+                <w:rFonts w:ascii="Arial" w:eastAsia="PingFang SC" w:hAnsi="Arial"/>
+                <w:b/>
+                <w:bCs/>
+                <w:color w:val="FFFFFF"/>
+                <w:sz w:val="20"/>
+                <w:szCs w:val="20"/>
+              </w:rPr>
+              <w:t xml:space="preserve">🎯 目标</w:t>
+            </w:r>
+          </w:p>
+        </w:tc>
+        <w:tc>
+          <w:tcPr>
+            <w:tcW w:type="dxa" w:w="7660"/>
+            <w:tcBorders>
+              <w:top w:val="single" w:color="CCD9E3" w:sz="1"/>
+              <w:left w:val="single" w:color="CCD9E3" w:sz="1"/>
+              <w:bottom w:val="single" w:color="CCD9E3" w:sz="1"/>
+              <w:right w:val="single" w:color="CCD9E3" w:sz="1"/>
+            </w:tcBorders>
+            <w:tcMar>
+              <w:top w:type="dxa" w:w="70"/>
+              <w:left w:type="dxa" w:w="110"/>
+              <w:bottom w:type="dxa" w:w="70"/>
+              <w:right w:type="dxa" w:w="110"/>
+            </w:tcMar>
+            <w:vAlign w:val="center"/>
+          </w:tcPr>
+          <w:p>
+            <w:pPr>
+              <w:spacing w:after="0" w:line="252"/>
+            </w:pPr>
+            <w:r>
+              <w:rPr>
+                <w:rFonts w:ascii="Arial" w:eastAsia="PingFang SC" w:hAnsi="Arial"/>
+                <w:color w:val="142233"/>
+                <w:sz w:val="20"/>
+                <w:szCs w:val="20"/>
+              </w:rPr>
+              <w:t xml:space="preserve">出一张场景化海报 + 合上你的 logo。</w:t>
+            </w:r>
+          </w:p>
+        </w:tc>
+      </w:tr>
+      <w:tr>
+        <w:tc>
+          <w:tcPr>
+            <w:tcW w:type="dxa" w:w="1700"/>
+            <w:tcBorders>
+              <w:top w:val="single" w:color="CCD9E3" w:sz="1"/>
+              <w:left w:val="single" w:color="CCD9E3" w:sz="1"/>
+              <w:bottom w:val="single" w:color="CCD9E3" w:sz="1"/>
+              <w:right w:val="single" w:color="CCD9E3" w:sz="1"/>
+            </w:tcBorders>
+            <w:shd w:fill="E3F2F9" w:val="clear"/>
+            <w:tcMar>
+              <w:top w:type="dxa" w:w="70"/>
+              <w:left w:type="dxa" w:w="110"/>
+              <w:bottom w:type="dxa" w:w="70"/>
+              <w:right w:type="dxa" w:w="110"/>
+            </w:tcMar>
+          </w:tcPr>
+          <w:p>
+            <w:pPr>
+              <w:spacing w:after="0" w:line="252"/>
+            </w:pPr>
+            <w:r>
+              <w:rPr>
+                <w:rFonts w:ascii="Arial" w:eastAsia="PingFang SC" w:hAnsi="Arial"/>
+                <w:b/>
+                <w:bCs/>
+                <w:color w:val="142233"/>
+                <w:sz w:val="20"/>
+                <w:szCs w:val="20"/>
+              </w:rPr>
+              <w:t xml:space="preserve">📦 学 skill</w:t>
+            </w:r>
+          </w:p>
+        </w:tc>
+        <w:tc>
+          <w:tcPr>
+            <w:tcW w:type="dxa" w:w="7660"/>
+            <w:tcBorders>
+              <w:top w:val="single" w:color="CCD9E3" w:sz="1"/>
+              <w:left w:val="single" w:color="CCD9E3" w:sz="1"/>
+              <w:bottom w:val="single" w:color="CCD9E3" w:sz="1"/>
+              <w:right w:val="single" w:color="CCD9E3" w:sz="1"/>
+            </w:tcBorders>
+            <w:tcMar>
+              <w:top w:type="dxa" w:w="70"/>
+              <w:left w:type="dxa" w:w="110"/>
+              <w:bottom w:type="dxa" w:w="70"/>
+              <w:right w:type="dxa" w:w="110"/>
+            </w:tcMar>
+          </w:tcPr>
+          <w:p>
+            <w:pPr>
+              <w:spacing w:after="0" w:line="252"/>
+            </w:pPr>
+            <w:r>
+              <w:rPr>
+                <w:rFonts w:ascii="Arial" w:eastAsia="PingFang SC" w:hAnsi="Arial"/>
+                <w:color w:val="142233"/>
+                <w:sz w:val="20"/>
+                <w:szCs w:val="20"/>
+              </w:rPr>
+              <w:t xml:space="preserve">Higgsfield（图像）</w:t>
+            </w:r>
+          </w:p>
+        </w:tc>
+      </w:tr>
+      <w:tr>
+        <w:tc>
+          <w:tcPr>
+            <w:tcW w:type="dxa" w:w="1700"/>
+            <w:tcBorders>
+              <w:top w:val="single" w:color="CCD9E3" w:sz="1"/>
+              <w:left w:val="single" w:color="CCD9E3" w:sz="1"/>
+              <w:bottom w:val="single" w:color="CCD9E3" w:sz="1"/>
+              <w:right w:val="single" w:color="CCD9E3" w:sz="1"/>
+            </w:tcBorders>
+            <w:shd w:fill="E3F2F9" w:val="clear"/>
+            <w:tcMar>
+              <w:top w:type="dxa" w:w="70"/>
+              <w:left w:type="dxa" w:w="110"/>
+              <w:bottom w:type="dxa" w:w="70"/>
+              <w:right w:type="dxa" w:w="110"/>
+            </w:tcMar>
+          </w:tcPr>
+          <w:p>
+            <w:pPr>
+              <w:spacing w:after="0" w:line="252"/>
+            </w:pPr>
+            <w:r>
+              <w:rPr>
+                <w:rFonts w:ascii="Arial" w:eastAsia="PingFang SC" w:hAnsi="Arial"/>
+                <w:b/>
+                <w:bCs/>
+                <w:color w:val="142233"/>
+                <w:sz w:val="20"/>
+                <w:szCs w:val="20"/>
+              </w:rPr>
+              <w:t xml:space="preserve">📖 读 md</w:t>
+            </w:r>
+          </w:p>
+        </w:tc>
+        <w:tc>
+          <w:tcPr>
+            <w:tcW w:type="dxa" w:w="7660"/>
+            <w:tcBorders>
+              <w:top w:val="single" w:color="CCD9E3" w:sz="1"/>
+              <w:left w:val="single" w:color="CCD9E3" w:sz="1"/>
+              <w:bottom w:val="single" w:color="CCD9E3" w:sz="1"/>
+              <w:right w:val="single" w:color="CCD9E3" w:sz="1"/>
+            </w:tcBorders>
+            <w:tcMar>
+              <w:top w:type="dxa" w:w="70"/>
+              <w:left w:type="dxa" w:w="110"/>
+              <w:bottom w:type="dxa" w:w="70"/>
+              <w:right w:type="dxa" w:w="110"/>
+            </w:tcMar>
+          </w:tcPr>
+          <w:p>
+            <w:pPr>
+              <w:spacing w:after="0" w:line="252"/>
+            </w:pPr>
+            <w:r>
+              <w:rPr>
+                <w:rFonts w:ascii="Arial" w:eastAsia="PingFang SC" w:hAnsi="Arial"/>
+                <w:color w:val="142233"/>
+                <w:sz w:val="20"/>
+                <w:szCs w:val="20"/>
+              </w:rPr>
+              <w:t xml:space="preserve">7大AI启动包/03-《AI产品图》启动包</w:t>
+            </w:r>
+          </w:p>
+        </w:tc>
+      </w:tr>
+    </w:tbl>
+    <w:p>
+      <w:pPr>
+        <w:spacing w:after="80" w:before="160"/>
+      </w:pPr>
+      <w:r>
+        <w:rPr>
+          <w:rFonts w:ascii="Arial" w:eastAsia="PingFang SC" w:hAnsi="Arial"/>
+          <w:b/>
+          <w:bCs/>
+          <w:color w:val="0F75BC"/>
+          <w:sz w:val="22"/>
+          <w:szCs w:val="22"/>
+        </w:rPr>
+        <w:t xml:space="preserve">🛠️ 当场动手</w:t>
+      </w:r>
+    </w:p>
+    <w:p>
+      <w:pPr>
+        <w:pStyle w:val="ListParagraph"/>
+        <w:numPr>
+          <w:ilvl w:val="0"/>
+          <w:numId w:val="2"/>
+        </w:numPr>
+        <w:spacing w:after="70" w:line="264"/>
+      </w:pPr>
+      <w:r>
+        <w:rPr>
+          <w:rFonts w:ascii="Arial" w:eastAsia="PingFang SC" w:hAnsi="Arial"/>
+          <w:color w:val="142233"/>
+          <w:sz w:val="21"/>
+          <w:szCs w:val="21"/>
+        </w:rPr>
+        <w:t xml:space="preserve">先挑一种海报风格（5 选 1：战报证明 / 悬浮UI / 导师权威 / 游戏化 / 扁平色块，同批别全用一种）</w:t>
+      </w:r>
+    </w:p>
+    <w:p>
+      <w:pPr>
+        <w:pStyle w:val="ListParagraph"/>
+        <w:numPr>
+          <w:ilvl w:val="0"/>
+          <w:numId w:val="2"/>
+        </w:numPr>
+        <w:spacing w:after="70" w:line="264"/>
+      </w:pPr>
+      <w:r>
+        <w:rPr>
+          <w:rFonts w:ascii="Arial" w:eastAsia="PingFang SC" w:hAnsi="Arial"/>
+          <w:color w:val="142233"/>
+          <w:sz w:val="21"/>
+          <w:szCs w:val="21"/>
+        </w:rPr>
+        <w:t xml:space="preserve">看 Claude 出的图（它自审后给你看）</w:t>
+      </w:r>
+    </w:p>
+    <w:p>
+      <w:pPr>
+        <w:pStyle w:val="ListParagraph"/>
+        <w:numPr>
+          <w:ilvl w:val="0"/>
+          <w:numId w:val="2"/>
+        </w:numPr>
+        <w:spacing w:after="70" w:line="264"/>
+      </w:pPr>
+      <w:r>
+        <w:rPr>
+          <w:rFonts w:ascii="Arial" w:eastAsia="PingFang SC" w:hAnsi="Arial"/>
+          <w:color w:val="142233"/>
+          <w:sz w:val="21"/>
+          <w:szCs w:val="21"/>
+        </w:rPr>
+        <w:t xml:space="preserve">挑刺（外国脸 / 撞 logo / 色号印进图）</w:t>
+      </w:r>
+    </w:p>
+    <w:p>
+      <w:pPr>
+        <w:pStyle w:val="ListParagraph"/>
+        <w:numPr>
+          <w:ilvl w:val="0"/>
+          <w:numId w:val="2"/>
+        </w:numPr>
+        <w:spacing w:after="70" w:line="264"/>
+      </w:pPr>
+      <w:r>
+        <w:rPr>
+          <w:rFonts w:ascii="Arial" w:eastAsia="PingFang SC" w:hAnsi="Arial"/>
+          <w:color w:val="142233"/>
+          <w:sz w:val="21"/>
+          <w:szCs w:val="21"/>
+        </w:rPr>
+        <w:t xml:space="preserve">OK → 合 logo → 上传 → 归档</w:t>
+      </w:r>
+    </w:p>
+    <w:p>
+      <w:pPr>
+        <w:spacing w:after="80" w:before="160"/>
+      </w:pPr>
+      <w:r>
+        <w:rPr>
+          <w:rFonts w:ascii="Arial" w:eastAsia="PingFang SC" w:hAnsi="Arial"/>
+          <w:b/>
+          <w:bCs/>
+          <w:color w:val="0F75BC"/>
+          <w:sz w:val="22"/>
+          <w:szCs w:val="22"/>
+        </w:rPr>
+        <w:t xml:space="preserve">💬 这一步对话会怎么走（你只答题 / 挑刺，不用打 prompt）</w:t>
+      </w:r>
+    </w:p>
+    <w:tbl>
+      <w:tblPr>
+        <w:tblW w:type="dxa" w:w="9360"/>
+        <w:tblBorders>
+          <w:top w:val="single" w:color="auto" w:sz="4"/>
+          <w:left w:val="single" w:color="auto" w:sz="4"/>
+          <w:bottom w:val="single" w:color="auto" w:sz="4"/>
+          <w:right w:val="single" w:color="auto" w:sz="4"/>
+          <w:insideH w:val="single" w:color="auto" w:sz="4"/>
+          <w:insideV w:val="single" w:color="auto" w:sz="4"/>
+        </w:tblBorders>
+      </w:tblPr>
+      <w:tblGrid>
+        <w:gridCol w:w="9360"/>
+      </w:tblGrid>
+      <w:tr>
+        <w:tc>
+          <w:tcPr>
+            <w:tcW w:type="dxa" w:w="9360"/>
+            <w:tcBorders>
+              <w:top w:val="none"/>
+              <w:left w:val="single" w:color="0F75BC" w:sz="24" w:space="6"/>
+              <w:bottom w:val="none"/>
+              <w:right w:val="none"/>
+            </w:tcBorders>
+            <w:shd w:fill="E3F2F9" w:val="clear"/>
+            <w:tcMar>
+              <w:top w:type="dxa" w:w="120"/>
+              <w:left w:type="dxa" w:w="160"/>
+              <w:bottom w:type="dxa" w:w="120"/>
+              <w:right w:type="dxa" w:w="160"/>
+            </w:tcMar>
+          </w:tcPr>
+          <w:p>
+            <w:r>
+              <w:rPr>
+                <w:rFonts w:ascii="Arial" w:eastAsia="PingFang SC" w:hAnsi="Arial"/>
+                <w:b/>
+                <w:bCs/>
+                <w:color w:val="0F75BC"/>
+                <w:sz w:val="20"/>
+                <w:szCs w:val="20"/>
+              </w:rPr>
+              <w:t xml:space="preserve">🗣️ Claude 会问 / 做：</w:t>
+            </w:r>
+            <w:r>
+              <w:rPr>
+                <w:rFonts w:ascii="Arial" w:eastAsia="PingFang SC" w:hAnsi="Arial"/>
+                <w:color w:val="142233"/>
+                <w:sz w:val="20"/>
+                <w:szCs w:val="20"/>
+              </w:rPr>
+              <w:t xml:space="preserve">会用你确认的方向出图 → 自己先审一遍 → 给你看（不急着上传）。</w:t>
             </w:r>
           </w:p>
         </w:tc>
@@ -6527,11 +6559,11 @@
             <w:tcW w:type="dxa" w:w="9360"/>
             <w:tcBorders>
               <w:top w:val="none"/>
-              <w:left w:val="single" w:color="0F75BC" w:sz="24" w:space="6"/>
+              <w:left w:val="single" w:color="28C2E7" w:sz="24" w:space="6"/>
               <w:bottom w:val="none"/>
               <w:right w:val="none"/>
             </w:tcBorders>
-            <w:shd w:fill="E3F2F9" w:val="clear"/>
+            <w:shd w:fill="F4F8FB" w:val="clear"/>
             <w:tcMar>
               <w:top w:type="dxa" w:w="120"/>
               <w:left w:type="dxa" w:w="160"/>
@@ -6549,16 +6581,16 @@
                 <w:sz w:val="20"/>
                 <w:szCs w:val="20"/>
               </w:rPr>
-              <w:t xml:space="preserve">🗣️ Claude 会问 / 做：</w:t>
-            </w:r>
-            <w:r>
-              <w:rPr>
-                <w:rFonts w:ascii="Arial" w:eastAsia="PingFang SC" w:hAnsi="Arial"/>
-                <w:color w:val="142233"/>
-                <w:sz w:val="20"/>
-                <w:szCs w:val="20"/>
-              </w:rPr>
-              <w:t xml:space="preserve">OK 后合 logo（顶部 header 带、色自适应）→ 上传 Notion 验证渲染 → 存 Drive。</w:t>
+              <w:t xml:space="preserve">🙋 你答（SUMA 例子）：</w:t>
+            </w:r>
+            <w:r>
+              <w:rPr>
+                <w:rFonts w:ascii="Arial" w:eastAsia="PingFang SC" w:hAnsi="Arial"/>
+                <w:color w:val="142233"/>
+                <w:sz w:val="20"/>
+                <w:szCs w:val="20"/>
+              </w:rPr>
+              <w:t xml:space="preserve">（看图，挑刺）</w:t>
             </w:r>
           </w:p>
         </w:tc>
@@ -6585,11 +6617,11 @@
             <w:tcW w:type="dxa" w:w="9360"/>
             <w:tcBorders>
               <w:top w:val="none"/>
-              <w:left w:val="single" w:color="28C2E7" w:sz="24" w:space="6"/>
+              <w:left w:val="single" w:color="FCB040" w:sz="24" w:space="6"/>
               <w:bottom w:val="none"/>
               <w:right w:val="none"/>
             </w:tcBorders>
-            <w:shd w:fill="F4F8FB" w:val="clear"/>
+            <w:shd w:fill="FFF8EC" w:val="clear"/>
             <w:tcMar>
               <w:top w:type="dxa" w:w="120"/>
               <w:left w:type="dxa" w:w="160"/>
@@ -6603,545 +6635,20 @@
                 <w:rFonts w:ascii="Arial" w:eastAsia="PingFang SC" w:hAnsi="Arial"/>
                 <w:b/>
                 <w:bCs/>
-                <w:color w:val="0F75BC"/>
-                <w:sz w:val="20"/>
-                <w:szCs w:val="20"/>
-              </w:rPr>
-              <w:t xml:space="preserve">🙋 你答（SUMA 例子）：</w:t>
-            </w:r>
-            <w:r>
-              <w:rPr>
-                <w:rFonts w:ascii="Arial" w:eastAsia="PingFang SC" w:hAnsi="Arial"/>
-                <w:color w:val="142233"/>
-                <w:sz w:val="20"/>
-                <w:szCs w:val="20"/>
-              </w:rPr>
-              <w:t xml:space="preserve">好，合我的 logo、上传、状态改 Need Review Poster。</w:t>
-            </w:r>
-          </w:p>
-        </w:tc>
-      </w:tr>
-    </w:tbl>
-    <w:p>
-      <w:pPr>
-        <w:spacing w:after="40"/>
-      </w:pPr>
-      <w:r>
-        <w:rPr>
-          <w:sz w:val="8"/>
-          <w:szCs w:val="8"/>
-        </w:rPr>
-        <w:t xml:space="preserve"/>
-      </w:r>
-    </w:p>
-    <w:tbl>
-      <w:tblPr>
-        <w:tblW w:type="dxa" w:w="9360"/>
-        <w:tblBorders>
-          <w:top w:val="single" w:color="auto" w:sz="4"/>
-          <w:left w:val="single" w:color="auto" w:sz="4"/>
-          <w:bottom w:val="single" w:color="auto" w:sz="4"/>
-          <w:right w:val="single" w:color="auto" w:sz="4"/>
-          <w:insideH w:val="single" w:color="auto" w:sz="4"/>
-          <w:insideV w:val="single" w:color="auto" w:sz="4"/>
-        </w:tblBorders>
-      </w:tblPr>
-      <w:tblGrid>
-        <w:gridCol w:w="9360"/>
-      </w:tblGrid>
-      <w:tr>
-        <w:tc>
-          <w:tcPr>
-            <w:tcW w:type="dxa" w:w="9360"/>
-            <w:tcBorders>
-              <w:top w:val="none"/>
-              <w:left w:val="single" w:color="28C2E7" w:sz="24" w:space="6"/>
-              <w:bottom w:val="none"/>
-              <w:right w:val="none"/>
-            </w:tcBorders>
-            <w:shd w:fill="28C2E7" w:val="clear"/>
-            <w:tcMar>
-              <w:top w:type="dxa" w:w="120"/>
-              <w:left w:type="dxa" w:w="160"/>
-              <w:bottom w:type="dxa" w:w="120"/>
-              <w:right w:type="dxa" w:w="160"/>
-            </w:tcMar>
-          </w:tcPr>
-          <w:p>
-            <w:r>
-              <w:rPr>
-                <w:rFonts w:ascii="Arial" w:eastAsia="PingFang SC" w:hAnsi="Arial"/>
-                <w:b/>
-                <w:bCs/>
-                <w:color w:val="FFFFFF"/>
-                <w:sz w:val="22"/>
-                <w:szCs w:val="22"/>
-              </w:rPr>
-              <w:t xml:space="preserve">🎁 走出教室的交付物：</w:t>
-            </w:r>
-            <w:r>
-              <w:rPr>
-                <w:rFonts w:ascii="Arial" w:eastAsia="PingFang SC" w:hAnsi="Arial"/>
-                <w:b/>
-                <w:bCs/>
-                <w:color w:val="FFFFFF"/>
-                <w:sz w:val="22"/>
-                <w:szCs w:val="22"/>
-              </w:rPr>
-              <w:t xml:space="preserve">1 张成品海报（带你的 logo）</w:t>
-            </w:r>
-          </w:p>
-        </w:tc>
-      </w:tr>
-    </w:tbl>
-    <w:p>
-      <w:pPr>
-        <w:spacing w:after="80" w:before="160"/>
-      </w:pPr>
-      <w:r>
-        <w:rPr>
-          <w:rFonts w:ascii="Arial" w:eastAsia="PingFang SC" w:hAnsi="Arial"/>
-          <w:b/>
-          <w:bCs/>
-          <w:color w:val="0F75BC"/>
-          <w:sz w:val="22"/>
-          <w:szCs w:val="22"/>
-        </w:rPr>
-        <w:t xml:space="preserve">✍️ 我的记录（现场填）</w:t>
-      </w:r>
-    </w:p>
-    <w:p>
-      <w:pPr>
-        <w:spacing w:after="0" w:before="60"/>
-      </w:pPr>
-      <w:r>
-        <w:rPr>
-          <w:rFonts w:ascii="Arial" w:eastAsia="PingFang SC" w:hAnsi="Arial"/>
-          <w:b/>
-          <w:bCs/>
-          <w:color w:val="5B6B7A"/>
-          <w:sz w:val="20"/>
-          <w:szCs w:val="20"/>
-        </w:rPr>
-        <w:t xml:space="preserve">海报文件名：</w:t>
-      </w:r>
-    </w:p>
-    <w:p>
-      <w:pPr>
-        <w:pBdr>
-          <w:bottom w:val="single" w:color="CCD9E3" w:sz="4" w:space="6"/>
-        </w:pBdr>
-        <w:spacing w:after="140"/>
-      </w:pPr>
-      <w:r>
-        <w:rPr>
-          <w:rFonts w:ascii="Arial" w:eastAsia="PingFang SC" w:hAnsi="Arial"/>
-          <w:sz w:val="20"/>
-          <w:szCs w:val="20"/>
-        </w:rPr>
-        <w:t xml:space="preserve"/>
-      </w:r>
-    </w:p>
-    <w:p>
-      <w:pPr>
-        <w:spacing w:after="0" w:before="60"/>
-      </w:pPr>
-      <w:r>
-        <w:rPr>
-          <w:rFonts w:ascii="Arial" w:eastAsia="PingFang SC" w:hAnsi="Arial"/>
-          <w:b/>
-          <w:bCs/>
-          <w:color w:val="5B6B7A"/>
-          <w:sz w:val="20"/>
-          <w:szCs w:val="20"/>
-        </w:rPr>
-        <w:t xml:space="preserve">踩过的坑：</w:t>
-      </w:r>
-    </w:p>
-    <w:p>
-      <w:pPr>
-        <w:pBdr>
-          <w:bottom w:val="single" w:color="CCD9E3" w:sz="4" w:space="6"/>
-        </w:pBdr>
-        <w:spacing w:after="140"/>
-      </w:pPr>
-      <w:r>
-        <w:rPr>
-          <w:rFonts w:ascii="Arial" w:eastAsia="PingFang SC" w:hAnsi="Arial"/>
-          <w:sz w:val="20"/>
-          <w:szCs w:val="20"/>
-        </w:rPr>
-        <w:t xml:space="preserve"/>
-      </w:r>
-    </w:p>
-    <w:p>
-      <w:r>
-        <w:br w:type="page"/>
-      </w:r>
-    </w:p>
-    <w:p>
-      <w:pPr>
-        <w:pStyle w:val="Heading1"/>
-        <w:pBdr>
-          <w:bottom w:val="single" w:color="0F75BC" w:sz="12" w:space="4"/>
-        </w:pBdr>
-        <w:spacing w:after="160" w:before="280"/>
-      </w:pPr>
-      <w:r>
-        <w:rPr>
-          <w:rFonts w:ascii="Arial" w:eastAsia="PingFang SC" w:hAnsi="Arial"/>
-          <w:b/>
-          <w:bCs/>
-          <w:color w:val="0F75BC"/>
-          <w:sz w:val="30"/>
-          <w:szCs w:val="30"/>
-        </w:rPr>
-        <w:t xml:space="preserve">Session 3 · AI 数字人</w:t>
-      </w:r>
-    </w:p>
-    <w:tbl>
-      <w:tblPr>
-        <w:tblW w:type="dxa" w:w="9360"/>
-        <w:tblBorders>
-          <w:top w:val="single" w:color="auto" w:sz="4"/>
-          <w:left w:val="single" w:color="auto" w:sz="4"/>
-          <w:bottom w:val="single" w:color="auto" w:sz="4"/>
-          <w:right w:val="single" w:color="auto" w:sz="4"/>
-          <w:insideH w:val="single" w:color="auto" w:sz="4"/>
-          <w:insideV w:val="single" w:color="auto" w:sz="4"/>
-        </w:tblBorders>
-      </w:tblPr>
-      <w:tblGrid>
-        <w:gridCol w:w="1700"/>
-        <w:gridCol w:w="7660"/>
-      </w:tblGrid>
-      <w:tr>
-        <w:tc>
-          <w:tcPr>
-            <w:tcW w:type="dxa" w:w="1700"/>
-            <w:tcBorders>
-              <w:top w:val="single" w:color="CCD9E3" w:sz="1"/>
-              <w:left w:val="single" w:color="CCD9E3" w:sz="1"/>
-              <w:bottom w:val="single" w:color="CCD9E3" w:sz="1"/>
-              <w:right w:val="single" w:color="CCD9E3" w:sz="1"/>
-            </w:tcBorders>
-            <w:shd w:fill="28C2E7" w:val="clear"/>
-            <w:tcMar>
-              <w:top w:type="dxa" w:w="70"/>
-              <w:left w:type="dxa" w:w="110"/>
-              <w:bottom w:type="dxa" w:w="70"/>
-              <w:right w:type="dxa" w:w="110"/>
-            </w:tcMar>
-            <w:vAlign w:val="center"/>
-          </w:tcPr>
-          <w:p>
-            <w:pPr>
-              <w:spacing w:after="0" w:line="252"/>
-            </w:pPr>
-            <w:r>
-              <w:rPr>
-                <w:rFonts w:ascii="Arial" w:eastAsia="PingFang SC" w:hAnsi="Arial"/>
-                <w:b/>
-                <w:bCs/>
-                <w:color w:val="FFFFFF"/>
-                <w:sz w:val="20"/>
-                <w:szCs w:val="20"/>
-              </w:rPr>
-              <w:t xml:space="preserve">🎯 目标</w:t>
-            </w:r>
-          </w:p>
-        </w:tc>
-        <w:tc>
-          <w:tcPr>
-            <w:tcW w:type="dxa" w:w="7660"/>
-            <w:tcBorders>
-              <w:top w:val="single" w:color="CCD9E3" w:sz="1"/>
-              <w:left w:val="single" w:color="CCD9E3" w:sz="1"/>
-              <w:bottom w:val="single" w:color="CCD9E3" w:sz="1"/>
-              <w:right w:val="single" w:color="CCD9E3" w:sz="1"/>
-            </w:tcBorders>
-            <w:tcMar>
-              <w:top w:type="dxa" w:w="70"/>
-              <w:left w:type="dxa" w:w="110"/>
-              <w:bottom w:type="dxa" w:w="70"/>
-              <w:right w:type="dxa" w:w="110"/>
-            </w:tcMar>
-            <w:vAlign w:val="center"/>
-          </w:tcPr>
-          <w:p>
-            <w:pPr>
-              <w:spacing w:after="0" w:line="252"/>
-            </w:pPr>
-            <w:r>
-              <w:rPr>
-                <w:rFonts w:ascii="Arial" w:eastAsia="PingFang SC" w:hAnsi="Arial"/>
-                <w:color w:val="142233"/>
-                <w:sz w:val="20"/>
-                <w:szCs w:val="20"/>
-              </w:rPr>
-              <w:t xml:space="preserve">做一个照片级真人数字主播替你出镜。</w:t>
-            </w:r>
-          </w:p>
-        </w:tc>
-      </w:tr>
-      <w:tr>
-        <w:tc>
-          <w:tcPr>
-            <w:tcW w:type="dxa" w:w="1700"/>
-            <w:tcBorders>
-              <w:top w:val="single" w:color="CCD9E3" w:sz="1"/>
-              <w:left w:val="single" w:color="CCD9E3" w:sz="1"/>
-              <w:bottom w:val="single" w:color="CCD9E3" w:sz="1"/>
-              <w:right w:val="single" w:color="CCD9E3" w:sz="1"/>
-            </w:tcBorders>
-            <w:shd w:fill="E3F2F9" w:val="clear"/>
-            <w:tcMar>
-              <w:top w:type="dxa" w:w="70"/>
-              <w:left w:type="dxa" w:w="110"/>
-              <w:bottom w:type="dxa" w:w="70"/>
-              <w:right w:type="dxa" w:w="110"/>
-            </w:tcMar>
-          </w:tcPr>
-          <w:p>
-            <w:pPr>
-              <w:spacing w:after="0" w:line="252"/>
-            </w:pPr>
-            <w:r>
-              <w:rPr>
-                <w:rFonts w:ascii="Arial" w:eastAsia="PingFang SC" w:hAnsi="Arial"/>
-                <w:b/>
-                <w:bCs/>
-                <w:color w:val="142233"/>
-                <w:sz w:val="20"/>
-                <w:szCs w:val="20"/>
-              </w:rPr>
-              <w:t xml:space="preserve">📦 学 skill</w:t>
-            </w:r>
-          </w:p>
-        </w:tc>
-        <w:tc>
-          <w:tcPr>
-            <w:tcW w:type="dxa" w:w="7660"/>
-            <w:tcBorders>
-              <w:top w:val="single" w:color="CCD9E3" w:sz="1"/>
-              <w:left w:val="single" w:color="CCD9E3" w:sz="1"/>
-              <w:bottom w:val="single" w:color="CCD9E3" w:sz="1"/>
-              <w:right w:val="single" w:color="CCD9E3" w:sz="1"/>
-            </w:tcBorders>
-            <w:tcMar>
-              <w:top w:type="dxa" w:w="70"/>
-              <w:left w:type="dxa" w:w="110"/>
-              <w:bottom w:type="dxa" w:w="70"/>
-              <w:right w:type="dxa" w:w="110"/>
-            </w:tcMar>
-          </w:tcPr>
-          <w:p>
-            <w:pPr>
-              <w:spacing w:after="0" w:line="252"/>
-            </w:pPr>
-            <w:r>
-              <w:rPr>
-                <w:rFonts w:ascii="Arial" w:eastAsia="PingFang SC" w:hAnsi="Arial"/>
-                <w:color w:val="142233"/>
-                <w:sz w:val="20"/>
-                <w:szCs w:val="20"/>
-              </w:rPr>
-              <w:t xml:space="preserve">Higgsfield（Seedance）</w:t>
-            </w:r>
-          </w:p>
-        </w:tc>
-      </w:tr>
-      <w:tr>
-        <w:tc>
-          <w:tcPr>
-            <w:tcW w:type="dxa" w:w="1700"/>
-            <w:tcBorders>
-              <w:top w:val="single" w:color="CCD9E3" w:sz="1"/>
-              <w:left w:val="single" w:color="CCD9E3" w:sz="1"/>
-              <w:bottom w:val="single" w:color="CCD9E3" w:sz="1"/>
-              <w:right w:val="single" w:color="CCD9E3" w:sz="1"/>
-            </w:tcBorders>
-            <w:shd w:fill="E3F2F9" w:val="clear"/>
-            <w:tcMar>
-              <w:top w:type="dxa" w:w="70"/>
-              <w:left w:type="dxa" w:w="110"/>
-              <w:bottom w:type="dxa" w:w="70"/>
-              <w:right w:type="dxa" w:w="110"/>
-            </w:tcMar>
-          </w:tcPr>
-          <w:p>
-            <w:pPr>
-              <w:spacing w:after="0" w:line="252"/>
-            </w:pPr>
-            <w:r>
-              <w:rPr>
-                <w:rFonts w:ascii="Arial" w:eastAsia="PingFang SC" w:hAnsi="Arial"/>
-                <w:b/>
-                <w:bCs/>
-                <w:color w:val="142233"/>
-                <w:sz w:val="20"/>
-                <w:szCs w:val="20"/>
-              </w:rPr>
-              <w:t xml:space="preserve">📖 读 md</w:t>
-            </w:r>
-          </w:p>
-        </w:tc>
-        <w:tc>
-          <w:tcPr>
-            <w:tcW w:type="dxa" w:w="7660"/>
-            <w:tcBorders>
-              <w:top w:val="single" w:color="CCD9E3" w:sz="1"/>
-              <w:left w:val="single" w:color="CCD9E3" w:sz="1"/>
-              <w:bottom w:val="single" w:color="CCD9E3" w:sz="1"/>
-              <w:right w:val="single" w:color="CCD9E3" w:sz="1"/>
-            </w:tcBorders>
-            <w:tcMar>
-              <w:top w:type="dxa" w:w="70"/>
-              <w:left w:type="dxa" w:w="110"/>
-              <w:bottom w:type="dxa" w:w="70"/>
-              <w:right w:type="dxa" w:w="110"/>
-            </w:tcMar>
-          </w:tcPr>
-          <w:p>
-            <w:pPr>
-              <w:spacing w:after="0" w:line="252"/>
-            </w:pPr>
-            <w:r>
-              <w:rPr>
-                <w:rFonts w:ascii="Arial" w:eastAsia="PingFang SC" w:hAnsi="Arial"/>
-                <w:color w:val="142233"/>
-                <w:sz w:val="20"/>
-                <w:szCs w:val="20"/>
-              </w:rPr>
-              <w:t xml:space="preserve">7大AI启动包/05-《AI数字分身》启动包</w:t>
-            </w:r>
-          </w:p>
-        </w:tc>
-      </w:tr>
-    </w:tbl>
-    <w:p>
-      <w:pPr>
-        <w:spacing w:after="80" w:before="160"/>
-      </w:pPr>
-      <w:r>
-        <w:rPr>
-          <w:rFonts w:ascii="Arial" w:eastAsia="PingFang SC" w:hAnsi="Arial"/>
-          <w:b/>
-          <w:bCs/>
-          <w:color w:val="0F75BC"/>
-          <w:sz w:val="22"/>
-          <w:szCs w:val="22"/>
-        </w:rPr>
-        <w:t xml:space="preserve">🛠️ 当场动手</w:t>
-      </w:r>
-    </w:p>
-    <w:p>
-      <w:pPr>
-        <w:pStyle w:val="ListParagraph"/>
-        <w:numPr>
-          <w:ilvl w:val="0"/>
-          <w:numId w:val="2"/>
-        </w:numPr>
-        <w:spacing w:after="70" w:line="264"/>
-      </w:pPr>
-      <w:r>
-        <w:rPr>
-          <w:rFonts w:ascii="Arial" w:eastAsia="PingFang SC" w:hAnsi="Arial"/>
-          <w:color w:val="142233"/>
-          <w:sz w:val="21"/>
-          <w:szCs w:val="21"/>
-        </w:rPr>
-        <w:t xml:space="preserve">给 Claude 一个本地人 persona</w:t>
-      </w:r>
-    </w:p>
-    <w:p>
-      <w:pPr>
-        <w:pStyle w:val="ListParagraph"/>
-        <w:numPr>
-          <w:ilvl w:val="0"/>
-          <w:numId w:val="2"/>
-        </w:numPr>
-        <w:spacing w:after="70" w:line="264"/>
-      </w:pPr>
-      <w:r>
-        <w:rPr>
-          <w:rFonts w:ascii="Arial" w:eastAsia="PingFang SC" w:hAnsi="Arial"/>
-          <w:color w:val="142233"/>
-          <w:sz w:val="21"/>
-          <w:szCs w:val="21"/>
-        </w:rPr>
-        <w:t xml:space="preserve">看它锁脸出的数字人口播——照片级真人，不要卡通 / 3D avatar</w:t>
-      </w:r>
-    </w:p>
-    <w:p>
-      <w:pPr>
-        <w:spacing w:after="80" w:before="160"/>
-      </w:pPr>
-      <w:r>
-        <w:rPr>
-          <w:rFonts w:ascii="Arial" w:eastAsia="PingFang SC" w:hAnsi="Arial"/>
-          <w:b/>
-          <w:bCs/>
-          <w:color w:val="0F75BC"/>
-          <w:sz w:val="22"/>
-          <w:szCs w:val="22"/>
-        </w:rPr>
-        <w:t xml:space="preserve">💬 这一步对话会怎么走（你只答题 / 挑刺，不用打 prompt）</w:t>
-      </w:r>
-    </w:p>
-    <w:tbl>
-      <w:tblPr>
-        <w:tblW w:type="dxa" w:w="9360"/>
-        <w:tblBorders>
-          <w:top w:val="single" w:color="auto" w:sz="4"/>
-          <w:left w:val="single" w:color="auto" w:sz="4"/>
-          <w:bottom w:val="single" w:color="auto" w:sz="4"/>
-          <w:right w:val="single" w:color="auto" w:sz="4"/>
-          <w:insideH w:val="single" w:color="auto" w:sz="4"/>
-          <w:insideV w:val="single" w:color="auto" w:sz="4"/>
-        </w:tblBorders>
-      </w:tblPr>
-      <w:tblGrid>
-        <w:gridCol w:w="9360"/>
-      </w:tblGrid>
-      <w:tr>
-        <w:tc>
-          <w:tcPr>
-            <w:tcW w:type="dxa" w:w="9360"/>
-            <w:tcBorders>
-              <w:top w:val="none"/>
-              <w:left w:val="single" w:color="0F75BC" w:sz="24" w:space="6"/>
-              <w:bottom w:val="none"/>
-              <w:right w:val="none"/>
-            </w:tcBorders>
-            <w:shd w:fill="E3F2F9" w:val="clear"/>
-            <w:tcMar>
-              <w:top w:type="dxa" w:w="120"/>
-              <w:left w:type="dxa" w:w="160"/>
-              <w:bottom w:type="dxa" w:w="120"/>
-              <w:right w:type="dxa" w:w="160"/>
-            </w:tcMar>
-          </w:tcPr>
-          <w:p>
-            <w:r>
-              <w:rPr>
-                <w:rFonts w:ascii="Arial" w:eastAsia="PingFang SC" w:hAnsi="Arial"/>
-                <w:b/>
-                <w:bCs/>
-                <w:color w:val="0F75BC"/>
-                <w:sz w:val="20"/>
-                <w:szCs w:val="20"/>
-              </w:rPr>
-              <w:t xml:space="preserve">🗣️ Claude 会问 / 做：</w:t>
-            </w:r>
-            <w:r>
-              <w:rPr>
-                <w:rFonts w:ascii="Arial" w:eastAsia="PingFang SC" w:hAnsi="Arial"/>
-                <w:color w:val="142233"/>
-                <w:sz w:val="20"/>
-                <w:szCs w:val="20"/>
-              </w:rPr>
-              <w:t xml:space="preserve">会出人物参考图锁脸（本地人 persona）→ 用它生成一段数字人口播给你看。</w:t>
+                <w:color w:val="B8791A"/>
+                <w:sz w:val="20"/>
+                <w:szCs w:val="20"/>
+              </w:rPr>
+              <w:t xml:space="preserve">✏️ 想改就挑刺：</w:t>
+            </w:r>
+            <w:r>
+              <w:rPr>
+                <w:rFonts w:ascii="Arial" w:eastAsia="PingFang SC" w:hAnsi="Arial"/>
+                <w:color w:val="6A5427"/>
+                <w:sz w:val="20"/>
+                <w:szCs w:val="20"/>
+              </w:rPr>
+              <w:t xml:space="preserve">模特是外国脸换本地人；标题撞 logo 加顶部留白带；#28c2e7 被印进图里改用文字描述（青色）。</w:t>
             </w:r>
           </w:p>
         </w:tc>
@@ -7168,11 +6675,11 @@
             <w:tcW w:type="dxa" w:w="9360"/>
             <w:tcBorders>
               <w:top w:val="none"/>
-              <w:left w:val="single" w:color="28C2E7" w:sz="24" w:space="6"/>
+              <w:left w:val="single" w:color="0F75BC" w:sz="24" w:space="6"/>
               <w:bottom w:val="none"/>
               <w:right w:val="none"/>
             </w:tcBorders>
-            <w:shd w:fill="F4F8FB" w:val="clear"/>
+            <w:shd w:fill="E3F2F9" w:val="clear"/>
             <w:tcMar>
               <w:top w:type="dxa" w:w="120"/>
               <w:left w:type="dxa" w:w="160"/>
@@ -7190,531 +6697,6 @@
                 <w:sz w:val="20"/>
                 <w:szCs w:val="20"/>
               </w:rPr>
-              <w:t xml:space="preserve">🙋 你答（SUMA 例子）：</w:t>
-            </w:r>
-            <w:r>
-              <w:rPr>
-                <w:rFonts w:ascii="Arial" w:eastAsia="PingFang SC" w:hAnsi="Arial"/>
-                <w:color w:val="142233"/>
-                <w:sz w:val="20"/>
-                <w:szCs w:val="20"/>
-              </w:rPr>
-              <w:t xml:space="preserve">persona 用学姐「陈晓晴」：马来西亚本地年轻女生、亲和、校园气质。从第一帧就讲话、不留白。</w:t>
-            </w:r>
-          </w:p>
-        </w:tc>
-      </w:tr>
-    </w:tbl>
-    <w:p>
-      <w:pPr>
-        <w:spacing w:after="40"/>
-      </w:pPr>
-      <w:r>
-        <w:rPr>
-          <w:sz w:val="8"/>
-          <w:szCs w:val="8"/>
-        </w:rPr>
-        <w:t xml:space="preserve"/>
-      </w:r>
-    </w:p>
-    <w:tbl>
-      <w:tblPr>
-        <w:tblW w:type="dxa" w:w="9360"/>
-        <w:tblBorders>
-          <w:top w:val="single" w:color="auto" w:sz="4"/>
-          <w:left w:val="single" w:color="auto" w:sz="4"/>
-          <w:bottom w:val="single" w:color="auto" w:sz="4"/>
-          <w:right w:val="single" w:color="auto" w:sz="4"/>
-          <w:insideH w:val="single" w:color="auto" w:sz="4"/>
-          <w:insideV w:val="single" w:color="auto" w:sz="4"/>
-        </w:tblBorders>
-      </w:tblPr>
-      <w:tblGrid>
-        <w:gridCol w:w="9360"/>
-      </w:tblGrid>
-      <w:tr>
-        <w:tc>
-          <w:tcPr>
-            <w:tcW w:type="dxa" w:w="9360"/>
-            <w:tcBorders>
-              <w:top w:val="none"/>
-              <w:left w:val="single" w:color="28C2E7" w:sz="24" w:space="6"/>
-              <w:bottom w:val="none"/>
-              <w:right w:val="none"/>
-            </w:tcBorders>
-            <w:shd w:fill="28C2E7" w:val="clear"/>
-            <w:tcMar>
-              <w:top w:type="dxa" w:w="120"/>
-              <w:left w:type="dxa" w:w="160"/>
-              <w:bottom w:type="dxa" w:w="120"/>
-              <w:right w:type="dxa" w:w="160"/>
-            </w:tcMar>
-          </w:tcPr>
-          <w:p>
-            <w:r>
-              <w:rPr>
-                <w:rFonts w:ascii="Arial" w:eastAsia="PingFang SC" w:hAnsi="Arial"/>
-                <w:b/>
-                <w:bCs/>
-                <w:color w:val="FFFFFF"/>
-                <w:sz w:val="22"/>
-                <w:szCs w:val="22"/>
-              </w:rPr>
-              <w:t xml:space="preserve">🎁 走出教室的交付物：</w:t>
-            </w:r>
-            <w:r>
-              <w:rPr>
-                <w:rFonts w:ascii="Arial" w:eastAsia="PingFang SC" w:hAnsi="Arial"/>
-                <w:b/>
-                <w:bCs/>
-                <w:color w:val="FFFFFF"/>
-                <w:sz w:val="22"/>
-                <w:szCs w:val="22"/>
-              </w:rPr>
-              <w:t xml:space="preserve">你的数字主播 + 一段口播</w:t>
-            </w:r>
-          </w:p>
-        </w:tc>
-      </w:tr>
-    </w:tbl>
-    <w:p>
-      <w:pPr>
-        <w:spacing w:after="80" w:before="160"/>
-      </w:pPr>
-      <w:r>
-        <w:rPr>
-          <w:rFonts w:ascii="Arial" w:eastAsia="PingFang SC" w:hAnsi="Arial"/>
-          <w:b/>
-          <w:bCs/>
-          <w:color w:val="0F75BC"/>
-          <w:sz w:val="22"/>
-          <w:szCs w:val="22"/>
-        </w:rPr>
-        <w:t xml:space="preserve">✍️ 我的记录（现场填）</w:t>
-      </w:r>
-    </w:p>
-    <w:p>
-      <w:pPr>
-        <w:spacing w:after="0" w:before="60"/>
-      </w:pPr>
-      <w:r>
-        <w:rPr>
-          <w:rFonts w:ascii="Arial" w:eastAsia="PingFang SC" w:hAnsi="Arial"/>
-          <w:b/>
-          <w:bCs/>
-          <w:color w:val="5B6B7A"/>
-          <w:sz w:val="20"/>
-          <w:szCs w:val="20"/>
-        </w:rPr>
-        <w:t xml:space="preserve">主播 persona：</w:t>
-      </w:r>
-    </w:p>
-    <w:p>
-      <w:pPr>
-        <w:pBdr>
-          <w:bottom w:val="single" w:color="CCD9E3" w:sz="4" w:space="6"/>
-        </w:pBdr>
-        <w:spacing w:after="140"/>
-      </w:pPr>
-      <w:r>
-        <w:rPr>
-          <w:rFonts w:ascii="Arial" w:eastAsia="PingFang SC" w:hAnsi="Arial"/>
-          <w:sz w:val="20"/>
-          <w:szCs w:val="20"/>
-        </w:rPr>
-        <w:t xml:space="preserve"/>
-      </w:r>
-    </w:p>
-    <w:p>
-      <w:pPr>
-        <w:spacing w:after="0" w:before="60"/>
-      </w:pPr>
-      <w:r>
-        <w:rPr>
-          <w:rFonts w:ascii="Arial" w:eastAsia="PingFang SC" w:hAnsi="Arial"/>
-          <w:b/>
-          <w:bCs/>
-          <w:color w:val="5B6B7A"/>
-          <w:sz w:val="20"/>
-          <w:szCs w:val="20"/>
-        </w:rPr>
-        <w:t xml:space="preserve">参考图路径：</w:t>
-      </w:r>
-    </w:p>
-    <w:p>
-      <w:pPr>
-        <w:pBdr>
-          <w:bottom w:val="single" w:color="CCD9E3" w:sz="4" w:space="6"/>
-        </w:pBdr>
-        <w:spacing w:after="140"/>
-      </w:pPr>
-      <w:r>
-        <w:rPr>
-          <w:rFonts w:ascii="Arial" w:eastAsia="PingFang SC" w:hAnsi="Arial"/>
-          <w:sz w:val="20"/>
-          <w:szCs w:val="20"/>
-        </w:rPr>
-        <w:t xml:space="preserve"/>
-      </w:r>
-    </w:p>
-    <w:p>
-      <w:r>
-        <w:br w:type="page"/>
-      </w:r>
-    </w:p>
-    <w:p>
-      <w:pPr>
-        <w:pStyle w:val="Heading1"/>
-        <w:pBdr>
-          <w:bottom w:val="single" w:color="0F75BC" w:sz="12" w:space="4"/>
-        </w:pBdr>
-        <w:spacing w:after="160" w:before="280"/>
-      </w:pPr>
-      <w:r>
-        <w:rPr>
-          <w:rFonts w:ascii="Arial" w:eastAsia="PingFang SC" w:hAnsi="Arial"/>
-          <w:b/>
-          <w:bCs/>
-          <w:color w:val="0F75BC"/>
-          <w:sz w:val="30"/>
-          <w:szCs w:val="30"/>
-        </w:rPr>
-        <w:t xml:space="preserve">Session 4 · AI PPT</w:t>
-      </w:r>
-    </w:p>
-    <w:tbl>
-      <w:tblPr>
-        <w:tblW w:type="dxa" w:w="9360"/>
-        <w:tblBorders>
-          <w:top w:val="single" w:color="auto" w:sz="4"/>
-          <w:left w:val="single" w:color="auto" w:sz="4"/>
-          <w:bottom w:val="single" w:color="auto" w:sz="4"/>
-          <w:right w:val="single" w:color="auto" w:sz="4"/>
-          <w:insideH w:val="single" w:color="auto" w:sz="4"/>
-          <w:insideV w:val="single" w:color="auto" w:sz="4"/>
-        </w:tblBorders>
-      </w:tblPr>
-      <w:tblGrid>
-        <w:gridCol w:w="1700"/>
-        <w:gridCol w:w="7660"/>
-      </w:tblGrid>
-      <w:tr>
-        <w:tc>
-          <w:tcPr>
-            <w:tcW w:type="dxa" w:w="1700"/>
-            <w:tcBorders>
-              <w:top w:val="single" w:color="CCD9E3" w:sz="1"/>
-              <w:left w:val="single" w:color="CCD9E3" w:sz="1"/>
-              <w:bottom w:val="single" w:color="CCD9E3" w:sz="1"/>
-              <w:right w:val="single" w:color="CCD9E3" w:sz="1"/>
-            </w:tcBorders>
-            <w:shd w:fill="28C2E7" w:val="clear"/>
-            <w:tcMar>
-              <w:top w:type="dxa" w:w="70"/>
-              <w:left w:type="dxa" w:w="110"/>
-              <w:bottom w:type="dxa" w:w="70"/>
-              <w:right w:type="dxa" w:w="110"/>
-            </w:tcMar>
-            <w:vAlign w:val="center"/>
-          </w:tcPr>
-          <w:p>
-            <w:pPr>
-              <w:spacing w:after="0" w:line="252"/>
-            </w:pPr>
-            <w:r>
-              <w:rPr>
-                <w:rFonts w:ascii="Arial" w:eastAsia="PingFang SC" w:hAnsi="Arial"/>
-                <w:b/>
-                <w:bCs/>
-                <w:color w:val="FFFFFF"/>
-                <w:sz w:val="20"/>
-                <w:szCs w:val="20"/>
-              </w:rPr>
-              <w:t xml:space="preserve">🎯 目标</w:t>
-            </w:r>
-          </w:p>
-        </w:tc>
-        <w:tc>
-          <w:tcPr>
-            <w:tcW w:type="dxa" w:w="7660"/>
-            <w:tcBorders>
-              <w:top w:val="single" w:color="CCD9E3" w:sz="1"/>
-              <w:left w:val="single" w:color="CCD9E3" w:sz="1"/>
-              <w:bottom w:val="single" w:color="CCD9E3" w:sz="1"/>
-              <w:right w:val="single" w:color="CCD9E3" w:sz="1"/>
-            </w:tcBorders>
-            <w:tcMar>
-              <w:top w:type="dxa" w:w="70"/>
-              <w:left w:type="dxa" w:w="110"/>
-              <w:bottom w:type="dxa" w:w="70"/>
-              <w:right w:type="dxa" w:w="110"/>
-            </w:tcMar>
-            <w:vAlign w:val="center"/>
-          </w:tcPr>
-          <w:p>
-            <w:pPr>
-              <w:spacing w:after="0" w:line="252"/>
-            </w:pPr>
-            <w:r>
-              <w:rPr>
-                <w:rFonts w:ascii="Arial" w:eastAsia="PingFang SC" w:hAnsi="Arial"/>
-                <w:color w:val="142233"/>
-                <w:sz w:val="20"/>
-                <w:szCs w:val="20"/>
-              </w:rPr>
-              <w:t xml:space="preserve">做一页会卖的卖点页 / 汇报。</w:t>
-            </w:r>
-          </w:p>
-        </w:tc>
-      </w:tr>
-      <w:tr>
-        <w:tc>
-          <w:tcPr>
-            <w:tcW w:type="dxa" w:w="1700"/>
-            <w:tcBorders>
-              <w:top w:val="single" w:color="CCD9E3" w:sz="1"/>
-              <w:left w:val="single" w:color="CCD9E3" w:sz="1"/>
-              <w:bottom w:val="single" w:color="CCD9E3" w:sz="1"/>
-              <w:right w:val="single" w:color="CCD9E3" w:sz="1"/>
-            </w:tcBorders>
-            <w:shd w:fill="E3F2F9" w:val="clear"/>
-            <w:tcMar>
-              <w:top w:type="dxa" w:w="70"/>
-              <w:left w:type="dxa" w:w="110"/>
-              <w:bottom w:type="dxa" w:w="70"/>
-              <w:right w:type="dxa" w:w="110"/>
-            </w:tcMar>
-          </w:tcPr>
-          <w:p>
-            <w:pPr>
-              <w:spacing w:after="0" w:line="252"/>
-            </w:pPr>
-            <w:r>
-              <w:rPr>
-                <w:rFonts w:ascii="Arial" w:eastAsia="PingFang SC" w:hAnsi="Arial"/>
-                <w:b/>
-                <w:bCs/>
-                <w:color w:val="142233"/>
-                <w:sz w:val="20"/>
-                <w:szCs w:val="20"/>
-              </w:rPr>
-              <w:t xml:space="preserve">📦 学 skill</w:t>
-            </w:r>
-          </w:p>
-        </w:tc>
-        <w:tc>
-          <w:tcPr>
-            <w:tcW w:type="dxa" w:w="7660"/>
-            <w:tcBorders>
-              <w:top w:val="single" w:color="CCD9E3" w:sz="1"/>
-              <w:left w:val="single" w:color="CCD9E3" w:sz="1"/>
-              <w:bottom w:val="single" w:color="CCD9E3" w:sz="1"/>
-              <w:right w:val="single" w:color="CCD9E3" w:sz="1"/>
-            </w:tcBorders>
-            <w:tcMar>
-              <w:top w:type="dxa" w:w="70"/>
-              <w:left w:type="dxa" w:w="110"/>
-              <w:bottom w:type="dxa" w:w="70"/>
-              <w:right w:type="dxa" w:w="110"/>
-            </w:tcMar>
-          </w:tcPr>
-          <w:p>
-            <w:pPr>
-              <w:spacing w:after="0" w:line="252"/>
-            </w:pPr>
-            <w:r>
-              <w:rPr>
-                <w:rFonts w:ascii="Arial" w:eastAsia="PingFang SC" w:hAnsi="Arial"/>
-                <w:color w:val="142233"/>
-                <w:sz w:val="20"/>
-                <w:szCs w:val="20"/>
-              </w:rPr>
-              <w:t xml:space="preserve">Claude / AI PPT 工具</w:t>
-            </w:r>
-          </w:p>
-        </w:tc>
-      </w:tr>
-      <w:tr>
-        <w:tc>
-          <w:tcPr>
-            <w:tcW w:type="dxa" w:w="1700"/>
-            <w:tcBorders>
-              <w:top w:val="single" w:color="CCD9E3" w:sz="1"/>
-              <w:left w:val="single" w:color="CCD9E3" w:sz="1"/>
-              <w:bottom w:val="single" w:color="CCD9E3" w:sz="1"/>
-              <w:right w:val="single" w:color="CCD9E3" w:sz="1"/>
-            </w:tcBorders>
-            <w:shd w:fill="E3F2F9" w:val="clear"/>
-            <w:tcMar>
-              <w:top w:type="dxa" w:w="70"/>
-              <w:left w:type="dxa" w:w="110"/>
-              <w:bottom w:type="dxa" w:w="70"/>
-              <w:right w:type="dxa" w:w="110"/>
-            </w:tcMar>
-          </w:tcPr>
-          <w:p>
-            <w:pPr>
-              <w:spacing w:after="0" w:line="252"/>
-            </w:pPr>
-            <w:r>
-              <w:rPr>
-                <w:rFonts w:ascii="Arial" w:eastAsia="PingFang SC" w:hAnsi="Arial"/>
-                <w:b/>
-                <w:bCs/>
-                <w:color w:val="142233"/>
-                <w:sz w:val="20"/>
-                <w:szCs w:val="20"/>
-              </w:rPr>
-              <w:t xml:space="preserve">📖 读 md</w:t>
-            </w:r>
-          </w:p>
-        </w:tc>
-        <w:tc>
-          <w:tcPr>
-            <w:tcW w:type="dxa" w:w="7660"/>
-            <w:tcBorders>
-              <w:top w:val="single" w:color="CCD9E3" w:sz="1"/>
-              <w:left w:val="single" w:color="CCD9E3" w:sz="1"/>
-              <w:bottom w:val="single" w:color="CCD9E3" w:sz="1"/>
-              <w:right w:val="single" w:color="CCD9E3" w:sz="1"/>
-            </w:tcBorders>
-            <w:tcMar>
-              <w:top w:type="dxa" w:w="70"/>
-              <w:left w:type="dxa" w:w="110"/>
-              <w:bottom w:type="dxa" w:w="70"/>
-              <w:right w:type="dxa" w:w="110"/>
-            </w:tcMar>
-          </w:tcPr>
-          <w:p>
-            <w:pPr>
-              <w:spacing w:after="0" w:line="252"/>
-            </w:pPr>
-            <w:r>
-              <w:rPr>
-                <w:rFonts w:ascii="Arial" w:eastAsia="PingFang SC" w:hAnsi="Arial"/>
-                <w:color w:val="142233"/>
-                <w:sz w:val="20"/>
-                <w:szCs w:val="20"/>
-              </w:rPr>
-              <w:t xml:space="preserve">7大AI启动包/06-《AI销售PPT》启动包</w:t>
-            </w:r>
-          </w:p>
-        </w:tc>
-      </w:tr>
-    </w:tbl>
-    <w:p>
-      <w:pPr>
-        <w:spacing w:after="80" w:before="160"/>
-      </w:pPr>
-      <w:r>
-        <w:rPr>
-          <w:rFonts w:ascii="Arial" w:eastAsia="PingFang SC" w:hAnsi="Arial"/>
-          <w:b/>
-          <w:bCs/>
-          <w:color w:val="0F75BC"/>
-          <w:sz w:val="22"/>
-          <w:szCs w:val="22"/>
-        </w:rPr>
-        <w:t xml:space="preserve">🛠️ 当场动手</w:t>
-      </w:r>
-    </w:p>
-    <w:p>
-      <w:pPr>
-        <w:pStyle w:val="ListParagraph"/>
-        <w:numPr>
-          <w:ilvl w:val="0"/>
-          <w:numId w:val="2"/>
-        </w:numPr>
-        <w:spacing w:after="70" w:line="264"/>
-      </w:pPr>
-      <w:r>
-        <w:rPr>
-          <w:rFonts w:ascii="Arial" w:eastAsia="PingFang SC" w:hAnsi="Arial"/>
-          <w:color w:val="142233"/>
-          <w:sz w:val="21"/>
-          <w:szCs w:val="21"/>
-        </w:rPr>
-        <w:t xml:space="preserve">给 Claude 一个卖点</w:t>
-      </w:r>
-    </w:p>
-    <w:p>
-      <w:pPr>
-        <w:pStyle w:val="ListParagraph"/>
-        <w:numPr>
-          <w:ilvl w:val="0"/>
-          <w:numId w:val="2"/>
-        </w:numPr>
-        <w:spacing w:after="70" w:line="264"/>
-      </w:pPr>
-      <w:r>
-        <w:rPr>
-          <w:rFonts w:ascii="Arial" w:eastAsia="PingFang SC" w:hAnsi="Arial"/>
-          <w:color w:val="142233"/>
-          <w:sz w:val="21"/>
-          <w:szCs w:val="21"/>
-        </w:rPr>
-        <w:t xml:space="preserve">看它用 what/why/how + 品牌色排的卖点页</w:t>
-      </w:r>
-    </w:p>
-    <w:p>
-      <w:pPr>
-        <w:spacing w:after="80" w:before="160"/>
-      </w:pPr>
-      <w:r>
-        <w:rPr>
-          <w:rFonts w:ascii="Arial" w:eastAsia="PingFang SC" w:hAnsi="Arial"/>
-          <w:b/>
-          <w:bCs/>
-          <w:color w:val="0F75BC"/>
-          <w:sz w:val="22"/>
-          <w:szCs w:val="22"/>
-        </w:rPr>
-        <w:t xml:space="preserve">💬 这一步对话会怎么走（你只答题 / 挑刺，不用打 prompt）</w:t>
-      </w:r>
-    </w:p>
-    <w:tbl>
-      <w:tblPr>
-        <w:tblW w:type="dxa" w:w="9360"/>
-        <w:tblBorders>
-          <w:top w:val="single" w:color="auto" w:sz="4"/>
-          <w:left w:val="single" w:color="auto" w:sz="4"/>
-          <w:bottom w:val="single" w:color="auto" w:sz="4"/>
-          <w:right w:val="single" w:color="auto" w:sz="4"/>
-          <w:insideH w:val="single" w:color="auto" w:sz="4"/>
-          <w:insideV w:val="single" w:color="auto" w:sz="4"/>
-        </w:tblBorders>
-      </w:tblPr>
-      <w:tblGrid>
-        <w:gridCol w:w="9360"/>
-      </w:tblGrid>
-      <w:tr>
-        <w:tc>
-          <w:tcPr>
-            <w:tcW w:type="dxa" w:w="9360"/>
-            <w:tcBorders>
-              <w:top w:val="none"/>
-              <w:left w:val="single" w:color="0F75BC" w:sz="24" w:space="6"/>
-              <w:bottom w:val="none"/>
-              <w:right w:val="none"/>
-            </w:tcBorders>
-            <w:shd w:fill="E3F2F9" w:val="clear"/>
-            <w:tcMar>
-              <w:top w:type="dxa" w:w="120"/>
-              <w:left w:type="dxa" w:w="160"/>
-              <w:bottom w:type="dxa" w:w="120"/>
-              <w:right w:type="dxa" w:w="160"/>
-            </w:tcMar>
-          </w:tcPr>
-          <w:p>
-            <w:r>
-              <w:rPr>
-                <w:rFonts w:ascii="Arial" w:eastAsia="PingFang SC" w:hAnsi="Arial"/>
-                <w:b/>
-                <w:bCs/>
-                <w:color w:val="0F75BC"/>
-                <w:sz w:val="20"/>
-                <w:szCs w:val="20"/>
-              </w:rPr>
               <w:t xml:space="preserve">🗣️ Claude 会问 / 做：</w:t>
             </w:r>
             <w:r>
@@ -7724,7 +6706,7 @@
                 <w:sz w:val="20"/>
                 <w:szCs w:val="20"/>
               </w:rPr>
-              <w:t xml:space="preserve">会把你给的一个卖点用 what / why / how 排成一页、套你的品牌色。</w:t>
+              <w:t xml:space="preserve">OK 后合 logo（顶部 header 带、色自适应）→ 上传 Notion 验证渲染 → 存 Drive。</w:t>
             </w:r>
           </w:p>
         </w:tc>
@@ -7782,7 +6764,7 @@
                 <w:sz w:val="20"/>
                 <w:szCs w:val="20"/>
               </w:rPr>
-              <w:t xml:space="preserve">卖点：&lt;你的卖点&gt;；用主色 #28c2e7 / 辅 #fcb040，标题要能卖、别堆字。</w:t>
+              <w:t xml:space="preserve">好，合我的 logo、上传、状态改 Need Review Poster。</w:t>
             </w:r>
           </w:p>
         </w:tc>
@@ -7854,7 +6836,7 @@
                 <w:sz w:val="22"/>
                 <w:szCs w:val="22"/>
               </w:rPr>
-              <w:t xml:space="preserve">1 份卖点 PPT</w:t>
+              <w:t xml:space="preserve">1 张成品海报（带你的 logo）</w:t>
             </w:r>
           </w:p>
         </w:tc>
@@ -7889,7 +6871,7 @@
           <w:sz w:val="20"/>
           <w:szCs w:val="20"/>
         </w:rPr>
-        <w:t xml:space="preserve">卖点主题：</w:t>
+        <w:t xml:space="preserve">海报文件名：</w:t>
       </w:r>
     </w:p>
     <w:p>
@@ -7921,7 +6903,7 @@
           <w:sz w:val="20"/>
           <w:szCs w:val="20"/>
         </w:rPr>
-        <w:t xml:space="preserve">用的品牌色：</w:t>
+        <w:t xml:space="preserve">踩过的坑：</w:t>
       </w:r>
     </w:p>
     <w:p>
@@ -7962,7 +6944,7 @@
           <w:sz w:val="30"/>
           <w:szCs w:val="30"/>
         </w:rPr>
-        <w:t xml:space="preserve">Session 5 · AI 音乐</w:t>
+        <w:t xml:space="preserve">Session 3 · AI 数字人</w:t>
       </w:r>
     </w:p>
     <w:tbl>
@@ -8045,7 +7027,7 @@
                 <w:sz w:val="20"/>
                 <w:szCs w:val="20"/>
               </w:rPr>
-              <w:t xml:space="preserve">给视频配背景乐 —— 垫在口播底下，不抢戏。</w:t>
+              <w:t xml:space="preserve">做一个照片级真人数字主播替你出镜。</w:t>
             </w:r>
           </w:p>
         </w:tc>
@@ -8112,7 +7094,7 @@
                 <w:sz w:val="20"/>
                 <w:szCs w:val="20"/>
               </w:rPr>
-              <w:t xml:space="preserve">Suno + Claude</w:t>
+              <w:t xml:space="preserve">Higgsfield（Seedance）</w:t>
             </w:r>
           </w:p>
         </w:tc>
@@ -8179,7 +7161,7 @@
                 <w:sz w:val="20"/>
                 <w:szCs w:val="20"/>
               </w:rPr>
-              <w:t xml:space="preserve">7大AI启动包/07-《AI品牌配乐》启动包</w:t>
+              <w:t xml:space="preserve">7大AI启动包/05-《AI数字分身》启动包</w:t>
             </w:r>
           </w:p>
         </w:tc>
@@ -8217,7 +7199,7 @@
           <w:sz w:val="21"/>
           <w:szCs w:val="21"/>
         </w:rPr>
-        <w:t xml:space="preserve">逛 Suno Discover 找「我要这个感觉」</w:t>
+        <w:t xml:space="preserve">给 Claude 一个本地人 persona</w:t>
       </w:r>
     </w:p>
     <w:p>
@@ -8236,64 +7218,7 @@
           <w:sz w:val="21"/>
           <w:szCs w:val="21"/>
         </w:rPr>
-        <w:t xml:space="preserve">🔴 点开「+ Show full styles」看作者的完整 prompt（抄写法，不抄歌）</w:t>
-      </w:r>
-    </w:p>
-    <w:p>
-      <w:pPr>
-        <w:pStyle w:val="ListParagraph"/>
-        <w:numPr>
-          <w:ilvl w:val="0"/>
-          <w:numId w:val="2"/>
-        </w:numPr>
-        <w:spacing w:after="70" w:line="264"/>
-      </w:pPr>
-      <w:r>
-        <w:rPr>
-          <w:rFonts w:ascii="Arial" w:eastAsia="PingFang SC" w:hAnsi="Arial"/>
-          <w:color w:val="142233"/>
-          <w:sz w:val="21"/>
-          <w:szCs w:val="21"/>
-        </w:rPr>
-        <w:t xml:space="preserve">跟 Claude 说你要的感觉 → 它写 prompt → 你去 Suno 生成</w:t>
-      </w:r>
-    </w:p>
-    <w:p>
-      <w:pPr>
-        <w:pStyle w:val="ListParagraph"/>
-        <w:numPr>
-          <w:ilvl w:val="0"/>
-          <w:numId w:val="2"/>
-        </w:numPr>
-        <w:spacing w:after="70" w:line="264"/>
-      </w:pPr>
-      <w:r>
-        <w:rPr>
-          <w:rFonts w:ascii="Arial" w:eastAsia="PingFang SC" w:hAnsi="Arial"/>
-          <w:color w:val="142233"/>
-          <w:sz w:val="21"/>
-          <w:szCs w:val="21"/>
-        </w:rPr>
-        <w:t xml:space="preserve">🔴 你试听（AI 没耳朵）→ 说哪里不对 → 它改 prompt</w:t>
-      </w:r>
-    </w:p>
-    <w:p>
-      <w:pPr>
-        <w:pStyle w:val="ListParagraph"/>
-        <w:numPr>
-          <w:ilvl w:val="0"/>
-          <w:numId w:val="2"/>
-        </w:numPr>
-        <w:spacing w:after="70" w:line="264"/>
-      </w:pPr>
-      <w:r>
-        <w:rPr>
-          <w:rFonts w:ascii="Arial" w:eastAsia="PingFang SC" w:hAnsi="Arial"/>
-          <w:color w:val="142233"/>
-          <w:sz w:val="21"/>
-          <w:szCs w:val="21"/>
-        </w:rPr>
-        <w:t xml:space="preserve">🔴 存进 Notion 音乐库（每首一行，版本+时长进标题）</w:t>
+        <w:t xml:space="preserve">看它锁脸出的数字人口播——照片级真人，不要卡通 / 3D avatar</w:t>
       </w:r>
     </w:p>
     <w:p>
@@ -8364,7 +7289,7 @@
                 <w:sz w:val="20"/>
                 <w:szCs w:val="20"/>
               </w:rPr>
-              <w:t xml:space="preserve">会先问你要什么感觉、有没有参考的歌，然后写出带五个成分的 prompt：①用途+格式 ②具体乐器 ③调性(含「不要什么」) ④给人声让路 ⑤BPM+时长。</w:t>
+              <w:t xml:space="preserve">会出人物参考图锁脸（本地人 persona）→ 用它生成一段数字人口播给你看。</w:t>
             </w:r>
           </w:p>
         </w:tc>
@@ -8422,7 +7347,532 @@
                 <w:sz w:val="20"/>
                 <w:szCs w:val="20"/>
               </w:rPr>
-              <w:t xml:space="preserve">我要 Discover 上那首的感觉（cinematic、有力量），但要垫在口播底下不抢戏。</w:t>
+              <w:t xml:space="preserve">persona 用学姐「陈晓晴」：马来西亚本地年轻女生、亲和、校园气质。从第一帧就讲话、不留白。</w:t>
+            </w:r>
+          </w:p>
+        </w:tc>
+      </w:tr>
+    </w:tbl>
+    <w:p>
+      <w:pPr>
+        <w:spacing w:after="40"/>
+      </w:pPr>
+      <w:r>
+        <w:rPr>
+          <w:sz w:val="8"/>
+          <w:szCs w:val="8"/>
+        </w:rPr>
+        <w:t xml:space="preserve"/>
+      </w:r>
+    </w:p>
+    <w:tbl>
+      <w:tblPr>
+        <w:tblW w:type="dxa" w:w="9360"/>
+        <w:tblBorders>
+          <w:top w:val="single" w:color="auto" w:sz="4"/>
+          <w:left w:val="single" w:color="auto" w:sz="4"/>
+          <w:bottom w:val="single" w:color="auto" w:sz="4"/>
+          <w:right w:val="single" w:color="auto" w:sz="4"/>
+          <w:insideH w:val="single" w:color="auto" w:sz="4"/>
+          <w:insideV w:val="single" w:color="auto" w:sz="4"/>
+        </w:tblBorders>
+      </w:tblPr>
+      <w:tblGrid>
+        <w:gridCol w:w="9360"/>
+      </w:tblGrid>
+      <w:tr>
+        <w:tc>
+          <w:tcPr>
+            <w:tcW w:type="dxa" w:w="9360"/>
+            <w:tcBorders>
+              <w:top w:val="none"/>
+              <w:left w:val="single" w:color="28C2E7" w:sz="24" w:space="6"/>
+              <w:bottom w:val="none"/>
+              <w:right w:val="none"/>
+            </w:tcBorders>
+            <w:shd w:fill="28C2E7" w:val="clear"/>
+            <w:tcMar>
+              <w:top w:type="dxa" w:w="120"/>
+              <w:left w:type="dxa" w:w="160"/>
+              <w:bottom w:type="dxa" w:w="120"/>
+              <w:right w:type="dxa" w:w="160"/>
+            </w:tcMar>
+          </w:tcPr>
+          <w:p>
+            <w:r>
+              <w:rPr>
+                <w:rFonts w:ascii="Arial" w:eastAsia="PingFang SC" w:hAnsi="Arial"/>
+                <w:b/>
+                <w:bCs/>
+                <w:color w:val="FFFFFF"/>
+                <w:sz w:val="22"/>
+                <w:szCs w:val="22"/>
+              </w:rPr>
+              <w:t xml:space="preserve">🎁 走出教室的交付物：</w:t>
+            </w:r>
+            <w:r>
+              <w:rPr>
+                <w:rFonts w:ascii="Arial" w:eastAsia="PingFang SC" w:hAnsi="Arial"/>
+                <w:b/>
+                <w:bCs/>
+                <w:color w:val="FFFFFF"/>
+                <w:sz w:val="22"/>
+                <w:szCs w:val="22"/>
+              </w:rPr>
+              <w:t xml:space="preserve">你的数字主播 + 一段口播</w:t>
+            </w:r>
+          </w:p>
+        </w:tc>
+      </w:tr>
+    </w:tbl>
+    <w:p>
+      <w:pPr>
+        <w:spacing w:after="80" w:before="160"/>
+      </w:pPr>
+      <w:r>
+        <w:rPr>
+          <w:rFonts w:ascii="Arial" w:eastAsia="PingFang SC" w:hAnsi="Arial"/>
+          <w:b/>
+          <w:bCs/>
+          <w:color w:val="0F75BC"/>
+          <w:sz w:val="22"/>
+          <w:szCs w:val="22"/>
+        </w:rPr>
+        <w:t xml:space="preserve">✍️ 我的记录（现场填）</w:t>
+      </w:r>
+    </w:p>
+    <w:p>
+      <w:pPr>
+        <w:spacing w:after="0" w:before="60"/>
+      </w:pPr>
+      <w:r>
+        <w:rPr>
+          <w:rFonts w:ascii="Arial" w:eastAsia="PingFang SC" w:hAnsi="Arial"/>
+          <w:b/>
+          <w:bCs/>
+          <w:color w:val="5B6B7A"/>
+          <w:sz w:val="20"/>
+          <w:szCs w:val="20"/>
+        </w:rPr>
+        <w:t xml:space="preserve">主播 persona：</w:t>
+      </w:r>
+    </w:p>
+    <w:p>
+      <w:pPr>
+        <w:pBdr>
+          <w:bottom w:val="single" w:color="CCD9E3" w:sz="4" w:space="6"/>
+        </w:pBdr>
+        <w:spacing w:after="140"/>
+      </w:pPr>
+      <w:r>
+        <w:rPr>
+          <w:rFonts w:ascii="Arial" w:eastAsia="PingFang SC" w:hAnsi="Arial"/>
+          <w:sz w:val="20"/>
+          <w:szCs w:val="20"/>
+        </w:rPr>
+        <w:t xml:space="preserve"/>
+      </w:r>
+    </w:p>
+    <w:p>
+      <w:pPr>
+        <w:spacing w:after="0" w:before="60"/>
+      </w:pPr>
+      <w:r>
+        <w:rPr>
+          <w:rFonts w:ascii="Arial" w:eastAsia="PingFang SC" w:hAnsi="Arial"/>
+          <w:b/>
+          <w:bCs/>
+          <w:color w:val="5B6B7A"/>
+          <w:sz w:val="20"/>
+          <w:szCs w:val="20"/>
+        </w:rPr>
+        <w:t xml:space="preserve">参考图路径：</w:t>
+      </w:r>
+    </w:p>
+    <w:p>
+      <w:pPr>
+        <w:pBdr>
+          <w:bottom w:val="single" w:color="CCD9E3" w:sz="4" w:space="6"/>
+        </w:pBdr>
+        <w:spacing w:after="140"/>
+      </w:pPr>
+      <w:r>
+        <w:rPr>
+          <w:rFonts w:ascii="Arial" w:eastAsia="PingFang SC" w:hAnsi="Arial"/>
+          <w:sz w:val="20"/>
+          <w:szCs w:val="20"/>
+        </w:rPr>
+        <w:t xml:space="preserve"/>
+      </w:r>
+    </w:p>
+    <w:p>
+      <w:r>
+        <w:br w:type="page"/>
+      </w:r>
+    </w:p>
+    <w:p>
+      <w:pPr>
+        <w:pStyle w:val="Heading1"/>
+        <w:pBdr>
+          <w:bottom w:val="single" w:color="0F75BC" w:sz="12" w:space="4"/>
+        </w:pBdr>
+        <w:spacing w:after="160" w:before="280"/>
+      </w:pPr>
+      <w:r>
+        <w:rPr>
+          <w:rFonts w:ascii="Arial" w:eastAsia="PingFang SC" w:hAnsi="Arial"/>
+          <w:b/>
+          <w:bCs/>
+          <w:color w:val="0F75BC"/>
+          <w:sz w:val="30"/>
+          <w:szCs w:val="30"/>
+        </w:rPr>
+        <w:t xml:space="preserve">Session 4 · AI PPT</w:t>
+      </w:r>
+    </w:p>
+    <w:tbl>
+      <w:tblPr>
+        <w:tblW w:type="dxa" w:w="9360"/>
+        <w:tblBorders>
+          <w:top w:val="single" w:color="auto" w:sz="4"/>
+          <w:left w:val="single" w:color="auto" w:sz="4"/>
+          <w:bottom w:val="single" w:color="auto" w:sz="4"/>
+          <w:right w:val="single" w:color="auto" w:sz="4"/>
+          <w:insideH w:val="single" w:color="auto" w:sz="4"/>
+          <w:insideV w:val="single" w:color="auto" w:sz="4"/>
+        </w:tblBorders>
+      </w:tblPr>
+      <w:tblGrid>
+        <w:gridCol w:w="1700"/>
+        <w:gridCol w:w="7660"/>
+      </w:tblGrid>
+      <w:tr>
+        <w:tc>
+          <w:tcPr>
+            <w:tcW w:type="dxa" w:w="1700"/>
+            <w:tcBorders>
+              <w:top w:val="single" w:color="CCD9E3" w:sz="1"/>
+              <w:left w:val="single" w:color="CCD9E3" w:sz="1"/>
+              <w:bottom w:val="single" w:color="CCD9E3" w:sz="1"/>
+              <w:right w:val="single" w:color="CCD9E3" w:sz="1"/>
+            </w:tcBorders>
+            <w:shd w:fill="28C2E7" w:val="clear"/>
+            <w:tcMar>
+              <w:top w:type="dxa" w:w="70"/>
+              <w:left w:type="dxa" w:w="110"/>
+              <w:bottom w:type="dxa" w:w="70"/>
+              <w:right w:type="dxa" w:w="110"/>
+            </w:tcMar>
+            <w:vAlign w:val="center"/>
+          </w:tcPr>
+          <w:p>
+            <w:pPr>
+              <w:spacing w:after="0" w:line="252"/>
+            </w:pPr>
+            <w:r>
+              <w:rPr>
+                <w:rFonts w:ascii="Arial" w:eastAsia="PingFang SC" w:hAnsi="Arial"/>
+                <w:b/>
+                <w:bCs/>
+                <w:color w:val="FFFFFF"/>
+                <w:sz w:val="20"/>
+                <w:szCs w:val="20"/>
+              </w:rPr>
+              <w:t xml:space="preserve">🎯 目标</w:t>
+            </w:r>
+          </w:p>
+        </w:tc>
+        <w:tc>
+          <w:tcPr>
+            <w:tcW w:type="dxa" w:w="7660"/>
+            <w:tcBorders>
+              <w:top w:val="single" w:color="CCD9E3" w:sz="1"/>
+              <w:left w:val="single" w:color="CCD9E3" w:sz="1"/>
+              <w:bottom w:val="single" w:color="CCD9E3" w:sz="1"/>
+              <w:right w:val="single" w:color="CCD9E3" w:sz="1"/>
+            </w:tcBorders>
+            <w:tcMar>
+              <w:top w:type="dxa" w:w="70"/>
+              <w:left w:type="dxa" w:w="110"/>
+              <w:bottom w:type="dxa" w:w="70"/>
+              <w:right w:type="dxa" w:w="110"/>
+            </w:tcMar>
+            <w:vAlign w:val="center"/>
+          </w:tcPr>
+          <w:p>
+            <w:pPr>
+              <w:spacing w:after="0" w:line="252"/>
+            </w:pPr>
+            <w:r>
+              <w:rPr>
+                <w:rFonts w:ascii="Arial" w:eastAsia="PingFang SC" w:hAnsi="Arial"/>
+                <w:color w:val="142233"/>
+                <w:sz w:val="20"/>
+                <w:szCs w:val="20"/>
+              </w:rPr>
+              <w:t xml:space="preserve">做一页会卖的卖点页 / 汇报。</w:t>
+            </w:r>
+          </w:p>
+        </w:tc>
+      </w:tr>
+      <w:tr>
+        <w:tc>
+          <w:tcPr>
+            <w:tcW w:type="dxa" w:w="1700"/>
+            <w:tcBorders>
+              <w:top w:val="single" w:color="CCD9E3" w:sz="1"/>
+              <w:left w:val="single" w:color="CCD9E3" w:sz="1"/>
+              <w:bottom w:val="single" w:color="CCD9E3" w:sz="1"/>
+              <w:right w:val="single" w:color="CCD9E3" w:sz="1"/>
+            </w:tcBorders>
+            <w:shd w:fill="E3F2F9" w:val="clear"/>
+            <w:tcMar>
+              <w:top w:type="dxa" w:w="70"/>
+              <w:left w:type="dxa" w:w="110"/>
+              <w:bottom w:type="dxa" w:w="70"/>
+              <w:right w:type="dxa" w:w="110"/>
+            </w:tcMar>
+          </w:tcPr>
+          <w:p>
+            <w:pPr>
+              <w:spacing w:after="0" w:line="252"/>
+            </w:pPr>
+            <w:r>
+              <w:rPr>
+                <w:rFonts w:ascii="Arial" w:eastAsia="PingFang SC" w:hAnsi="Arial"/>
+                <w:b/>
+                <w:bCs/>
+                <w:color w:val="142233"/>
+                <w:sz w:val="20"/>
+                <w:szCs w:val="20"/>
+              </w:rPr>
+              <w:t xml:space="preserve">📦 学 skill</w:t>
+            </w:r>
+          </w:p>
+        </w:tc>
+        <w:tc>
+          <w:tcPr>
+            <w:tcW w:type="dxa" w:w="7660"/>
+            <w:tcBorders>
+              <w:top w:val="single" w:color="CCD9E3" w:sz="1"/>
+              <w:left w:val="single" w:color="CCD9E3" w:sz="1"/>
+              <w:bottom w:val="single" w:color="CCD9E3" w:sz="1"/>
+              <w:right w:val="single" w:color="CCD9E3" w:sz="1"/>
+            </w:tcBorders>
+            <w:tcMar>
+              <w:top w:type="dxa" w:w="70"/>
+              <w:left w:type="dxa" w:w="110"/>
+              <w:bottom w:type="dxa" w:w="70"/>
+              <w:right w:type="dxa" w:w="110"/>
+            </w:tcMar>
+          </w:tcPr>
+          <w:p>
+            <w:pPr>
+              <w:spacing w:after="0" w:line="252"/>
+            </w:pPr>
+            <w:r>
+              <w:rPr>
+                <w:rFonts w:ascii="Arial" w:eastAsia="PingFang SC" w:hAnsi="Arial"/>
+                <w:color w:val="142233"/>
+                <w:sz w:val="20"/>
+                <w:szCs w:val="20"/>
+              </w:rPr>
+              <w:t xml:space="preserve">Claude / AI PPT 工具</w:t>
+            </w:r>
+          </w:p>
+        </w:tc>
+      </w:tr>
+      <w:tr>
+        <w:tc>
+          <w:tcPr>
+            <w:tcW w:type="dxa" w:w="1700"/>
+            <w:tcBorders>
+              <w:top w:val="single" w:color="CCD9E3" w:sz="1"/>
+              <w:left w:val="single" w:color="CCD9E3" w:sz="1"/>
+              <w:bottom w:val="single" w:color="CCD9E3" w:sz="1"/>
+              <w:right w:val="single" w:color="CCD9E3" w:sz="1"/>
+            </w:tcBorders>
+            <w:shd w:fill="E3F2F9" w:val="clear"/>
+            <w:tcMar>
+              <w:top w:type="dxa" w:w="70"/>
+              <w:left w:type="dxa" w:w="110"/>
+              <w:bottom w:type="dxa" w:w="70"/>
+              <w:right w:type="dxa" w:w="110"/>
+            </w:tcMar>
+          </w:tcPr>
+          <w:p>
+            <w:pPr>
+              <w:spacing w:after="0" w:line="252"/>
+            </w:pPr>
+            <w:r>
+              <w:rPr>
+                <w:rFonts w:ascii="Arial" w:eastAsia="PingFang SC" w:hAnsi="Arial"/>
+                <w:b/>
+                <w:bCs/>
+                <w:color w:val="142233"/>
+                <w:sz w:val="20"/>
+                <w:szCs w:val="20"/>
+              </w:rPr>
+              <w:t xml:space="preserve">📖 读 md</w:t>
+            </w:r>
+          </w:p>
+        </w:tc>
+        <w:tc>
+          <w:tcPr>
+            <w:tcW w:type="dxa" w:w="7660"/>
+            <w:tcBorders>
+              <w:top w:val="single" w:color="CCD9E3" w:sz="1"/>
+              <w:left w:val="single" w:color="CCD9E3" w:sz="1"/>
+              <w:bottom w:val="single" w:color="CCD9E3" w:sz="1"/>
+              <w:right w:val="single" w:color="CCD9E3" w:sz="1"/>
+            </w:tcBorders>
+            <w:tcMar>
+              <w:top w:type="dxa" w:w="70"/>
+              <w:left w:type="dxa" w:w="110"/>
+              <w:bottom w:type="dxa" w:w="70"/>
+              <w:right w:type="dxa" w:w="110"/>
+            </w:tcMar>
+          </w:tcPr>
+          <w:p>
+            <w:pPr>
+              <w:spacing w:after="0" w:line="252"/>
+            </w:pPr>
+            <w:r>
+              <w:rPr>
+                <w:rFonts w:ascii="Arial" w:eastAsia="PingFang SC" w:hAnsi="Arial"/>
+                <w:color w:val="142233"/>
+                <w:sz w:val="20"/>
+                <w:szCs w:val="20"/>
+              </w:rPr>
+              <w:t xml:space="preserve">7大AI启动包/06-《AI销售PPT》启动包</w:t>
+            </w:r>
+          </w:p>
+        </w:tc>
+      </w:tr>
+    </w:tbl>
+    <w:p>
+      <w:pPr>
+        <w:spacing w:after="80" w:before="160"/>
+      </w:pPr>
+      <w:r>
+        <w:rPr>
+          <w:rFonts w:ascii="Arial" w:eastAsia="PingFang SC" w:hAnsi="Arial"/>
+          <w:b/>
+          <w:bCs/>
+          <w:color w:val="0F75BC"/>
+          <w:sz w:val="22"/>
+          <w:szCs w:val="22"/>
+        </w:rPr>
+        <w:t xml:space="preserve">🛠️ 当场动手</w:t>
+      </w:r>
+    </w:p>
+    <w:p>
+      <w:pPr>
+        <w:pStyle w:val="ListParagraph"/>
+        <w:numPr>
+          <w:ilvl w:val="0"/>
+          <w:numId w:val="2"/>
+        </w:numPr>
+        <w:spacing w:after="70" w:line="264"/>
+      </w:pPr>
+      <w:r>
+        <w:rPr>
+          <w:rFonts w:ascii="Arial" w:eastAsia="PingFang SC" w:hAnsi="Arial"/>
+          <w:color w:val="142233"/>
+          <w:sz w:val="21"/>
+          <w:szCs w:val="21"/>
+        </w:rPr>
+        <w:t xml:space="preserve">给 Claude 一个卖点</w:t>
+      </w:r>
+    </w:p>
+    <w:p>
+      <w:pPr>
+        <w:pStyle w:val="ListParagraph"/>
+        <w:numPr>
+          <w:ilvl w:val="0"/>
+          <w:numId w:val="2"/>
+        </w:numPr>
+        <w:spacing w:after="70" w:line="264"/>
+      </w:pPr>
+      <w:r>
+        <w:rPr>
+          <w:rFonts w:ascii="Arial" w:eastAsia="PingFang SC" w:hAnsi="Arial"/>
+          <w:color w:val="142233"/>
+          <w:sz w:val="21"/>
+          <w:szCs w:val="21"/>
+        </w:rPr>
+        <w:t xml:space="preserve">看它用 what/why/how + 品牌色排的卖点页</w:t>
+      </w:r>
+    </w:p>
+    <w:p>
+      <w:pPr>
+        <w:spacing w:after="80" w:before="160"/>
+      </w:pPr>
+      <w:r>
+        <w:rPr>
+          <w:rFonts w:ascii="Arial" w:eastAsia="PingFang SC" w:hAnsi="Arial"/>
+          <w:b/>
+          <w:bCs/>
+          <w:color w:val="0F75BC"/>
+          <w:sz w:val="22"/>
+          <w:szCs w:val="22"/>
+        </w:rPr>
+        <w:t xml:space="preserve">💬 这一步对话会怎么走（你只答题 / 挑刺，不用打 prompt）</w:t>
+      </w:r>
+    </w:p>
+    <w:tbl>
+      <w:tblPr>
+        <w:tblW w:type="dxa" w:w="9360"/>
+        <w:tblBorders>
+          <w:top w:val="single" w:color="auto" w:sz="4"/>
+          <w:left w:val="single" w:color="auto" w:sz="4"/>
+          <w:bottom w:val="single" w:color="auto" w:sz="4"/>
+          <w:right w:val="single" w:color="auto" w:sz="4"/>
+          <w:insideH w:val="single" w:color="auto" w:sz="4"/>
+          <w:insideV w:val="single" w:color="auto" w:sz="4"/>
+        </w:tblBorders>
+      </w:tblPr>
+      <w:tblGrid>
+        <w:gridCol w:w="9360"/>
+      </w:tblGrid>
+      <w:tr>
+        <w:tc>
+          <w:tcPr>
+            <w:tcW w:type="dxa" w:w="9360"/>
+            <w:tcBorders>
+              <w:top w:val="none"/>
+              <w:left w:val="single" w:color="0F75BC" w:sz="24" w:space="6"/>
+              <w:bottom w:val="none"/>
+              <w:right w:val="none"/>
+            </w:tcBorders>
+            <w:shd w:fill="E3F2F9" w:val="clear"/>
+            <w:tcMar>
+              <w:top w:type="dxa" w:w="120"/>
+              <w:left w:type="dxa" w:w="160"/>
+              <w:bottom w:type="dxa" w:w="120"/>
+              <w:right w:type="dxa" w:w="160"/>
+            </w:tcMar>
+          </w:tcPr>
+          <w:p>
+            <w:r>
+              <w:rPr>
+                <w:rFonts w:ascii="Arial" w:eastAsia="PingFang SC" w:hAnsi="Arial"/>
+                <w:b/>
+                <w:bCs/>
+                <w:color w:val="0F75BC"/>
+                <w:sz w:val="20"/>
+                <w:szCs w:val="20"/>
+              </w:rPr>
+              <w:t xml:space="preserve">🗣️ Claude 会问 / 做：</w:t>
+            </w:r>
+            <w:r>
+              <w:rPr>
+                <w:rFonts w:ascii="Arial" w:eastAsia="PingFang SC" w:hAnsi="Arial"/>
+                <w:color w:val="142233"/>
+                <w:sz w:val="20"/>
+                <w:szCs w:val="20"/>
+              </w:rPr>
+              <w:t xml:space="preserve">会把你给的一个卖点用 what / why / how 排成一页、套你的品牌色。</w:t>
             </w:r>
           </w:p>
         </w:tc>
@@ -8449,11 +7899,11 @@
             <w:tcW w:type="dxa" w:w="9360"/>
             <w:tcBorders>
               <w:top w:val="none"/>
-              <w:left w:val="single" w:color="FCB040" w:sz="24" w:space="6"/>
+              <w:left w:val="single" w:color="28C2E7" w:sz="24" w:space="6"/>
               <w:bottom w:val="none"/>
               <w:right w:val="none"/>
             </w:tcBorders>
-            <w:shd w:fill="FFF8EC" w:val="clear"/>
+            <w:shd w:fill="F4F8FB" w:val="clear"/>
             <w:tcMar>
               <w:top w:type="dxa" w:w="120"/>
               <w:left w:type="dxa" w:w="160"/>
@@ -8467,20 +7917,602 @@
                 <w:rFonts w:ascii="Arial" w:eastAsia="PingFang SC" w:hAnsi="Arial"/>
                 <w:b/>
                 <w:bCs/>
-                <w:color w:val="B8791A"/>
-                <w:sz w:val="20"/>
-                <w:szCs w:val="20"/>
-              </w:rPr>
-              <w:t xml:space="preserve">✏️ 想改就挑刺：</w:t>
-            </w:r>
-            <w:r>
-              <w:rPr>
-                <w:rFonts w:ascii="Arial" w:eastAsia="PingFang SC" w:hAnsi="Arial"/>
-                <w:color w:val="6A5427"/>
-                <w:sz w:val="20"/>
-                <w:szCs w:val="20"/>
-              </w:rPr>
-              <w:t xml:space="preserve">太吵了 / 开头就炸 / 中间那段抢戏 —— 你只要说哪里不对，prompt 它来改。</w:t>
+                <w:color w:val="0F75BC"/>
+                <w:sz w:val="20"/>
+                <w:szCs w:val="20"/>
+              </w:rPr>
+              <w:t xml:space="preserve">🙋 你答（SUMA 例子）：</w:t>
+            </w:r>
+            <w:r>
+              <w:rPr>
+                <w:rFonts w:ascii="Arial" w:eastAsia="PingFang SC" w:hAnsi="Arial"/>
+                <w:color w:val="142233"/>
+                <w:sz w:val="20"/>
+                <w:szCs w:val="20"/>
+              </w:rPr>
+              <w:t xml:space="preserve">卖点：&lt;你的卖点&gt;；用主色 #28c2e7 / 辅 #fcb040，标题要能卖、别堆字。</w:t>
+            </w:r>
+          </w:p>
+        </w:tc>
+      </w:tr>
+    </w:tbl>
+    <w:p>
+      <w:pPr>
+        <w:spacing w:after="40"/>
+      </w:pPr>
+      <w:r>
+        <w:rPr>
+          <w:sz w:val="8"/>
+          <w:szCs w:val="8"/>
+        </w:rPr>
+        <w:t xml:space="preserve"/>
+      </w:r>
+    </w:p>
+    <w:tbl>
+      <w:tblPr>
+        <w:tblW w:type="dxa" w:w="9360"/>
+        <w:tblBorders>
+          <w:top w:val="single" w:color="auto" w:sz="4"/>
+          <w:left w:val="single" w:color="auto" w:sz="4"/>
+          <w:bottom w:val="single" w:color="auto" w:sz="4"/>
+          <w:right w:val="single" w:color="auto" w:sz="4"/>
+          <w:insideH w:val="single" w:color="auto" w:sz="4"/>
+          <w:insideV w:val="single" w:color="auto" w:sz="4"/>
+        </w:tblBorders>
+      </w:tblPr>
+      <w:tblGrid>
+        <w:gridCol w:w="9360"/>
+      </w:tblGrid>
+      <w:tr>
+        <w:tc>
+          <w:tcPr>
+            <w:tcW w:type="dxa" w:w="9360"/>
+            <w:tcBorders>
+              <w:top w:val="none"/>
+              <w:left w:val="single" w:color="28C2E7" w:sz="24" w:space="6"/>
+              <w:bottom w:val="none"/>
+              <w:right w:val="none"/>
+            </w:tcBorders>
+            <w:shd w:fill="28C2E7" w:val="clear"/>
+            <w:tcMar>
+              <w:top w:type="dxa" w:w="120"/>
+              <w:left w:type="dxa" w:w="160"/>
+              <w:bottom w:type="dxa" w:w="120"/>
+              <w:right w:type="dxa" w:w="160"/>
+            </w:tcMar>
+          </w:tcPr>
+          <w:p>
+            <w:r>
+              <w:rPr>
+                <w:rFonts w:ascii="Arial" w:eastAsia="PingFang SC" w:hAnsi="Arial"/>
+                <w:b/>
+                <w:bCs/>
+                <w:color w:val="FFFFFF"/>
+                <w:sz w:val="22"/>
+                <w:szCs w:val="22"/>
+              </w:rPr>
+              <w:t xml:space="preserve">🎁 走出教室的交付物：</w:t>
+            </w:r>
+            <w:r>
+              <w:rPr>
+                <w:rFonts w:ascii="Arial" w:eastAsia="PingFang SC" w:hAnsi="Arial"/>
+                <w:b/>
+                <w:bCs/>
+                <w:color w:val="FFFFFF"/>
+                <w:sz w:val="22"/>
+                <w:szCs w:val="22"/>
+              </w:rPr>
+              <w:t xml:space="preserve">1 份卖点 PPT</w:t>
+            </w:r>
+          </w:p>
+        </w:tc>
+      </w:tr>
+    </w:tbl>
+    <w:p>
+      <w:pPr>
+        <w:spacing w:after="80" w:before="160"/>
+      </w:pPr>
+      <w:r>
+        <w:rPr>
+          <w:rFonts w:ascii="Arial" w:eastAsia="PingFang SC" w:hAnsi="Arial"/>
+          <w:b/>
+          <w:bCs/>
+          <w:color w:val="0F75BC"/>
+          <w:sz w:val="22"/>
+          <w:szCs w:val="22"/>
+        </w:rPr>
+        <w:t xml:space="preserve">✍️ 我的记录（现场填）</w:t>
+      </w:r>
+    </w:p>
+    <w:p>
+      <w:pPr>
+        <w:spacing w:after="0" w:before="60"/>
+      </w:pPr>
+      <w:r>
+        <w:rPr>
+          <w:rFonts w:ascii="Arial" w:eastAsia="PingFang SC" w:hAnsi="Arial"/>
+          <w:b/>
+          <w:bCs/>
+          <w:color w:val="5B6B7A"/>
+          <w:sz w:val="20"/>
+          <w:szCs w:val="20"/>
+        </w:rPr>
+        <w:t xml:space="preserve">卖点主题：</w:t>
+      </w:r>
+    </w:p>
+    <w:p>
+      <w:pPr>
+        <w:pBdr>
+          <w:bottom w:val="single" w:color="CCD9E3" w:sz="4" w:space="6"/>
+        </w:pBdr>
+        <w:spacing w:after="140"/>
+      </w:pPr>
+      <w:r>
+        <w:rPr>
+          <w:rFonts w:ascii="Arial" w:eastAsia="PingFang SC" w:hAnsi="Arial"/>
+          <w:sz w:val="20"/>
+          <w:szCs w:val="20"/>
+        </w:rPr>
+        <w:t xml:space="preserve"/>
+      </w:r>
+    </w:p>
+    <w:p>
+      <w:pPr>
+        <w:spacing w:after="0" w:before="60"/>
+      </w:pPr>
+      <w:r>
+        <w:rPr>
+          <w:rFonts w:ascii="Arial" w:eastAsia="PingFang SC" w:hAnsi="Arial"/>
+          <w:b/>
+          <w:bCs/>
+          <w:color w:val="5B6B7A"/>
+          <w:sz w:val="20"/>
+          <w:szCs w:val="20"/>
+        </w:rPr>
+        <w:t xml:space="preserve">用的品牌色：</w:t>
+      </w:r>
+    </w:p>
+    <w:p>
+      <w:pPr>
+        <w:pBdr>
+          <w:bottom w:val="single" w:color="CCD9E3" w:sz="4" w:space="6"/>
+        </w:pBdr>
+        <w:spacing w:after="140"/>
+      </w:pPr>
+      <w:r>
+        <w:rPr>
+          <w:rFonts w:ascii="Arial" w:eastAsia="PingFang SC" w:hAnsi="Arial"/>
+          <w:sz w:val="20"/>
+          <w:szCs w:val="20"/>
+        </w:rPr>
+        <w:t xml:space="preserve"/>
+      </w:r>
+    </w:p>
+    <w:p>
+      <w:r>
+        <w:br w:type="page"/>
+      </w:r>
+    </w:p>
+    <w:p>
+      <w:pPr>
+        <w:pStyle w:val="Heading1"/>
+        <w:pBdr>
+          <w:bottom w:val="single" w:color="0F75BC" w:sz="12" w:space="4"/>
+        </w:pBdr>
+        <w:spacing w:after="160" w:before="280"/>
+      </w:pPr>
+      <w:r>
+        <w:rPr>
+          <w:rFonts w:ascii="Arial" w:eastAsia="PingFang SC" w:hAnsi="Arial"/>
+          <w:b/>
+          <w:bCs/>
+          <w:color w:val="0F75BC"/>
+          <w:sz w:val="30"/>
+          <w:szCs w:val="30"/>
+        </w:rPr>
+        <w:t xml:space="preserve">Session 5 · AI 音乐</w:t>
+      </w:r>
+    </w:p>
+    <w:tbl>
+      <w:tblPr>
+        <w:tblW w:type="dxa" w:w="9360"/>
+        <w:tblBorders>
+          <w:top w:val="single" w:color="auto" w:sz="4"/>
+          <w:left w:val="single" w:color="auto" w:sz="4"/>
+          <w:bottom w:val="single" w:color="auto" w:sz="4"/>
+          <w:right w:val="single" w:color="auto" w:sz="4"/>
+          <w:insideH w:val="single" w:color="auto" w:sz="4"/>
+          <w:insideV w:val="single" w:color="auto" w:sz="4"/>
+        </w:tblBorders>
+      </w:tblPr>
+      <w:tblGrid>
+        <w:gridCol w:w="1700"/>
+        <w:gridCol w:w="7660"/>
+      </w:tblGrid>
+      <w:tr>
+        <w:tc>
+          <w:tcPr>
+            <w:tcW w:type="dxa" w:w="1700"/>
+            <w:tcBorders>
+              <w:top w:val="single" w:color="CCD9E3" w:sz="1"/>
+              <w:left w:val="single" w:color="CCD9E3" w:sz="1"/>
+              <w:bottom w:val="single" w:color="CCD9E3" w:sz="1"/>
+              <w:right w:val="single" w:color="CCD9E3" w:sz="1"/>
+            </w:tcBorders>
+            <w:shd w:fill="28C2E7" w:val="clear"/>
+            <w:tcMar>
+              <w:top w:type="dxa" w:w="70"/>
+              <w:left w:type="dxa" w:w="110"/>
+              <w:bottom w:type="dxa" w:w="70"/>
+              <w:right w:type="dxa" w:w="110"/>
+            </w:tcMar>
+            <w:vAlign w:val="center"/>
+          </w:tcPr>
+          <w:p>
+            <w:pPr>
+              <w:spacing w:after="0" w:line="252"/>
+            </w:pPr>
+            <w:r>
+              <w:rPr>
+                <w:rFonts w:ascii="Arial" w:eastAsia="PingFang SC" w:hAnsi="Arial"/>
+                <w:b/>
+                <w:bCs/>
+                <w:color w:val="FFFFFF"/>
+                <w:sz w:val="20"/>
+                <w:szCs w:val="20"/>
+              </w:rPr>
+              <w:t xml:space="preserve">🎯 目标</w:t>
+            </w:r>
+          </w:p>
+        </w:tc>
+        <w:tc>
+          <w:tcPr>
+            <w:tcW w:type="dxa" w:w="7660"/>
+            <w:tcBorders>
+              <w:top w:val="single" w:color="CCD9E3" w:sz="1"/>
+              <w:left w:val="single" w:color="CCD9E3" w:sz="1"/>
+              <w:bottom w:val="single" w:color="CCD9E3" w:sz="1"/>
+              <w:right w:val="single" w:color="CCD9E3" w:sz="1"/>
+            </w:tcBorders>
+            <w:tcMar>
+              <w:top w:type="dxa" w:w="70"/>
+              <w:left w:type="dxa" w:w="110"/>
+              <w:bottom w:type="dxa" w:w="70"/>
+              <w:right w:type="dxa" w:w="110"/>
+            </w:tcMar>
+            <w:vAlign w:val="center"/>
+          </w:tcPr>
+          <w:p>
+            <w:pPr>
+              <w:spacing w:after="0" w:line="252"/>
+            </w:pPr>
+            <w:r>
+              <w:rPr>
+                <w:rFonts w:ascii="Arial" w:eastAsia="PingFang SC" w:hAnsi="Arial"/>
+                <w:color w:val="142233"/>
+                <w:sz w:val="20"/>
+                <w:szCs w:val="20"/>
+              </w:rPr>
+              <w:t xml:space="preserve">给视频配背景乐 —— 垫在口播底下，不抢戏。</w:t>
+            </w:r>
+          </w:p>
+        </w:tc>
+      </w:tr>
+      <w:tr>
+        <w:tc>
+          <w:tcPr>
+            <w:tcW w:type="dxa" w:w="1700"/>
+            <w:tcBorders>
+              <w:top w:val="single" w:color="CCD9E3" w:sz="1"/>
+              <w:left w:val="single" w:color="CCD9E3" w:sz="1"/>
+              <w:bottom w:val="single" w:color="CCD9E3" w:sz="1"/>
+              <w:right w:val="single" w:color="CCD9E3" w:sz="1"/>
+            </w:tcBorders>
+            <w:shd w:fill="E3F2F9" w:val="clear"/>
+            <w:tcMar>
+              <w:top w:type="dxa" w:w="70"/>
+              <w:left w:type="dxa" w:w="110"/>
+              <w:bottom w:type="dxa" w:w="70"/>
+              <w:right w:type="dxa" w:w="110"/>
+            </w:tcMar>
+          </w:tcPr>
+          <w:p>
+            <w:pPr>
+              <w:spacing w:after="0" w:line="252"/>
+            </w:pPr>
+            <w:r>
+              <w:rPr>
+                <w:rFonts w:ascii="Arial" w:eastAsia="PingFang SC" w:hAnsi="Arial"/>
+                <w:b/>
+                <w:bCs/>
+                <w:color w:val="142233"/>
+                <w:sz w:val="20"/>
+                <w:szCs w:val="20"/>
+              </w:rPr>
+              <w:t xml:space="preserve">📦 学 skill</w:t>
+            </w:r>
+          </w:p>
+        </w:tc>
+        <w:tc>
+          <w:tcPr>
+            <w:tcW w:type="dxa" w:w="7660"/>
+            <w:tcBorders>
+              <w:top w:val="single" w:color="CCD9E3" w:sz="1"/>
+              <w:left w:val="single" w:color="CCD9E3" w:sz="1"/>
+              <w:bottom w:val="single" w:color="CCD9E3" w:sz="1"/>
+              <w:right w:val="single" w:color="CCD9E3" w:sz="1"/>
+            </w:tcBorders>
+            <w:tcMar>
+              <w:top w:type="dxa" w:w="70"/>
+              <w:left w:type="dxa" w:w="110"/>
+              <w:bottom w:type="dxa" w:w="70"/>
+              <w:right w:type="dxa" w:w="110"/>
+            </w:tcMar>
+          </w:tcPr>
+          <w:p>
+            <w:pPr>
+              <w:spacing w:after="0" w:line="252"/>
+            </w:pPr>
+            <w:r>
+              <w:rPr>
+                <w:rFonts w:ascii="Arial" w:eastAsia="PingFang SC" w:hAnsi="Arial"/>
+                <w:color w:val="142233"/>
+                <w:sz w:val="20"/>
+                <w:szCs w:val="20"/>
+              </w:rPr>
+              <w:t xml:space="preserve">Suno + Claude</w:t>
+            </w:r>
+          </w:p>
+        </w:tc>
+      </w:tr>
+      <w:tr>
+        <w:tc>
+          <w:tcPr>
+            <w:tcW w:type="dxa" w:w="1700"/>
+            <w:tcBorders>
+              <w:top w:val="single" w:color="CCD9E3" w:sz="1"/>
+              <w:left w:val="single" w:color="CCD9E3" w:sz="1"/>
+              <w:bottom w:val="single" w:color="CCD9E3" w:sz="1"/>
+              <w:right w:val="single" w:color="CCD9E3" w:sz="1"/>
+            </w:tcBorders>
+            <w:shd w:fill="E3F2F9" w:val="clear"/>
+            <w:tcMar>
+              <w:top w:type="dxa" w:w="70"/>
+              <w:left w:type="dxa" w:w="110"/>
+              <w:bottom w:type="dxa" w:w="70"/>
+              <w:right w:type="dxa" w:w="110"/>
+            </w:tcMar>
+          </w:tcPr>
+          <w:p>
+            <w:pPr>
+              <w:spacing w:after="0" w:line="252"/>
+            </w:pPr>
+            <w:r>
+              <w:rPr>
+                <w:rFonts w:ascii="Arial" w:eastAsia="PingFang SC" w:hAnsi="Arial"/>
+                <w:b/>
+                <w:bCs/>
+                <w:color w:val="142233"/>
+                <w:sz w:val="20"/>
+                <w:szCs w:val="20"/>
+              </w:rPr>
+              <w:t xml:space="preserve">📖 读 md</w:t>
+            </w:r>
+          </w:p>
+        </w:tc>
+        <w:tc>
+          <w:tcPr>
+            <w:tcW w:type="dxa" w:w="7660"/>
+            <w:tcBorders>
+              <w:top w:val="single" w:color="CCD9E3" w:sz="1"/>
+              <w:left w:val="single" w:color="CCD9E3" w:sz="1"/>
+              <w:bottom w:val="single" w:color="CCD9E3" w:sz="1"/>
+              <w:right w:val="single" w:color="CCD9E3" w:sz="1"/>
+            </w:tcBorders>
+            <w:tcMar>
+              <w:top w:type="dxa" w:w="70"/>
+              <w:left w:type="dxa" w:w="110"/>
+              <w:bottom w:type="dxa" w:w="70"/>
+              <w:right w:type="dxa" w:w="110"/>
+            </w:tcMar>
+          </w:tcPr>
+          <w:p>
+            <w:pPr>
+              <w:spacing w:after="0" w:line="252"/>
+            </w:pPr>
+            <w:r>
+              <w:rPr>
+                <w:rFonts w:ascii="Arial" w:eastAsia="PingFang SC" w:hAnsi="Arial"/>
+                <w:color w:val="142233"/>
+                <w:sz w:val="20"/>
+                <w:szCs w:val="20"/>
+              </w:rPr>
+              <w:t xml:space="preserve">7大AI启动包/07-《AI品牌配乐》启动包</w:t>
+            </w:r>
+          </w:p>
+        </w:tc>
+      </w:tr>
+    </w:tbl>
+    <w:p>
+      <w:pPr>
+        <w:spacing w:after="80" w:before="160"/>
+      </w:pPr>
+      <w:r>
+        <w:rPr>
+          <w:rFonts w:ascii="Arial" w:eastAsia="PingFang SC" w:hAnsi="Arial"/>
+          <w:b/>
+          <w:bCs/>
+          <w:color w:val="0F75BC"/>
+          <w:sz w:val="22"/>
+          <w:szCs w:val="22"/>
+        </w:rPr>
+        <w:t xml:space="preserve">🛠️ 当场动手</w:t>
+      </w:r>
+    </w:p>
+    <w:p>
+      <w:pPr>
+        <w:pStyle w:val="ListParagraph"/>
+        <w:numPr>
+          <w:ilvl w:val="0"/>
+          <w:numId w:val="2"/>
+        </w:numPr>
+        <w:spacing w:after="70" w:line="264"/>
+      </w:pPr>
+      <w:r>
+        <w:rPr>
+          <w:rFonts w:ascii="Arial" w:eastAsia="PingFang SC" w:hAnsi="Arial"/>
+          <w:color w:val="142233"/>
+          <w:sz w:val="21"/>
+          <w:szCs w:val="21"/>
+        </w:rPr>
+        <w:t xml:space="preserve">逛 Suno Discover 找「我要这个感觉」</w:t>
+      </w:r>
+    </w:p>
+    <w:p>
+      <w:pPr>
+        <w:pStyle w:val="ListParagraph"/>
+        <w:numPr>
+          <w:ilvl w:val="0"/>
+          <w:numId w:val="2"/>
+        </w:numPr>
+        <w:spacing w:after="70" w:line="264"/>
+      </w:pPr>
+      <w:r>
+        <w:rPr>
+          <w:rFonts w:ascii="Arial" w:eastAsia="PingFang SC" w:hAnsi="Arial"/>
+          <w:color w:val="142233"/>
+          <w:sz w:val="21"/>
+          <w:szCs w:val="21"/>
+        </w:rPr>
+        <w:t xml:space="preserve">🔴 点开「+ Show full styles」看作者的完整 prompt（抄写法，不抄歌）</w:t>
+      </w:r>
+    </w:p>
+    <w:p>
+      <w:pPr>
+        <w:pStyle w:val="ListParagraph"/>
+        <w:numPr>
+          <w:ilvl w:val="0"/>
+          <w:numId w:val="2"/>
+        </w:numPr>
+        <w:spacing w:after="70" w:line="264"/>
+      </w:pPr>
+      <w:r>
+        <w:rPr>
+          <w:rFonts w:ascii="Arial" w:eastAsia="PingFang SC" w:hAnsi="Arial"/>
+          <w:color w:val="142233"/>
+          <w:sz w:val="21"/>
+          <w:szCs w:val="21"/>
+        </w:rPr>
+        <w:t xml:space="preserve">跟 Claude 说你要的感觉 → 它写 prompt → 你去 Suno 生成</w:t>
+      </w:r>
+    </w:p>
+    <w:p>
+      <w:pPr>
+        <w:pStyle w:val="ListParagraph"/>
+        <w:numPr>
+          <w:ilvl w:val="0"/>
+          <w:numId w:val="2"/>
+        </w:numPr>
+        <w:spacing w:after="70" w:line="264"/>
+      </w:pPr>
+      <w:r>
+        <w:rPr>
+          <w:rFonts w:ascii="Arial" w:eastAsia="PingFang SC" w:hAnsi="Arial"/>
+          <w:color w:val="142233"/>
+          <w:sz w:val="21"/>
+          <w:szCs w:val="21"/>
+        </w:rPr>
+        <w:t xml:space="preserve">🔴 你试听（AI 没耳朵）→ 说哪里不对 → 它改 prompt</w:t>
+      </w:r>
+    </w:p>
+    <w:p>
+      <w:pPr>
+        <w:pStyle w:val="ListParagraph"/>
+        <w:numPr>
+          <w:ilvl w:val="0"/>
+          <w:numId w:val="2"/>
+        </w:numPr>
+        <w:spacing w:after="70" w:line="264"/>
+      </w:pPr>
+      <w:r>
+        <w:rPr>
+          <w:rFonts w:ascii="Arial" w:eastAsia="PingFang SC" w:hAnsi="Arial"/>
+          <w:color w:val="142233"/>
+          <w:sz w:val="21"/>
+          <w:szCs w:val="21"/>
+        </w:rPr>
+        <w:t xml:space="preserve">🔴 存进 Notion 音乐库（每首一行，版本+时长进标题）</w:t>
+      </w:r>
+    </w:p>
+    <w:p>
+      <w:pPr>
+        <w:spacing w:after="80" w:before="160"/>
+      </w:pPr>
+      <w:r>
+        <w:rPr>
+          <w:rFonts w:ascii="Arial" w:eastAsia="PingFang SC" w:hAnsi="Arial"/>
+          <w:b/>
+          <w:bCs/>
+          <w:color w:val="0F75BC"/>
+          <w:sz w:val="22"/>
+          <w:szCs w:val="22"/>
+        </w:rPr>
+        <w:t xml:space="preserve">💬 这一步对话会怎么走（你只答题 / 挑刺，不用打 prompt）</w:t>
+      </w:r>
+    </w:p>
+    <w:tbl>
+      <w:tblPr>
+        <w:tblW w:type="dxa" w:w="9360"/>
+        <w:tblBorders>
+          <w:top w:val="single" w:color="auto" w:sz="4"/>
+          <w:left w:val="single" w:color="auto" w:sz="4"/>
+          <w:bottom w:val="single" w:color="auto" w:sz="4"/>
+          <w:right w:val="single" w:color="auto" w:sz="4"/>
+          <w:insideH w:val="single" w:color="auto" w:sz="4"/>
+          <w:insideV w:val="single" w:color="auto" w:sz="4"/>
+        </w:tblBorders>
+      </w:tblPr>
+      <w:tblGrid>
+        <w:gridCol w:w="9360"/>
+      </w:tblGrid>
+      <w:tr>
+        <w:tc>
+          <w:tcPr>
+            <w:tcW w:type="dxa" w:w="9360"/>
+            <w:tcBorders>
+              <w:top w:val="none"/>
+              <w:left w:val="single" w:color="0F75BC" w:sz="24" w:space="6"/>
+              <w:bottom w:val="none"/>
+              <w:right w:val="none"/>
+            </w:tcBorders>
+            <w:shd w:fill="E3F2F9" w:val="clear"/>
+            <w:tcMar>
+              <w:top w:type="dxa" w:w="120"/>
+              <w:left w:type="dxa" w:w="160"/>
+              <w:bottom w:type="dxa" w:w="120"/>
+              <w:right w:type="dxa" w:w="160"/>
+            </w:tcMar>
+          </w:tcPr>
+          <w:p>
+            <w:r>
+              <w:rPr>
+                <w:rFonts w:ascii="Arial" w:eastAsia="PingFang SC" w:hAnsi="Arial"/>
+                <w:b/>
+                <w:bCs/>
+                <w:color w:val="0F75BC"/>
+                <w:sz w:val="20"/>
+                <w:szCs w:val="20"/>
+              </w:rPr>
+              <w:t xml:space="preserve">🗣️ Claude 会问 / 做：</w:t>
+            </w:r>
+            <w:r>
+              <w:rPr>
+                <w:rFonts w:ascii="Arial" w:eastAsia="PingFang SC" w:hAnsi="Arial"/>
+                <w:color w:val="142233"/>
+                <w:sz w:val="20"/>
+                <w:szCs w:val="20"/>
+              </w:rPr>
+              <w:t xml:space="preserve">会先问你要什么感觉、有没有参考的歌，然后写出带五个成分的 prompt：①用途+格式 ②具体乐器 ③调性(含「不要什么」) ④给人声让路 ⑤BPM+时长。</w:t>
             </w:r>
           </w:p>
         </w:tc>
@@ -8507,11 +8539,11 @@
             <w:tcW w:type="dxa" w:w="9360"/>
             <w:tcBorders>
               <w:top w:val="none"/>
-              <w:left w:val="single" w:color="0F75BC" w:sz="24" w:space="6"/>
+              <w:left w:val="single" w:color="28C2E7" w:sz="24" w:space="6"/>
               <w:bottom w:val="none"/>
               <w:right w:val="none"/>
             </w:tcBorders>
-            <w:shd w:fill="E3F2F9" w:val="clear"/>
+            <w:shd w:fill="F4F8FB" w:val="clear"/>
             <w:tcMar>
               <w:top w:type="dxa" w:w="120"/>
               <w:left w:type="dxa" w:w="160"/>
@@ -8529,16 +8561,16 @@
                 <w:sz w:val="20"/>
                 <w:szCs w:val="20"/>
               </w:rPr>
-              <w:t xml:space="preserve">🗣️ Claude 会问 / 做：</w:t>
-            </w:r>
-            <w:r>
-              <w:rPr>
-                <w:rFonts w:ascii="Arial" w:eastAsia="PingFang SC" w:hAnsi="Arial"/>
-                <w:color w:val="142233"/>
-                <w:sz w:val="20"/>
-                <w:szCs w:val="20"/>
-              </w:rPr>
-              <w:t xml:space="preserve">🔴 会写死「给人声让路」：low-mid frequencies scooped for voice clarity —— BGM 盖过人声是频率打架，不是音量问题。</w:t>
+              <w:t xml:space="preserve">🙋 你答（SUMA 例子）：</w:t>
+            </w:r>
+            <w:r>
+              <w:rPr>
+                <w:rFonts w:ascii="Arial" w:eastAsia="PingFang SC" w:hAnsi="Arial"/>
+                <w:color w:val="142233"/>
+                <w:sz w:val="20"/>
+                <w:szCs w:val="20"/>
+              </w:rPr>
+              <w:t xml:space="preserve">我要 Discover 上那首的感觉（cinematic、有力量），但要垫在口播底下不抢戏。</w:t>
             </w:r>
           </w:p>
         </w:tc>
@@ -8565,11 +8597,11 @@
             <w:tcW w:type="dxa" w:w="9360"/>
             <w:tcBorders>
               <w:top w:val="none"/>
-              <w:left w:val="single" w:color="28C2E7" w:sz="24" w:space="6"/>
+              <w:left w:val="single" w:color="FCB040" w:sz="24" w:space="6"/>
               <w:bottom w:val="none"/>
               <w:right w:val="none"/>
             </w:tcBorders>
-            <w:shd w:fill="F4F8FB" w:val="clear"/>
+            <w:shd w:fill="FFF8EC" w:val="clear"/>
             <w:tcMar>
               <w:top w:type="dxa" w:w="120"/>
               <w:left w:type="dxa" w:w="160"/>
@@ -8583,20 +8615,20 @@
                 <w:rFonts w:ascii="Arial" w:eastAsia="PingFang SC" w:hAnsi="Arial"/>
                 <w:b/>
                 <w:bCs/>
-                <w:color w:val="0F75BC"/>
-                <w:sz w:val="20"/>
-                <w:szCs w:val="20"/>
-              </w:rPr>
-              <w:t xml:space="preserve">🙋 你答（SUMA 例子）：</w:t>
-            </w:r>
-            <w:r>
-              <w:rPr>
-                <w:rFonts w:ascii="Arial" w:eastAsia="PingFang SC" w:hAnsi="Arial"/>
-                <w:color w:val="142233"/>
-                <w:sz w:val="20"/>
-                <w:szCs w:val="20"/>
-              </w:rPr>
-              <w:t xml:space="preserve">（这条最容易漏，漏了怎么压都糊）</w:t>
+                <w:color w:val="B8791A"/>
+                <w:sz w:val="20"/>
+                <w:szCs w:val="20"/>
+              </w:rPr>
+              <w:t xml:space="preserve">✏️ 想改就挑刺：</w:t>
+            </w:r>
+            <w:r>
+              <w:rPr>
+                <w:rFonts w:ascii="Arial" w:eastAsia="PingFang SC" w:hAnsi="Arial"/>
+                <w:color w:val="6A5427"/>
+                <w:sz w:val="20"/>
+                <w:szCs w:val="20"/>
+              </w:rPr>
+              <w:t xml:space="preserve">太吵了 / 开头就炸 / 中间那段抢戏 —— 你只要说哪里不对，prompt 它来改。</w:t>
             </w:r>
           </w:p>
         </w:tc>
@@ -8654,7 +8686,7 @@
                 <w:sz w:val="20"/>
                 <w:szCs w:val="20"/>
               </w:rPr>
-              <w:t xml:space="preserve">垫进视频用自动闪避：人声轨 anchor / BGM 轨 follower（实测 duck -19dB、BGM -1.4dB），不要 ffmpeg 硬压。</w:t>
+              <w:t xml:space="preserve">🔴 会写死「给人声让路」：low-mid frequencies scooped for voice clarity —— BGM 盖过人声是频率打架，不是音量问题。</w:t>
             </w:r>
           </w:p>
         </w:tc>
@@ -8712,7 +8744,7 @@
                 <w:sz w:val="20"/>
                 <w:szCs w:val="20"/>
               </w:rPr>
-              <w:t xml:space="preserve">🔴 开了闪避就别再手动压 —— 压两次音乐直接没了。</w:t>
+              <w:t xml:space="preserve">（这条最容易漏，漏了怎么压都糊）</w:t>
             </w:r>
           </w:p>
         </w:tc>
@@ -8770,7 +8802,7 @@
                 <w:sz w:val="20"/>
                 <w:szCs w:val="20"/>
               </w:rPr>
-              <w:t xml:space="preserve">🔴 生成完存进 Notion 音乐库：Suno 一次给好几首（2 版完整 + v5.5 预览片段），不记下来就找不到、又重生、又花额度。每首一行，版本+时长写进标题，标清哪首能用。</w:t>
+              <w:t xml:space="preserve">垫进视频用自动闪避：人声轨 anchor / BGM 轨 follower（实测 duck -19dB、BGM -1.4dB），不要 ffmpeg 硬压。</w:t>
             </w:r>
           </w:p>
         </w:tc>
@@ -8828,583 +8860,7 @@
                 <w:sz w:val="20"/>
                 <w:szCs w:val="20"/>
               </w:rPr>
-              <w:t xml:space="preserve">v5.5 预览只有 1 分钟片段、要 Pro 才完整 → 标「待改」，别误当成品发。</w:t>
-            </w:r>
-          </w:p>
-        </w:tc>
-      </w:tr>
-    </w:tbl>
-    <w:p>
-      <w:pPr>
-        <w:spacing w:after="40"/>
-      </w:pPr>
-      <w:r>
-        <w:rPr>
-          <w:sz w:val="8"/>
-          <w:szCs w:val="8"/>
-        </w:rPr>
-        <w:t xml:space="preserve"/>
-      </w:r>
-    </w:p>
-    <w:tbl>
-      <w:tblPr>
-        <w:tblW w:type="dxa" w:w="9360"/>
-        <w:tblBorders>
-          <w:top w:val="single" w:color="auto" w:sz="4"/>
-          <w:left w:val="single" w:color="auto" w:sz="4"/>
-          <w:bottom w:val="single" w:color="auto" w:sz="4"/>
-          <w:right w:val="single" w:color="auto" w:sz="4"/>
-          <w:insideH w:val="single" w:color="auto" w:sz="4"/>
-          <w:insideV w:val="single" w:color="auto" w:sz="4"/>
-        </w:tblBorders>
-      </w:tblPr>
-      <w:tblGrid>
-        <w:gridCol w:w="9360"/>
-      </w:tblGrid>
-      <w:tr>
-        <w:tc>
-          <w:tcPr>
-            <w:tcW w:type="dxa" w:w="9360"/>
-            <w:tcBorders>
-              <w:top w:val="none"/>
-              <w:left w:val="single" w:color="28C2E7" w:sz="24" w:space="6"/>
-              <w:bottom w:val="none"/>
-              <w:right w:val="none"/>
-            </w:tcBorders>
-            <w:shd w:fill="28C2E7" w:val="clear"/>
-            <w:tcMar>
-              <w:top w:type="dxa" w:w="120"/>
-              <w:left w:type="dxa" w:w="160"/>
-              <w:bottom w:type="dxa" w:w="120"/>
-              <w:right w:type="dxa" w:w="160"/>
-            </w:tcMar>
-          </w:tcPr>
-          <w:p>
-            <w:r>
-              <w:rPr>
-                <w:rFonts w:ascii="Arial" w:eastAsia="PingFang SC" w:hAnsi="Arial"/>
-                <w:b/>
-                <w:bCs/>
-                <w:color w:val="FFFFFF"/>
-                <w:sz w:val="22"/>
-                <w:szCs w:val="22"/>
-              </w:rPr>
-              <w:t xml:space="preserve">🎁 走出教室的交付物：</w:t>
-            </w:r>
-            <w:r>
-              <w:rPr>
-                <w:rFonts w:ascii="Arial" w:eastAsia="PingFang SC" w:hAnsi="Arial"/>
-                <w:b/>
-                <w:bCs/>
-                <w:color w:val="FFFFFF"/>
-                <w:sz w:val="22"/>
-                <w:szCs w:val="22"/>
-              </w:rPr>
-              <w:t xml:space="preserve">1 段可商用、垫得住口播的背景乐 + 一个存好的音乐库</w:t>
-            </w:r>
-          </w:p>
-        </w:tc>
-      </w:tr>
-    </w:tbl>
-    <w:p>
-      <w:pPr>
-        <w:spacing w:after="80" w:before="160"/>
-      </w:pPr>
-      <w:r>
-        <w:rPr>
-          <w:rFonts w:ascii="Arial" w:eastAsia="PingFang SC" w:hAnsi="Arial"/>
-          <w:b/>
-          <w:bCs/>
-          <w:color w:val="0F75BC"/>
-          <w:sz w:val="22"/>
-          <w:szCs w:val="22"/>
-        </w:rPr>
-        <w:t xml:space="preserve">✍️ 我的记录（现场填）</w:t>
-      </w:r>
-    </w:p>
-    <w:p>
-      <w:pPr>
-        <w:spacing w:after="0" w:before="60"/>
-      </w:pPr>
-      <w:r>
-        <w:rPr>
-          <w:rFonts w:ascii="Arial" w:eastAsia="PingFang SC" w:hAnsi="Arial"/>
-          <w:b/>
-          <w:bCs/>
-          <w:color w:val="5B6B7A"/>
-          <w:sz w:val="20"/>
-          <w:szCs w:val="20"/>
-        </w:rPr>
-        <w:t xml:space="preserve">参考的那首 + 它的完整 styles：</w:t>
-      </w:r>
-    </w:p>
-    <w:p>
-      <w:pPr>
-        <w:pBdr>
-          <w:bottom w:val="single" w:color="CCD9E3" w:sz="4" w:space="6"/>
-        </w:pBdr>
-        <w:spacing w:after="140"/>
-      </w:pPr>
-      <w:r>
-        <w:rPr>
-          <w:rFonts w:ascii="Arial" w:eastAsia="PingFang SC" w:hAnsi="Arial"/>
-          <w:sz w:val="20"/>
-          <w:szCs w:val="20"/>
-        </w:rPr>
-        <w:t xml:space="preserve"/>
-      </w:r>
-    </w:p>
-    <w:p>
-      <w:pPr>
-        <w:spacing w:after="0" w:before="60"/>
-      </w:pPr>
-      <w:r>
-        <w:rPr>
-          <w:rFonts w:ascii="Arial" w:eastAsia="PingFang SC" w:hAnsi="Arial"/>
-          <w:b/>
-          <w:bCs/>
-          <w:color w:val="5B6B7A"/>
-          <w:sz w:val="20"/>
-          <w:szCs w:val="20"/>
-        </w:rPr>
-        <w:t xml:space="preserve">留什么 / 扔什么 / 加什么：</w:t>
-      </w:r>
-    </w:p>
-    <w:p>
-      <w:pPr>
-        <w:pBdr>
-          <w:bottom w:val="single" w:color="CCD9E3" w:sz="4" w:space="6"/>
-        </w:pBdr>
-        <w:spacing w:after="140"/>
-      </w:pPr>
-      <w:r>
-        <w:rPr>
-          <w:rFonts w:ascii="Arial" w:eastAsia="PingFang SC" w:hAnsi="Arial"/>
-          <w:sz w:val="20"/>
-          <w:szCs w:val="20"/>
-        </w:rPr>
-        <w:t xml:space="preserve"/>
-      </w:r>
-    </w:p>
-    <w:p>
-      <w:pPr>
-        <w:spacing w:after="0" w:before="60"/>
-      </w:pPr>
-      <w:r>
-        <w:rPr>
-          <w:rFonts w:ascii="Arial" w:eastAsia="PingFang SC" w:hAnsi="Arial"/>
-          <w:b/>
-          <w:bCs/>
-          <w:color w:val="5B6B7A"/>
-          <w:sz w:val="20"/>
-          <w:szCs w:val="20"/>
-        </w:rPr>
-        <w:t xml:space="preserve">音乐库里标「可用」的是哪首：</w:t>
-      </w:r>
-    </w:p>
-    <w:p>
-      <w:pPr>
-        <w:pBdr>
-          <w:bottom w:val="single" w:color="CCD9E3" w:sz="4" w:space="6"/>
-        </w:pBdr>
-        <w:spacing w:after="140"/>
-      </w:pPr>
-      <w:r>
-        <w:rPr>
-          <w:rFonts w:ascii="Arial" w:eastAsia="PingFang SC" w:hAnsi="Arial"/>
-          <w:sz w:val="20"/>
-          <w:szCs w:val="20"/>
-        </w:rPr>
-        <w:t xml:space="preserve"/>
-      </w:r>
-    </w:p>
-    <w:p>
-      <w:r>
-        <w:br w:type="page"/>
-      </w:r>
-    </w:p>
-    <w:p>
-      <w:pPr>
-        <w:pStyle w:val="Heading1"/>
-        <w:pBdr>
-          <w:bottom w:val="single" w:color="0F75BC" w:sz="12" w:space="4"/>
-        </w:pBdr>
-        <w:spacing w:after="160" w:before="280"/>
-      </w:pPr>
-      <w:r>
-        <w:rPr>
-          <w:rFonts w:ascii="Arial" w:eastAsia="PingFang SC" w:hAnsi="Arial"/>
-          <w:b/>
-          <w:bCs/>
-          <w:color w:val="0F75BC"/>
-          <w:sz w:val="30"/>
-          <w:szCs w:val="30"/>
-        </w:rPr>
-        <w:t xml:space="preserve">Session 6 · AI 影片</w:t>
-      </w:r>
-    </w:p>
-    <w:tbl>
-      <w:tblPr>
-        <w:tblW w:type="dxa" w:w="9360"/>
-        <w:tblBorders>
-          <w:top w:val="single" w:color="auto" w:sz="4"/>
-          <w:left w:val="single" w:color="auto" w:sz="4"/>
-          <w:bottom w:val="single" w:color="auto" w:sz="4"/>
-          <w:right w:val="single" w:color="auto" w:sz="4"/>
-          <w:insideH w:val="single" w:color="auto" w:sz="4"/>
-          <w:insideV w:val="single" w:color="auto" w:sz="4"/>
-        </w:tblBorders>
-      </w:tblPr>
-      <w:tblGrid>
-        <w:gridCol w:w="1700"/>
-        <w:gridCol w:w="7660"/>
-      </w:tblGrid>
-      <w:tr>
-        <w:tc>
-          <w:tcPr>
-            <w:tcW w:type="dxa" w:w="1700"/>
-            <w:tcBorders>
-              <w:top w:val="single" w:color="CCD9E3" w:sz="1"/>
-              <w:left w:val="single" w:color="CCD9E3" w:sz="1"/>
-              <w:bottom w:val="single" w:color="CCD9E3" w:sz="1"/>
-              <w:right w:val="single" w:color="CCD9E3" w:sz="1"/>
-            </w:tcBorders>
-            <w:shd w:fill="28C2E7" w:val="clear"/>
-            <w:tcMar>
-              <w:top w:type="dxa" w:w="70"/>
-              <w:left w:type="dxa" w:w="110"/>
-              <w:bottom w:type="dxa" w:w="70"/>
-              <w:right w:type="dxa" w:w="110"/>
-            </w:tcMar>
-            <w:vAlign w:val="center"/>
-          </w:tcPr>
-          <w:p>
-            <w:pPr>
-              <w:spacing w:after="0" w:line="252"/>
-            </w:pPr>
-            <w:r>
-              <w:rPr>
-                <w:rFonts w:ascii="Arial" w:eastAsia="PingFang SC" w:hAnsi="Arial"/>
-                <w:b/>
-                <w:bCs/>
-                <w:color w:val="FFFFFF"/>
-                <w:sz w:val="20"/>
-                <w:szCs w:val="20"/>
-              </w:rPr>
-              <w:t xml:space="preserve">🎯 目标</w:t>
-            </w:r>
-          </w:p>
-        </w:tc>
-        <w:tc>
-          <w:tcPr>
-            <w:tcW w:type="dxa" w:w="7660"/>
-            <w:tcBorders>
-              <w:top w:val="single" w:color="CCD9E3" w:sz="1"/>
-              <w:left w:val="single" w:color="CCD9E3" w:sz="1"/>
-              <w:bottom w:val="single" w:color="CCD9E3" w:sz="1"/>
-              <w:right w:val="single" w:color="CCD9E3" w:sz="1"/>
-            </w:tcBorders>
-            <w:tcMar>
-              <w:top w:type="dxa" w:w="70"/>
-              <w:left w:type="dxa" w:w="110"/>
-              <w:bottom w:type="dxa" w:w="70"/>
-              <w:right w:type="dxa" w:w="110"/>
-            </w:tcMar>
-            <w:vAlign w:val="center"/>
-          </w:tcPr>
-          <w:p>
-            <w:pPr>
-              <w:spacing w:after="0" w:line="252"/>
-            </w:pPr>
-            <w:r>
-              <w:rPr>
-                <w:rFonts w:ascii="Arial" w:eastAsia="PingFang SC" w:hAnsi="Arial"/>
-                <w:color w:val="142233"/>
-                <w:sz w:val="20"/>
-                <w:szCs w:val="20"/>
-              </w:rPr>
-              <w:t xml:space="preserve">做出一支完整的口播短视频。</w:t>
-            </w:r>
-          </w:p>
-        </w:tc>
-      </w:tr>
-      <w:tr>
-        <w:tc>
-          <w:tcPr>
-            <w:tcW w:type="dxa" w:w="1700"/>
-            <w:tcBorders>
-              <w:top w:val="single" w:color="CCD9E3" w:sz="1"/>
-              <w:left w:val="single" w:color="CCD9E3" w:sz="1"/>
-              <w:bottom w:val="single" w:color="CCD9E3" w:sz="1"/>
-              <w:right w:val="single" w:color="CCD9E3" w:sz="1"/>
-            </w:tcBorders>
-            <w:shd w:fill="E3F2F9" w:val="clear"/>
-            <w:tcMar>
-              <w:top w:type="dxa" w:w="70"/>
-              <w:left w:type="dxa" w:w="110"/>
-              <w:bottom w:type="dxa" w:w="70"/>
-              <w:right w:type="dxa" w:w="110"/>
-            </w:tcMar>
-          </w:tcPr>
-          <w:p>
-            <w:pPr>
-              <w:spacing w:after="0" w:line="252"/>
-            </w:pPr>
-            <w:r>
-              <w:rPr>
-                <w:rFonts w:ascii="Arial" w:eastAsia="PingFang SC" w:hAnsi="Arial"/>
-                <w:b/>
-                <w:bCs/>
-                <w:color w:val="142233"/>
-                <w:sz w:val="20"/>
-                <w:szCs w:val="20"/>
-              </w:rPr>
-              <w:t xml:space="preserve">📦 学 skill</w:t>
-            </w:r>
-          </w:p>
-        </w:tc>
-        <w:tc>
-          <w:tcPr>
-            <w:tcW w:type="dxa" w:w="7660"/>
-            <w:tcBorders>
-              <w:top w:val="single" w:color="CCD9E3" w:sz="1"/>
-              <w:left w:val="single" w:color="CCD9E3" w:sz="1"/>
-              <w:bottom w:val="single" w:color="CCD9E3" w:sz="1"/>
-              <w:right w:val="single" w:color="CCD9E3" w:sz="1"/>
-            </w:tcBorders>
-            <w:tcMar>
-              <w:top w:type="dxa" w:w="70"/>
-              <w:left w:type="dxa" w:w="110"/>
-              <w:bottom w:type="dxa" w:w="70"/>
-              <w:right w:type="dxa" w:w="110"/>
-            </w:tcMar>
-          </w:tcPr>
-          <w:p>
-            <w:pPr>
-              <w:spacing w:after="0" w:line="252"/>
-            </w:pPr>
-            <w:r>
-              <w:rPr>
-                <w:rFonts w:ascii="Arial" w:eastAsia="PingFang SC" w:hAnsi="Arial"/>
-                <w:color w:val="142233"/>
-                <w:sz w:val="20"/>
-                <w:szCs w:val="20"/>
-              </w:rPr>
-              <w:t xml:space="preserve">Higgsfield（Seedance）· script-to-video-prompt</w:t>
-            </w:r>
-          </w:p>
-        </w:tc>
-      </w:tr>
-      <w:tr>
-        <w:tc>
-          <w:tcPr>
-            <w:tcW w:type="dxa" w:w="1700"/>
-            <w:tcBorders>
-              <w:top w:val="single" w:color="CCD9E3" w:sz="1"/>
-              <w:left w:val="single" w:color="CCD9E3" w:sz="1"/>
-              <w:bottom w:val="single" w:color="CCD9E3" w:sz="1"/>
-              <w:right w:val="single" w:color="CCD9E3" w:sz="1"/>
-            </w:tcBorders>
-            <w:shd w:fill="E3F2F9" w:val="clear"/>
-            <w:tcMar>
-              <w:top w:type="dxa" w:w="70"/>
-              <w:left w:type="dxa" w:w="110"/>
-              <w:bottom w:type="dxa" w:w="70"/>
-              <w:right w:type="dxa" w:w="110"/>
-            </w:tcMar>
-          </w:tcPr>
-          <w:p>
-            <w:pPr>
-              <w:spacing w:after="0" w:line="252"/>
-            </w:pPr>
-            <w:r>
-              <w:rPr>
-                <w:rFonts w:ascii="Arial" w:eastAsia="PingFang SC" w:hAnsi="Arial"/>
-                <w:b/>
-                <w:bCs/>
-                <w:color w:val="142233"/>
-                <w:sz w:val="20"/>
-                <w:szCs w:val="20"/>
-              </w:rPr>
-              <w:t xml:space="preserve">📖 读 md</w:t>
-            </w:r>
-          </w:p>
-        </w:tc>
-        <w:tc>
-          <w:tcPr>
-            <w:tcW w:type="dxa" w:w="7660"/>
-            <w:tcBorders>
-              <w:top w:val="single" w:color="CCD9E3" w:sz="1"/>
-              <w:left w:val="single" w:color="CCD9E3" w:sz="1"/>
-              <w:bottom w:val="single" w:color="CCD9E3" w:sz="1"/>
-              <w:right w:val="single" w:color="CCD9E3" w:sz="1"/>
-            </w:tcBorders>
-            <w:tcMar>
-              <w:top w:type="dxa" w:w="70"/>
-              <w:left w:type="dxa" w:w="110"/>
-              <w:bottom w:type="dxa" w:w="70"/>
-              <w:right w:type="dxa" w:w="110"/>
-            </w:tcMar>
-          </w:tcPr>
-          <w:p>
-            <w:pPr>
-              <w:spacing w:after="0" w:line="252"/>
-            </w:pPr>
-            <w:r>
-              <w:rPr>
-                <w:rFonts w:ascii="Arial" w:eastAsia="PingFang SC" w:hAnsi="Arial"/>
-                <w:color w:val="142233"/>
-                <w:sz w:val="20"/>
-                <w:szCs w:val="20"/>
-              </w:rPr>
-              <w:t xml:space="preserve">7大AI启动包/04-《AI口播短视频》启动包</w:t>
-            </w:r>
-          </w:p>
-        </w:tc>
-      </w:tr>
-    </w:tbl>
-    <w:p>
-      <w:pPr>
-        <w:spacing w:after="80" w:before="160"/>
-      </w:pPr>
-      <w:r>
-        <w:rPr>
-          <w:rFonts w:ascii="Arial" w:eastAsia="PingFang SC" w:hAnsi="Arial"/>
-          <w:b/>
-          <w:bCs/>
-          <w:color w:val="0F75BC"/>
-          <w:sz w:val="22"/>
-          <w:szCs w:val="22"/>
-        </w:rPr>
-        <w:t xml:space="preserve">🛠️ 当场动手</w:t>
-      </w:r>
-    </w:p>
-    <w:p>
-      <w:pPr>
-        <w:pStyle w:val="ListParagraph"/>
-        <w:numPr>
-          <w:ilvl w:val="0"/>
-          <w:numId w:val="2"/>
-        </w:numPr>
-        <w:spacing w:after="70" w:line="264"/>
-      </w:pPr>
-      <w:r>
-        <w:rPr>
-          <w:rFonts w:ascii="Arial" w:eastAsia="PingFang SC" w:hAnsi="Arial"/>
-          <w:color w:val="142233"/>
-          <w:sz w:val="21"/>
-          <w:szCs w:val="21"/>
-        </w:rPr>
-        <w:t xml:space="preserve">看 Claude 写的 8 分镜脚本</w:t>
-      </w:r>
-    </w:p>
-    <w:p>
-      <w:pPr>
-        <w:pStyle w:val="ListParagraph"/>
-        <w:numPr>
-          <w:ilvl w:val="0"/>
-          <w:numId w:val="2"/>
-        </w:numPr>
-        <w:spacing w:after="70" w:line="264"/>
-      </w:pPr>
-      <w:r>
-        <w:rPr>
-          <w:rFonts w:ascii="Arial" w:eastAsia="PingFang SC" w:hAnsi="Arial"/>
-          <w:color w:val="142233"/>
-          <w:sz w:val="21"/>
-          <w:szCs w:val="21"/>
-        </w:rPr>
-        <w:t xml:space="preserve">看它先跑的 1 镜验证</w:t>
-      </w:r>
-    </w:p>
-    <w:p>
-      <w:pPr>
-        <w:pStyle w:val="ListParagraph"/>
-        <w:numPr>
-          <w:ilvl w:val="0"/>
-          <w:numId w:val="2"/>
-        </w:numPr>
-        <w:spacing w:after="70" w:line="264"/>
-      </w:pPr>
-      <w:r>
-        <w:rPr>
-          <w:rFonts w:ascii="Arial" w:eastAsia="PingFang SC" w:hAnsi="Arial"/>
-          <w:color w:val="142233"/>
-          <w:sz w:val="21"/>
-          <w:szCs w:val="21"/>
-        </w:rPr>
-        <w:t xml:space="preserve">OK → 跑完 + 拼接</w:t>
-      </w:r>
-    </w:p>
-    <w:p>
-      <w:pPr>
-        <w:spacing w:after="80" w:before="160"/>
-      </w:pPr>
-      <w:r>
-        <w:rPr>
-          <w:rFonts w:ascii="Arial" w:eastAsia="PingFang SC" w:hAnsi="Arial"/>
-          <w:b/>
-          <w:bCs/>
-          <w:color w:val="0F75BC"/>
-          <w:sz w:val="22"/>
-          <w:szCs w:val="22"/>
-        </w:rPr>
-        <w:t xml:space="preserve">💬 这一步对话会怎么走（你只答题 / 挑刺，不用打 prompt）</w:t>
-      </w:r>
-    </w:p>
-    <w:tbl>
-      <w:tblPr>
-        <w:tblW w:type="dxa" w:w="9360"/>
-        <w:tblBorders>
-          <w:top w:val="single" w:color="auto" w:sz="4"/>
-          <w:left w:val="single" w:color="auto" w:sz="4"/>
-          <w:bottom w:val="single" w:color="auto" w:sz="4"/>
-          <w:right w:val="single" w:color="auto" w:sz="4"/>
-          <w:insideH w:val="single" w:color="auto" w:sz="4"/>
-          <w:insideV w:val="single" w:color="auto" w:sz="4"/>
-        </w:tblBorders>
-      </w:tblPr>
-      <w:tblGrid>
-        <w:gridCol w:w="9360"/>
-      </w:tblGrid>
-      <w:tr>
-        <w:tc>
-          <w:tcPr>
-            <w:tcW w:type="dxa" w:w="9360"/>
-            <w:tcBorders>
-              <w:top w:val="none"/>
-              <w:left w:val="single" w:color="0F75BC" w:sz="24" w:space="6"/>
-              <w:bottom w:val="none"/>
-              <w:right w:val="none"/>
-            </w:tcBorders>
-            <w:shd w:fill="E3F2F9" w:val="clear"/>
-            <w:tcMar>
-              <w:top w:type="dxa" w:w="120"/>
-              <w:left w:type="dxa" w:w="160"/>
-              <w:bottom w:type="dxa" w:w="120"/>
-              <w:right w:type="dxa" w:w="160"/>
-            </w:tcMar>
-          </w:tcPr>
-          <w:p>
-            <w:r>
-              <w:rPr>
-                <w:rFonts w:ascii="Arial" w:eastAsia="PingFang SC" w:hAnsi="Arial"/>
-                <w:b/>
-                <w:bCs/>
-                <w:color w:val="0F75BC"/>
-                <w:sz w:val="20"/>
-                <w:szCs w:val="20"/>
-              </w:rPr>
-              <w:t xml:space="preserve">🗣️ Claude 会问 / 做：</w:t>
-            </w:r>
-            <w:r>
-              <w:rPr>
-                <w:rFonts w:ascii="Arial" w:eastAsia="PingFang SC" w:hAnsi="Arial"/>
-                <w:color w:val="142233"/>
-                <w:sz w:val="20"/>
-                <w:szCs w:val="20"/>
-              </w:rPr>
-              <w:t xml:space="preserve">会写 8 分镜脚本（进 Notion 表）→ 没真人先九宫格选人（挑号码→定妆照锁脸）→ 锁人物 → 先跑 1 镜（480p）验证给你看。</w:t>
+              <w:t xml:space="preserve">🔴 开了闪避就别再手动压 —— 压两次音乐直接没了。</w:t>
             </w:r>
           </w:p>
         </w:tc>
@@ -9431,11 +8887,11 @@
             <w:tcW w:type="dxa" w:w="9360"/>
             <w:tcBorders>
               <w:top w:val="none"/>
-              <w:left w:val="single" w:color="28C2E7" w:sz="24" w:space="6"/>
+              <w:left w:val="single" w:color="0F75BC" w:sz="24" w:space="6"/>
               <w:bottom w:val="none"/>
               <w:right w:val="none"/>
             </w:tcBorders>
-            <w:shd w:fill="F4F8FB" w:val="clear"/>
+            <w:shd w:fill="E3F2F9" w:val="clear"/>
             <w:tcMar>
               <w:top w:type="dxa" w:w="120"/>
               <w:left w:type="dxa" w:w="160"/>
@@ -9453,16 +8909,16 @@
                 <w:sz w:val="20"/>
                 <w:szCs w:val="20"/>
               </w:rPr>
-              <w:t xml:space="preserve">🙋 你答（SUMA 例子）：</w:t>
-            </w:r>
-            <w:r>
-              <w:rPr>
-                <w:rFonts w:ascii="Arial" w:eastAsia="PingFang SC" w:hAnsi="Arial"/>
-                <w:color w:val="142233"/>
-                <w:sz w:val="20"/>
-                <w:szCs w:val="20"/>
-              </w:rPr>
-              <w:t xml:space="preserve">受众：美妆美容院老板娘，MoFu 行业揭秘；人物用学姐陈晓晴；　台词别用「咯/啦」、从第一帧讲话、禁字幕（后期加）、要 B-roll 别一直人头。</w:t>
+              <w:t xml:space="preserve">🗣️ Claude 会问 / 做：</w:t>
+            </w:r>
+            <w:r>
+              <w:rPr>
+                <w:rFonts w:ascii="Arial" w:eastAsia="PingFang SC" w:hAnsi="Arial"/>
+                <w:color w:val="142233"/>
+                <w:sz w:val="20"/>
+                <w:szCs w:val="20"/>
+              </w:rPr>
+              <w:t xml:space="preserve">🔴 生成完存进 Notion 音乐库：Suno 一次给好几首（2 版完整 + v5.5 预览片段），不记下来就找不到、又重生、又花额度。每首一行，版本+时长写进标题，标清哪首能用。</w:t>
             </w:r>
           </w:p>
         </w:tc>
@@ -9489,11 +8945,11 @@
             <w:tcW w:type="dxa" w:w="9360"/>
             <w:tcBorders>
               <w:top w:val="none"/>
-              <w:left w:val="single" w:color="0F75BC" w:sz="24" w:space="6"/>
+              <w:left w:val="single" w:color="28C2E7" w:sz="24" w:space="6"/>
               <w:bottom w:val="none"/>
               <w:right w:val="none"/>
             </w:tcBorders>
-            <w:shd w:fill="E3F2F9" w:val="clear"/>
+            <w:shd w:fill="F4F8FB" w:val="clear"/>
             <w:tcMar>
               <w:top w:type="dxa" w:w="120"/>
               <w:left w:type="dxa" w:w="160"/>
@@ -9511,6 +8967,582 @@
                 <w:sz w:val="20"/>
                 <w:szCs w:val="20"/>
               </w:rPr>
+              <w:t xml:space="preserve">🙋 你答（SUMA 例子）：</w:t>
+            </w:r>
+            <w:r>
+              <w:rPr>
+                <w:rFonts w:ascii="Arial" w:eastAsia="PingFang SC" w:hAnsi="Arial"/>
+                <w:color w:val="142233"/>
+                <w:sz w:val="20"/>
+                <w:szCs w:val="20"/>
+              </w:rPr>
+              <w:t xml:space="preserve">v5.5 预览只有 1 分钟片段、要 Pro 才完整 → 标「待改」，别误当成品发。</w:t>
+            </w:r>
+          </w:p>
+        </w:tc>
+      </w:tr>
+    </w:tbl>
+    <w:p>
+      <w:pPr>
+        <w:spacing w:after="40"/>
+      </w:pPr>
+      <w:r>
+        <w:rPr>
+          <w:sz w:val="8"/>
+          <w:szCs w:val="8"/>
+        </w:rPr>
+        <w:t xml:space="preserve"/>
+      </w:r>
+    </w:p>
+    <w:tbl>
+      <w:tblPr>
+        <w:tblW w:type="dxa" w:w="9360"/>
+        <w:tblBorders>
+          <w:top w:val="single" w:color="auto" w:sz="4"/>
+          <w:left w:val="single" w:color="auto" w:sz="4"/>
+          <w:bottom w:val="single" w:color="auto" w:sz="4"/>
+          <w:right w:val="single" w:color="auto" w:sz="4"/>
+          <w:insideH w:val="single" w:color="auto" w:sz="4"/>
+          <w:insideV w:val="single" w:color="auto" w:sz="4"/>
+        </w:tblBorders>
+      </w:tblPr>
+      <w:tblGrid>
+        <w:gridCol w:w="9360"/>
+      </w:tblGrid>
+      <w:tr>
+        <w:tc>
+          <w:tcPr>
+            <w:tcW w:type="dxa" w:w="9360"/>
+            <w:tcBorders>
+              <w:top w:val="none"/>
+              <w:left w:val="single" w:color="28C2E7" w:sz="24" w:space="6"/>
+              <w:bottom w:val="none"/>
+              <w:right w:val="none"/>
+            </w:tcBorders>
+            <w:shd w:fill="28C2E7" w:val="clear"/>
+            <w:tcMar>
+              <w:top w:type="dxa" w:w="120"/>
+              <w:left w:type="dxa" w:w="160"/>
+              <w:bottom w:type="dxa" w:w="120"/>
+              <w:right w:type="dxa" w:w="160"/>
+            </w:tcMar>
+          </w:tcPr>
+          <w:p>
+            <w:r>
+              <w:rPr>
+                <w:rFonts w:ascii="Arial" w:eastAsia="PingFang SC" w:hAnsi="Arial"/>
+                <w:b/>
+                <w:bCs/>
+                <w:color w:val="FFFFFF"/>
+                <w:sz w:val="22"/>
+                <w:szCs w:val="22"/>
+              </w:rPr>
+              <w:t xml:space="preserve">🎁 走出教室的交付物：</w:t>
+            </w:r>
+            <w:r>
+              <w:rPr>
+                <w:rFonts w:ascii="Arial" w:eastAsia="PingFang SC" w:hAnsi="Arial"/>
+                <w:b/>
+                <w:bCs/>
+                <w:color w:val="FFFFFF"/>
+                <w:sz w:val="22"/>
+                <w:szCs w:val="22"/>
+              </w:rPr>
+              <w:t xml:space="preserve">1 段可商用、垫得住口播的背景乐 + 一个存好的音乐库</w:t>
+            </w:r>
+          </w:p>
+        </w:tc>
+      </w:tr>
+    </w:tbl>
+    <w:p>
+      <w:pPr>
+        <w:spacing w:after="80" w:before="160"/>
+      </w:pPr>
+      <w:r>
+        <w:rPr>
+          <w:rFonts w:ascii="Arial" w:eastAsia="PingFang SC" w:hAnsi="Arial"/>
+          <w:b/>
+          <w:bCs/>
+          <w:color w:val="0F75BC"/>
+          <w:sz w:val="22"/>
+          <w:szCs w:val="22"/>
+        </w:rPr>
+        <w:t xml:space="preserve">✍️ 我的记录（现场填）</w:t>
+      </w:r>
+    </w:p>
+    <w:p>
+      <w:pPr>
+        <w:spacing w:after="0" w:before="60"/>
+      </w:pPr>
+      <w:r>
+        <w:rPr>
+          <w:rFonts w:ascii="Arial" w:eastAsia="PingFang SC" w:hAnsi="Arial"/>
+          <w:b/>
+          <w:bCs/>
+          <w:color w:val="5B6B7A"/>
+          <w:sz w:val="20"/>
+          <w:szCs w:val="20"/>
+        </w:rPr>
+        <w:t xml:space="preserve">参考的那首 + 它的完整 styles：</w:t>
+      </w:r>
+    </w:p>
+    <w:p>
+      <w:pPr>
+        <w:pBdr>
+          <w:bottom w:val="single" w:color="CCD9E3" w:sz="4" w:space="6"/>
+        </w:pBdr>
+        <w:spacing w:after="140"/>
+      </w:pPr>
+      <w:r>
+        <w:rPr>
+          <w:rFonts w:ascii="Arial" w:eastAsia="PingFang SC" w:hAnsi="Arial"/>
+          <w:sz w:val="20"/>
+          <w:szCs w:val="20"/>
+        </w:rPr>
+        <w:t xml:space="preserve"/>
+      </w:r>
+    </w:p>
+    <w:p>
+      <w:pPr>
+        <w:spacing w:after="0" w:before="60"/>
+      </w:pPr>
+      <w:r>
+        <w:rPr>
+          <w:rFonts w:ascii="Arial" w:eastAsia="PingFang SC" w:hAnsi="Arial"/>
+          <w:b/>
+          <w:bCs/>
+          <w:color w:val="5B6B7A"/>
+          <w:sz w:val="20"/>
+          <w:szCs w:val="20"/>
+        </w:rPr>
+        <w:t xml:space="preserve">留什么 / 扔什么 / 加什么：</w:t>
+      </w:r>
+    </w:p>
+    <w:p>
+      <w:pPr>
+        <w:pBdr>
+          <w:bottom w:val="single" w:color="CCD9E3" w:sz="4" w:space="6"/>
+        </w:pBdr>
+        <w:spacing w:after="140"/>
+      </w:pPr>
+      <w:r>
+        <w:rPr>
+          <w:rFonts w:ascii="Arial" w:eastAsia="PingFang SC" w:hAnsi="Arial"/>
+          <w:sz w:val="20"/>
+          <w:szCs w:val="20"/>
+        </w:rPr>
+        <w:t xml:space="preserve"/>
+      </w:r>
+    </w:p>
+    <w:p>
+      <w:pPr>
+        <w:spacing w:after="0" w:before="60"/>
+      </w:pPr>
+      <w:r>
+        <w:rPr>
+          <w:rFonts w:ascii="Arial" w:eastAsia="PingFang SC" w:hAnsi="Arial"/>
+          <w:b/>
+          <w:bCs/>
+          <w:color w:val="5B6B7A"/>
+          <w:sz w:val="20"/>
+          <w:szCs w:val="20"/>
+        </w:rPr>
+        <w:t xml:space="preserve">音乐库里标「可用」的是哪首：</w:t>
+      </w:r>
+    </w:p>
+    <w:p>
+      <w:pPr>
+        <w:pBdr>
+          <w:bottom w:val="single" w:color="CCD9E3" w:sz="4" w:space="6"/>
+        </w:pBdr>
+        <w:spacing w:after="140"/>
+      </w:pPr>
+      <w:r>
+        <w:rPr>
+          <w:rFonts w:ascii="Arial" w:eastAsia="PingFang SC" w:hAnsi="Arial"/>
+          <w:sz w:val="20"/>
+          <w:szCs w:val="20"/>
+        </w:rPr>
+        <w:t xml:space="preserve"/>
+      </w:r>
+    </w:p>
+    <w:p>
+      <w:r>
+        <w:br w:type="page"/>
+      </w:r>
+    </w:p>
+    <w:p>
+      <w:pPr>
+        <w:pStyle w:val="Heading1"/>
+        <w:pBdr>
+          <w:bottom w:val="single" w:color="0F75BC" w:sz="12" w:space="4"/>
+        </w:pBdr>
+        <w:spacing w:after="160" w:before="280"/>
+      </w:pPr>
+      <w:r>
+        <w:rPr>
+          <w:rFonts w:ascii="Arial" w:eastAsia="PingFang SC" w:hAnsi="Arial"/>
+          <w:b/>
+          <w:bCs/>
+          <w:color w:val="0F75BC"/>
+          <w:sz w:val="30"/>
+          <w:szCs w:val="30"/>
+        </w:rPr>
+        <w:t xml:space="preserve">Session 6 · AI 影片</w:t>
+      </w:r>
+    </w:p>
+    <w:tbl>
+      <w:tblPr>
+        <w:tblW w:type="dxa" w:w="9360"/>
+        <w:tblBorders>
+          <w:top w:val="single" w:color="auto" w:sz="4"/>
+          <w:left w:val="single" w:color="auto" w:sz="4"/>
+          <w:bottom w:val="single" w:color="auto" w:sz="4"/>
+          <w:right w:val="single" w:color="auto" w:sz="4"/>
+          <w:insideH w:val="single" w:color="auto" w:sz="4"/>
+          <w:insideV w:val="single" w:color="auto" w:sz="4"/>
+        </w:tblBorders>
+      </w:tblPr>
+      <w:tblGrid>
+        <w:gridCol w:w="1700"/>
+        <w:gridCol w:w="7660"/>
+      </w:tblGrid>
+      <w:tr>
+        <w:tc>
+          <w:tcPr>
+            <w:tcW w:type="dxa" w:w="1700"/>
+            <w:tcBorders>
+              <w:top w:val="single" w:color="CCD9E3" w:sz="1"/>
+              <w:left w:val="single" w:color="CCD9E3" w:sz="1"/>
+              <w:bottom w:val="single" w:color="CCD9E3" w:sz="1"/>
+              <w:right w:val="single" w:color="CCD9E3" w:sz="1"/>
+            </w:tcBorders>
+            <w:shd w:fill="28C2E7" w:val="clear"/>
+            <w:tcMar>
+              <w:top w:type="dxa" w:w="70"/>
+              <w:left w:type="dxa" w:w="110"/>
+              <w:bottom w:type="dxa" w:w="70"/>
+              <w:right w:type="dxa" w:w="110"/>
+            </w:tcMar>
+            <w:vAlign w:val="center"/>
+          </w:tcPr>
+          <w:p>
+            <w:pPr>
+              <w:spacing w:after="0" w:line="252"/>
+            </w:pPr>
+            <w:r>
+              <w:rPr>
+                <w:rFonts w:ascii="Arial" w:eastAsia="PingFang SC" w:hAnsi="Arial"/>
+                <w:b/>
+                <w:bCs/>
+                <w:color w:val="FFFFFF"/>
+                <w:sz w:val="20"/>
+                <w:szCs w:val="20"/>
+              </w:rPr>
+              <w:t xml:space="preserve">🎯 目标</w:t>
+            </w:r>
+          </w:p>
+        </w:tc>
+        <w:tc>
+          <w:tcPr>
+            <w:tcW w:type="dxa" w:w="7660"/>
+            <w:tcBorders>
+              <w:top w:val="single" w:color="CCD9E3" w:sz="1"/>
+              <w:left w:val="single" w:color="CCD9E3" w:sz="1"/>
+              <w:bottom w:val="single" w:color="CCD9E3" w:sz="1"/>
+              <w:right w:val="single" w:color="CCD9E3" w:sz="1"/>
+            </w:tcBorders>
+            <w:tcMar>
+              <w:top w:type="dxa" w:w="70"/>
+              <w:left w:type="dxa" w:w="110"/>
+              <w:bottom w:type="dxa" w:w="70"/>
+              <w:right w:type="dxa" w:w="110"/>
+            </w:tcMar>
+            <w:vAlign w:val="center"/>
+          </w:tcPr>
+          <w:p>
+            <w:pPr>
+              <w:spacing w:after="0" w:line="252"/>
+            </w:pPr>
+            <w:r>
+              <w:rPr>
+                <w:rFonts w:ascii="Arial" w:eastAsia="PingFang SC" w:hAnsi="Arial"/>
+                <w:color w:val="142233"/>
+                <w:sz w:val="20"/>
+                <w:szCs w:val="20"/>
+              </w:rPr>
+              <w:t xml:space="preserve">做出一支完整的口播短视频。</w:t>
+            </w:r>
+          </w:p>
+        </w:tc>
+      </w:tr>
+      <w:tr>
+        <w:tc>
+          <w:tcPr>
+            <w:tcW w:type="dxa" w:w="1700"/>
+            <w:tcBorders>
+              <w:top w:val="single" w:color="CCD9E3" w:sz="1"/>
+              <w:left w:val="single" w:color="CCD9E3" w:sz="1"/>
+              <w:bottom w:val="single" w:color="CCD9E3" w:sz="1"/>
+              <w:right w:val="single" w:color="CCD9E3" w:sz="1"/>
+            </w:tcBorders>
+            <w:shd w:fill="E3F2F9" w:val="clear"/>
+            <w:tcMar>
+              <w:top w:type="dxa" w:w="70"/>
+              <w:left w:type="dxa" w:w="110"/>
+              <w:bottom w:type="dxa" w:w="70"/>
+              <w:right w:type="dxa" w:w="110"/>
+            </w:tcMar>
+          </w:tcPr>
+          <w:p>
+            <w:pPr>
+              <w:spacing w:after="0" w:line="252"/>
+            </w:pPr>
+            <w:r>
+              <w:rPr>
+                <w:rFonts w:ascii="Arial" w:eastAsia="PingFang SC" w:hAnsi="Arial"/>
+                <w:b/>
+                <w:bCs/>
+                <w:color w:val="142233"/>
+                <w:sz w:val="20"/>
+                <w:szCs w:val="20"/>
+              </w:rPr>
+              <w:t xml:space="preserve">📦 学 skill</w:t>
+            </w:r>
+          </w:p>
+        </w:tc>
+        <w:tc>
+          <w:tcPr>
+            <w:tcW w:type="dxa" w:w="7660"/>
+            <w:tcBorders>
+              <w:top w:val="single" w:color="CCD9E3" w:sz="1"/>
+              <w:left w:val="single" w:color="CCD9E3" w:sz="1"/>
+              <w:bottom w:val="single" w:color="CCD9E3" w:sz="1"/>
+              <w:right w:val="single" w:color="CCD9E3" w:sz="1"/>
+            </w:tcBorders>
+            <w:tcMar>
+              <w:top w:type="dxa" w:w="70"/>
+              <w:left w:type="dxa" w:w="110"/>
+              <w:bottom w:type="dxa" w:w="70"/>
+              <w:right w:type="dxa" w:w="110"/>
+            </w:tcMar>
+          </w:tcPr>
+          <w:p>
+            <w:pPr>
+              <w:spacing w:after="0" w:line="252"/>
+            </w:pPr>
+            <w:r>
+              <w:rPr>
+                <w:rFonts w:ascii="Arial" w:eastAsia="PingFang SC" w:hAnsi="Arial"/>
+                <w:color w:val="142233"/>
+                <w:sz w:val="20"/>
+                <w:szCs w:val="20"/>
+              </w:rPr>
+              <w:t xml:space="preserve">Higgsfield（Seedance）· script-to-video-prompt</w:t>
+            </w:r>
+          </w:p>
+        </w:tc>
+      </w:tr>
+      <w:tr>
+        <w:tc>
+          <w:tcPr>
+            <w:tcW w:type="dxa" w:w="1700"/>
+            <w:tcBorders>
+              <w:top w:val="single" w:color="CCD9E3" w:sz="1"/>
+              <w:left w:val="single" w:color="CCD9E3" w:sz="1"/>
+              <w:bottom w:val="single" w:color="CCD9E3" w:sz="1"/>
+              <w:right w:val="single" w:color="CCD9E3" w:sz="1"/>
+            </w:tcBorders>
+            <w:shd w:fill="E3F2F9" w:val="clear"/>
+            <w:tcMar>
+              <w:top w:type="dxa" w:w="70"/>
+              <w:left w:type="dxa" w:w="110"/>
+              <w:bottom w:type="dxa" w:w="70"/>
+              <w:right w:type="dxa" w:w="110"/>
+            </w:tcMar>
+          </w:tcPr>
+          <w:p>
+            <w:pPr>
+              <w:spacing w:after="0" w:line="252"/>
+            </w:pPr>
+            <w:r>
+              <w:rPr>
+                <w:rFonts w:ascii="Arial" w:eastAsia="PingFang SC" w:hAnsi="Arial"/>
+                <w:b/>
+                <w:bCs/>
+                <w:color w:val="142233"/>
+                <w:sz w:val="20"/>
+                <w:szCs w:val="20"/>
+              </w:rPr>
+              <w:t xml:space="preserve">📖 读 md</w:t>
+            </w:r>
+          </w:p>
+        </w:tc>
+        <w:tc>
+          <w:tcPr>
+            <w:tcW w:type="dxa" w:w="7660"/>
+            <w:tcBorders>
+              <w:top w:val="single" w:color="CCD9E3" w:sz="1"/>
+              <w:left w:val="single" w:color="CCD9E3" w:sz="1"/>
+              <w:bottom w:val="single" w:color="CCD9E3" w:sz="1"/>
+              <w:right w:val="single" w:color="CCD9E3" w:sz="1"/>
+            </w:tcBorders>
+            <w:tcMar>
+              <w:top w:type="dxa" w:w="70"/>
+              <w:left w:type="dxa" w:w="110"/>
+              <w:bottom w:type="dxa" w:w="70"/>
+              <w:right w:type="dxa" w:w="110"/>
+            </w:tcMar>
+          </w:tcPr>
+          <w:p>
+            <w:pPr>
+              <w:spacing w:after="0" w:line="252"/>
+            </w:pPr>
+            <w:r>
+              <w:rPr>
+                <w:rFonts w:ascii="Arial" w:eastAsia="PingFang SC" w:hAnsi="Arial"/>
+                <w:color w:val="142233"/>
+                <w:sz w:val="20"/>
+                <w:szCs w:val="20"/>
+              </w:rPr>
+              <w:t xml:space="preserve">7大AI启动包/04-《AI口播短视频》启动包</w:t>
+            </w:r>
+          </w:p>
+        </w:tc>
+      </w:tr>
+    </w:tbl>
+    <w:p>
+      <w:pPr>
+        <w:spacing w:after="80" w:before="160"/>
+      </w:pPr>
+      <w:r>
+        <w:rPr>
+          <w:rFonts w:ascii="Arial" w:eastAsia="PingFang SC" w:hAnsi="Arial"/>
+          <w:b/>
+          <w:bCs/>
+          <w:color w:val="0F75BC"/>
+          <w:sz w:val="22"/>
+          <w:szCs w:val="22"/>
+        </w:rPr>
+        <w:t xml:space="preserve">🛠️ 当场动手</w:t>
+      </w:r>
+    </w:p>
+    <w:p>
+      <w:pPr>
+        <w:pStyle w:val="ListParagraph"/>
+        <w:numPr>
+          <w:ilvl w:val="0"/>
+          <w:numId w:val="2"/>
+        </w:numPr>
+        <w:spacing w:after="70" w:line="264"/>
+      </w:pPr>
+      <w:r>
+        <w:rPr>
+          <w:rFonts w:ascii="Arial" w:eastAsia="PingFang SC" w:hAnsi="Arial"/>
+          <w:color w:val="142233"/>
+          <w:sz w:val="21"/>
+          <w:szCs w:val="21"/>
+        </w:rPr>
+        <w:t xml:space="preserve">看 Claude 写的 8 分镜脚本</w:t>
+      </w:r>
+    </w:p>
+    <w:p>
+      <w:pPr>
+        <w:pStyle w:val="ListParagraph"/>
+        <w:numPr>
+          <w:ilvl w:val="0"/>
+          <w:numId w:val="2"/>
+        </w:numPr>
+        <w:spacing w:after="70" w:line="264"/>
+      </w:pPr>
+      <w:r>
+        <w:rPr>
+          <w:rFonts w:ascii="Arial" w:eastAsia="PingFang SC" w:hAnsi="Arial"/>
+          <w:color w:val="142233"/>
+          <w:sz w:val="21"/>
+          <w:szCs w:val="21"/>
+        </w:rPr>
+        <w:t xml:space="preserve">看它先跑的 1 镜验证</w:t>
+      </w:r>
+    </w:p>
+    <w:p>
+      <w:pPr>
+        <w:pStyle w:val="ListParagraph"/>
+        <w:numPr>
+          <w:ilvl w:val="0"/>
+          <w:numId w:val="2"/>
+        </w:numPr>
+        <w:spacing w:after="70" w:line="264"/>
+      </w:pPr>
+      <w:r>
+        <w:rPr>
+          <w:rFonts w:ascii="Arial" w:eastAsia="PingFang SC" w:hAnsi="Arial"/>
+          <w:color w:val="142233"/>
+          <w:sz w:val="21"/>
+          <w:szCs w:val="21"/>
+        </w:rPr>
+        <w:t xml:space="preserve">OK → 跑完 + 拼接</w:t>
+      </w:r>
+    </w:p>
+    <w:p>
+      <w:pPr>
+        <w:spacing w:after="80" w:before="160"/>
+      </w:pPr>
+      <w:r>
+        <w:rPr>
+          <w:rFonts w:ascii="Arial" w:eastAsia="PingFang SC" w:hAnsi="Arial"/>
+          <w:b/>
+          <w:bCs/>
+          <w:color w:val="0F75BC"/>
+          <w:sz w:val="22"/>
+          <w:szCs w:val="22"/>
+        </w:rPr>
+        <w:t xml:space="preserve">💬 这一步对话会怎么走（你只答题 / 挑刺，不用打 prompt）</w:t>
+      </w:r>
+    </w:p>
+    <w:tbl>
+      <w:tblPr>
+        <w:tblW w:type="dxa" w:w="9360"/>
+        <w:tblBorders>
+          <w:top w:val="single" w:color="auto" w:sz="4"/>
+          <w:left w:val="single" w:color="auto" w:sz="4"/>
+          <w:bottom w:val="single" w:color="auto" w:sz="4"/>
+          <w:right w:val="single" w:color="auto" w:sz="4"/>
+          <w:insideH w:val="single" w:color="auto" w:sz="4"/>
+          <w:insideV w:val="single" w:color="auto" w:sz="4"/>
+        </w:tblBorders>
+      </w:tblPr>
+      <w:tblGrid>
+        <w:gridCol w:w="9360"/>
+      </w:tblGrid>
+      <w:tr>
+        <w:tc>
+          <w:tcPr>
+            <w:tcW w:type="dxa" w:w="9360"/>
+            <w:tcBorders>
+              <w:top w:val="none"/>
+              <w:left w:val="single" w:color="0F75BC" w:sz="24" w:space="6"/>
+              <w:bottom w:val="none"/>
+              <w:right w:val="none"/>
+            </w:tcBorders>
+            <w:shd w:fill="E3F2F9" w:val="clear"/>
+            <w:tcMar>
+              <w:top w:type="dxa" w:w="120"/>
+              <w:left w:type="dxa" w:w="160"/>
+              <w:bottom w:type="dxa" w:w="120"/>
+              <w:right w:type="dxa" w:w="160"/>
+            </w:tcMar>
+          </w:tcPr>
+          <w:p>
+            <w:r>
+              <w:rPr>
+                <w:rFonts w:ascii="Arial" w:eastAsia="PingFang SC" w:hAnsi="Arial"/>
+                <w:b/>
+                <w:bCs/>
+                <w:color w:val="0F75BC"/>
+                <w:sz w:val="20"/>
+                <w:szCs w:val="20"/>
+              </w:rPr>
               <w:t xml:space="preserve">🗣️ Claude 会问 / 做：</w:t>
             </w:r>
             <w:r>
@@ -9520,7 +9552,7 @@
                 <w:sz w:val="20"/>
                 <w:szCs w:val="20"/>
               </w:rPr>
-              <w:t xml:space="preserve">1 镜 OK 后，跑完其余分镜并拼接。</w:t>
+              <w:t xml:space="preserve">会写 8 分镜脚本（进 Notion 表）→ 没真人先九宫格选人（挑号码→定妆照锁脸）→ 锁人物 → 先跑 1 镜（480p）验证给你看。</w:t>
             </w:r>
           </w:p>
         </w:tc>
@@ -9578,586 +9610,7 @@
                 <w:sz w:val="20"/>
                 <w:szCs w:val="20"/>
               </w:rPr>
-              <w:t xml:space="preserve">跑完 Shot 2–8，配 Suno 背景乐（压低），拼成完整版；中文字幕我后期自己加。</w:t>
-            </w:r>
-          </w:p>
-        </w:tc>
-      </w:tr>
-    </w:tbl>
-    <w:p>
-      <w:pPr>
-        <w:spacing w:after="40"/>
-      </w:pPr>
-      <w:r>
-        <w:rPr>
-          <w:sz w:val="8"/>
-          <w:szCs w:val="8"/>
-        </w:rPr>
-        <w:t xml:space="preserve"/>
-      </w:r>
-    </w:p>
-    <w:tbl>
-      <w:tblPr>
-        <w:tblW w:type="dxa" w:w="9360"/>
-        <w:tblBorders>
-          <w:top w:val="single" w:color="auto" w:sz="4"/>
-          <w:left w:val="single" w:color="auto" w:sz="4"/>
-          <w:bottom w:val="single" w:color="auto" w:sz="4"/>
-          <w:right w:val="single" w:color="auto" w:sz="4"/>
-          <w:insideH w:val="single" w:color="auto" w:sz="4"/>
-          <w:insideV w:val="single" w:color="auto" w:sz="4"/>
-        </w:tblBorders>
-      </w:tblPr>
-      <w:tblGrid>
-        <w:gridCol w:w="9360"/>
-      </w:tblGrid>
-      <w:tr>
-        <w:tc>
-          <w:tcPr>
-            <w:tcW w:type="dxa" w:w="9360"/>
-            <w:tcBorders>
-              <w:top w:val="none"/>
-              <w:left w:val="single" w:color="28C2E7" w:sz="24" w:space="6"/>
-              <w:bottom w:val="none"/>
-              <w:right w:val="none"/>
-            </w:tcBorders>
-            <w:shd w:fill="28C2E7" w:val="clear"/>
-            <w:tcMar>
-              <w:top w:type="dxa" w:w="120"/>
-              <w:left w:type="dxa" w:w="160"/>
-              <w:bottom w:type="dxa" w:w="120"/>
-              <w:right w:type="dxa" w:w="160"/>
-            </w:tcMar>
-          </w:tcPr>
-          <w:p>
-            <w:r>
-              <w:rPr>
-                <w:rFonts w:ascii="Arial" w:eastAsia="PingFang SC" w:hAnsi="Arial"/>
-                <w:b/>
-                <w:bCs/>
-                <w:color w:val="FFFFFF"/>
-                <w:sz w:val="22"/>
-                <w:szCs w:val="22"/>
-              </w:rPr>
-              <w:t xml:space="preserve">🎁 走出教室的交付物：</w:t>
-            </w:r>
-            <w:r>
-              <w:rPr>
-                <w:rFonts w:ascii="Arial" w:eastAsia="PingFang SC" w:hAnsi="Arial"/>
-                <w:b/>
-                <w:bCs/>
-                <w:color w:val="FFFFFF"/>
-                <w:sz w:val="22"/>
-                <w:szCs w:val="22"/>
-              </w:rPr>
-              <w:t xml:space="preserve">1 支完整短视频（约 90 秒）</w:t>
-            </w:r>
-          </w:p>
-        </w:tc>
-      </w:tr>
-    </w:tbl>
-    <w:p>
-      <w:pPr>
-        <w:spacing w:after="80" w:before="160"/>
-      </w:pPr>
-      <w:r>
-        <w:rPr>
-          <w:rFonts w:ascii="Arial" w:eastAsia="PingFang SC" w:hAnsi="Arial"/>
-          <w:b/>
-          <w:bCs/>
-          <w:color w:val="0F75BC"/>
-          <w:sz w:val="22"/>
-          <w:szCs w:val="22"/>
-        </w:rPr>
-        <w:t xml:space="preserve">✍️ 我的记录（现场填）</w:t>
-      </w:r>
-    </w:p>
-    <w:p>
-      <w:pPr>
-        <w:spacing w:after="0" w:before="60"/>
-      </w:pPr>
-      <w:r>
-        <w:rPr>
-          <w:rFonts w:ascii="Arial" w:eastAsia="PingFang SC" w:hAnsi="Arial"/>
-          <w:b/>
-          <w:bCs/>
-          <w:color w:val="5B6B7A"/>
-          <w:sz w:val="20"/>
-          <w:szCs w:val="20"/>
-        </w:rPr>
-        <w:t xml:space="preserve">视频主题：</w:t>
-      </w:r>
-    </w:p>
-    <w:p>
-      <w:pPr>
-        <w:pBdr>
-          <w:bottom w:val="single" w:color="CCD9E3" w:sz="4" w:space="6"/>
-        </w:pBdr>
-        <w:spacing w:after="140"/>
-      </w:pPr>
-      <w:r>
-        <w:rPr>
-          <w:rFonts w:ascii="Arial" w:eastAsia="PingFang SC" w:hAnsi="Arial"/>
-          <w:sz w:val="20"/>
-          <w:szCs w:val="20"/>
-        </w:rPr>
-        <w:t xml:space="preserve"/>
-      </w:r>
-    </w:p>
-    <w:p>
-      <w:pPr>
-        <w:spacing w:after="0" w:before="60"/>
-      </w:pPr>
-      <w:r>
-        <w:rPr>
-          <w:rFonts w:ascii="Arial" w:eastAsia="PingFang SC" w:hAnsi="Arial"/>
-          <w:b/>
-          <w:bCs/>
-          <w:color w:val="5B6B7A"/>
-          <w:sz w:val="20"/>
-          <w:szCs w:val="20"/>
-        </w:rPr>
-        <w:t xml:space="preserve">8 镜里最难的一镜：</w:t>
-      </w:r>
-    </w:p>
-    <w:p>
-      <w:pPr>
-        <w:pBdr>
-          <w:bottom w:val="single" w:color="CCD9E3" w:sz="4" w:space="6"/>
-        </w:pBdr>
-        <w:spacing w:after="140"/>
-      </w:pPr>
-      <w:r>
-        <w:rPr>
-          <w:rFonts w:ascii="Arial" w:eastAsia="PingFang SC" w:hAnsi="Arial"/>
-          <w:sz w:val="20"/>
-          <w:szCs w:val="20"/>
-        </w:rPr>
-        <w:t xml:space="preserve"/>
-      </w:r>
-    </w:p>
-    <w:p>
-      <w:r>
-        <w:br w:type="page"/>
-      </w:r>
-    </w:p>
-    <w:tbl>
-      <w:tblPr>
-        <w:tblW w:type="dxa" w:w="9360"/>
-        <w:tblBorders>
-          <w:top w:val="single" w:color="auto" w:sz="4"/>
-          <w:left w:val="single" w:color="auto" w:sz="4"/>
-          <w:bottom w:val="single" w:color="auto" w:sz="4"/>
-          <w:right w:val="single" w:color="auto" w:sz="4"/>
-          <w:insideH w:val="single" w:color="auto" w:sz="4"/>
-          <w:insideV w:val="single" w:color="auto" w:sz="4"/>
-        </w:tblBorders>
-      </w:tblPr>
-      <w:tblGrid>
-        <w:gridCol w:w="9360"/>
-      </w:tblGrid>
-      <w:tr>
-        <w:tc>
-          <w:tcPr>
-            <w:tcW w:type="dxa" w:w="9360"/>
-            <w:tcBorders>
-              <w:top w:val="none"/>
-              <w:left w:val="single" w:color="0F75BC" w:sz="24" w:space="6"/>
-              <w:bottom w:val="none"/>
-              <w:right w:val="none"/>
-            </w:tcBorders>
-            <w:shd w:fill="E3F2F9" w:val="clear"/>
-            <w:tcMar>
-              <w:top w:type="dxa" w:w="120"/>
-              <w:left w:type="dxa" w:w="160"/>
-              <w:bottom w:type="dxa" w:w="120"/>
-              <w:right w:type="dxa" w:w="160"/>
-            </w:tcMar>
-          </w:tcPr>
-          <w:p>
-            <w:r>
-              <w:rPr>
-                <w:rFonts w:ascii="Arial" w:eastAsia="PingFang SC" w:hAnsi="Arial"/>
-                <w:b/>
-                <w:bCs/>
-                <w:color w:val="0F75BC"/>
-                <w:sz w:val="22"/>
-                <w:szCs w:val="22"/>
-              </w:rPr>
-              <w:t xml:space="preserve">⬆️ 到这里，6 个 AI 技能都学会，且每个都有一件真产物。下面开始把它们串成系统。</w:t>
-            </w:r>
-          </w:p>
-        </w:tc>
-      </w:tr>
-    </w:tbl>
-    <w:p>
-      <w:r>
-        <w:br w:type="page"/>
-      </w:r>
-    </w:p>
-    <w:p>
-      <w:pPr>
-        <w:pStyle w:val="Heading1"/>
-        <w:pBdr>
-          <w:bottom w:val="single" w:color="0F75BC" w:sz="12" w:space="4"/>
-        </w:pBdr>
-        <w:spacing w:after="160" w:before="280"/>
-      </w:pPr>
-      <w:r>
-        <w:rPr>
-          <w:rFonts w:ascii="Arial" w:eastAsia="PingFang SC" w:hAnsi="Arial"/>
-          <w:b/>
-          <w:bCs/>
-          <w:color w:val="0F75BC"/>
-          <w:sz w:val="30"/>
-          <w:szCs w:val="30"/>
-        </w:rPr>
-        <w:t xml:space="preserve">Session 7 · 内容矩阵（系统的大脑）</w:t>
-      </w:r>
-    </w:p>
-    <w:tbl>
-      <w:tblPr>
-        <w:tblW w:type="dxa" w:w="9360"/>
-        <w:tblBorders>
-          <w:top w:val="single" w:color="auto" w:sz="4"/>
-          <w:left w:val="single" w:color="auto" w:sz="4"/>
-          <w:bottom w:val="single" w:color="auto" w:sz="4"/>
-          <w:right w:val="single" w:color="auto" w:sz="4"/>
-          <w:insideH w:val="single" w:color="auto" w:sz="4"/>
-          <w:insideV w:val="single" w:color="auto" w:sz="4"/>
-        </w:tblBorders>
-      </w:tblPr>
-      <w:tblGrid>
-        <w:gridCol w:w="1700"/>
-        <w:gridCol w:w="7660"/>
-      </w:tblGrid>
-      <w:tr>
-        <w:tc>
-          <w:tcPr>
-            <w:tcW w:type="dxa" w:w="1700"/>
-            <w:tcBorders>
-              <w:top w:val="single" w:color="CCD9E3" w:sz="1"/>
-              <w:left w:val="single" w:color="CCD9E3" w:sz="1"/>
-              <w:bottom w:val="single" w:color="CCD9E3" w:sz="1"/>
-              <w:right w:val="single" w:color="CCD9E3" w:sz="1"/>
-            </w:tcBorders>
-            <w:shd w:fill="0F75BC" w:val="clear"/>
-            <w:tcMar>
-              <w:top w:type="dxa" w:w="70"/>
-              <w:left w:type="dxa" w:w="110"/>
-              <w:bottom w:type="dxa" w:w="70"/>
-              <w:right w:type="dxa" w:w="110"/>
-            </w:tcMar>
-            <w:vAlign w:val="center"/>
-          </w:tcPr>
-          <w:p>
-            <w:pPr>
-              <w:spacing w:after="0" w:line="252"/>
-            </w:pPr>
-            <w:r>
-              <w:rPr>
-                <w:rFonts w:ascii="Arial" w:eastAsia="PingFang SC" w:hAnsi="Arial"/>
-                <w:b/>
-                <w:bCs/>
-                <w:color w:val="FFFFFF"/>
-                <w:sz w:val="20"/>
-                <w:szCs w:val="20"/>
-              </w:rPr>
-              <w:t xml:space="preserve">🎯 目标</w:t>
-            </w:r>
-          </w:p>
-        </w:tc>
-        <w:tc>
-          <w:tcPr>
-            <w:tcW w:type="dxa" w:w="7660"/>
-            <w:tcBorders>
-              <w:top w:val="single" w:color="CCD9E3" w:sz="1"/>
-              <w:left w:val="single" w:color="CCD9E3" w:sz="1"/>
-              <w:bottom w:val="single" w:color="CCD9E3" w:sz="1"/>
-              <w:right w:val="single" w:color="CCD9E3" w:sz="1"/>
-            </w:tcBorders>
-            <w:tcMar>
-              <w:top w:type="dxa" w:w="70"/>
-              <w:left w:type="dxa" w:w="110"/>
-              <w:bottom w:type="dxa" w:w="70"/>
-              <w:right w:type="dxa" w:w="110"/>
-            </w:tcMar>
-            <w:vAlign w:val="center"/>
-          </w:tcPr>
-          <w:p>
-            <w:pPr>
-              <w:spacing w:after="0" w:line="252"/>
-            </w:pPr>
-            <w:r>
-              <w:rPr>
-                <w:rFonts w:ascii="Arial" w:eastAsia="PingFang SC" w:hAnsi="Arial"/>
-                <w:color w:val="142233"/>
-                <w:sz w:val="20"/>
-                <w:szCs w:val="20"/>
-              </w:rPr>
-              <w:t xml:space="preserve">建一张能管上百条内容的 Notion 数据库。</w:t>
-            </w:r>
-          </w:p>
-        </w:tc>
-      </w:tr>
-      <w:tr>
-        <w:tc>
-          <w:tcPr>
-            <w:tcW w:type="dxa" w:w="1700"/>
-            <w:tcBorders>
-              <w:top w:val="single" w:color="CCD9E3" w:sz="1"/>
-              <w:left w:val="single" w:color="CCD9E3" w:sz="1"/>
-              <w:bottom w:val="single" w:color="CCD9E3" w:sz="1"/>
-              <w:right w:val="single" w:color="CCD9E3" w:sz="1"/>
-            </w:tcBorders>
-            <w:shd w:fill="E3F2F9" w:val="clear"/>
-            <w:tcMar>
-              <w:top w:type="dxa" w:w="70"/>
-              <w:left w:type="dxa" w:w="110"/>
-              <w:bottom w:type="dxa" w:w="70"/>
-              <w:right w:type="dxa" w:w="110"/>
-            </w:tcMar>
-          </w:tcPr>
-          <w:p>
-            <w:pPr>
-              <w:spacing w:after="0" w:line="252"/>
-            </w:pPr>
-            <w:r>
-              <w:rPr>
-                <w:rFonts w:ascii="Arial" w:eastAsia="PingFang SC" w:hAnsi="Arial"/>
-                <w:b/>
-                <w:bCs/>
-                <w:color w:val="142233"/>
-                <w:sz w:val="20"/>
-                <w:szCs w:val="20"/>
-              </w:rPr>
-              <w:t xml:space="preserve">📦 学 skill</w:t>
-            </w:r>
-          </w:p>
-        </w:tc>
-        <w:tc>
-          <w:tcPr>
-            <w:tcW w:type="dxa" w:w="7660"/>
-            <w:tcBorders>
-              <w:top w:val="single" w:color="CCD9E3" w:sz="1"/>
-              <w:left w:val="single" w:color="CCD9E3" w:sz="1"/>
-              <w:bottom w:val="single" w:color="CCD9E3" w:sz="1"/>
-              <w:right w:val="single" w:color="CCD9E3" w:sz="1"/>
-            </w:tcBorders>
-            <w:tcMar>
-              <w:top w:type="dxa" w:w="70"/>
-              <w:left w:type="dxa" w:w="110"/>
-              <w:bottom w:type="dxa" w:w="70"/>
-              <w:right w:type="dxa" w:w="110"/>
-            </w:tcMar>
-          </w:tcPr>
-          <w:p>
-            <w:pPr>
-              <w:spacing w:after="0" w:line="252"/>
-            </w:pPr>
-            <w:r>
-              <w:rPr>
-                <w:rFonts w:ascii="Arial" w:eastAsia="PingFang SC" w:hAnsi="Arial"/>
-                <w:color w:val="142233"/>
-                <w:sz w:val="20"/>
-                <w:szCs w:val="20"/>
-              </w:rPr>
-              <w:t xml:space="preserve">（用连好的 Notion）</w:t>
-            </w:r>
-          </w:p>
-        </w:tc>
-      </w:tr>
-      <w:tr>
-        <w:tc>
-          <w:tcPr>
-            <w:tcW w:type="dxa" w:w="1700"/>
-            <w:tcBorders>
-              <w:top w:val="single" w:color="CCD9E3" w:sz="1"/>
-              <w:left w:val="single" w:color="CCD9E3" w:sz="1"/>
-              <w:bottom w:val="single" w:color="CCD9E3" w:sz="1"/>
-              <w:right w:val="single" w:color="CCD9E3" w:sz="1"/>
-            </w:tcBorders>
-            <w:shd w:fill="E3F2F9" w:val="clear"/>
-            <w:tcMar>
-              <w:top w:type="dxa" w:w="70"/>
-              <w:left w:type="dxa" w:w="110"/>
-              <w:bottom w:type="dxa" w:w="70"/>
-              <w:right w:type="dxa" w:w="110"/>
-            </w:tcMar>
-          </w:tcPr>
-          <w:p>
-            <w:pPr>
-              <w:spacing w:after="0" w:line="252"/>
-            </w:pPr>
-            <w:r>
-              <w:rPr>
-                <w:rFonts w:ascii="Arial" w:eastAsia="PingFang SC" w:hAnsi="Arial"/>
-                <w:b/>
-                <w:bCs/>
-                <w:color w:val="142233"/>
-                <w:sz w:val="20"/>
-                <w:szCs w:val="20"/>
-              </w:rPr>
-              <w:t xml:space="preserve">📖 读 md</w:t>
-            </w:r>
-          </w:p>
-        </w:tc>
-        <w:tc>
-          <w:tcPr>
-            <w:tcW w:type="dxa" w:w="7660"/>
-            <w:tcBorders>
-              <w:top w:val="single" w:color="CCD9E3" w:sz="1"/>
-              <w:left w:val="single" w:color="CCD9E3" w:sz="1"/>
-              <w:bottom w:val="single" w:color="CCD9E3" w:sz="1"/>
-              <w:right w:val="single" w:color="CCD9E3" w:sz="1"/>
-            </w:tcBorders>
-            <w:tcMar>
-              <w:top w:type="dxa" w:w="70"/>
-              <w:left w:type="dxa" w:w="110"/>
-              <w:bottom w:type="dxa" w:w="70"/>
-              <w:right w:type="dxa" w:w="110"/>
-            </w:tcMar>
-          </w:tcPr>
-          <w:p>
-            <w:pPr>
-              <w:spacing w:after="0" w:line="252"/>
-            </w:pPr>
-            <w:r>
-              <w:rPr>
-                <w:rFonts w:ascii="Arial" w:eastAsia="PingFang SC" w:hAnsi="Arial"/>
-                <w:color w:val="142233"/>
-                <w:sz w:val="20"/>
-                <w:szCs w:val="20"/>
-              </w:rPr>
-              <w:t xml:space="preserve">SKILL.md（内容矩阵段）</w:t>
-            </w:r>
-          </w:p>
-        </w:tc>
-      </w:tr>
-    </w:tbl>
-    <w:p>
-      <w:pPr>
-        <w:spacing w:after="80" w:before="160"/>
-      </w:pPr>
-      <w:r>
-        <w:rPr>
-          <w:rFonts w:ascii="Arial" w:eastAsia="PingFang SC" w:hAnsi="Arial"/>
-          <w:b/>
-          <w:bCs/>
-          <w:color w:val="0F75BC"/>
-          <w:sz w:val="22"/>
-          <w:szCs w:val="22"/>
-        </w:rPr>
-        <w:t xml:space="preserve">🛠️ 当场动手</w:t>
-      </w:r>
-    </w:p>
-    <w:p>
-      <w:pPr>
-        <w:pStyle w:val="ListParagraph"/>
-        <w:numPr>
-          <w:ilvl w:val="0"/>
-          <w:numId w:val="2"/>
-        </w:numPr>
-        <w:spacing w:after="70" w:line="264"/>
-      </w:pPr>
-      <w:r>
-        <w:rPr>
-          <w:rFonts w:ascii="Arial" w:eastAsia="PingFang SC" w:hAnsi="Arial"/>
-          <w:color w:val="142233"/>
-          <w:sz w:val="21"/>
-          <w:szCs w:val="21"/>
-        </w:rPr>
-        <w:t xml:space="preserve">看 Claude 排的 受众 × 漏斗 × Hook 矩阵</w:t>
-      </w:r>
-    </w:p>
-    <w:p>
-      <w:pPr>
-        <w:pStyle w:val="ListParagraph"/>
-        <w:numPr>
-          <w:ilvl w:val="0"/>
-          <w:numId w:val="2"/>
-        </w:numPr>
-        <w:spacing w:after="70" w:line="264"/>
-      </w:pPr>
-      <w:r>
-        <w:rPr>
-          <w:rFonts w:ascii="Arial" w:eastAsia="PingFang SC" w:hAnsi="Arial"/>
-          <w:color w:val="142233"/>
-          <w:sz w:val="21"/>
-          <w:szCs w:val="21"/>
-        </w:rPr>
-        <w:t xml:space="preserve">确认它在 Notion 建的表（14 列 + Status，含 人性需求 + NLP手法）</w:t>
-      </w:r>
-    </w:p>
-    <w:p>
-      <w:pPr>
-        <w:spacing w:after="80" w:before="160"/>
-      </w:pPr>
-      <w:r>
-        <w:rPr>
-          <w:rFonts w:ascii="Arial" w:eastAsia="PingFang SC" w:hAnsi="Arial"/>
-          <w:b/>
-          <w:bCs/>
-          <w:color w:val="0F75BC"/>
-          <w:sz w:val="22"/>
-          <w:szCs w:val="22"/>
-        </w:rPr>
-        <w:t xml:space="preserve">💬 这一步对话会怎么走（你只答题 / 挑刺，不用打 prompt）</w:t>
-      </w:r>
-    </w:p>
-    <w:tbl>
-      <w:tblPr>
-        <w:tblW w:type="dxa" w:w="9360"/>
-        <w:tblBorders>
-          <w:top w:val="single" w:color="auto" w:sz="4"/>
-          <w:left w:val="single" w:color="auto" w:sz="4"/>
-          <w:bottom w:val="single" w:color="auto" w:sz="4"/>
-          <w:right w:val="single" w:color="auto" w:sz="4"/>
-          <w:insideH w:val="single" w:color="auto" w:sz="4"/>
-          <w:insideV w:val="single" w:color="auto" w:sz="4"/>
-        </w:tblBorders>
-      </w:tblPr>
-      <w:tblGrid>
-        <w:gridCol w:w="9360"/>
-      </w:tblGrid>
-      <w:tr>
-        <w:tc>
-          <w:tcPr>
-            <w:tcW w:type="dxa" w:w="9360"/>
-            <w:tcBorders>
-              <w:top w:val="none"/>
-              <w:left w:val="single" w:color="0F75BC" w:sz="24" w:space="6"/>
-              <w:bottom w:val="none"/>
-              <w:right w:val="none"/>
-            </w:tcBorders>
-            <w:shd w:fill="E3F2F9" w:val="clear"/>
-            <w:tcMar>
-              <w:top w:type="dxa" w:w="120"/>
-              <w:left w:type="dxa" w:w="160"/>
-              <w:bottom w:type="dxa" w:w="120"/>
-              <w:right w:type="dxa" w:w="160"/>
-            </w:tcMar>
-          </w:tcPr>
-          <w:p>
-            <w:r>
-              <w:rPr>
-                <w:rFonts w:ascii="Arial" w:eastAsia="PingFang SC" w:hAnsi="Arial"/>
-                <w:b/>
-                <w:bCs/>
-                <w:color w:val="0F75BC"/>
-                <w:sz w:val="20"/>
-                <w:szCs w:val="20"/>
-              </w:rPr>
-              <w:t xml:space="preserve">🗣️ Claude 会问 / 做：</w:t>
-            </w:r>
-            <w:r>
-              <w:rPr>
-                <w:rFonts w:ascii="Arial" w:eastAsia="PingFang SC" w:hAnsi="Arial"/>
-                <w:color w:val="142233"/>
-                <w:sz w:val="20"/>
-                <w:szCs w:val="20"/>
-              </w:rPr>
-              <w:t xml:space="preserve">会把 受众 × 漏斗(ToFu/MoFu/BoFu) × 8 钩子 排成矩阵，并在 Notion 建 14 列 + Status 的 database（含 人性需求 + NLP手法 两列方向列）。</w:t>
+              <w:t xml:space="preserve">受众：美妆美容院老板娘，MoFu 行业揭秘；人物用学姐陈晓晴；　台词别用「咯/啦」、从第一帧讲话、禁字幕（后期加）、要 B-roll 别一直人头。</w:t>
             </w:r>
           </w:p>
         </w:tc>
@@ -10184,11 +9637,11 @@
             <w:tcW w:type="dxa" w:w="9360"/>
             <w:tcBorders>
               <w:top w:val="none"/>
-              <w:left w:val="single" w:color="28C2E7" w:sz="24" w:space="6"/>
+              <w:left w:val="single" w:color="0F75BC" w:sz="24" w:space="6"/>
               <w:bottom w:val="none"/>
               <w:right w:val="none"/>
             </w:tcBorders>
-            <w:shd w:fill="F4F8FB" w:val="clear"/>
+            <w:shd w:fill="E3F2F9" w:val="clear"/>
             <w:tcMar>
               <w:top w:type="dxa" w:w="120"/>
               <w:left w:type="dxa" w:w="160"/>
@@ -10206,33 +9659,21 @@
                 <w:sz w:val="20"/>
                 <w:szCs w:val="20"/>
               </w:rPr>
-              <w:t xml:space="preserve">🙋 你答（SUMA 例子）：</w:t>
-            </w:r>
-            <w:r>
-              <w:rPr>
-                <w:rFonts w:ascii="Arial" w:eastAsia="PingFang SC" w:hAnsi="Arial"/>
-                <w:color w:val="142233"/>
-                <w:sz w:val="20"/>
-                <w:szCs w:val="20"/>
-              </w:rPr>
-              <w:t xml:space="preserve">看它排的对不对，删 / 加几格；Status：Need Review Idea → Proceed → Need Review → Checked → Posted。</w:t>
+              <w:t xml:space="preserve">🗣️ Claude 会问 / 做：</w:t>
+            </w:r>
+            <w:r>
+              <w:rPr>
+                <w:rFonts w:ascii="Arial" w:eastAsia="PingFang SC" w:hAnsi="Arial"/>
+                <w:color w:val="142233"/>
+                <w:sz w:val="20"/>
+                <w:szCs w:val="20"/>
+              </w:rPr>
+              <w:t xml:space="preserve">1 镜 OK 后，跑完其余分镜并拼接。</w:t>
             </w:r>
           </w:p>
         </w:tc>
       </w:tr>
     </w:tbl>
-    <w:p>
-      <w:pPr>
-        <w:spacing w:after="40"/>
-      </w:pPr>
-      <w:r>
-        <w:rPr>
-          <w:sz w:val="8"/>
-          <w:szCs w:val="8"/>
-        </w:rPr>
-        <w:t xml:space="preserve"/>
-      </w:r>
-    </w:p>
     <w:tbl>
       <w:tblPr>
         <w:tblW w:type="dxa" w:w="9360"/>
@@ -10254,11 +9695,11 @@
             <w:tcW w:type="dxa" w:w="9360"/>
             <w:tcBorders>
               <w:top w:val="none"/>
-              <w:left w:val="single" w:color="0F75BC" w:sz="24" w:space="6"/>
+              <w:left w:val="single" w:color="28C2E7" w:sz="24" w:space="6"/>
               <w:bottom w:val="none"/>
               <w:right w:val="none"/>
             </w:tcBorders>
-            <w:shd w:fill="0F75BC" w:val="clear"/>
+            <w:shd w:fill="F4F8FB" w:val="clear"/>
             <w:tcMar>
               <w:top w:type="dxa" w:w="120"/>
               <w:left w:type="dxa" w:w="160"/>
@@ -10272,6 +9713,76 @@
                 <w:rFonts w:ascii="Arial" w:eastAsia="PingFang SC" w:hAnsi="Arial"/>
                 <w:b/>
                 <w:bCs/>
+                <w:color w:val="0F75BC"/>
+                <w:sz w:val="20"/>
+                <w:szCs w:val="20"/>
+              </w:rPr>
+              <w:t xml:space="preserve">🙋 你答（SUMA 例子）：</w:t>
+            </w:r>
+            <w:r>
+              <w:rPr>
+                <w:rFonts w:ascii="Arial" w:eastAsia="PingFang SC" w:hAnsi="Arial"/>
+                <w:color w:val="142233"/>
+                <w:sz w:val="20"/>
+                <w:szCs w:val="20"/>
+              </w:rPr>
+              <w:t xml:space="preserve">跑完 Shot 2–8，配 Suno 背景乐（压低），拼成完整版；中文字幕我后期自己加。</w:t>
+            </w:r>
+          </w:p>
+        </w:tc>
+      </w:tr>
+    </w:tbl>
+    <w:p>
+      <w:pPr>
+        <w:spacing w:after="40"/>
+      </w:pPr>
+      <w:r>
+        <w:rPr>
+          <w:sz w:val="8"/>
+          <w:szCs w:val="8"/>
+        </w:rPr>
+        <w:t xml:space="preserve"/>
+      </w:r>
+    </w:p>
+    <w:tbl>
+      <w:tblPr>
+        <w:tblW w:type="dxa" w:w="9360"/>
+        <w:tblBorders>
+          <w:top w:val="single" w:color="auto" w:sz="4"/>
+          <w:left w:val="single" w:color="auto" w:sz="4"/>
+          <w:bottom w:val="single" w:color="auto" w:sz="4"/>
+          <w:right w:val="single" w:color="auto" w:sz="4"/>
+          <w:insideH w:val="single" w:color="auto" w:sz="4"/>
+          <w:insideV w:val="single" w:color="auto" w:sz="4"/>
+        </w:tblBorders>
+      </w:tblPr>
+      <w:tblGrid>
+        <w:gridCol w:w="9360"/>
+      </w:tblGrid>
+      <w:tr>
+        <w:tc>
+          <w:tcPr>
+            <w:tcW w:type="dxa" w:w="9360"/>
+            <w:tcBorders>
+              <w:top w:val="none"/>
+              <w:left w:val="single" w:color="28C2E7" w:sz="24" w:space="6"/>
+              <w:bottom w:val="none"/>
+              <w:right w:val="none"/>
+            </w:tcBorders>
+            <w:shd w:fill="28C2E7" w:val="clear"/>
+            <w:tcMar>
+              <w:top w:type="dxa" w:w="120"/>
+              <w:left w:type="dxa" w:w="160"/>
+              <w:bottom w:type="dxa" w:w="120"/>
+              <w:right w:type="dxa" w:w="160"/>
+            </w:tcMar>
+          </w:tcPr>
+          <w:p>
+            <w:r>
+              <w:rPr>
+                <w:rFonts w:ascii="Arial" w:eastAsia="PingFang SC" w:hAnsi="Arial"/>
+                <w:b/>
+                <w:bCs/>
                 <w:color w:val="FFFFFF"/>
                 <w:sz w:val="22"/>
                 <w:szCs w:val="22"/>
@@ -10287,7 +9798,7 @@
                 <w:sz w:val="22"/>
                 <w:szCs w:val="22"/>
               </w:rPr>
-              <w:t xml:space="preserve">你的内容矩阵表（立好项）</w:t>
+              <w:t xml:space="preserve">1 支完整短视频（约 90 秒）</w:t>
             </w:r>
           </w:p>
         </w:tc>
@@ -10307,6 +9818,810 @@
           <w:szCs w:val="22"/>
         </w:rPr>
         <w:t xml:space="preserve">✍️ 我的记录（现场填）</w:t>
+      </w:r>
+    </w:p>
+    <w:p>
+      <w:pPr>
+        <w:spacing w:after="0" w:before="60"/>
+      </w:pPr>
+      <w:r>
+        <w:rPr>
+          <w:rFonts w:ascii="Arial" w:eastAsia="PingFang SC" w:hAnsi="Arial"/>
+          <w:b/>
+          <w:bCs/>
+          <w:color w:val="5B6B7A"/>
+          <w:sz w:val="20"/>
+          <w:szCs w:val="20"/>
+        </w:rPr>
+        <w:t xml:space="preserve">视频主题：</w:t>
+      </w:r>
+    </w:p>
+    <w:p>
+      <w:pPr>
+        <w:pBdr>
+          <w:bottom w:val="single" w:color="CCD9E3" w:sz="4" w:space="6"/>
+        </w:pBdr>
+        <w:spacing w:after="140"/>
+      </w:pPr>
+      <w:r>
+        <w:rPr>
+          <w:rFonts w:ascii="Arial" w:eastAsia="PingFang SC" w:hAnsi="Arial"/>
+          <w:sz w:val="20"/>
+          <w:szCs w:val="20"/>
+        </w:rPr>
+        <w:t xml:space="preserve"/>
+      </w:r>
+    </w:p>
+    <w:p>
+      <w:pPr>
+        <w:spacing w:after="0" w:before="60"/>
+      </w:pPr>
+      <w:r>
+        <w:rPr>
+          <w:rFonts w:ascii="Arial" w:eastAsia="PingFang SC" w:hAnsi="Arial"/>
+          <w:b/>
+          <w:bCs/>
+          <w:color w:val="5B6B7A"/>
+          <w:sz w:val="20"/>
+          <w:szCs w:val="20"/>
+        </w:rPr>
+        <w:t xml:space="preserve">8 镜里最难的一镜：</w:t>
+      </w:r>
+    </w:p>
+    <w:p>
+      <w:pPr>
+        <w:pBdr>
+          <w:bottom w:val="single" w:color="CCD9E3" w:sz="4" w:space="6"/>
+        </w:pBdr>
+        <w:spacing w:after="140"/>
+      </w:pPr>
+      <w:r>
+        <w:rPr>
+          <w:rFonts w:ascii="Arial" w:eastAsia="PingFang SC" w:hAnsi="Arial"/>
+          <w:sz w:val="20"/>
+          <w:szCs w:val="20"/>
+        </w:rPr>
+        <w:t xml:space="preserve"/>
+      </w:r>
+    </w:p>
+    <w:p>
+      <w:r>
+        <w:br w:type="page"/>
+      </w:r>
+    </w:p>
+    <w:tbl>
+      <w:tblPr>
+        <w:tblW w:type="dxa" w:w="9360"/>
+        <w:tblBorders>
+          <w:top w:val="single" w:color="auto" w:sz="4"/>
+          <w:left w:val="single" w:color="auto" w:sz="4"/>
+          <w:bottom w:val="single" w:color="auto" w:sz="4"/>
+          <w:right w:val="single" w:color="auto" w:sz="4"/>
+          <w:insideH w:val="single" w:color="auto" w:sz="4"/>
+          <w:insideV w:val="single" w:color="auto" w:sz="4"/>
+        </w:tblBorders>
+      </w:tblPr>
+      <w:tblGrid>
+        <w:gridCol w:w="9360"/>
+      </w:tblGrid>
+      <w:tr>
+        <w:tc>
+          <w:tcPr>
+            <w:tcW w:type="dxa" w:w="9360"/>
+            <w:tcBorders>
+              <w:top w:val="none"/>
+              <w:left w:val="single" w:color="0F75BC" w:sz="24" w:space="6"/>
+              <w:bottom w:val="none"/>
+              <w:right w:val="none"/>
+            </w:tcBorders>
+            <w:shd w:fill="E3F2F9" w:val="clear"/>
+            <w:tcMar>
+              <w:top w:type="dxa" w:w="120"/>
+              <w:left w:type="dxa" w:w="160"/>
+              <w:bottom w:type="dxa" w:w="120"/>
+              <w:right w:type="dxa" w:w="160"/>
+            </w:tcMar>
+          </w:tcPr>
+          <w:p>
+            <w:r>
+              <w:rPr>
+                <w:rFonts w:ascii="Arial" w:eastAsia="PingFang SC" w:hAnsi="Arial"/>
+                <w:b/>
+                <w:bCs/>
+                <w:color w:val="0F75BC"/>
+                <w:sz w:val="22"/>
+                <w:szCs w:val="22"/>
+              </w:rPr>
+              <w:t xml:space="preserve">⬆️ 到这里，6 个 AI 技能都学会，且每个都有一件真产物。下面开始把它们串成系统。</w:t>
+            </w:r>
+          </w:p>
+        </w:tc>
+      </w:tr>
+    </w:tbl>
+    <w:p>
+      <w:r>
+        <w:br w:type="page"/>
+      </w:r>
+    </w:p>
+    <w:p>
+      <w:pPr>
+        <w:pStyle w:val="Heading1"/>
+        <w:pBdr>
+          <w:bottom w:val="single" w:color="0F75BC" w:sz="12" w:space="4"/>
+        </w:pBdr>
+        <w:spacing w:after="160" w:before="280"/>
+      </w:pPr>
+      <w:r>
+        <w:rPr>
+          <w:rFonts w:ascii="Arial" w:eastAsia="PingFang SC" w:hAnsi="Arial"/>
+          <w:b/>
+          <w:bCs/>
+          <w:color w:val="0F75BC"/>
+          <w:sz w:val="30"/>
+          <w:szCs w:val="30"/>
+        </w:rPr>
+        <w:t xml:space="preserve">Session 7 · 内容矩阵（系统的大脑）</w:t>
+      </w:r>
+    </w:p>
+    <w:tbl>
+      <w:tblPr>
+        <w:tblW w:type="dxa" w:w="9360"/>
+        <w:tblBorders>
+          <w:top w:val="single" w:color="auto" w:sz="4"/>
+          <w:left w:val="single" w:color="auto" w:sz="4"/>
+          <w:bottom w:val="single" w:color="auto" w:sz="4"/>
+          <w:right w:val="single" w:color="auto" w:sz="4"/>
+          <w:insideH w:val="single" w:color="auto" w:sz="4"/>
+          <w:insideV w:val="single" w:color="auto" w:sz="4"/>
+        </w:tblBorders>
+      </w:tblPr>
+      <w:tblGrid>
+        <w:gridCol w:w="1700"/>
+        <w:gridCol w:w="7660"/>
+      </w:tblGrid>
+      <w:tr>
+        <w:tc>
+          <w:tcPr>
+            <w:tcW w:type="dxa" w:w="1700"/>
+            <w:tcBorders>
+              <w:top w:val="single" w:color="CCD9E3" w:sz="1"/>
+              <w:left w:val="single" w:color="CCD9E3" w:sz="1"/>
+              <w:bottom w:val="single" w:color="CCD9E3" w:sz="1"/>
+              <w:right w:val="single" w:color="CCD9E3" w:sz="1"/>
+            </w:tcBorders>
+            <w:shd w:fill="0F75BC" w:val="clear"/>
+            <w:tcMar>
+              <w:top w:type="dxa" w:w="70"/>
+              <w:left w:type="dxa" w:w="110"/>
+              <w:bottom w:type="dxa" w:w="70"/>
+              <w:right w:type="dxa" w:w="110"/>
+            </w:tcMar>
+            <w:vAlign w:val="center"/>
+          </w:tcPr>
+          <w:p>
+            <w:pPr>
+              <w:spacing w:after="0" w:line="252"/>
+            </w:pPr>
+            <w:r>
+              <w:rPr>
+                <w:rFonts w:ascii="Arial" w:eastAsia="PingFang SC" w:hAnsi="Arial"/>
+                <w:b/>
+                <w:bCs/>
+                <w:color w:val="FFFFFF"/>
+                <w:sz w:val="20"/>
+                <w:szCs w:val="20"/>
+              </w:rPr>
+              <w:t xml:space="preserve">🎯 目标</w:t>
+            </w:r>
+          </w:p>
+        </w:tc>
+        <w:tc>
+          <w:tcPr>
+            <w:tcW w:type="dxa" w:w="7660"/>
+            <w:tcBorders>
+              <w:top w:val="single" w:color="CCD9E3" w:sz="1"/>
+              <w:left w:val="single" w:color="CCD9E3" w:sz="1"/>
+              <w:bottom w:val="single" w:color="CCD9E3" w:sz="1"/>
+              <w:right w:val="single" w:color="CCD9E3" w:sz="1"/>
+            </w:tcBorders>
+            <w:tcMar>
+              <w:top w:type="dxa" w:w="70"/>
+              <w:left w:type="dxa" w:w="110"/>
+              <w:bottom w:type="dxa" w:w="70"/>
+              <w:right w:type="dxa" w:w="110"/>
+            </w:tcMar>
+            <w:vAlign w:val="center"/>
+          </w:tcPr>
+          <w:p>
+            <w:pPr>
+              <w:spacing w:after="0" w:line="252"/>
+            </w:pPr>
+            <w:r>
+              <w:rPr>
+                <w:rFonts w:ascii="Arial" w:eastAsia="PingFang SC" w:hAnsi="Arial"/>
+                <w:color w:val="142233"/>
+                <w:sz w:val="20"/>
+                <w:szCs w:val="20"/>
+              </w:rPr>
+              <w:t xml:space="preserve">先搭 Notion 层级骨架，再建一张能管上百条内容的数据库。</w:t>
+            </w:r>
+          </w:p>
+        </w:tc>
+      </w:tr>
+      <w:tr>
+        <w:tc>
+          <w:tcPr>
+            <w:tcW w:type="dxa" w:w="1700"/>
+            <w:tcBorders>
+              <w:top w:val="single" w:color="CCD9E3" w:sz="1"/>
+              <w:left w:val="single" w:color="CCD9E3" w:sz="1"/>
+              <w:bottom w:val="single" w:color="CCD9E3" w:sz="1"/>
+              <w:right w:val="single" w:color="CCD9E3" w:sz="1"/>
+            </w:tcBorders>
+            <w:shd w:fill="E3F2F9" w:val="clear"/>
+            <w:tcMar>
+              <w:top w:type="dxa" w:w="70"/>
+              <w:left w:type="dxa" w:w="110"/>
+              <w:bottom w:type="dxa" w:w="70"/>
+              <w:right w:type="dxa" w:w="110"/>
+            </w:tcMar>
+          </w:tcPr>
+          <w:p>
+            <w:pPr>
+              <w:spacing w:after="0" w:line="252"/>
+            </w:pPr>
+            <w:r>
+              <w:rPr>
+                <w:rFonts w:ascii="Arial" w:eastAsia="PingFang SC" w:hAnsi="Arial"/>
+                <w:b/>
+                <w:bCs/>
+                <w:color w:val="142233"/>
+                <w:sz w:val="20"/>
+                <w:szCs w:val="20"/>
+              </w:rPr>
+              <w:t xml:space="preserve">📦 学 skill</w:t>
+            </w:r>
+          </w:p>
+        </w:tc>
+        <w:tc>
+          <w:tcPr>
+            <w:tcW w:type="dxa" w:w="7660"/>
+            <w:tcBorders>
+              <w:top w:val="single" w:color="CCD9E3" w:sz="1"/>
+              <w:left w:val="single" w:color="CCD9E3" w:sz="1"/>
+              <w:bottom w:val="single" w:color="CCD9E3" w:sz="1"/>
+              <w:right w:val="single" w:color="CCD9E3" w:sz="1"/>
+            </w:tcBorders>
+            <w:tcMar>
+              <w:top w:type="dxa" w:w="70"/>
+              <w:left w:type="dxa" w:w="110"/>
+              <w:bottom w:type="dxa" w:w="70"/>
+              <w:right w:type="dxa" w:w="110"/>
+            </w:tcMar>
+          </w:tcPr>
+          <w:p>
+            <w:pPr>
+              <w:spacing w:after="0" w:line="252"/>
+            </w:pPr>
+            <w:r>
+              <w:rPr>
+                <w:rFonts w:ascii="Arial" w:eastAsia="PingFang SC" w:hAnsi="Arial"/>
+                <w:color w:val="142233"/>
+                <w:sz w:val="20"/>
+                <w:szCs w:val="20"/>
+              </w:rPr>
+              <w:t xml:space="preserve">（用连好的 Notion）</w:t>
+            </w:r>
+          </w:p>
+        </w:tc>
+      </w:tr>
+      <w:tr>
+        <w:tc>
+          <w:tcPr>
+            <w:tcW w:type="dxa" w:w="1700"/>
+            <w:tcBorders>
+              <w:top w:val="single" w:color="CCD9E3" w:sz="1"/>
+              <w:left w:val="single" w:color="CCD9E3" w:sz="1"/>
+              <w:bottom w:val="single" w:color="CCD9E3" w:sz="1"/>
+              <w:right w:val="single" w:color="CCD9E3" w:sz="1"/>
+            </w:tcBorders>
+            <w:shd w:fill="E3F2F9" w:val="clear"/>
+            <w:tcMar>
+              <w:top w:type="dxa" w:w="70"/>
+              <w:left w:type="dxa" w:w="110"/>
+              <w:bottom w:type="dxa" w:w="70"/>
+              <w:right w:type="dxa" w:w="110"/>
+            </w:tcMar>
+          </w:tcPr>
+          <w:p>
+            <w:pPr>
+              <w:spacing w:after="0" w:line="252"/>
+            </w:pPr>
+            <w:r>
+              <w:rPr>
+                <w:rFonts w:ascii="Arial" w:eastAsia="PingFang SC" w:hAnsi="Arial"/>
+                <w:b/>
+                <w:bCs/>
+                <w:color w:val="142233"/>
+                <w:sz w:val="20"/>
+                <w:szCs w:val="20"/>
+              </w:rPr>
+              <w:t xml:space="preserve">📖 读 md</w:t>
+            </w:r>
+          </w:p>
+        </w:tc>
+        <w:tc>
+          <w:tcPr>
+            <w:tcW w:type="dxa" w:w="7660"/>
+            <w:tcBorders>
+              <w:top w:val="single" w:color="CCD9E3" w:sz="1"/>
+              <w:left w:val="single" w:color="CCD9E3" w:sz="1"/>
+              <w:bottom w:val="single" w:color="CCD9E3" w:sz="1"/>
+              <w:right w:val="single" w:color="CCD9E3" w:sz="1"/>
+            </w:tcBorders>
+            <w:tcMar>
+              <w:top w:type="dxa" w:w="70"/>
+              <w:left w:type="dxa" w:w="110"/>
+              <w:bottom w:type="dxa" w:w="70"/>
+              <w:right w:type="dxa" w:w="110"/>
+            </w:tcMar>
+          </w:tcPr>
+          <w:p>
+            <w:pPr>
+              <w:spacing w:after="0" w:line="252"/>
+            </w:pPr>
+            <w:r>
+              <w:rPr>
+                <w:rFonts w:ascii="Arial" w:eastAsia="PingFang SC" w:hAnsi="Arial"/>
+                <w:color w:val="142233"/>
+                <w:sz w:val="20"/>
+                <w:szCs w:val="20"/>
+              </w:rPr>
+              <w:t xml:space="preserve">SKILL.md（内容矩阵段）</w:t>
+            </w:r>
+          </w:p>
+        </w:tc>
+      </w:tr>
+    </w:tbl>
+    <w:p>
+      <w:pPr>
+        <w:spacing w:after="80" w:before="160"/>
+      </w:pPr>
+      <w:r>
+        <w:rPr>
+          <w:rFonts w:ascii="Arial" w:eastAsia="PingFang SC" w:hAnsi="Arial"/>
+          <w:b/>
+          <w:bCs/>
+          <w:color w:val="0F75BC"/>
+          <w:sz w:val="22"/>
+          <w:szCs w:val="22"/>
+        </w:rPr>
+        <w:t xml:space="preserve">🛠️ 当场动手</w:t>
+      </w:r>
+    </w:p>
+    <w:p>
+      <w:pPr>
+        <w:pStyle w:val="ListParagraph"/>
+        <w:numPr>
+          <w:ilvl w:val="0"/>
+          <w:numId w:val="2"/>
+        </w:numPr>
+        <w:spacing w:after="70" w:line="264"/>
+      </w:pPr>
+      <w:r>
+        <w:rPr>
+          <w:rFonts w:ascii="Arial" w:eastAsia="PingFang SC" w:hAnsi="Arial"/>
+          <w:color w:val="142233"/>
+          <w:sz w:val="21"/>
+          <w:szCs w:val="21"/>
+        </w:rPr>
+        <w:t xml:space="preserve">🔴 先让 Claude 帮你搭 Notion 层级（品牌地基 / 内容矩阵 / 素材库 / 成品归档）——别一上来就丢一张表</w:t>
+      </w:r>
+    </w:p>
+    <w:p>
+      <w:pPr>
+        <w:pStyle w:val="ListParagraph"/>
+        <w:numPr>
+          <w:ilvl w:val="0"/>
+          <w:numId w:val="2"/>
+        </w:numPr>
+        <w:spacing w:after="70" w:line="264"/>
+      </w:pPr>
+      <w:r>
+        <w:rPr>
+          <w:rFonts w:ascii="Arial" w:eastAsia="PingFang SC" w:hAnsi="Arial"/>
+          <w:color w:val="142233"/>
+          <w:sz w:val="21"/>
+          <w:szCs w:val="21"/>
+        </w:rPr>
+        <w:t xml:space="preserve">看 Claude 排的 受众 × 漏斗 × Hook 矩阵</w:t>
+      </w:r>
+    </w:p>
+    <w:p>
+      <w:pPr>
+        <w:pStyle w:val="ListParagraph"/>
+        <w:numPr>
+          <w:ilvl w:val="0"/>
+          <w:numId w:val="2"/>
+        </w:numPr>
+        <w:spacing w:after="70" w:line="264"/>
+      </w:pPr>
+      <w:r>
+        <w:rPr>
+          <w:rFonts w:ascii="Arial" w:eastAsia="PingFang SC" w:hAnsi="Arial"/>
+          <w:color w:val="142233"/>
+          <w:sz w:val="21"/>
+          <w:szCs w:val="21"/>
+        </w:rPr>
+        <w:t xml:space="preserve">确认它在「内容矩阵」文件夹里建的表（14 列 + Status，含 人性需求 + NLP手法）</w:t>
+      </w:r>
+    </w:p>
+    <w:p>
+      <w:pPr>
+        <w:spacing w:after="80" w:before="160"/>
+      </w:pPr>
+      <w:r>
+        <w:rPr>
+          <w:rFonts w:ascii="Arial" w:eastAsia="PingFang SC" w:hAnsi="Arial"/>
+          <w:b/>
+          <w:bCs/>
+          <w:color w:val="0F75BC"/>
+          <w:sz w:val="22"/>
+          <w:szCs w:val="22"/>
+        </w:rPr>
+        <w:t xml:space="preserve">💬 这一步对话会怎么走（你只答题 / 挑刺，不用打 prompt）</w:t>
+      </w:r>
+    </w:p>
+    <w:tbl>
+      <w:tblPr>
+        <w:tblW w:type="dxa" w:w="9360"/>
+        <w:tblBorders>
+          <w:top w:val="single" w:color="auto" w:sz="4"/>
+          <w:left w:val="single" w:color="auto" w:sz="4"/>
+          <w:bottom w:val="single" w:color="auto" w:sz="4"/>
+          <w:right w:val="single" w:color="auto" w:sz="4"/>
+          <w:insideH w:val="single" w:color="auto" w:sz="4"/>
+          <w:insideV w:val="single" w:color="auto" w:sz="4"/>
+        </w:tblBorders>
+      </w:tblPr>
+      <w:tblGrid>
+        <w:gridCol w:w="9360"/>
+      </w:tblGrid>
+      <w:tr>
+        <w:tc>
+          <w:tcPr>
+            <w:tcW w:type="dxa" w:w="9360"/>
+            <w:tcBorders>
+              <w:top w:val="none"/>
+              <w:left w:val="single" w:color="0F75BC" w:sz="24" w:space="6"/>
+              <w:bottom w:val="none"/>
+              <w:right w:val="none"/>
+            </w:tcBorders>
+            <w:shd w:fill="E3F2F9" w:val="clear"/>
+            <w:tcMar>
+              <w:top w:type="dxa" w:w="120"/>
+              <w:left w:type="dxa" w:w="160"/>
+              <w:bottom w:type="dxa" w:w="120"/>
+              <w:right w:type="dxa" w:w="160"/>
+            </w:tcMar>
+          </w:tcPr>
+          <w:p>
+            <w:r>
+              <w:rPr>
+                <w:rFonts w:ascii="Arial" w:eastAsia="PingFang SC" w:hAnsi="Arial"/>
+                <w:b/>
+                <w:bCs/>
+                <w:color w:val="0F75BC"/>
+                <w:sz w:val="20"/>
+                <w:szCs w:val="20"/>
+              </w:rPr>
+              <w:t xml:space="preserve">🗣️ Claude 会问 / 做：</w:t>
+            </w:r>
+            <w:r>
+              <w:rPr>
+                <w:rFonts w:ascii="Arial" w:eastAsia="PingFang SC" w:hAnsi="Arial"/>
+                <w:color w:val="142233"/>
+                <w:sz w:val="20"/>
+                <w:szCs w:val="20"/>
+              </w:rPr>
+              <w:t xml:space="preserve">🔴 会先用选项卡问你用推荐层级还是自定义，把 4 个文件夹骨架搭好（品牌地基 / 内容矩阵 / 素材库 / 成品归档），你看得见结构才不会把东西堆一页。</w:t>
+            </w:r>
+          </w:p>
+        </w:tc>
+      </w:tr>
+    </w:tbl>
+    <w:tbl>
+      <w:tblPr>
+        <w:tblW w:type="dxa" w:w="9360"/>
+        <w:tblBorders>
+          <w:top w:val="single" w:color="auto" w:sz="4"/>
+          <w:left w:val="single" w:color="auto" w:sz="4"/>
+          <w:bottom w:val="single" w:color="auto" w:sz="4"/>
+          <w:right w:val="single" w:color="auto" w:sz="4"/>
+          <w:insideH w:val="single" w:color="auto" w:sz="4"/>
+          <w:insideV w:val="single" w:color="auto" w:sz="4"/>
+        </w:tblBorders>
+      </w:tblPr>
+      <w:tblGrid>
+        <w:gridCol w:w="9360"/>
+      </w:tblGrid>
+      <w:tr>
+        <w:tc>
+          <w:tcPr>
+            <w:tcW w:type="dxa" w:w="9360"/>
+            <w:tcBorders>
+              <w:top w:val="none"/>
+              <w:left w:val="single" w:color="28C2E7" w:sz="24" w:space="6"/>
+              <w:bottom w:val="none"/>
+              <w:right w:val="none"/>
+            </w:tcBorders>
+            <w:shd w:fill="F4F8FB" w:val="clear"/>
+            <w:tcMar>
+              <w:top w:type="dxa" w:w="120"/>
+              <w:left w:type="dxa" w:w="160"/>
+              <w:bottom w:type="dxa" w:w="120"/>
+              <w:right w:type="dxa" w:w="160"/>
+            </w:tcMar>
+          </w:tcPr>
+          <w:p>
+            <w:r>
+              <w:rPr>
+                <w:rFonts w:ascii="Arial" w:eastAsia="PingFang SC" w:hAnsi="Arial"/>
+                <w:b/>
+                <w:bCs/>
+                <w:color w:val="0F75BC"/>
+                <w:sz w:val="20"/>
+                <w:szCs w:val="20"/>
+              </w:rPr>
+              <w:t xml:space="preserve">🙋 你答（SUMA 例子）：</w:t>
+            </w:r>
+            <w:r>
+              <w:rPr>
+                <w:rFonts w:ascii="Arial" w:eastAsia="PingFang SC" w:hAnsi="Arial"/>
+                <w:color w:val="142233"/>
+                <w:sz w:val="20"/>
+                <w:szCs w:val="20"/>
+              </w:rPr>
+              <w:t xml:space="preserve">用推荐层级就行 / 我已有自己的结构。</w:t>
+            </w:r>
+          </w:p>
+        </w:tc>
+      </w:tr>
+    </w:tbl>
+    <w:tbl>
+      <w:tblPr>
+        <w:tblW w:type="dxa" w:w="9360"/>
+        <w:tblBorders>
+          <w:top w:val="single" w:color="auto" w:sz="4"/>
+          <w:left w:val="single" w:color="auto" w:sz="4"/>
+          <w:bottom w:val="single" w:color="auto" w:sz="4"/>
+          <w:right w:val="single" w:color="auto" w:sz="4"/>
+          <w:insideH w:val="single" w:color="auto" w:sz="4"/>
+          <w:insideV w:val="single" w:color="auto" w:sz="4"/>
+        </w:tblBorders>
+      </w:tblPr>
+      <w:tblGrid>
+        <w:gridCol w:w="9360"/>
+      </w:tblGrid>
+      <w:tr>
+        <w:tc>
+          <w:tcPr>
+            <w:tcW w:type="dxa" w:w="9360"/>
+            <w:tcBorders>
+              <w:top w:val="none"/>
+              <w:left w:val="single" w:color="0F75BC" w:sz="24" w:space="6"/>
+              <w:bottom w:val="none"/>
+              <w:right w:val="none"/>
+            </w:tcBorders>
+            <w:shd w:fill="E3F2F9" w:val="clear"/>
+            <w:tcMar>
+              <w:top w:type="dxa" w:w="120"/>
+              <w:left w:type="dxa" w:w="160"/>
+              <w:bottom w:type="dxa" w:w="120"/>
+              <w:right w:type="dxa" w:w="160"/>
+            </w:tcMar>
+          </w:tcPr>
+          <w:p>
+            <w:r>
+              <w:rPr>
+                <w:rFonts w:ascii="Arial" w:eastAsia="PingFang SC" w:hAnsi="Arial"/>
+                <w:b/>
+                <w:bCs/>
+                <w:color w:val="0F75BC"/>
+                <w:sz w:val="20"/>
+                <w:szCs w:val="20"/>
+              </w:rPr>
+              <w:t xml:space="preserve">🗣️ Claude 会问 / 做：</w:t>
+            </w:r>
+            <w:r>
+              <w:rPr>
+                <w:rFonts w:ascii="Arial" w:eastAsia="PingFang SC" w:hAnsi="Arial"/>
+                <w:color w:val="142233"/>
+                <w:sz w:val="20"/>
+                <w:szCs w:val="20"/>
+              </w:rPr>
+              <w:t xml:space="preserve">再把 受众 × 漏斗(ToFu/MoFu/BoFu) × 8 钩子 排成矩阵，并在「内容矩阵」里建 14 列 + Status 的 database（含 人性需求 + NLP手法 两列方向列）。</w:t>
+            </w:r>
+          </w:p>
+        </w:tc>
+      </w:tr>
+    </w:tbl>
+    <w:tbl>
+      <w:tblPr>
+        <w:tblW w:type="dxa" w:w="9360"/>
+        <w:tblBorders>
+          <w:top w:val="single" w:color="auto" w:sz="4"/>
+          <w:left w:val="single" w:color="auto" w:sz="4"/>
+          <w:bottom w:val="single" w:color="auto" w:sz="4"/>
+          <w:right w:val="single" w:color="auto" w:sz="4"/>
+          <w:insideH w:val="single" w:color="auto" w:sz="4"/>
+          <w:insideV w:val="single" w:color="auto" w:sz="4"/>
+        </w:tblBorders>
+      </w:tblPr>
+      <w:tblGrid>
+        <w:gridCol w:w="9360"/>
+      </w:tblGrid>
+      <w:tr>
+        <w:tc>
+          <w:tcPr>
+            <w:tcW w:type="dxa" w:w="9360"/>
+            <w:tcBorders>
+              <w:top w:val="none"/>
+              <w:left w:val="single" w:color="28C2E7" w:sz="24" w:space="6"/>
+              <w:bottom w:val="none"/>
+              <w:right w:val="none"/>
+            </w:tcBorders>
+            <w:shd w:fill="F4F8FB" w:val="clear"/>
+            <w:tcMar>
+              <w:top w:type="dxa" w:w="120"/>
+              <w:left w:type="dxa" w:w="160"/>
+              <w:bottom w:type="dxa" w:w="120"/>
+              <w:right w:type="dxa" w:w="160"/>
+            </w:tcMar>
+          </w:tcPr>
+          <w:p>
+            <w:r>
+              <w:rPr>
+                <w:rFonts w:ascii="Arial" w:eastAsia="PingFang SC" w:hAnsi="Arial"/>
+                <w:b/>
+                <w:bCs/>
+                <w:color w:val="0F75BC"/>
+                <w:sz w:val="20"/>
+                <w:szCs w:val="20"/>
+              </w:rPr>
+              <w:t xml:space="preserve">🙋 你答（SUMA 例子）：</w:t>
+            </w:r>
+            <w:r>
+              <w:rPr>
+                <w:rFonts w:ascii="Arial" w:eastAsia="PingFang SC" w:hAnsi="Arial"/>
+                <w:color w:val="142233"/>
+                <w:sz w:val="20"/>
+                <w:szCs w:val="20"/>
+              </w:rPr>
+              <w:t xml:space="preserve">看它排的对不对，删 / 加几格；Status：Need Review Idea → Proceed → Need Review → Checked → Posted。</w:t>
+            </w:r>
+          </w:p>
+        </w:tc>
+      </w:tr>
+    </w:tbl>
+    <w:p>
+      <w:pPr>
+        <w:spacing w:after="40"/>
+      </w:pPr>
+      <w:r>
+        <w:rPr>
+          <w:sz w:val="8"/>
+          <w:szCs w:val="8"/>
+        </w:rPr>
+        <w:t xml:space="preserve"/>
+      </w:r>
+    </w:p>
+    <w:tbl>
+      <w:tblPr>
+        <w:tblW w:type="dxa" w:w="9360"/>
+        <w:tblBorders>
+          <w:top w:val="single" w:color="auto" w:sz="4"/>
+          <w:left w:val="single" w:color="auto" w:sz="4"/>
+          <w:bottom w:val="single" w:color="auto" w:sz="4"/>
+          <w:right w:val="single" w:color="auto" w:sz="4"/>
+          <w:insideH w:val="single" w:color="auto" w:sz="4"/>
+          <w:insideV w:val="single" w:color="auto" w:sz="4"/>
+        </w:tblBorders>
+      </w:tblPr>
+      <w:tblGrid>
+        <w:gridCol w:w="9360"/>
+      </w:tblGrid>
+      <w:tr>
+        <w:tc>
+          <w:tcPr>
+            <w:tcW w:type="dxa" w:w="9360"/>
+            <w:tcBorders>
+              <w:top w:val="none"/>
+              <w:left w:val="single" w:color="0F75BC" w:sz="24" w:space="6"/>
+              <w:bottom w:val="none"/>
+              <w:right w:val="none"/>
+            </w:tcBorders>
+            <w:shd w:fill="0F75BC" w:val="clear"/>
+            <w:tcMar>
+              <w:top w:type="dxa" w:w="120"/>
+              <w:left w:type="dxa" w:w="160"/>
+              <w:bottom w:type="dxa" w:w="120"/>
+              <w:right w:type="dxa" w:w="160"/>
+            </w:tcMar>
+          </w:tcPr>
+          <w:p>
+            <w:r>
+              <w:rPr>
+                <w:rFonts w:ascii="Arial" w:eastAsia="PingFang SC" w:hAnsi="Arial"/>
+                <w:b/>
+                <w:bCs/>
+                <w:color w:val="FFFFFF"/>
+                <w:sz w:val="22"/>
+                <w:szCs w:val="22"/>
+              </w:rPr>
+              <w:t xml:space="preserve">🎁 走出教室的交付物：</w:t>
+            </w:r>
+            <w:r>
+              <w:rPr>
+                <w:rFonts w:ascii="Arial" w:eastAsia="PingFang SC" w:hAnsi="Arial"/>
+                <w:b/>
+                <w:bCs/>
+                <w:color w:val="FFFFFF"/>
+                <w:sz w:val="22"/>
+                <w:szCs w:val="22"/>
+              </w:rPr>
+              <w:t xml:space="preserve">Notion 层级骨架 + 你的内容矩阵表（立好项）</w:t>
+            </w:r>
+          </w:p>
+        </w:tc>
+      </w:tr>
+    </w:tbl>
+    <w:p>
+      <w:pPr>
+        <w:spacing w:after="80" w:before="160"/>
+      </w:pPr>
+      <w:r>
+        <w:rPr>
+          <w:rFonts w:ascii="Arial" w:eastAsia="PingFang SC" w:hAnsi="Arial"/>
+          <w:b/>
+          <w:bCs/>
+          <w:color w:val="0F75BC"/>
+          <w:sz w:val="22"/>
+          <w:szCs w:val="22"/>
+        </w:rPr>
+        <w:t xml:space="preserve">✍️ 我的记录（现场填）</w:t>
+      </w:r>
+    </w:p>
+    <w:p>
+      <w:pPr>
+        <w:spacing w:after="0" w:before="60"/>
+      </w:pPr>
+      <w:r>
+        <w:rPr>
+          <w:rFonts w:ascii="Arial" w:eastAsia="PingFang SC" w:hAnsi="Arial"/>
+          <w:b/>
+          <w:bCs/>
+          <w:color w:val="5B6B7A"/>
+          <w:sz w:val="20"/>
+          <w:szCs w:val="20"/>
+        </w:rPr>
+        <w:t xml:space="preserve">我的顶层结构：</w:t>
+      </w:r>
+    </w:p>
+    <w:p>
+      <w:pPr>
+        <w:pBdr>
+          <w:bottom w:val="single" w:color="CCD9E3" w:sz="4" w:space="6"/>
+        </w:pBdr>
+        <w:spacing w:after="140"/>
+      </w:pPr>
+      <w:r>
+        <w:rPr>
+          <w:rFonts w:ascii="Arial" w:eastAsia="PingFang SC" w:hAnsi="Arial"/>
+          <w:sz w:val="20"/>
+          <w:szCs w:val="20"/>
+        </w:rPr>
+        <w:t xml:space="preserve"/>
       </w:r>
     </w:p>
     <w:p>

--- a/交付物-doc-pdf-ppt/AI内容课_VerA_教学版_工作手册.docx
+++ b/交付物-doc-pdf-ppt/AI内容课_VerA_教学版_工作手册.docx
@@ -714,6 +714,510 @@
     </w:tbl>
     <w:p>
       <w:pPr>
+        <w:spacing w:after="40"/>
+      </w:pPr>
+      <w:r>
+        <w:rPr>
+          <w:sz w:val="8"/>
+          <w:szCs w:val="8"/>
+        </w:rPr>
+        <w:t xml:space="preserve"/>
+      </w:r>
+    </w:p>
+    <w:p>
+      <w:pPr>
+        <w:spacing w:after="80" w:before="160"/>
+      </w:pPr>
+      <w:r>
+        <w:rPr>
+          <w:rFonts w:ascii="Arial" w:eastAsia="PingFang SC" w:hAnsi="Arial"/>
+          <w:b/>
+          <w:bCs/>
+          <w:color w:val="0F75BC"/>
+          <w:sz w:val="22"/>
+          <w:szCs w:val="22"/>
+        </w:rPr>
+        <w:t xml:space="preserve">🔴 底层三层 —— 贯穿每一样产物（不分技能）</w:t>
+      </w:r>
+    </w:p>
+    <w:p>
+      <w:pPr>
+        <w:spacing w:after="120" w:before="0" w:line="276"/>
+      </w:pPr>
+      <w:r>
+        <w:rPr>
+          <w:rFonts w:ascii="Arial" w:eastAsia="PingFang SC" w:hAnsi="Arial"/>
+          <w:color w:val="142233"/>
+          <w:sz w:val="22"/>
+          <w:szCs w:val="22"/>
+        </w:rPr>
+        <w:t xml:space="preserve">无论文案、图、视频、PPT、配乐，Claude 底层都同时套这三层。这是「有没有大师功底」的分界线——不是某个技能专属。</w:t>
+      </w:r>
+    </w:p>
+    <w:tbl>
+      <w:tblPr>
+        <w:tblW w:type="dxa" w:w="9360"/>
+        <w:tblBorders>
+          <w:top w:val="single" w:color="auto" w:sz="4"/>
+          <w:left w:val="single" w:color="auto" w:sz="4"/>
+          <w:bottom w:val="single" w:color="auto" w:sz="4"/>
+          <w:right w:val="single" w:color="auto" w:sz="4"/>
+          <w:insideH w:val="single" w:color="auto" w:sz="4"/>
+          <w:insideV w:val="single" w:color="auto" w:sz="4"/>
+        </w:tblBorders>
+      </w:tblPr>
+      <w:tblGrid>
+        <w:gridCol w:w="2100"/>
+        <w:gridCol w:w="5060"/>
+        <w:gridCol w:w="2200"/>
+      </w:tblGrid>
+      <w:tr>
+        <w:tc>
+          <w:tcPr>
+            <w:tcW w:type="dxa" w:w="2100"/>
+            <w:tcBorders>
+              <w:top w:val="single" w:color="CCD9E3" w:sz="1"/>
+              <w:left w:val="single" w:color="CCD9E3" w:sz="1"/>
+              <w:bottom w:val="single" w:color="CCD9E3" w:sz="1"/>
+              <w:right w:val="single" w:color="CCD9E3" w:sz="1"/>
+            </w:tcBorders>
+            <w:shd w:fill="E3F2F9" w:val="clear"/>
+            <w:tcMar>
+              <w:top w:type="dxa" w:w="70"/>
+              <w:left w:type="dxa" w:w="110"/>
+              <w:bottom w:type="dxa" w:w="70"/>
+              <w:right w:type="dxa" w:w="110"/>
+            </w:tcMar>
+          </w:tcPr>
+          <w:p>
+            <w:pPr>
+              <w:spacing w:after="0" w:line="252"/>
+            </w:pPr>
+            <w:r>
+              <w:rPr>
+                <w:rFonts w:ascii="Arial" w:eastAsia="PingFang SC" w:hAnsi="Arial"/>
+                <w:b/>
+                <w:bCs/>
+                <w:color w:val="142233"/>
+                <w:sz w:val="20"/>
+                <w:szCs w:val="20"/>
+              </w:rPr>
+              <w:t xml:space="preserve">层</w:t>
+            </w:r>
+          </w:p>
+        </w:tc>
+        <w:tc>
+          <w:tcPr>
+            <w:tcW w:type="dxa" w:w="5060"/>
+            <w:tcBorders>
+              <w:top w:val="single" w:color="CCD9E3" w:sz="1"/>
+              <w:left w:val="single" w:color="CCD9E3" w:sz="1"/>
+              <w:bottom w:val="single" w:color="CCD9E3" w:sz="1"/>
+              <w:right w:val="single" w:color="CCD9E3" w:sz="1"/>
+            </w:tcBorders>
+            <w:shd w:fill="E3F2F9" w:val="clear"/>
+            <w:tcMar>
+              <w:top w:type="dxa" w:w="70"/>
+              <w:left w:type="dxa" w:w="110"/>
+              <w:bottom w:type="dxa" w:w="70"/>
+              <w:right w:type="dxa" w:w="110"/>
+            </w:tcMar>
+          </w:tcPr>
+          <w:p>
+            <w:pPr>
+              <w:spacing w:after="0" w:line="252"/>
+            </w:pPr>
+            <w:r>
+              <w:rPr>
+                <w:rFonts w:ascii="Arial" w:eastAsia="PingFang SC" w:hAnsi="Arial"/>
+                <w:b/>
+                <w:bCs/>
+                <w:color w:val="142233"/>
+                <w:sz w:val="20"/>
+                <w:szCs w:val="20"/>
+              </w:rPr>
+              <w:t xml:space="preserve">是什么</w:t>
+            </w:r>
+          </w:p>
+        </w:tc>
+        <w:tc>
+          <w:tcPr>
+            <w:tcW w:type="dxa" w:w="2200"/>
+            <w:tcBorders>
+              <w:top w:val="single" w:color="CCD9E3" w:sz="1"/>
+              <w:left w:val="single" w:color="CCD9E3" w:sz="1"/>
+              <w:bottom w:val="single" w:color="CCD9E3" w:sz="1"/>
+              <w:right w:val="single" w:color="CCD9E3" w:sz="1"/>
+            </w:tcBorders>
+            <w:shd w:fill="E3F2F9" w:val="clear"/>
+            <w:tcMar>
+              <w:top w:type="dxa" w:w="70"/>
+              <w:left w:type="dxa" w:w="110"/>
+              <w:bottom w:type="dxa" w:w="70"/>
+              <w:right w:type="dxa" w:w="110"/>
+            </w:tcMar>
+          </w:tcPr>
+          <w:p>
+            <w:pPr>
+              <w:spacing w:after="0" w:line="252"/>
+            </w:pPr>
+            <w:r>
+              <w:rPr>
+                <w:rFonts w:ascii="Arial" w:eastAsia="PingFang SC" w:hAnsi="Arial"/>
+                <w:b/>
+                <w:bCs/>
+                <w:color w:val="142233"/>
+                <w:sz w:val="20"/>
+                <w:szCs w:val="20"/>
+              </w:rPr>
+              <w:t xml:space="preserve">戳的是</w:t>
+            </w:r>
+          </w:p>
+        </w:tc>
+      </w:tr>
+      <w:tr>
+        <w:tc>
+          <w:tcPr>
+            <w:tcW w:type="dxa" w:w="2100"/>
+            <w:tcBorders>
+              <w:top w:val="single" w:color="CCD9E3" w:sz="1"/>
+              <w:left w:val="single" w:color="CCD9E3" w:sz="1"/>
+              <w:bottom w:val="single" w:color="CCD9E3" w:sz="1"/>
+              <w:right w:val="single" w:color="CCD9E3" w:sz="1"/>
+            </w:tcBorders>
+            <w:tcMar>
+              <w:top w:type="dxa" w:w="70"/>
+              <w:left w:type="dxa" w:w="110"/>
+              <w:bottom w:type="dxa" w:w="70"/>
+              <w:right w:type="dxa" w:w="110"/>
+            </w:tcMar>
+          </w:tcPr>
+          <w:p>
+            <w:pPr>
+              <w:spacing w:after="0" w:line="252"/>
+            </w:pPr>
+            <w:r>
+              <w:rPr>
+                <w:rFonts w:ascii="Arial" w:eastAsia="PingFang SC" w:hAnsi="Arial"/>
+                <w:b/>
+                <w:bCs/>
+                <w:color w:val="142233"/>
+                <w:sz w:val="20"/>
+                <w:szCs w:val="20"/>
+              </w:rPr>
+              <w:t xml:space="preserve">① 说服（大师）</w:t>
+            </w:r>
+          </w:p>
+        </w:tc>
+        <w:tc>
+          <w:tcPr>
+            <w:tcW w:type="dxa" w:w="5060"/>
+            <w:tcBorders>
+              <w:top w:val="single" w:color="CCD9E3" w:sz="1"/>
+              <w:left w:val="single" w:color="CCD9E3" w:sz="1"/>
+              <w:bottom w:val="single" w:color="CCD9E3" w:sz="1"/>
+              <w:right w:val="single" w:color="CCD9E3" w:sz="1"/>
+            </w:tcBorders>
+            <w:tcMar>
+              <w:top w:type="dxa" w:w="70"/>
+              <w:left w:type="dxa" w:w="110"/>
+              <w:bottom w:type="dxa" w:w="70"/>
+              <w:right w:type="dxa" w:w="110"/>
+            </w:tcMar>
+          </w:tcPr>
+          <w:p>
+            <w:pPr>
+              <w:spacing w:after="0" w:line="252"/>
+            </w:pPr>
+            <w:r>
+              <w:rPr>
+                <w:rFonts w:ascii="Arial" w:eastAsia="PingFang SC" w:hAnsi="Arial"/>
+                <w:color w:val="142233"/>
+                <w:sz w:val="20"/>
+                <w:szCs w:val="20"/>
+              </w:rPr>
+              <w:t xml:space="preserve">LF8 生命原动力 · Blair Warren 为客户处境正名（灵魂）· 自我说服 · AIDA/PAS · Cialdini · Duarte 客户是英雄</w:t>
+            </w:r>
+          </w:p>
+        </w:tc>
+        <w:tc>
+          <w:tcPr>
+            <w:tcW w:type="dxa" w:w="2200"/>
+            <w:tcBorders>
+              <w:top w:val="single" w:color="CCD9E3" w:sz="1"/>
+              <w:left w:val="single" w:color="CCD9E3" w:sz="1"/>
+              <w:bottom w:val="single" w:color="CCD9E3" w:sz="1"/>
+              <w:right w:val="single" w:color="CCD9E3" w:sz="1"/>
+            </w:tcBorders>
+            <w:tcMar>
+              <w:top w:type="dxa" w:w="70"/>
+              <w:left w:type="dxa" w:w="110"/>
+              <w:bottom w:type="dxa" w:w="70"/>
+              <w:right w:type="dxa" w:w="110"/>
+            </w:tcMar>
+          </w:tcPr>
+          <w:p>
+            <w:pPr>
+              <w:spacing w:after="0" w:line="252"/>
+            </w:pPr>
+            <w:r>
+              <w:rPr>
+                <w:rFonts w:ascii="Arial" w:eastAsia="PingFang SC" w:hAnsi="Arial"/>
+                <w:color w:val="142233"/>
+                <w:sz w:val="20"/>
+                <w:szCs w:val="20"/>
+              </w:rPr>
+              <w:t xml:space="preserve">被说到心坎</w:t>
+            </w:r>
+          </w:p>
+        </w:tc>
+      </w:tr>
+      <w:tr>
+        <w:tc>
+          <w:tcPr>
+            <w:tcW w:type="dxa" w:w="2100"/>
+            <w:tcBorders>
+              <w:top w:val="single" w:color="CCD9E3" w:sz="1"/>
+              <w:left w:val="single" w:color="CCD9E3" w:sz="1"/>
+              <w:bottom w:val="single" w:color="CCD9E3" w:sz="1"/>
+              <w:right w:val="single" w:color="CCD9E3" w:sz="1"/>
+            </w:tcBorders>
+            <w:tcMar>
+              <w:top w:type="dxa" w:w="70"/>
+              <w:left w:type="dxa" w:w="110"/>
+              <w:bottom w:type="dxa" w:w="70"/>
+              <w:right w:type="dxa" w:w="110"/>
+            </w:tcMar>
+          </w:tcPr>
+          <w:p>
+            <w:pPr>
+              <w:spacing w:after="0" w:line="252"/>
+            </w:pPr>
+            <w:r>
+              <w:rPr>
+                <w:rFonts w:ascii="Arial" w:eastAsia="PingFang SC" w:hAnsi="Arial"/>
+                <w:b/>
+                <w:bCs/>
+                <w:color w:val="142233"/>
+                <w:sz w:val="20"/>
+                <w:szCs w:val="20"/>
+              </w:rPr>
+              <w:t xml:space="preserve">② 语言（NLP）</w:t>
+            </w:r>
+          </w:p>
+        </w:tc>
+        <w:tc>
+          <w:tcPr>
+            <w:tcW w:type="dxa" w:w="5060"/>
+            <w:tcBorders>
+              <w:top w:val="single" w:color="CCD9E3" w:sz="1"/>
+              <w:left w:val="single" w:color="CCD9E3" w:sz="1"/>
+              <w:bottom w:val="single" w:color="CCD9E3" w:sz="1"/>
+              <w:right w:val="single" w:color="CCD9E3" w:sz="1"/>
+            </w:tcBorders>
+            <w:tcMar>
+              <w:top w:type="dxa" w:w="70"/>
+              <w:left w:type="dxa" w:w="110"/>
+              <w:bottom w:type="dxa" w:w="70"/>
+              <w:right w:type="dxa" w:w="110"/>
+            </w:tcMar>
+          </w:tcPr>
+          <w:p>
+            <w:pPr>
+              <w:spacing w:after="0" w:line="252"/>
+            </w:pPr>
+            <w:r>
+              <w:rPr>
+                <w:rFonts w:ascii="Arial" w:eastAsia="PingFang SC" w:hAnsi="Arial"/>
+                <w:color w:val="142233"/>
+                <w:sz w:val="20"/>
+                <w:szCs w:val="20"/>
+              </w:rPr>
+              <w:t xml:space="preserve">换框 · 未来预演 · 连续肯定 · 锚定 · 故事（挑 1–2 个）</w:t>
+            </w:r>
+          </w:p>
+        </w:tc>
+        <w:tc>
+          <w:tcPr>
+            <w:tcW w:type="dxa" w:w="2200"/>
+            <w:tcBorders>
+              <w:top w:val="single" w:color="CCD9E3" w:sz="1"/>
+              <w:left w:val="single" w:color="CCD9E3" w:sz="1"/>
+              <w:bottom w:val="single" w:color="CCD9E3" w:sz="1"/>
+              <w:right w:val="single" w:color="CCD9E3" w:sz="1"/>
+            </w:tcBorders>
+            <w:tcMar>
+              <w:top w:type="dxa" w:w="70"/>
+              <w:left w:type="dxa" w:w="110"/>
+              <w:bottom w:type="dxa" w:w="70"/>
+              <w:right w:type="dxa" w:w="110"/>
+            </w:tcMar>
+          </w:tcPr>
+          <w:p>
+            <w:pPr>
+              <w:spacing w:after="0" w:line="252"/>
+            </w:pPr>
+            <w:r>
+              <w:rPr>
+                <w:rFonts w:ascii="Arial" w:eastAsia="PingFang SC" w:hAnsi="Arial"/>
+                <w:color w:val="142233"/>
+                <w:sz w:val="20"/>
+                <w:szCs w:val="20"/>
+              </w:rPr>
+              <w:t xml:space="preserve">话更进得去</w:t>
+            </w:r>
+          </w:p>
+        </w:tc>
+      </w:tr>
+      <w:tr>
+        <w:tc>
+          <w:tcPr>
+            <w:tcW w:type="dxa" w:w="2100"/>
+            <w:tcBorders>
+              <w:top w:val="single" w:color="CCD9E3" w:sz="1"/>
+              <w:left w:val="single" w:color="CCD9E3" w:sz="1"/>
+              <w:bottom w:val="single" w:color="CCD9E3" w:sz="1"/>
+              <w:right w:val="single" w:color="CCD9E3" w:sz="1"/>
+            </w:tcBorders>
+            <w:tcMar>
+              <w:top w:type="dxa" w:w="70"/>
+              <w:left w:type="dxa" w:w="110"/>
+              <w:bottom w:type="dxa" w:w="70"/>
+              <w:right w:type="dxa" w:w="110"/>
+            </w:tcMar>
+          </w:tcPr>
+          <w:p>
+            <w:pPr>
+              <w:spacing w:after="0" w:line="252"/>
+            </w:pPr>
+            <w:r>
+              <w:rPr>
+                <w:rFonts w:ascii="Arial" w:eastAsia="PingFang SC" w:hAnsi="Arial"/>
+                <w:b/>
+                <w:bCs/>
+                <w:color w:val="142233"/>
+                <w:sz w:val="20"/>
+                <w:szCs w:val="20"/>
+              </w:rPr>
+              <w:t xml:space="preserve">③ 动机（人性需求）</w:t>
+            </w:r>
+          </w:p>
+        </w:tc>
+        <w:tc>
+          <w:tcPr>
+            <w:tcW w:type="dxa" w:w="5060"/>
+            <w:tcBorders>
+              <w:top w:val="single" w:color="CCD9E3" w:sz="1"/>
+              <w:left w:val="single" w:color="CCD9E3" w:sz="1"/>
+              <w:bottom w:val="single" w:color="CCD9E3" w:sz="1"/>
+              <w:right w:val="single" w:color="CCD9E3" w:sz="1"/>
+            </w:tcBorders>
+            <w:tcMar>
+              <w:top w:type="dxa" w:w="70"/>
+              <w:left w:type="dxa" w:w="110"/>
+              <w:bottom w:type="dxa" w:w="70"/>
+              <w:right w:type="dxa" w:w="110"/>
+            </w:tcMar>
+          </w:tcPr>
+          <w:p>
+            <w:pPr>
+              <w:spacing w:after="0" w:line="252"/>
+            </w:pPr>
+            <w:r>
+              <w:rPr>
+                <w:rFonts w:ascii="Arial" w:eastAsia="PingFang SC" w:hAnsi="Arial"/>
+                <w:color w:val="142233"/>
+                <w:sz w:val="20"/>
+                <w:szCs w:val="20"/>
+              </w:rPr>
+              <w:t xml:space="preserve">确定 / 新鲜 / 重要 / 爱与连接 / 成长 / 贡献</w:t>
+            </w:r>
+          </w:p>
+        </w:tc>
+        <w:tc>
+          <w:tcPr>
+            <w:tcW w:type="dxa" w:w="2200"/>
+            <w:tcBorders>
+              <w:top w:val="single" w:color="CCD9E3" w:sz="1"/>
+              <w:left w:val="single" w:color="CCD9E3" w:sz="1"/>
+              <w:bottom w:val="single" w:color="CCD9E3" w:sz="1"/>
+              <w:right w:val="single" w:color="CCD9E3" w:sz="1"/>
+            </w:tcBorders>
+            <w:tcMar>
+              <w:top w:type="dxa" w:w="70"/>
+              <w:left w:type="dxa" w:w="110"/>
+              <w:bottom w:type="dxa" w:w="70"/>
+              <w:right w:type="dxa" w:w="110"/>
+            </w:tcMar>
+          </w:tcPr>
+          <w:p>
+            <w:pPr>
+              <w:spacing w:after="0" w:line="252"/>
+            </w:pPr>
+            <w:r>
+              <w:rPr>
+                <w:rFonts w:ascii="Arial" w:eastAsia="PingFang SC" w:hAnsi="Arial"/>
+                <w:color w:val="142233"/>
+                <w:sz w:val="20"/>
+                <w:szCs w:val="20"/>
+              </w:rPr>
+              <w:t xml:space="preserve">人为何行动</w:t>
+            </w:r>
+          </w:p>
+        </w:tc>
+      </w:tr>
+    </w:tbl>
+    <w:tbl>
+      <w:tblPr>
+        <w:tblW w:type="dxa" w:w="9360"/>
+        <w:tblBorders>
+          <w:top w:val="single" w:color="auto" w:sz="4"/>
+          <w:left w:val="single" w:color="auto" w:sz="4"/>
+          <w:bottom w:val="single" w:color="auto" w:sz="4"/>
+          <w:right w:val="single" w:color="auto" w:sz="4"/>
+          <w:insideH w:val="single" w:color="auto" w:sz="4"/>
+          <w:insideV w:val="single" w:color="auto" w:sz="4"/>
+        </w:tblBorders>
+      </w:tblPr>
+      <w:tblGrid>
+        <w:gridCol w:w="9360"/>
+      </w:tblGrid>
+      <w:tr>
+        <w:tc>
+          <w:tcPr>
+            <w:tcW w:type="dxa" w:w="9360"/>
+            <w:tcBorders>
+              <w:top w:val="none"/>
+              <w:left w:val="single" w:color="FCB040" w:sz="24" w:space="6"/>
+              <w:bottom w:val="none"/>
+              <w:right w:val="none"/>
+            </w:tcBorders>
+            <w:shd w:fill="FFF3DE" w:val="clear"/>
+            <w:tcMar>
+              <w:top w:type="dxa" w:w="120"/>
+              <w:left w:type="dxa" w:w="160"/>
+              <w:bottom w:type="dxa" w:w="120"/>
+              <w:right w:type="dxa" w:w="160"/>
+            </w:tcMar>
+          </w:tcPr>
+          <w:p>
+            <w:r>
+              <w:rPr>
+                <w:rFonts w:ascii="Arial" w:eastAsia="PingFang SC" w:hAnsi="Arial"/>
+                <w:b/>
+                <w:bCs/>
+                <w:color w:val="142233"/>
+                <w:sz w:val="21"/>
+                <w:szCs w:val="21"/>
+              </w:rPr>
+              <w:t xml:space="preserve">🔴 验收铁律：任何一件产物，Claude 都要能说出「这套了哪个大师 + 哪个 NLP + 戳哪个人性需求」。说不出 = 只做了表面，重来。</w:t>
+            </w:r>
+          </w:p>
+        </w:tc>
+      </w:tr>
+    </w:tbl>
+    <w:p>
+      <w:pPr>
         <w:pStyle w:val="Heading1"/>
         <w:pBdr>
           <w:bottom w:val="single" w:color="0F75BC" w:sz="12" w:space="4"/>
@@ -1109,7 +1613,7 @@
             <w:pPr>
               <w:spacing w:after="40"/>
             </w:pPr>
-            <w:hyperlink w:history="1" r:id="rIdrrjq4q1egqc0x_bkejiy8">
+            <w:hyperlink w:history="1" r:id="rIdiixjp_-jd87onedxbmmof">
               <w:r>
                 <w:rPr>
                   <w:rFonts w:ascii="Courier New" w:eastAsia="PingFang SC" w:hAnsi="Courier New"/>
@@ -1140,7 +1644,7 @@
             <w:pPr>
               <w:spacing w:after="0"/>
             </w:pPr>
-            <w:hyperlink w:history="1" r:id="rIda9bq8xcv6o7k8aunb6nzu">
+            <w:hyperlink w:history="1" r:id="rId9gucayffeogjdkg_3dmsm">
               <w:r>
                 <w:rPr>
                   <w:rFonts w:ascii="Courier New" w:eastAsia="PingFang SC" w:hAnsi="Courier New"/>
@@ -1362,7 +1866,7 @@
             <w:pPr>
               <w:spacing w:after="0" w:line="252"/>
             </w:pPr>
-            <w:hyperlink w:history="1" r:id="rIdgmux_nfxpbpbaghnujsmi">
+            <w:hyperlink w:history="1" r:id="rIdlu_xzfgklpmyqr25m2czw">
               <w:r>
                 <w:rPr>
                   <w:rFonts w:ascii="Arial" w:eastAsia="PingFang SC" w:hAnsi="Arial"/>
@@ -1464,7 +1968,7 @@
             <w:pPr>
               <w:spacing w:after="0" w:line="252"/>
             </w:pPr>
-            <w:hyperlink w:history="1" r:id="rIdse36vfylkqjdceqwvmicc">
+            <w:hyperlink w:history="1" r:id="rId4kw-tshnb2bzxjy_slfs_">
               <w:r>
                 <w:rPr>
                   <w:rFonts w:ascii="Arial" w:eastAsia="PingFang SC" w:hAnsi="Arial"/>
@@ -1566,7 +2070,7 @@
             <w:pPr>
               <w:spacing w:after="0" w:line="252"/>
             </w:pPr>
-            <w:hyperlink w:history="1" r:id="rIdhn3jrpn_jkdqbf-zfcem0">
+            <w:hyperlink w:history="1" r:id="rIdduw-rqtjxpqmuxlfgpti_">
               <w:r>
                 <w:rPr>
                   <w:rFonts w:ascii="Arial" w:eastAsia="PingFang SC" w:hAnsi="Arial"/>
@@ -1668,7 +2172,7 @@
             <w:pPr>
               <w:spacing w:after="0" w:line="252"/>
             </w:pPr>
-            <w:hyperlink w:history="1" r:id="rIdbgkb-z11iczm2p3albz9u">
+            <w:hyperlink w:history="1" r:id="rIdx9vu7gscwmvab3-45hkee">
               <w:r>
                 <w:rPr>
                   <w:rFonts w:ascii="Arial" w:eastAsia="PingFang SC" w:hAnsi="Arial"/>
@@ -1770,7 +2274,7 @@
             <w:pPr>
               <w:spacing w:after="0" w:line="252"/>
             </w:pPr>
-            <w:hyperlink w:history="1" r:id="rIdixkgqlrpxngp_bjpxhfpc">
+            <w:hyperlink w:history="1" r:id="rIdwczmsapr9-2stsd3wdcyn">
               <w:r>
                 <w:rPr>
                   <w:rFonts w:ascii="Arial" w:eastAsia="PingFang SC" w:hAnsi="Arial"/>
@@ -1872,7 +2376,7 @@
             <w:pPr>
               <w:spacing w:after="0" w:line="252"/>
             </w:pPr>
-            <w:hyperlink w:history="1" r:id="rIdveexnb0aozu56rv_thiqd">
+            <w:hyperlink w:history="1" r:id="rIdc5pxrkiuj8uc1z-7335nf">
               <w:r>
                 <w:rPr>
                   <w:rFonts w:ascii="Arial" w:eastAsia="PingFang SC" w:hAnsi="Arial"/>
@@ -1974,7 +2478,7 @@
             <w:pPr>
               <w:spacing w:after="0" w:line="252"/>
             </w:pPr>
-            <w:hyperlink w:history="1" r:id="rIdjojxh84j32eaxrsmfploe">
+            <w:hyperlink w:history="1" r:id="rIdqf4ogo9yyflhnsiwqpesn">
               <w:r>
                 <w:rPr>
                   <w:rFonts w:ascii="Arial" w:eastAsia="PingFang SC" w:hAnsi="Arial"/>
@@ -2076,7 +2580,7 @@
             <w:pPr>
               <w:spacing w:after="0" w:line="252"/>
             </w:pPr>
-            <w:hyperlink w:history="1" r:id="rIdrcz4regsjvxltjf1vbimb">
+            <w:hyperlink w:history="1" r:id="rIdt0f9w8vrx54lb00vbuir5">
               <w:r>
                 <w:rPr>
                   <w:rFonts w:ascii="Arial" w:eastAsia="PingFang SC" w:hAnsi="Arial"/>
@@ -2178,7 +2682,7 @@
             <w:pPr>
               <w:spacing w:after="0" w:line="252"/>
             </w:pPr>
-            <w:hyperlink w:history="1" r:id="rIdp2ecfuygyjii-barebeec">
+            <w:hyperlink w:history="1" r:id="rIdv02jwnyeekjrw6hc5iomu">
               <w:r>
                 <w:rPr>
                   <w:rFonts w:ascii="Arial" w:eastAsia="PingFang SC" w:hAnsi="Arial"/>
@@ -2326,7 +2830,7 @@
             <w:pPr>
               <w:spacing w:after="0" w:line="252"/>
             </w:pPr>
-            <w:hyperlink w:history="1" r:id="rIdjatzkgdbaasxcdtud6j3o">
+            <w:hyperlink w:history="1" r:id="rIdptqjk1w593vybburm0-ck">
               <w:r>
                 <w:rPr>
                   <w:rFonts w:ascii="Arial" w:eastAsia="PingFang SC" w:hAnsi="Arial"/>
@@ -2428,7 +2932,7 @@
             <w:pPr>
               <w:spacing w:after="0" w:line="252"/>
             </w:pPr>
-            <w:hyperlink w:history="1" r:id="rIdmi1z2rxucryegh99q-uor">
+            <w:hyperlink w:history="1" r:id="rIds7nlp_vvr5swo2-w4ihl1">
               <w:r>
                 <w:rPr>
                   <w:rFonts w:ascii="Arial" w:eastAsia="PingFang SC" w:hAnsi="Arial"/>
@@ -2530,7 +3034,7 @@
             <w:pPr>
               <w:spacing w:after="0" w:line="252"/>
             </w:pPr>
-            <w:hyperlink w:history="1" r:id="rId8yfderqaji3y6ttteq-gr">
+            <w:hyperlink w:history="1" r:id="rIdatxaabvyrbgkf9urt5ncz">
               <w:r>
                 <w:rPr>
                   <w:rFonts w:ascii="Arial" w:eastAsia="PingFang SC" w:hAnsi="Arial"/>
@@ -2632,7 +3136,7 @@
             <w:pPr>
               <w:spacing w:after="0" w:line="252"/>
             </w:pPr>
-            <w:hyperlink w:history="1" r:id="rIdbzcitcmuml_tbdhavzzan">
+            <w:hyperlink w:history="1" r:id="rIdn38l7bg0dhnxn_dlmzz03">
               <w:r>
                 <w:rPr>
                   <w:rFonts w:ascii="Arial" w:eastAsia="PingFang SC" w:hAnsi="Arial"/>
@@ -2734,7 +3238,7 @@
             <w:pPr>
               <w:spacing w:after="0" w:line="252"/>
             </w:pPr>
-            <w:hyperlink w:history="1" r:id="rIdfoavcc7gijysvl0ppwap4">
+            <w:hyperlink w:history="1" r:id="rIdslvqclirqvzz95pa8kafp">
               <w:r>
                 <w:rPr>
                   <w:rFonts w:ascii="Arial" w:eastAsia="PingFang SC" w:hAnsi="Arial"/>
@@ -2836,7 +3340,7 @@
             <w:pPr>
               <w:spacing w:after="0" w:line="252"/>
             </w:pPr>
-            <w:hyperlink w:history="1" r:id="rId72o51xwyqkg3msby5owxb">
+            <w:hyperlink w:history="1" r:id="rIdmxqdvhse2k5yy8xyoxegw">
               <w:r>
                 <w:rPr>
                   <w:rFonts w:ascii="Arial" w:eastAsia="PingFang SC" w:hAnsi="Arial"/>
@@ -2938,7 +3442,7 @@
             <w:pPr>
               <w:spacing w:after="0" w:line="252"/>
             </w:pPr>
-            <w:hyperlink w:history="1" r:id="rIdse3nqj0l8ugcrfcprm2oy">
+            <w:hyperlink w:history="1" r:id="rIdwibao54qlfs8sjnfoasa6">
               <w:r>
                 <w:rPr>
                   <w:rFonts w:ascii="Arial" w:eastAsia="PingFang SC" w:hAnsi="Arial"/>
@@ -3040,7 +3544,7 @@
             <w:pPr>
               <w:spacing w:after="0" w:line="252"/>
             </w:pPr>
-            <w:hyperlink w:history="1" r:id="rIdo0cvdz_sq0oc5do5d1ze_">
+            <w:hyperlink w:history="1" r:id="rId8qdkuvgwebyffnjcaszze">
               <w:r>
                 <w:rPr>
                   <w:rFonts w:ascii="Arial" w:eastAsia="PingFang SC" w:hAnsi="Arial"/>
@@ -3142,7 +3646,7 @@
             <w:pPr>
               <w:spacing w:after="0" w:line="252"/>
             </w:pPr>
-            <w:hyperlink w:history="1" r:id="rIdt8cavo5x8govkjp2f_lge">
+            <w:hyperlink w:history="1" r:id="rIdpo_zcwsruo06j8d4g-qxg">
               <w:r>
                 <w:rPr>
                   <w:rFonts w:ascii="Arial" w:eastAsia="PingFang SC" w:hAnsi="Arial"/>

--- a/交付物-doc-pdf-ppt/AI内容课_VerA_教学版_工作手册.docx
+++ b/交付物-doc-pdf-ppt/AI内容课_VerA_教学版_工作手册.docx
@@ -1613,7 +1613,7 @@
             <w:pPr>
               <w:spacing w:after="40"/>
             </w:pPr>
-            <w:hyperlink w:history="1" r:id="rIdiixjp_-jd87onedxbmmof">
+            <w:hyperlink w:history="1" r:id="rIdnijnt0jp57nnyvhagr8bt">
               <w:r>
                 <w:rPr>
                   <w:rFonts w:ascii="Courier New" w:eastAsia="PingFang SC" w:hAnsi="Courier New"/>
@@ -1644,7 +1644,7 @@
             <w:pPr>
               <w:spacing w:after="0"/>
             </w:pPr>
-            <w:hyperlink w:history="1" r:id="rId9gucayffeogjdkg_3dmsm">
+            <w:hyperlink w:history="1" r:id="rIdhazywmlkyrrezk4ycslks">
               <w:r>
                 <w:rPr>
                   <w:rFonts w:ascii="Courier New" w:eastAsia="PingFang SC" w:hAnsi="Courier New"/>
@@ -1866,7 +1866,7 @@
             <w:pPr>
               <w:spacing w:after="0" w:line="252"/>
             </w:pPr>
-            <w:hyperlink w:history="1" r:id="rIdlu_xzfgklpmyqr25m2czw">
+            <w:hyperlink w:history="1" r:id="rIdc1on8be2s8khywavkxv5y">
               <w:r>
                 <w:rPr>
                   <w:rFonts w:ascii="Arial" w:eastAsia="PingFang SC" w:hAnsi="Arial"/>
@@ -1968,7 +1968,7 @@
             <w:pPr>
               <w:spacing w:after="0" w:line="252"/>
             </w:pPr>
-            <w:hyperlink w:history="1" r:id="rId4kw-tshnb2bzxjy_slfs_">
+            <w:hyperlink w:history="1" r:id="rIdg4ibfkvmdaha8x63zjb9j">
               <w:r>
                 <w:rPr>
                   <w:rFonts w:ascii="Arial" w:eastAsia="PingFang SC" w:hAnsi="Arial"/>
@@ -2070,7 +2070,7 @@
             <w:pPr>
               <w:spacing w:after="0" w:line="252"/>
             </w:pPr>
-            <w:hyperlink w:history="1" r:id="rIdduw-rqtjxpqmuxlfgpti_">
+            <w:hyperlink w:history="1" r:id="rIdicwhpocqg0ukvke4yvl5i">
               <w:r>
                 <w:rPr>
                   <w:rFonts w:ascii="Arial" w:eastAsia="PingFang SC" w:hAnsi="Arial"/>
@@ -2172,7 +2172,7 @@
             <w:pPr>
               <w:spacing w:after="0" w:line="252"/>
             </w:pPr>
-            <w:hyperlink w:history="1" r:id="rIdx9vu7gscwmvab3-45hkee">
+            <w:hyperlink w:history="1" r:id="rIdgph1z_mraoio_hjpy5dgp">
               <w:r>
                 <w:rPr>
                   <w:rFonts w:ascii="Arial" w:eastAsia="PingFang SC" w:hAnsi="Arial"/>
@@ -2274,7 +2274,7 @@
             <w:pPr>
               <w:spacing w:after="0" w:line="252"/>
             </w:pPr>
-            <w:hyperlink w:history="1" r:id="rIdwczmsapr9-2stsd3wdcyn">
+            <w:hyperlink w:history="1" r:id="rId2hx61ipunzuyn05s6ggqm">
               <w:r>
                 <w:rPr>
                   <w:rFonts w:ascii="Arial" w:eastAsia="PingFang SC" w:hAnsi="Arial"/>
@@ -2376,7 +2376,7 @@
             <w:pPr>
               <w:spacing w:after="0" w:line="252"/>
             </w:pPr>
-            <w:hyperlink w:history="1" r:id="rIdc5pxrkiuj8uc1z-7335nf">
+            <w:hyperlink w:history="1" r:id="rIdbwlth46zb7zr2tex51syl">
               <w:r>
                 <w:rPr>
                   <w:rFonts w:ascii="Arial" w:eastAsia="PingFang SC" w:hAnsi="Arial"/>
@@ -2478,7 +2478,7 @@
             <w:pPr>
               <w:spacing w:after="0" w:line="252"/>
             </w:pPr>
-            <w:hyperlink w:history="1" r:id="rIdqf4ogo9yyflhnsiwqpesn">
+            <w:hyperlink w:history="1" r:id="rId_wol5qrmls86meepz-tce">
               <w:r>
                 <w:rPr>
                   <w:rFonts w:ascii="Arial" w:eastAsia="PingFang SC" w:hAnsi="Arial"/>
@@ -2580,7 +2580,7 @@
             <w:pPr>
               <w:spacing w:after="0" w:line="252"/>
             </w:pPr>
-            <w:hyperlink w:history="1" r:id="rIdt0f9w8vrx54lb00vbuir5">
+            <w:hyperlink w:history="1" r:id="rIdlk6-phj2d1lwcpzbkifdl">
               <w:r>
                 <w:rPr>
                   <w:rFonts w:ascii="Arial" w:eastAsia="PingFang SC" w:hAnsi="Arial"/>
@@ -2682,7 +2682,7 @@
             <w:pPr>
               <w:spacing w:after="0" w:line="252"/>
             </w:pPr>
-            <w:hyperlink w:history="1" r:id="rIdv02jwnyeekjrw6hc5iomu">
+            <w:hyperlink w:history="1" r:id="rIdwxpkidc4ym2kc7wwh6jmy">
               <w:r>
                 <w:rPr>
                   <w:rFonts w:ascii="Arial" w:eastAsia="PingFang SC" w:hAnsi="Arial"/>
@@ -2830,7 +2830,7 @@
             <w:pPr>
               <w:spacing w:after="0" w:line="252"/>
             </w:pPr>
-            <w:hyperlink w:history="1" r:id="rIdptqjk1w593vybburm0-ck">
+            <w:hyperlink w:history="1" r:id="rIdsgzyztylcuhbzcvmz_p56">
               <w:r>
                 <w:rPr>
                   <w:rFonts w:ascii="Arial" w:eastAsia="PingFang SC" w:hAnsi="Arial"/>
@@ -2932,7 +2932,7 @@
             <w:pPr>
               <w:spacing w:after="0" w:line="252"/>
             </w:pPr>
-            <w:hyperlink w:history="1" r:id="rIds7nlp_vvr5swo2-w4ihl1">
+            <w:hyperlink w:history="1" r:id="rIdiaykjf7bmycqzzlsyvofr">
               <w:r>
                 <w:rPr>
                   <w:rFonts w:ascii="Arial" w:eastAsia="PingFang SC" w:hAnsi="Arial"/>
@@ -3034,7 +3034,7 @@
             <w:pPr>
               <w:spacing w:after="0" w:line="252"/>
             </w:pPr>
-            <w:hyperlink w:history="1" r:id="rIdatxaabvyrbgkf9urt5ncz">
+            <w:hyperlink w:history="1" r:id="rIds_jlifdjsw2l6noo8vzmi">
               <w:r>
                 <w:rPr>
                   <w:rFonts w:ascii="Arial" w:eastAsia="PingFang SC" w:hAnsi="Arial"/>
@@ -3136,7 +3136,7 @@
             <w:pPr>
               <w:spacing w:after="0" w:line="252"/>
             </w:pPr>
-            <w:hyperlink w:history="1" r:id="rIdn38l7bg0dhnxn_dlmzz03">
+            <w:hyperlink w:history="1" r:id="rIdazyko2foqatzu6pxwcard">
               <w:r>
                 <w:rPr>
                   <w:rFonts w:ascii="Arial" w:eastAsia="PingFang SC" w:hAnsi="Arial"/>
@@ -3238,7 +3238,7 @@
             <w:pPr>
               <w:spacing w:after="0" w:line="252"/>
             </w:pPr>
-            <w:hyperlink w:history="1" r:id="rIdslvqclirqvzz95pa8kafp">
+            <w:hyperlink w:history="1" r:id="rIdk1tkf-fkjycvbjlqsdcl0">
               <w:r>
                 <w:rPr>
                   <w:rFonts w:ascii="Arial" w:eastAsia="PingFang SC" w:hAnsi="Arial"/>
@@ -3340,7 +3340,7 @@
             <w:pPr>
               <w:spacing w:after="0" w:line="252"/>
             </w:pPr>
-            <w:hyperlink w:history="1" r:id="rIdmxqdvhse2k5yy8xyoxegw">
+            <w:hyperlink w:history="1" r:id="rIdhl3fybj556afnqu4kawtc">
               <w:r>
                 <w:rPr>
                   <w:rFonts w:ascii="Arial" w:eastAsia="PingFang SC" w:hAnsi="Arial"/>
@@ -3442,7 +3442,7 @@
             <w:pPr>
               <w:spacing w:after="0" w:line="252"/>
             </w:pPr>
-            <w:hyperlink w:history="1" r:id="rIdwibao54qlfs8sjnfoasa6">
+            <w:hyperlink w:history="1" r:id="rIdvct3qrnk8gs0aqr_q5wre">
               <w:r>
                 <w:rPr>
                   <w:rFonts w:ascii="Arial" w:eastAsia="PingFang SC" w:hAnsi="Arial"/>
@@ -3544,7 +3544,7 @@
             <w:pPr>
               <w:spacing w:after="0" w:line="252"/>
             </w:pPr>
-            <w:hyperlink w:history="1" r:id="rId8qdkuvgwebyffnjcaszze">
+            <w:hyperlink w:history="1" r:id="rIdutivpusmfmtct79m5l2bs">
               <w:r>
                 <w:rPr>
                   <w:rFonts w:ascii="Arial" w:eastAsia="PingFang SC" w:hAnsi="Arial"/>
@@ -3646,7 +3646,7 @@
             <w:pPr>
               <w:spacing w:after="0" w:line="252"/>
             </w:pPr>
-            <w:hyperlink w:history="1" r:id="rIdpo_zcwsruo06j8d4g-qxg">
+            <w:hyperlink w:history="1" r:id="rIdsd8cysfrbjkpdsbbqvmjg">
               <w:r>
                 <w:rPr>
                   <w:rFonts w:ascii="Arial" w:eastAsia="PingFang SC" w:hAnsi="Arial"/>
